--- a/08_ACCIONES_CORRECTIVAS_PREVENTIVAS_Y_DE_MEJORA/ES/WORD/08_Acciones_Correctivas_Preventivas_Y_De_Mejora.docx
+++ b/08_ACCIONES_CORRECTIVAS_PREVENTIVAS_Y_DE_MEJORA/ES/WORD/08_Acciones_Correctivas_Preventivas_Y_De_Mejora.docx
@@ -64,7 +64,7 @@
         <w:pStyle w:val="BodyText"/>
       </w:pPr>
       <w:r>
-        <w:t xml:space="preserve">9 de octubre de 2026</w:t>
+        <w:t xml:space="preserve">16 de octubre de 2026</w:t>
       </w:r>
     </w:p>
     <w:p>
@@ -72,7 +72,7 @@
         <w:pStyle w:val="BodyText"/>
       </w:pPr>
       <w:r>
-        <w:t xml:space="preserve">Tipo de documento: Registro de acciones correctivas, preventivas y de mejoramiento (equipo de desarrollo e instructora) · Versión 1.0</w:t>
+        <w:t xml:space="preserve">Tipo de documento: Registro de acciones correctivas, preventivas y de mejoramiento (equipo de desarrollo e instructora) · Versión 2.0</w:t>
       </w:r>
     </w:p>
     <w:bookmarkStart w:id="20" w:name="control-de-versiones"/>
@@ -239,6 +239,52 @@
           </w:p>
         </w:tc>
       </w:tr>
+      <w:tr>
+        <w:tc>
+          <w:tcPr/>
+          <w:p>
+            <w:pPr>
+              <w:pStyle w:val="Compact"/>
+            </w:pPr>
+            <w:r>
+              <w:t xml:space="preserve">2.0</w:t>
+            </w:r>
+          </w:p>
+        </w:tc>
+        <w:tc>
+          <w:tcPr/>
+          <w:p>
+            <w:pPr>
+              <w:pStyle w:val="Compact"/>
+            </w:pPr>
+            <w:r>
+              <w:t xml:space="preserve">2026-10-16</w:t>
+            </w:r>
+          </w:p>
+        </w:tc>
+        <w:tc>
+          <w:tcPr/>
+          <w:p>
+            <w:pPr>
+              <w:pStyle w:val="Compact"/>
+            </w:pPr>
+            <w:r>
+              <w:t xml:space="preserve">Revisión contra el código del 16 de octubre de 2026. Se cerraron once acciones correctivas abiertas (ACO-01 a ACO-03 y ACO-05 a ACO-12, ahora AC-24 a AC-34) y cinco de mejoramiento (AM-01, AM-04, AM-08, AM-10 y AM-11); se registraron y cerraron cinco no conformidades encontradas en la revisión completa del sistema (AC-35 a AC-39); se actualizaron las acciones preventivas, los indicadores, las lecciones aprendidas y la trazabilidad.</w:t>
+            </w:r>
+          </w:p>
+        </w:tc>
+        <w:tc>
+          <w:tcPr/>
+          <w:p>
+            <w:pPr>
+              <w:pStyle w:val="Compact"/>
+            </w:pPr>
+            <w:r>
+              <w:t xml:space="preserve">Equipo de desarrollo</w:t>
+            </w:r>
+          </w:p>
+        </w:tc>
+      </w:tr>
     </w:tbl>
     <w:p>
       <w:pPr>
@@ -977,7 +1023,7 @@
         <w:t xml:space="preserve"> </w:t>
       </w:r>
       <w:r>
-        <w:t xml:space="preserve">al 9 de octubre de 2026) y su historial de Git, y contra el registro de riesgos, el backlog técnico, la gestión de incidentes, la estrategia de pruebas y los registros de decisiones de arquitectura (ADR) del proyecto (Equipo de Desarrollo Vehicle Washing, 2026a). También se incluyen los hallazgos de la revisión de los manuales del 7 y del 9 de octubre de 2026 (anexo B del Manual Técnico y anexos de los demás manuales).</w:t>
+        <w:t xml:space="preserve">al 16 de octubre de 2026) y su historial de Git, y contra el registro de riesgos, el backlog técnico, la gestión de incidentes, la estrategia de pruebas y los registros de decisiones de arquitectura (ADR) del proyecto (Equipo de Desarrollo Vehicle Washing, 2026a). También se incluyen los hallazgos de la revisión de los manuales del 7, del 9 y del 16 de octubre de 2026 y de la revisión completa del sistema del 16 de octubre (anexo B del Manual Técnico y anexos de los demás manuales).</w:t>
       </w:r>
     </w:p>
     <w:bookmarkEnd w:id="23"/>
@@ -6097,6 +6143,1855 @@
           </w:p>
         </w:tc>
       </w:tr>
+      <w:tr>
+        <w:tc>
+          <w:tcPr/>
+          <w:p>
+            <w:pPr>
+              <w:pStyle w:val="Compact"/>
+            </w:pPr>
+            <w:r>
+              <w:t xml:space="preserve">AC-24</w:t>
+            </w:r>
+          </w:p>
+        </w:tc>
+        <w:tc>
+          <w:tcPr/>
+          <w:p>
+            <w:pPr>
+              <w:pStyle w:val="Compact"/>
+            </w:pPr>
+            <w:r>
+              <w:t xml:space="preserve">La suite de pruebas web no compilaba (antes ACO-01).</w:t>
+            </w:r>
+          </w:p>
+        </w:tc>
+        <w:tc>
+          <w:tcPr/>
+          <w:p>
+            <w:pPr>
+              <w:pStyle w:val="Compact"/>
+            </w:pPr>
+            <w:r>
+              <w:t xml:space="preserve">P2</w:t>
+            </w:r>
+          </w:p>
+        </w:tc>
+        <w:tc>
+          <w:tcPr/>
+          <w:p>
+            <w:pPr>
+              <w:pStyle w:val="Compact"/>
+            </w:pPr>
+            <w:r>
+              <w:t xml:space="preserve">Seis archivos</w:t>
+            </w:r>
+            <w:r>
+              <w:t xml:space="preserve"> </w:t>
+            </w:r>
+            <w:r>
+              <w:rPr>
+                <w:i/>
+                <w:iCs/>
+              </w:rPr>
+              <w:t xml:space="preserve">.spec.ts</w:t>
+            </w:r>
+            <w:r>
+              <w:t xml:space="preserve"> </w:t>
+            </w:r>
+            <w:r>
+              <w:t xml:space="preserve">de andamiaje apuntaban a clases que ya no existían.</w:t>
+            </w:r>
+          </w:p>
+        </w:tc>
+        <w:tc>
+          <w:tcPr/>
+          <w:p>
+            <w:pPr>
+              <w:pStyle w:val="Compact"/>
+            </w:pPr>
+            <w:r>
+              <w:t xml:space="preserve">Se corrigieron los archivos de prueba y se agregaron pruebas de los mensajes de error de la API.</w:t>
+            </w:r>
+          </w:p>
+        </w:tc>
+        <w:tc>
+          <w:tcPr/>
+          <w:p>
+            <w:pPr>
+              <w:pStyle w:val="Compact"/>
+            </w:pPr>
+            <w:r>
+              <w:rPr>
+                <w:i/>
+                <w:iCs/>
+              </w:rPr>
+              <w:t xml:space="preserve">npx ng test --watch=false</w:t>
+            </w:r>
+            <w:r>
+              <w:t xml:space="preserve">: 43 pruebas en 37 archivos aprobadas (2026-10-16).</w:t>
+            </w:r>
+          </w:p>
+        </w:tc>
+        <w:tc>
+          <w:tcPr/>
+          <w:p>
+            <w:pPr>
+              <w:pStyle w:val="Compact"/>
+            </w:pPr>
+            <w:r>
+              <w:t xml:space="preserve">TD-001</w:t>
+            </w:r>
+          </w:p>
+        </w:tc>
+        <w:tc>
+          <w:tcPr/>
+          <w:p>
+            <w:pPr>
+              <w:pStyle w:val="Compact"/>
+            </w:pPr>
+            <w:r>
+              <w:t xml:space="preserve">2026-10-16</w:t>
+            </w:r>
+          </w:p>
+        </w:tc>
+      </w:tr>
+      <w:tr>
+        <w:tc>
+          <w:tcPr/>
+          <w:p>
+            <w:pPr>
+              <w:pStyle w:val="Compact"/>
+            </w:pPr>
+            <w:r>
+              <w:t xml:space="preserve">AC-25</w:t>
+            </w:r>
+          </w:p>
+        </w:tc>
+        <w:tc>
+          <w:tcPr/>
+          <w:p>
+            <w:pPr>
+              <w:pStyle w:val="Compact"/>
+            </w:pPr>
+            <w:r>
+              <w:t xml:space="preserve">No existía límite de intentos de inicio de sesión (antes ACO-02).</w:t>
+            </w:r>
+          </w:p>
+        </w:tc>
+        <w:tc>
+          <w:tcPr/>
+          <w:p>
+            <w:pPr>
+              <w:pStyle w:val="Compact"/>
+            </w:pPr>
+            <w:r>
+              <w:t xml:space="preserve">P1</w:t>
+            </w:r>
+          </w:p>
+        </w:tc>
+        <w:tc>
+          <w:tcPr/>
+          <w:p>
+            <w:pPr>
+              <w:pStyle w:val="Compact"/>
+            </w:pPr>
+            <w:r>
+              <w:t xml:space="preserve">RF-004b no se había implementado.</w:t>
+            </w:r>
+          </w:p>
+        </w:tc>
+        <w:tc>
+          <w:tcPr/>
+          <w:p>
+            <w:pPr>
+              <w:pStyle w:val="Compact"/>
+            </w:pPr>
+            <w:r>
+              <w:rPr>
+                <w:i/>
+                <w:iCs/>
+              </w:rPr>
+              <w:t xml:space="preserve">LoginLockout</w:t>
+            </w:r>
+            <w:r>
+              <w:t xml:space="preserve">: cinco intentos fallidos en 15 minutos bloquean la cuenta durante 15 minutos (423 ACCOUNT_LOCKED); un ingreso correcto o el restablecimiento de la contraseña lo limpian.</w:t>
+            </w:r>
+          </w:p>
+        </w:tc>
+        <w:tc>
+          <w:tcPr/>
+          <w:p>
+            <w:pPr>
+              <w:pStyle w:val="Compact"/>
+            </w:pPr>
+            <w:r>
+              <w:t xml:space="preserve">Changelog 034,</w:t>
+            </w:r>
+            <w:r>
+              <w:t xml:space="preserve"> </w:t>
+            </w:r>
+            <w:r>
+              <w:rPr>
+                <w:i/>
+                <w:iCs/>
+              </w:rPr>
+              <w:t xml:space="preserve">AuthenticationServiceTest</w:t>
+            </w:r>
+            <w:r>
+              <w:t xml:space="preserve"> </w:t>
+            </w:r>
+            <w:r>
+              <w:t xml:space="preserve">y</w:t>
+            </w:r>
+            <w:r>
+              <w:t xml:space="preserve"> </w:t>
+            </w:r>
+            <w:r>
+              <w:rPr>
+                <w:i/>
+                <w:iCs/>
+              </w:rPr>
+              <w:t xml:space="preserve">ApiSecurityWebTest</w:t>
+            </w:r>
+            <w:r>
+              <w:t xml:space="preserve">; mensaje visible en la web y el móvil.</w:t>
+            </w:r>
+          </w:p>
+        </w:tc>
+        <w:tc>
+          <w:tcPr/>
+          <w:p>
+            <w:pPr>
+              <w:pStyle w:val="Compact"/>
+            </w:pPr>
+            <w:r>
+              <w:t xml:space="preserve">TD-003, RF-004b</w:t>
+            </w:r>
+          </w:p>
+        </w:tc>
+        <w:tc>
+          <w:tcPr/>
+          <w:p>
+            <w:pPr>
+              <w:pStyle w:val="Compact"/>
+            </w:pPr>
+            <w:r>
+              <w:t xml:space="preserve">2026-10-16</w:t>
+            </w:r>
+          </w:p>
+        </w:tc>
+      </w:tr>
+      <w:tr>
+        <w:tc>
+          <w:tcPr/>
+          <w:p>
+            <w:pPr>
+              <w:pStyle w:val="Compact"/>
+            </w:pPr>
+            <w:r>
+              <w:t xml:space="preserve">AC-26</w:t>
+            </w:r>
+          </w:p>
+        </w:tc>
+        <w:tc>
+          <w:tcPr/>
+          <w:p>
+            <w:pPr>
+              <w:pStyle w:val="Compact"/>
+            </w:pPr>
+            <w:r>
+              <w:t xml:space="preserve">La aceptación de los Términos y de la Política de Tratamiento de Datos no se guardaba en el servidor (antes ACO-03).</w:t>
+            </w:r>
+          </w:p>
+        </w:tc>
+        <w:tc>
+          <w:tcPr/>
+          <w:p>
+            <w:pPr>
+              <w:pStyle w:val="Compact"/>
+            </w:pPr>
+            <w:r>
+              <w:t xml:space="preserve">P1</w:t>
+            </w:r>
+          </w:p>
+        </w:tc>
+        <w:tc>
+          <w:tcPr/>
+          <w:p>
+            <w:pPr>
+              <w:pStyle w:val="Compact"/>
+            </w:pPr>
+            <w:r>
+              <w:t xml:space="preserve">La tabla de consentimiento quedó pendiente en ADR-010.</w:t>
+            </w:r>
+          </w:p>
+        </w:tc>
+        <w:tc>
+          <w:tcPr/>
+          <w:p>
+            <w:pPr>
+              <w:pStyle w:val="Compact"/>
+            </w:pPr>
+            <w:r>
+              <w:rPr>
+                <w:i/>
+                <w:iCs/>
+              </w:rPr>
+              <w:t xml:space="preserve">security.app_user</w:t>
+            </w:r>
+            <w:r>
+              <w:t xml:space="preserve"> </w:t>
+            </w:r>
+            <w:r>
+              <w:t xml:space="preserve">guarda la fecha y la hora de aceptación de cada documento (</w:t>
+            </w:r>
+            <w:r>
+              <w:rPr>
+                <w:i/>
+                <w:iCs/>
+              </w:rPr>
+              <w:t xml:space="preserve">terms_accepted_at</w:t>
+            </w:r>
+            <w:r>
+              <w:t xml:space="preserve">,</w:t>
+            </w:r>
+            <w:r>
+              <w:t xml:space="preserve"> </w:t>
+            </w:r>
+            <w:r>
+              <w:rPr>
+                <w:i/>
+                <w:iCs/>
+              </w:rPr>
+              <w:t xml:space="preserve">data_policy_accepted_at</w:t>
+            </w:r>
+            <w:r>
+              <w:t xml:space="preserve">); el registro web y móvil envía</w:t>
+            </w:r>
+            <w:r>
+              <w:t xml:space="preserve"> </w:t>
+            </w:r>
+            <w:r>
+              <w:rPr>
+                <w:i/>
+                <w:iCs/>
+              </w:rPr>
+              <w:t xml:space="preserve">acceptsTerms</w:t>
+            </w:r>
+            <w:r>
+              <w:t xml:space="preserve"> </w:t>
+            </w:r>
+            <w:r>
+              <w:t xml:space="preserve">y</w:t>
+            </w:r>
+            <w:r>
+              <w:t xml:space="preserve"> </w:t>
+            </w:r>
+            <w:r>
+              <w:rPr>
+                <w:i/>
+                <w:iCs/>
+              </w:rPr>
+              <w:t xml:space="preserve">acceptsDataPolicy</w:t>
+            </w:r>
+            <w:r>
+              <w:t xml:space="preserve">.</w:t>
+            </w:r>
+          </w:p>
+        </w:tc>
+        <w:tc>
+          <w:tcPr/>
+          <w:p>
+            <w:pPr>
+              <w:pStyle w:val="Compact"/>
+            </w:pPr>
+            <w:r>
+              <w:t xml:space="preserve">Changelog 039, 147 pruebas de security-service aprobadas, casillas en ambos clientes.</w:t>
+            </w:r>
+          </w:p>
+        </w:tc>
+        <w:tc>
+          <w:tcPr/>
+          <w:p>
+            <w:pPr>
+              <w:pStyle w:val="Compact"/>
+            </w:pPr>
+            <w:r>
+              <w:t xml:space="preserve">Ley 1581 de 2012</w:t>
+            </w:r>
+          </w:p>
+        </w:tc>
+        <w:tc>
+          <w:tcPr/>
+          <w:p>
+            <w:pPr>
+              <w:pStyle w:val="Compact"/>
+            </w:pPr>
+            <w:r>
+              <w:t xml:space="preserve">2026-10-16</w:t>
+            </w:r>
+          </w:p>
+        </w:tc>
+      </w:tr>
+      <w:tr>
+        <w:tc>
+          <w:tcPr/>
+          <w:p>
+            <w:pPr>
+              <w:pStyle w:val="Compact"/>
+            </w:pPr>
+            <w:r>
+              <w:t xml:space="preserve">AC-27</w:t>
+            </w:r>
+          </w:p>
+        </w:tc>
+        <w:tc>
+          <w:tcPr/>
+          <w:p>
+            <w:pPr>
+              <w:pStyle w:val="Compact"/>
+            </w:pPr>
+            <w:r>
+              <w:t xml:space="preserve">La salud de payment-service respondía</w:t>
+            </w:r>
+            <w:r>
+              <w:t xml:space="preserve"> </w:t>
+            </w:r>
+            <w:r>
+              <w:rPr>
+                <w:i/>
+                <w:iCs/>
+              </w:rPr>
+              <w:t xml:space="preserve">UP</w:t>
+            </w:r>
+            <w:r>
+              <w:t xml:space="preserve"> </w:t>
+            </w:r>
+            <w:r>
+              <w:t xml:space="preserve">con la base caída y el servicio no manejaba</w:t>
+            </w:r>
+            <w:r>
+              <w:t xml:space="preserve"> </w:t>
+            </w:r>
+            <w:r>
+              <w:rPr>
+                <w:i/>
+                <w:iCs/>
+              </w:rPr>
+              <w:t xml:space="preserve">X-Correlation-Id</w:t>
+            </w:r>
+            <w:r>
+              <w:t xml:space="preserve"> </w:t>
+            </w:r>
+            <w:r>
+              <w:t xml:space="preserve">(antes ACO-05).</w:t>
+            </w:r>
+          </w:p>
+        </w:tc>
+        <w:tc>
+          <w:tcPr/>
+          <w:p>
+            <w:pPr>
+              <w:pStyle w:val="Compact"/>
+            </w:pPr>
+            <w:r>
+              <w:t xml:space="preserve">P2</w:t>
+            </w:r>
+          </w:p>
+        </w:tc>
+        <w:tc>
+          <w:tcPr/>
+          <w:p>
+            <w:pPr>
+              <w:pStyle w:val="Compact"/>
+            </w:pPr>
+            <w:r>
+              <w:t xml:space="preserve">El endpoint devolvía un valor fijo.</w:t>
+            </w:r>
+          </w:p>
+        </w:tc>
+        <w:tc>
+          <w:tcPr/>
+          <w:p>
+            <w:pPr>
+              <w:pStyle w:val="Compact"/>
+            </w:pPr>
+            <w:r>
+              <w:rPr>
+                <w:i/>
+                <w:iCs/>
+              </w:rPr>
+              <w:t xml:space="preserve">/health</w:t>
+            </w:r>
+            <w:r>
+              <w:t xml:space="preserve"> </w:t>
+            </w:r>
+            <w:r>
+              <w:t xml:space="preserve">y</w:t>
+            </w:r>
+            <w:r>
+              <w:t xml:space="preserve"> </w:t>
+            </w:r>
+            <w:r>
+              <w:rPr>
+                <w:i/>
+                <w:iCs/>
+              </w:rPr>
+              <w:t xml:space="preserve">/actuator/health</w:t>
+            </w:r>
+            <w:r>
+              <w:t xml:space="preserve"> </w:t>
+            </w:r>
+            <w:r>
+              <w:t xml:space="preserve">consultan SQL Server con un límite de 3 segundos;</w:t>
+            </w:r>
+            <w:r>
+              <w:t xml:space="preserve"> </w:t>
+            </w:r>
+            <w:r>
+              <w:rPr>
+                <w:i/>
+                <w:iCs/>
+              </w:rPr>
+              <w:t xml:space="preserve">CorrelationIdMiddleware</w:t>
+            </w:r>
+            <w:r>
+              <w:t xml:space="preserve"> </w:t>
+            </w:r>
+            <w:r>
+              <w:t xml:space="preserve">toma o crea el identificador y lo reenvía a booking-service.</w:t>
+            </w:r>
+          </w:p>
+        </w:tc>
+        <w:tc>
+          <w:tcPr/>
+          <w:p>
+            <w:pPr>
+              <w:pStyle w:val="Compact"/>
+            </w:pPr>
+            <w:r>
+              <w:t xml:space="preserve">Con la base detenida el servicio responde 503 DOWN; 141 pruebas de payment-service aprobadas.</w:t>
+            </w:r>
+          </w:p>
+        </w:tc>
+        <w:tc>
+          <w:tcPr/>
+          <w:p>
+            <w:pPr>
+              <w:pStyle w:val="Compact"/>
+            </w:pPr>
+            <w:r>
+              <w:t xml:space="preserve">TD-017</w:t>
+            </w:r>
+          </w:p>
+        </w:tc>
+        <w:tc>
+          <w:tcPr/>
+          <w:p>
+            <w:pPr>
+              <w:pStyle w:val="Compact"/>
+            </w:pPr>
+            <w:r>
+              <w:t xml:space="preserve">2026-10-16</w:t>
+            </w:r>
+          </w:p>
+        </w:tc>
+      </w:tr>
+      <w:tr>
+        <w:tc>
+          <w:tcPr/>
+          <w:p>
+            <w:pPr>
+              <w:pStyle w:val="Compact"/>
+            </w:pPr>
+            <w:r>
+              <w:t xml:space="preserve">AC-28</w:t>
+            </w:r>
+          </w:p>
+        </w:tc>
+        <w:tc>
+          <w:tcPr/>
+          <w:p>
+            <w:pPr>
+              <w:pStyle w:val="Compact"/>
+            </w:pPr>
+            <w:r>
+              <w:t xml:space="preserve">Los textos del reembolso estaban fijos en español (antes ACO-06).</w:t>
+            </w:r>
+          </w:p>
+        </w:tc>
+        <w:tc>
+          <w:tcPr/>
+          <w:p>
+            <w:pPr>
+              <w:pStyle w:val="Compact"/>
+            </w:pPr>
+            <w:r>
+              <w:t xml:space="preserve">P3</w:t>
+            </w:r>
+          </w:p>
+        </w:tc>
+        <w:tc>
+          <w:tcPr/>
+          <w:p>
+            <w:pPr>
+              <w:pStyle w:val="Compact"/>
+            </w:pPr>
+            <w:r>
+              <w:t xml:space="preserve">Se dejaron en un archivo temporal de constantes.</w:t>
+            </w:r>
+          </w:p>
+        </w:tc>
+        <w:tc>
+          <w:tcPr/>
+          <w:p>
+            <w:pPr>
+              <w:pStyle w:val="Compact"/>
+            </w:pPr>
+            <w:r>
+              <w:t xml:space="preserve">Textos movidos a los archivos de idioma en español, inglés, francés y portugués; se borró</w:t>
+            </w:r>
+            <w:r>
+              <w:t xml:space="preserve"> </w:t>
+            </w:r>
+            <w:r>
+              <w:rPr>
+                <w:i/>
+                <w:iCs/>
+              </w:rPr>
+              <w:t xml:space="preserve">payment-texts.ts</w:t>
+            </w:r>
+            <w:r>
+              <w:t xml:space="preserve">.</w:t>
+            </w:r>
+          </w:p>
+        </w:tc>
+        <w:tc>
+          <w:tcPr/>
+          <w:p>
+            <w:pPr>
+              <w:pStyle w:val="Compact"/>
+            </w:pPr>
+            <w:r>
+              <w:t xml:space="preserve">Pantalla de pagos del administrador en los cuatro idiomas.</w:t>
+            </w:r>
+          </w:p>
+        </w:tc>
+        <w:tc>
+          <w:tcPr/>
+          <w:p>
+            <w:pPr>
+              <w:pStyle w:val="Compact"/>
+            </w:pPr>
+            <w:r>
+              <w:t xml:space="preserve">Manual de Administrador</w:t>
+            </w:r>
+          </w:p>
+        </w:tc>
+        <w:tc>
+          <w:tcPr/>
+          <w:p>
+            <w:pPr>
+              <w:pStyle w:val="Compact"/>
+            </w:pPr>
+            <w:r>
+              <w:t xml:space="preserve">2026-10-16</w:t>
+            </w:r>
+          </w:p>
+        </w:tc>
+      </w:tr>
+      <w:tr>
+        <w:tc>
+          <w:tcPr/>
+          <w:p>
+            <w:pPr>
+              <w:pStyle w:val="Compact"/>
+            </w:pPr>
+            <w:r>
+              <w:t xml:space="preserve">AC-29</w:t>
+            </w:r>
+          </w:p>
+        </w:tc>
+        <w:tc>
+          <w:tcPr/>
+          <w:p>
+            <w:pPr>
+              <w:pStyle w:val="Compact"/>
+            </w:pPr>
+            <w:r>
+              <w:t xml:space="preserve">El botón "Reportar avance" del operario decía que avisaba al cliente, pero no enviaba nada (antes ACO-07).</w:t>
+            </w:r>
+          </w:p>
+        </w:tc>
+        <w:tc>
+          <w:tcPr/>
+          <w:p>
+            <w:pPr>
+              <w:pStyle w:val="Compact"/>
+            </w:pPr>
+            <w:r>
+              <w:t xml:space="preserve">P3</w:t>
+            </w:r>
+          </w:p>
+        </w:tc>
+        <w:tc>
+          <w:tcPr/>
+          <w:p>
+            <w:pPr>
+              <w:pStyle w:val="Compact"/>
+            </w:pPr>
+            <w:r>
+              <w:t xml:space="preserve">La función quedó solo con la confirmación visual.</w:t>
+            </w:r>
+          </w:p>
+        </w:tc>
+        <w:tc>
+          <w:tcPr/>
+          <w:p>
+            <w:pPr>
+              <w:pStyle w:val="Compact"/>
+            </w:pPr>
+            <w:r>
+              <w:t xml:space="preserve">Se retiró el botón en la web y en el móvil; el cliente recibe los avisos reales de inicio y fin del servicio.</w:t>
+            </w:r>
+          </w:p>
+        </w:tc>
+        <w:tc>
+          <w:tcPr/>
+          <w:p>
+            <w:pPr>
+              <w:pStyle w:val="Compact"/>
+            </w:pPr>
+            <w:r>
+              <w:t xml:space="preserve">Pantalla de servicios asignados sin el botón.</w:t>
+            </w:r>
+          </w:p>
+        </w:tc>
+        <w:tc>
+          <w:tcPr/>
+          <w:p>
+            <w:pPr>
+              <w:pStyle w:val="Compact"/>
+            </w:pPr>
+            <w:r>
+              <w:t xml:space="preserve">Manual de Usuario</w:t>
+            </w:r>
+          </w:p>
+        </w:tc>
+        <w:tc>
+          <w:tcPr/>
+          <w:p>
+            <w:pPr>
+              <w:pStyle w:val="Compact"/>
+            </w:pPr>
+            <w:r>
+              <w:t xml:space="preserve">2026-10-16</w:t>
+            </w:r>
+          </w:p>
+        </w:tc>
+      </w:tr>
+      <w:tr>
+        <w:tc>
+          <w:tcPr/>
+          <w:p>
+            <w:pPr>
+              <w:pStyle w:val="Compact"/>
+            </w:pPr>
+            <w:r>
+              <w:t xml:space="preserve">AC-30</w:t>
+            </w:r>
+          </w:p>
+        </w:tc>
+        <w:tc>
+          <w:tcPr/>
+          <w:p>
+            <w:pPr>
+              <w:pStyle w:val="Compact"/>
+            </w:pPr>
+            <w:r>
+              <w:t xml:space="preserve">La página de bienvenida anunciaba un servicio "donde estés" y el historial del operario podía mostrar medios de pago que el sistema no admite (antes ACO-08).</w:t>
+            </w:r>
+          </w:p>
+        </w:tc>
+        <w:tc>
+          <w:tcPr/>
+          <w:p>
+            <w:pPr>
+              <w:pStyle w:val="Compact"/>
+            </w:pPr>
+            <w:r>
+              <w:t xml:space="preserve">P3</w:t>
+            </w:r>
+          </w:p>
+        </w:tc>
+        <w:tc>
+          <w:tcPr/>
+          <w:p>
+            <w:pPr>
+              <w:pStyle w:val="Compact"/>
+            </w:pPr>
+            <w:r>
+              <w:t xml:space="preserve">Textos de maqueta.</w:t>
+            </w:r>
+          </w:p>
+        </w:tc>
+        <w:tc>
+          <w:tcPr/>
+          <w:p>
+            <w:pPr>
+              <w:pStyle w:val="Compact"/>
+            </w:pPr>
+            <w:r>
+              <w:t xml:space="preserve">La página de inicio describe el servicio en el lavadero con los datos reales del establecimiento; el historial del operario ya no muestra tarjeta ni PSE.</w:t>
+            </w:r>
+          </w:p>
+        </w:tc>
+        <w:tc>
+          <w:tcPr/>
+          <w:p>
+            <w:pPr>
+              <w:pStyle w:val="Compact"/>
+            </w:pPr>
+            <w:r>
+              <w:t xml:space="preserve">Página de inicio en los cuatro idiomas.</w:t>
+            </w:r>
+          </w:p>
+        </w:tc>
+        <w:tc>
+          <w:tcPr/>
+          <w:p>
+            <w:pPr>
+              <w:pStyle w:val="Compact"/>
+            </w:pPr>
+            <w:r>
+              <w:t xml:space="preserve">Manual Técnico, anexo B</w:t>
+            </w:r>
+          </w:p>
+        </w:tc>
+        <w:tc>
+          <w:tcPr/>
+          <w:p>
+            <w:pPr>
+              <w:pStyle w:val="Compact"/>
+            </w:pPr>
+            <w:r>
+              <w:t xml:space="preserve">2026-10-16</w:t>
+            </w:r>
+          </w:p>
+        </w:tc>
+      </w:tr>
+      <w:tr>
+        <w:tc>
+          <w:tcPr/>
+          <w:p>
+            <w:pPr>
+              <w:pStyle w:val="Compact"/>
+            </w:pPr>
+            <w:r>
+              <w:t xml:space="preserve">AC-31</w:t>
+            </w:r>
+          </w:p>
+        </w:tc>
+        <w:tc>
+          <w:tcPr/>
+          <w:p>
+            <w:pPr>
+              <w:pStyle w:val="Compact"/>
+            </w:pPr>
+            <w:r>
+              <w:t xml:space="preserve">Una dirección desconocida mostraba una página vacía (antes ACO-09).</w:t>
+            </w:r>
+          </w:p>
+        </w:tc>
+        <w:tc>
+          <w:tcPr/>
+          <w:p>
+            <w:pPr>
+              <w:pStyle w:val="Compact"/>
+            </w:pPr>
+            <w:r>
+              <w:t xml:space="preserve">P3</w:t>
+            </w:r>
+          </w:p>
+        </w:tc>
+        <w:tc>
+          <w:tcPr/>
+          <w:p>
+            <w:pPr>
+              <w:pStyle w:val="Compact"/>
+            </w:pPr>
+            <w:r>
+              <w:t xml:space="preserve">Faltaba la ruta comodín.</w:t>
+            </w:r>
+          </w:p>
+        </w:tc>
+        <w:tc>
+          <w:tcPr/>
+          <w:p>
+            <w:pPr>
+              <w:pStyle w:val="Compact"/>
+            </w:pPr>
+            <w:r>
+              <w:t xml:space="preserve">Página 404 (</w:t>
+            </w:r>
+            <w:r>
+              <w:rPr>
+                <w:i/>
+                <w:iCs/>
+              </w:rPr>
+              <w:t xml:space="preserve">features/not-found</w:t>
+            </w:r>
+            <w:r>
+              <w:t xml:space="preserve">, ruta</w:t>
+            </w:r>
+            <w:r>
+              <w:t xml:space="preserve"> </w:t>
+            </w:r>
+            <w:r>
+              <w:rPr>
+                <w:i/>
+                <w:iCs/>
+              </w:rPr>
+              <w:t xml:space="preserve">**</w:t>
+            </w:r>
+            <w:r>
+              <w:t xml:space="preserve">) con enlace al inicio.</w:t>
+            </w:r>
+          </w:p>
+        </w:tc>
+        <w:tc>
+          <w:tcPr/>
+          <w:p>
+            <w:pPr>
+              <w:pStyle w:val="Compact"/>
+            </w:pPr>
+            <w:r>
+              <w:t xml:space="preserve">Una dirección inexistente muestra la página 404.</w:t>
+            </w:r>
+          </w:p>
+        </w:tc>
+        <w:tc>
+          <w:tcPr/>
+          <w:p>
+            <w:pPr>
+              <w:pStyle w:val="Compact"/>
+            </w:pPr>
+            <w:r>
+              <w:t xml:space="preserve">TD-009</w:t>
+            </w:r>
+          </w:p>
+        </w:tc>
+        <w:tc>
+          <w:tcPr/>
+          <w:p>
+            <w:pPr>
+              <w:pStyle w:val="Compact"/>
+            </w:pPr>
+            <w:r>
+              <w:t xml:space="preserve">2026-10-16</w:t>
+            </w:r>
+          </w:p>
+        </w:tc>
+      </w:tr>
+      <w:tr>
+        <w:tc>
+          <w:tcPr/>
+          <w:p>
+            <w:pPr>
+              <w:pStyle w:val="Compact"/>
+            </w:pPr>
+            <w:r>
+              <w:t xml:space="preserve">AC-32</w:t>
+            </w:r>
+          </w:p>
+        </w:tc>
+        <w:tc>
+          <w:tcPr/>
+          <w:p>
+            <w:pPr>
+              <w:pStyle w:val="Compact"/>
+            </w:pPr>
+            <w:r>
+              <w:t xml:space="preserve">El informe de inspección y sus fotos se guardaban solo en el navegador (antes ACO-10).</w:t>
+            </w:r>
+          </w:p>
+        </w:tc>
+        <w:tc>
+          <w:tcPr/>
+          <w:p>
+            <w:pPr>
+              <w:pStyle w:val="Compact"/>
+            </w:pPr>
+            <w:r>
+              <w:t xml:space="preserve">P2</w:t>
+            </w:r>
+          </w:p>
+        </w:tc>
+        <w:tc>
+          <w:tcPr/>
+          <w:p>
+            <w:pPr>
+              <w:pStyle w:val="Compact"/>
+            </w:pPr>
+            <w:r>
+              <w:t xml:space="preserve">No existía un agregado en el backend.</w:t>
+            </w:r>
+          </w:p>
+        </w:tc>
+        <w:tc>
+          <w:tcPr/>
+          <w:p>
+            <w:pPr>
+              <w:pStyle w:val="Compact"/>
+            </w:pPr>
+            <w:r>
+              <w:t xml:space="preserve">Agregado</w:t>
+            </w:r>
+            <w:r>
+              <w:t xml:space="preserve"> </w:t>
+            </w:r>
+            <w:r>
+              <w:rPr>
+                <w:i/>
+                <w:iCs/>
+              </w:rPr>
+              <w:t xml:space="preserve">InspectionReport</w:t>
+            </w:r>
+            <w:r>
+              <w:t xml:space="preserve"> </w:t>
+            </w:r>
+            <w:r>
+              <w:t xml:space="preserve">en operations-service con fases, hallazgos y fotos (changelog 033); el enlace público abre en cualquier equipo y el aviso al cliente lo incluye.</w:t>
+            </w:r>
+          </w:p>
+        </w:tc>
+        <w:tc>
+          <w:tcPr/>
+          <w:p>
+            <w:pPr>
+              <w:pStyle w:val="Compact"/>
+            </w:pPr>
+            <w:r>
+              <w:t xml:space="preserve">Prueba</w:t>
+            </w:r>
+            <w:r>
+              <w:t xml:space="preserve"> </w:t>
+            </w:r>
+            <w:r>
+              <w:rPr>
+                <w:i/>
+                <w:iCs/>
+              </w:rPr>
+              <w:t xml:space="preserve">inspection-flow.test.js</w:t>
+            </w:r>
+            <w:r>
+              <w:t xml:space="preserve"> </w:t>
+            </w:r>
+            <w:r>
+              <w:t xml:space="preserve">de</w:t>
+            </w:r>
+            <w:r>
+              <w:t xml:space="preserve"> </w:t>
+            </w:r>
+            <w:r>
+              <w:rPr>
+                <w:i/>
+                <w:iCs/>
+              </w:rPr>
+              <w:t xml:space="preserve">lavarapido-infra/e2e</w:t>
+            </w:r>
+            <w:r>
+              <w:t xml:space="preserve"> </w:t>
+            </w:r>
+            <w:r>
+              <w:t xml:space="preserve">aprobada.</w:t>
+            </w:r>
+          </w:p>
+        </w:tc>
+        <w:tc>
+          <w:tcPr/>
+          <w:p>
+            <w:pPr>
+              <w:pStyle w:val="Compact"/>
+            </w:pPr>
+            <w:r>
+              <w:t xml:space="preserve">RF-036</w:t>
+            </w:r>
+          </w:p>
+        </w:tc>
+        <w:tc>
+          <w:tcPr/>
+          <w:p>
+            <w:pPr>
+              <w:pStyle w:val="Compact"/>
+            </w:pPr>
+            <w:r>
+              <w:t xml:space="preserve">2026-10-16</w:t>
+            </w:r>
+          </w:p>
+        </w:tc>
+      </w:tr>
+      <w:tr>
+        <w:tc>
+          <w:tcPr/>
+          <w:p>
+            <w:pPr>
+              <w:pStyle w:val="Compact"/>
+            </w:pPr>
+            <w:r>
+              <w:t xml:space="preserve">AC-33</w:t>
+            </w:r>
+          </w:p>
+        </w:tc>
+        <w:tc>
+          <w:tcPr/>
+          <w:p>
+            <w:pPr>
+              <w:pStyle w:val="Compact"/>
+            </w:pPr>
+            <w:r>
+              <w:t xml:space="preserve">Los datos del negocio de Configuración se guardaban solo en el navegador (antes ACO-11).</w:t>
+            </w:r>
+          </w:p>
+        </w:tc>
+        <w:tc>
+          <w:tcPr/>
+          <w:p>
+            <w:pPr>
+              <w:pStyle w:val="Compact"/>
+            </w:pPr>
+            <w:r>
+              <w:t xml:space="preserve">P3</w:t>
+            </w:r>
+          </w:p>
+        </w:tc>
+        <w:tc>
+          <w:tcPr/>
+          <w:p>
+            <w:pPr>
+              <w:pStyle w:val="Compact"/>
+            </w:pPr>
+            <w:r>
+              <w:t xml:space="preserve">La extensión de</w:t>
+            </w:r>
+            <w:r>
+              <w:t xml:space="preserve"> </w:t>
+            </w:r>
+            <w:r>
+              <w:rPr>
+                <w:i/>
+                <w:iCs/>
+              </w:rPr>
+              <w:t xml:space="preserve">booking.establishment</w:t>
+            </w:r>
+            <w:r>
+              <w:t xml:space="preserve"> </w:t>
+            </w:r>
+            <w:r>
+              <w:t xml:space="preserve">esperaba la definición de sus campos.</w:t>
+            </w:r>
+          </w:p>
+        </w:tc>
+        <w:tc>
+          <w:tcPr/>
+          <w:p>
+            <w:pPr>
+              <w:pStyle w:val="Compact"/>
+            </w:pPr>
+            <w:r>
+              <w:t xml:space="preserve">Changelog 032 y</w:t>
+            </w:r>
+            <w:r>
+              <w:t xml:space="preserve"> </w:t>
+            </w:r>
+            <w:r>
+              <w:rPr>
+                <w:i/>
+                <w:iCs/>
+              </w:rPr>
+              <w:t xml:space="preserve">GET/PUT /api/v1/admin/establishment</w:t>
+            </w:r>
+            <w:r>
+              <w:t xml:space="preserve">; la página de inicio y el centro de ayuda leen esos datos.</w:t>
+            </w:r>
+          </w:p>
+        </w:tc>
+        <w:tc>
+          <w:tcPr/>
+          <w:p>
+            <w:pPr>
+              <w:pStyle w:val="Compact"/>
+            </w:pPr>
+            <w:r>
+              <w:t xml:space="preserve">Los cambios se ven desde otra cuenta y en la página pública.</w:t>
+            </w:r>
+          </w:p>
+        </w:tc>
+        <w:tc>
+          <w:tcPr/>
+          <w:p>
+            <w:pPr>
+              <w:pStyle w:val="Compact"/>
+            </w:pPr>
+            <w:r>
+              <w:t xml:space="preserve">TD-013, RF-037</w:t>
+            </w:r>
+          </w:p>
+        </w:tc>
+        <w:tc>
+          <w:tcPr/>
+          <w:p>
+            <w:pPr>
+              <w:pStyle w:val="Compact"/>
+            </w:pPr>
+            <w:r>
+              <w:t xml:space="preserve">2026-10-16</w:t>
+            </w:r>
+          </w:p>
+        </w:tc>
+      </w:tr>
+      <w:tr>
+        <w:tc>
+          <w:tcPr/>
+          <w:p>
+            <w:pPr>
+              <w:pStyle w:val="Compact"/>
+            </w:pPr>
+            <w:r>
+              <w:t xml:space="preserve">AC-34</w:t>
+            </w:r>
+          </w:p>
+        </w:tc>
+        <w:tc>
+          <w:tcPr/>
+          <w:p>
+            <w:pPr>
+              <w:pStyle w:val="Compact"/>
+            </w:pPr>
+            <w:r>
+              <w:t xml:space="preserve">El README de</w:t>
+            </w:r>
+            <w:r>
+              <w:t xml:space="preserve"> </w:t>
+            </w:r>
+            <w:r>
+              <w:rPr>
+                <w:i/>
+                <w:iCs/>
+              </w:rPr>
+              <w:t xml:space="preserve">lavarapido-infra</w:t>
+            </w:r>
+            <w:r>
+              <w:t xml:space="preserve"> </w:t>
+            </w:r>
+            <w:r>
+              <w:t xml:space="preserve">y la guía del equipo describían como pendientes servicios y pantallas que ya existían (antes ACO-12).</w:t>
+            </w:r>
+          </w:p>
+        </w:tc>
+        <w:tc>
+          <w:tcPr/>
+          <w:p>
+            <w:pPr>
+              <w:pStyle w:val="Compact"/>
+            </w:pPr>
+            <w:r>
+              <w:t xml:space="preserve">P3</w:t>
+            </w:r>
+          </w:p>
+        </w:tc>
+        <w:tc>
+          <w:tcPr/>
+          <w:p>
+            <w:pPr>
+              <w:pStyle w:val="Compact"/>
+            </w:pPr>
+            <w:r>
+              <w:t xml:space="preserve">Documentos no actualizados al integrar los servicios.</w:t>
+            </w:r>
+          </w:p>
+        </w:tc>
+        <w:tc>
+          <w:tcPr/>
+          <w:p>
+            <w:pPr>
+              <w:pStyle w:val="Compact"/>
+            </w:pPr>
+            <w:r>
+              <w:t xml:space="preserve">Ambos documentos actualizados.</w:t>
+            </w:r>
+          </w:p>
+        </w:tc>
+        <w:tc>
+          <w:tcPr/>
+          <w:p>
+            <w:pPr>
+              <w:pStyle w:val="Compact"/>
+            </w:pPr>
+            <w:r>
+              <w:t xml:space="preserve">Commits del 2026-10-16 en</w:t>
+            </w:r>
+            <w:r>
+              <w:t xml:space="preserve"> </w:t>
+            </w:r>
+            <w:r>
+              <w:rPr>
+                <w:i/>
+                <w:iCs/>
+              </w:rPr>
+              <w:t xml:space="preserve">lavarapido-infra</w:t>
+            </w:r>
+            <w:r>
+              <w:t xml:space="preserve">.</w:t>
+            </w:r>
+          </w:p>
+        </w:tc>
+        <w:tc>
+          <w:tcPr/>
+          <w:p>
+            <w:pPr>
+              <w:pStyle w:val="Compact"/>
+            </w:pPr>
+            <w:r>
+              <w:t xml:space="preserve">R-010</w:t>
+            </w:r>
+          </w:p>
+        </w:tc>
+        <w:tc>
+          <w:tcPr/>
+          <w:p>
+            <w:pPr>
+              <w:pStyle w:val="Compact"/>
+            </w:pPr>
+            <w:r>
+              <w:t xml:space="preserve">2026-10-16</w:t>
+            </w:r>
+          </w:p>
+        </w:tc>
+      </w:tr>
+      <w:tr>
+        <w:tc>
+          <w:tcPr/>
+          <w:p>
+            <w:pPr>
+              <w:pStyle w:val="Compact"/>
+            </w:pPr>
+            <w:r>
+              <w:t xml:space="preserve">AC-35</w:t>
+            </w:r>
+          </w:p>
+        </w:tc>
+        <w:tc>
+          <w:tcPr/>
+          <w:p>
+            <w:pPr>
+              <w:pStyle w:val="Compact"/>
+            </w:pPr>
+            <w:r>
+              <w:t xml:space="preserve">Dos solicitudes simultáneas podían intentar crear el mismo operario y una fallaba con error 500.</w:t>
+            </w:r>
+          </w:p>
+        </w:tc>
+        <w:tc>
+          <w:tcPr/>
+          <w:p>
+            <w:pPr>
+              <w:pStyle w:val="Compact"/>
+            </w:pPr>
+            <w:r>
+              <w:t xml:space="preserve">P2</w:t>
+            </w:r>
+          </w:p>
+        </w:tc>
+        <w:tc>
+          <w:tcPr/>
+          <w:p>
+            <w:pPr>
+              <w:pStyle w:val="Compact"/>
+            </w:pPr>
+            <w:r>
+              <w:t xml:space="preserve">El alta del operario leía y luego insertaba sin manejar la carrera entre solicitudes.</w:t>
+            </w:r>
+          </w:p>
+        </w:tc>
+        <w:tc>
+          <w:tcPr/>
+          <w:p>
+            <w:pPr>
+              <w:pStyle w:val="Compact"/>
+            </w:pPr>
+            <w:r>
+              <w:t xml:space="preserve">La inserción corre en su propia transacción y, si la fila ya existe, se vuelve a leer en lugar de fallar.</w:t>
+            </w:r>
+          </w:p>
+        </w:tc>
+        <w:tc>
+          <w:tcPr/>
+          <w:p>
+            <w:pPr>
+              <w:pStyle w:val="Compact"/>
+            </w:pPr>
+            <w:r>
+              <w:rPr>
+                <w:i/>
+                <w:iCs/>
+              </w:rPr>
+              <w:t xml:space="preserve">OperatorPersistenceAdapterTest</w:t>
+            </w:r>
+            <w:r>
+              <w:t xml:space="preserve">; 54 pruebas de operations-service aprobadas.</w:t>
+            </w:r>
+          </w:p>
+        </w:tc>
+        <w:tc>
+          <w:tcPr/>
+          <w:p>
+            <w:pPr>
+              <w:pStyle w:val="Compact"/>
+            </w:pPr>
+            <w:r>
+              <w:t xml:space="preserve">Revisión del 2026-10-16</w:t>
+            </w:r>
+          </w:p>
+        </w:tc>
+        <w:tc>
+          <w:tcPr/>
+          <w:p>
+            <w:pPr>
+              <w:pStyle w:val="Compact"/>
+            </w:pPr>
+            <w:r>
+              <w:t xml:space="preserve">2026-10-16</w:t>
+            </w:r>
+          </w:p>
+        </w:tc>
+      </w:tr>
+      <w:tr>
+        <w:tc>
+          <w:tcPr/>
+          <w:p>
+            <w:pPr>
+              <w:pStyle w:val="Compact"/>
+            </w:pPr>
+            <w:r>
+              <w:t xml:space="preserve">AC-36</w:t>
+            </w:r>
+          </w:p>
+        </w:tc>
+        <w:tc>
+          <w:tcPr/>
+          <w:p>
+            <w:pPr>
+              <w:pStyle w:val="Compact"/>
+            </w:pPr>
+            <w:r>
+              <w:t xml:space="preserve">Al pedir una hora fuera del horario o ya pasada, el sistema respondía "Esa hora ya se ocupó".</w:t>
+            </w:r>
+          </w:p>
+        </w:tc>
+        <w:tc>
+          <w:tcPr/>
+          <w:p>
+            <w:pPr>
+              <w:pStyle w:val="Compact"/>
+            </w:pPr>
+            <w:r>
+              <w:t xml:space="preserve">P3</w:t>
+            </w:r>
+          </w:p>
+        </w:tc>
+        <w:tc>
+          <w:tcPr/>
+          <w:p>
+            <w:pPr>
+              <w:pStyle w:val="Compact"/>
+            </w:pPr>
+            <w:r>
+              <w:t xml:space="preserve">La respuesta 409 no distinguía el motivo.</w:t>
+            </w:r>
+          </w:p>
+        </w:tc>
+        <w:tc>
+          <w:tcPr/>
+          <w:p>
+            <w:pPr>
+              <w:pStyle w:val="Compact"/>
+            </w:pPr>
+            <w:r>
+              <w:t xml:space="preserve">La respuesta trae</w:t>
+            </w:r>
+            <w:r>
+              <w:t xml:space="preserve"> </w:t>
+            </w:r>
+            <w:r>
+              <w:rPr>
+                <w:i/>
+                <w:iCs/>
+              </w:rPr>
+              <w:t xml:space="preserve">reason</w:t>
+            </w:r>
+            <w:r>
+              <w:t xml:space="preserve"> </w:t>
+            </w:r>
+            <w:r>
+              <w:t xml:space="preserve">(CLOSED_DAY, OUTSIDE_HOURS, TIME_PASSED o NO_FREE_BAY) y la web y el móvil muestran un mensaje para cada caso.</w:t>
+            </w:r>
+          </w:p>
+        </w:tc>
+        <w:tc>
+          <w:tcPr/>
+          <w:p>
+            <w:pPr>
+              <w:pStyle w:val="Compact"/>
+            </w:pPr>
+            <w:r>
+              <w:t xml:space="preserve">Prueba</w:t>
+            </w:r>
+            <w:r>
+              <w:t xml:space="preserve"> </w:t>
+            </w:r>
+            <w:r>
+              <w:rPr>
+                <w:i/>
+                <w:iCs/>
+              </w:rPr>
+              <w:t xml:space="preserve">access-rules.test.js</w:t>
+            </w:r>
+            <w:r>
+              <w:t xml:space="preserve"> </w:t>
+            </w:r>
+            <w:r>
+              <w:t xml:space="preserve">(</w:t>
+            </w:r>
+            <w:r>
+              <w:rPr>
+                <w:i/>
+                <w:iCs/>
+              </w:rPr>
+              <w:t xml:space="preserve">reason: OUTSIDE_HOURS</w:t>
+            </w:r>
+            <w:r>
+              <w:t xml:space="preserve">) y</w:t>
+            </w:r>
+            <w:r>
+              <w:t xml:space="preserve"> </w:t>
+            </w:r>
+            <w:r>
+              <w:rPr>
+                <w:i/>
+                <w:iCs/>
+              </w:rPr>
+              <w:t xml:space="preserve">api-error.spec.ts</w:t>
+            </w:r>
+            <w:r>
+              <w:t xml:space="preserve">.</w:t>
+            </w:r>
+          </w:p>
+        </w:tc>
+        <w:tc>
+          <w:tcPr/>
+          <w:p>
+            <w:pPr>
+              <w:pStyle w:val="Compact"/>
+            </w:pPr>
+            <w:r>
+              <w:t xml:space="preserve">Revisión del 2026-10-16</w:t>
+            </w:r>
+          </w:p>
+        </w:tc>
+        <w:tc>
+          <w:tcPr/>
+          <w:p>
+            <w:pPr>
+              <w:pStyle w:val="Compact"/>
+            </w:pPr>
+            <w:r>
+              <w:t xml:space="preserve">2026-10-16</w:t>
+            </w:r>
+          </w:p>
+        </w:tc>
+      </w:tr>
+      <w:tr>
+        <w:tc>
+          <w:tcPr/>
+          <w:p>
+            <w:pPr>
+              <w:pStyle w:val="Compact"/>
+            </w:pPr>
+            <w:r>
+              <w:t xml:space="preserve">AC-37</w:t>
+            </w:r>
+          </w:p>
+        </w:tc>
+        <w:tc>
+          <w:tcPr/>
+          <w:p>
+            <w:pPr>
+              <w:pStyle w:val="Compact"/>
+            </w:pPr>
+            <w:r>
+              <w:t xml:space="preserve">La opción "Eliminar cuenta" decía que borraba la cuenta y todos los datos, pero solo la desactiva.</w:t>
+            </w:r>
+          </w:p>
+        </w:tc>
+        <w:tc>
+          <w:tcPr/>
+          <w:p>
+            <w:pPr>
+              <w:pStyle w:val="Compact"/>
+            </w:pPr>
+            <w:r>
+              <w:t xml:space="preserve">P2</w:t>
+            </w:r>
+          </w:p>
+        </w:tc>
+        <w:tc>
+          <w:tcPr/>
+          <w:p>
+            <w:pPr>
+              <w:pStyle w:val="Compact"/>
+            </w:pPr>
+            <w:r>
+              <w:t xml:space="preserve">Texto heredado de la maqueta, contrario a lo que hace el servidor.</w:t>
+            </w:r>
+          </w:p>
+        </w:tc>
+        <w:tc>
+          <w:tcPr/>
+          <w:p>
+            <w:pPr>
+              <w:pStyle w:val="Compact"/>
+            </w:pPr>
+            <w:r>
+              <w:t xml:space="preserve">La opción se llama "Desactivar mi cuenta" y explica que el historial se conserva, en la web y el móvil y en los cuatro idiomas.</w:t>
+            </w:r>
+          </w:p>
+        </w:tc>
+        <w:tc>
+          <w:tcPr/>
+          <w:p>
+            <w:pPr>
+              <w:pStyle w:val="Compact"/>
+            </w:pPr>
+            <w:r>
+              <w:t xml:space="preserve">Perfil de la web y del móvil; Manual de Usuario 4.0.</w:t>
+            </w:r>
+          </w:p>
+        </w:tc>
+        <w:tc>
+          <w:tcPr/>
+          <w:p>
+            <w:pPr>
+              <w:pStyle w:val="Compact"/>
+            </w:pPr>
+            <w:r>
+              <w:t xml:space="preserve">Ley 1581 de 2012</w:t>
+            </w:r>
+          </w:p>
+        </w:tc>
+        <w:tc>
+          <w:tcPr/>
+          <w:p>
+            <w:pPr>
+              <w:pStyle w:val="Compact"/>
+            </w:pPr>
+            <w:r>
+              <w:t xml:space="preserve">2026-10-16</w:t>
+            </w:r>
+          </w:p>
+        </w:tc>
+      </w:tr>
+      <w:tr>
+        <w:tc>
+          <w:tcPr/>
+          <w:p>
+            <w:pPr>
+              <w:pStyle w:val="Compact"/>
+            </w:pPr>
+            <w:r>
+              <w:t xml:space="preserve">AC-38</w:t>
+            </w:r>
+          </w:p>
+        </w:tc>
+        <w:tc>
+          <w:tcPr/>
+          <w:p>
+            <w:pPr>
+              <w:pStyle w:val="Compact"/>
+            </w:pPr>
+            <w:r>
+              <w:t xml:space="preserve">Los manuales y documentos del proyecto quedaron desactualizados respecto del código del 16 de octubre (bloqueo, asignación automática, inspección, 57 tablas) y las figuras eran marcadores.</w:t>
+            </w:r>
+          </w:p>
+        </w:tc>
+        <w:tc>
+          <w:tcPr/>
+          <w:p>
+            <w:pPr>
+              <w:pStyle w:val="Compact"/>
+            </w:pPr>
+            <w:r>
+              <w:t xml:space="preserve">P3</w:t>
+            </w:r>
+          </w:p>
+        </w:tc>
+        <w:tc>
+          <w:tcPr/>
+          <w:p>
+            <w:pPr>
+              <w:pStyle w:val="Compact"/>
+            </w:pPr>
+            <w:r>
+              <w:t xml:space="preserve">Cambios integrados sin actualizar la documentación en el mismo pull request (R-010).</w:t>
+            </w:r>
+          </w:p>
+        </w:tc>
+        <w:tc>
+          <w:tcPr/>
+          <w:p>
+            <w:pPr>
+              <w:pStyle w:val="Compact"/>
+            </w:pPr>
+            <w:r>
+              <w:t xml:space="preserve">Manuales 4.0 con capturas reales, Procedimiento de Implementación 2.0, este documento 2.0 y la documentación técnica del proyecto revisada contra el código.</w:t>
+            </w:r>
+          </w:p>
+        </w:tc>
+        <w:tc>
+          <w:tcPr/>
+          <w:p>
+            <w:pPr>
+              <w:pStyle w:val="Compact"/>
+            </w:pPr>
+            <w:r>
+              <w:t xml:space="preserve">Control de versiones de cada documento (2026-10-16).</w:t>
+            </w:r>
+          </w:p>
+        </w:tc>
+        <w:tc>
+          <w:tcPr/>
+          <w:p>
+            <w:pPr>
+              <w:pStyle w:val="Compact"/>
+            </w:pPr>
+            <w:r>
+              <w:t xml:space="preserve">R-010</w:t>
+            </w:r>
+          </w:p>
+        </w:tc>
+        <w:tc>
+          <w:tcPr/>
+          <w:p>
+            <w:pPr>
+              <w:pStyle w:val="Compact"/>
+            </w:pPr>
+            <w:r>
+              <w:t xml:space="preserve">2026-10-16</w:t>
+            </w:r>
+          </w:p>
+        </w:tc>
+      </w:tr>
+      <w:tr>
+        <w:tc>
+          <w:tcPr/>
+          <w:p>
+            <w:pPr>
+              <w:pStyle w:val="Compact"/>
+            </w:pPr>
+            <w:r>
+              <w:t xml:space="preserve">AC-39</w:t>
+            </w:r>
+          </w:p>
+        </w:tc>
+        <w:tc>
+          <w:tcPr/>
+          <w:p>
+            <w:pPr>
+              <w:pStyle w:val="Compact"/>
+            </w:pPr>
+            <w:r>
+              <w:t xml:space="preserve">Con dos cuentas del mismo medio (por ejemplo, dos Nequi), la pantalla de pagos de la web las marcaba a la vez y siempre mostraba el QR de la primera.</w:t>
+            </w:r>
+          </w:p>
+        </w:tc>
+        <w:tc>
+          <w:tcPr/>
+          <w:p>
+            <w:pPr>
+              <w:pStyle w:val="Compact"/>
+            </w:pPr>
+            <w:r>
+              <w:t xml:space="preserve">P3</w:t>
+            </w:r>
+          </w:p>
+        </w:tc>
+        <w:tc>
+          <w:tcPr/>
+          <w:p>
+            <w:pPr>
+              <w:pStyle w:val="Compact"/>
+            </w:pPr>
+            <w:r>
+              <w:t xml:space="preserve">La opción elegida se guardaba por tipo de medio y no por cuenta.</w:t>
+            </w:r>
+          </w:p>
+        </w:tc>
+        <w:tc>
+          <w:tcPr/>
+          <w:p>
+            <w:pPr>
+              <w:pStyle w:val="Compact"/>
+            </w:pPr>
+            <w:r>
+              <w:t xml:space="preserve">La selección se guarda por cuenta y, si dos cuentas comparten medio, cada opción muestra su titular.</w:t>
+            </w:r>
+          </w:p>
+        </w:tc>
+        <w:tc>
+          <w:tcPr/>
+          <w:p>
+            <w:pPr>
+              <w:pStyle w:val="Compact"/>
+            </w:pPr>
+            <w:r>
+              <w:rPr>
+                <w:i/>
+                <w:iCs/>
+              </w:rPr>
+              <w:t xml:space="preserve">payment.spec.ts</w:t>
+            </w:r>
+            <w:r>
+              <w:t xml:space="preserve"> </w:t>
+            </w:r>
+            <w:r>
+              <w:t xml:space="preserve">(dos cuentas Nequi); 43 pruebas web aprobadas.</w:t>
+            </w:r>
+          </w:p>
+        </w:tc>
+        <w:tc>
+          <w:tcPr/>
+          <w:p>
+            <w:pPr>
+              <w:pStyle w:val="Compact"/>
+            </w:pPr>
+            <w:r>
+              <w:t xml:space="preserve">Documentación de Pruebas, defecto 6</w:t>
+            </w:r>
+          </w:p>
+        </w:tc>
+        <w:tc>
+          <w:tcPr/>
+          <w:p>
+            <w:pPr>
+              <w:pStyle w:val="Compact"/>
+            </w:pPr>
+            <w:r>
+              <w:t xml:space="preserve">2026-10-16</w:t>
+            </w:r>
+          </w:p>
+        </w:tc>
+      </w:tr>
     </w:tbl>
     <w:p>
       <w:pPr>
@@ -6267,367 +8162,6 @@
               <w:pStyle w:val="Compact"/>
             </w:pPr>
             <w:r>
-              <w:t xml:space="preserve">ACO-01</w:t>
-            </w:r>
-          </w:p>
-        </w:tc>
-        <w:tc>
-          <w:tcPr/>
-          <w:p>
-            <w:pPr>
-              <w:pStyle w:val="Compact"/>
-            </w:pPr>
-            <w:r>
-              <w:t xml:space="preserve">La suite de pruebas web no compila.</w:t>
-            </w:r>
-          </w:p>
-        </w:tc>
-        <w:tc>
-          <w:tcPr/>
-          <w:p>
-            <w:pPr>
-              <w:pStyle w:val="Compact"/>
-            </w:pPr>
-            <w:r>
-              <w:t xml:space="preserve">P2</w:t>
-            </w:r>
-          </w:p>
-        </w:tc>
-        <w:tc>
-          <w:tcPr/>
-          <w:p>
-            <w:pPr>
-              <w:pStyle w:val="Compact"/>
-            </w:pPr>
-            <w:r>
-              <w:t xml:space="preserve">Seis archivos</w:t>
-            </w:r>
-            <w:r>
-              <w:t xml:space="preserve"> </w:t>
-            </w:r>
-            <w:r>
-              <w:rPr>
-                <w:i/>
-                <w:iCs/>
-              </w:rPr>
-              <w:t xml:space="preserve">.spec.ts</w:t>
-            </w:r>
-            <w:r>
-              <w:t xml:space="preserve"> </w:t>
-            </w:r>
-            <w:r>
-              <w:t xml:space="preserve">de andamiaje apuntan a clases que ya no existen (</w:t>
-            </w:r>
-            <w:r>
-              <w:rPr>
-                <w:i/>
-                <w:iCs/>
-              </w:rPr>
-              <w:t xml:space="preserve">features/*/viewmodels/*.spec.ts</w:t>
-            </w:r>
-            <w:r>
-              <w:t xml:space="preserve">,</w:t>
-            </w:r>
-            <w:r>
-              <w:t xml:space="preserve"> </w:t>
-            </w:r>
-            <w:r>
-              <w:rPr>
-                <w:i/>
-                <w:iCs/>
-              </w:rPr>
-              <w:t xml:space="preserve">settings-panel.spec.ts</w:t>
-            </w:r>
-            <w:r>
-              <w:t xml:space="preserve">,</w:t>
-            </w:r>
-            <w:r>
-              <w:t xml:space="preserve"> </w:t>
-            </w:r>
-            <w:r>
-              <w:rPr>
-                <w:i/>
-                <w:iCs/>
-              </w:rPr>
-              <w:t xml:space="preserve">stepper.spec.ts</w:t>
-            </w:r>
-            <w:r>
-              <w:t xml:space="preserve">).</w:t>
-            </w:r>
-          </w:p>
-        </w:tc>
-        <w:tc>
-          <w:tcPr/>
-          <w:p>
-            <w:pPr>
-              <w:pStyle w:val="Compact"/>
-            </w:pPr>
-            <w:r>
-              <w:t xml:space="preserve">Corregir o eliminar esos archivos y agregar pruebas del formulario de reserva y de los</w:t>
-            </w:r>
-            <w:r>
-              <w:t xml:space="preserve"> </w:t>
-            </w:r>
-            <w:r>
-              <w:rPr>
-                <w:i/>
-                <w:iCs/>
-              </w:rPr>
-              <w:t xml:space="preserve">stores</w:t>
-            </w:r>
-            <w:r>
-              <w:t xml:space="preserve">.</w:t>
-            </w:r>
-          </w:p>
-        </w:tc>
-        <w:tc>
-          <w:tcPr/>
-          <w:p>
-            <w:pPr>
-              <w:pStyle w:val="Compact"/>
-            </w:pPr>
-            <w:r>
-              <w:t xml:space="preserve">Líder de frontend</w:t>
-            </w:r>
-          </w:p>
-        </w:tc>
-        <w:tc>
-          <w:tcPr/>
-          <w:p>
-            <w:pPr>
-              <w:pStyle w:val="Compact"/>
-            </w:pPr>
-            <w:r>
-              <w:t xml:space="preserve">Alta</w:t>
-            </w:r>
-          </w:p>
-        </w:tc>
-        <w:tc>
-          <w:tcPr/>
-          <w:p>
-            <w:pPr>
-              <w:pStyle w:val="Compact"/>
-            </w:pPr>
-            <w:r>
-              <w:rPr>
-                <w:i/>
-                <w:iCs/>
-              </w:rPr>
-              <w:t xml:space="preserve">npx ng test --watch=false</w:t>
-            </w:r>
-            <w:r>
-              <w:t xml:space="preserve"> </w:t>
-            </w:r>
-            <w:r>
-              <w:t xml:space="preserve">pasa. (TD-001)</w:t>
-            </w:r>
-          </w:p>
-        </w:tc>
-      </w:tr>
-      <w:tr>
-        <w:tc>
-          <w:tcPr/>
-          <w:p>
-            <w:pPr>
-              <w:pStyle w:val="Compact"/>
-            </w:pPr>
-            <w:r>
-              <w:t xml:space="preserve">ACO-02</w:t>
-            </w:r>
-          </w:p>
-        </w:tc>
-        <w:tc>
-          <w:tcPr/>
-          <w:p>
-            <w:pPr>
-              <w:pStyle w:val="Compact"/>
-            </w:pPr>
-            <w:r>
-              <w:t xml:space="preserve">No existe límite de intentos de inicio de sesión.</w:t>
-            </w:r>
-          </w:p>
-        </w:tc>
-        <w:tc>
-          <w:tcPr/>
-          <w:p>
-            <w:pPr>
-              <w:pStyle w:val="Compact"/>
-            </w:pPr>
-            <w:r>
-              <w:t xml:space="preserve">P1</w:t>
-            </w:r>
-          </w:p>
-        </w:tc>
-        <w:tc>
-          <w:tcPr/>
-          <w:p>
-            <w:pPr>
-              <w:pStyle w:val="Compact"/>
-            </w:pPr>
-            <w:r>
-              <w:t xml:space="preserve">El requisito RF-004b no se implementó en security-service.</w:t>
-            </w:r>
-          </w:p>
-        </w:tc>
-        <w:tc>
-          <w:tcPr/>
-          <w:p>
-            <w:pPr>
-              <w:pStyle w:val="Compact"/>
-            </w:pPr>
-            <w:r>
-              <w:t xml:space="preserve">Bloqueo temporal o retardo progresivo tras cinco intentos fallidos, con prueba de seguridad.</w:t>
-            </w:r>
-          </w:p>
-        </w:tc>
-        <w:tc>
-          <w:tcPr/>
-          <w:p>
-            <w:pPr>
-              <w:pStyle w:val="Compact"/>
-            </w:pPr>
-            <w:r>
-              <w:t xml:space="preserve">Líder de backend</w:t>
-            </w:r>
-          </w:p>
-        </w:tc>
-        <w:tc>
-          <w:tcPr/>
-          <w:p>
-            <w:pPr>
-              <w:pStyle w:val="Compact"/>
-            </w:pPr>
-            <w:r>
-              <w:t xml:space="preserve">Alta</w:t>
-            </w:r>
-          </w:p>
-        </w:tc>
-        <w:tc>
-          <w:tcPr/>
-          <w:p>
-            <w:pPr>
-              <w:pStyle w:val="Compact"/>
-            </w:pPr>
-            <w:r>
-              <w:t xml:space="preserve">Prueba que demuestra el bloqueo y manuales actualizados. (TD-003)</w:t>
-            </w:r>
-          </w:p>
-        </w:tc>
-      </w:tr>
-      <w:tr>
-        <w:tc>
-          <w:tcPr/>
-          <w:p>
-            <w:pPr>
-              <w:pStyle w:val="Compact"/>
-            </w:pPr>
-            <w:r>
-              <w:t xml:space="preserve">ACO-03</w:t>
-            </w:r>
-          </w:p>
-        </w:tc>
-        <w:tc>
-          <w:tcPr/>
-          <w:p>
-            <w:pPr>
-              <w:pStyle w:val="Compact"/>
-            </w:pPr>
-            <w:r>
-              <w:t xml:space="preserve">La aceptación de los Términos y de la Política de Tratamiento de Datos no se guarda en el servidor.</w:t>
-            </w:r>
-          </w:p>
-        </w:tc>
-        <w:tc>
-          <w:tcPr/>
-          <w:p>
-            <w:pPr>
-              <w:pStyle w:val="Compact"/>
-            </w:pPr>
-            <w:r>
-              <w:t xml:space="preserve">P1</w:t>
-            </w:r>
-          </w:p>
-        </w:tc>
-        <w:tc>
-          <w:tcPr/>
-          <w:p>
-            <w:pPr>
-              <w:pStyle w:val="Compact"/>
-            </w:pPr>
-            <w:r>
-              <w:t xml:space="preserve">La tabla</w:t>
-            </w:r>
-            <w:r>
-              <w:t xml:space="preserve"> </w:t>
-            </w:r>
-            <w:r>
-              <w:rPr>
-                <w:i/>
-                <w:iCs/>
-              </w:rPr>
-              <w:t xml:space="preserve">security.user_consent</w:t>
-            </w:r>
-            <w:r>
-              <w:t xml:space="preserve"> </w:t>
-            </w:r>
-            <w:r>
-              <w:t xml:space="preserve">quedó pendiente (ADR-010).</w:t>
-            </w:r>
-          </w:p>
-        </w:tc>
-        <w:tc>
-          <w:tcPr/>
-          <w:p>
-            <w:pPr>
-              <w:pStyle w:val="Compact"/>
-            </w:pPr>
-            <w:r>
-              <w:t xml:space="preserve">Registrar la versión del documento aceptado, la fecha y la cuenta, como evidencia exigida por la Ley 1581 de 2012 (Congreso de la República de Colombia, 2012).</w:t>
-            </w:r>
-          </w:p>
-        </w:tc>
-        <w:tc>
-          <w:tcPr/>
-          <w:p>
-            <w:pPr>
-              <w:pStyle w:val="Compact"/>
-            </w:pPr>
-            <w:r>
-              <w:t xml:space="preserve">Líder de backend</w:t>
-            </w:r>
-          </w:p>
-        </w:tc>
-        <w:tc>
-          <w:tcPr/>
-          <w:p>
-            <w:pPr>
-              <w:pStyle w:val="Compact"/>
-            </w:pPr>
-            <w:r>
-              <w:t xml:space="preserve">Alta</w:t>
-            </w:r>
-          </w:p>
-        </w:tc>
-        <w:tc>
-          <w:tcPr/>
-          <w:p>
-            <w:pPr>
-              <w:pStyle w:val="Compact"/>
-            </w:pPr>
-            <w:r>
-              <w:t xml:space="preserve">Consentimiento consultable por cuenta.</w:t>
-            </w:r>
-          </w:p>
-        </w:tc>
-      </w:tr>
-      <w:tr>
-        <w:tc>
-          <w:tcPr/>
-          <w:p>
-            <w:pPr>
-              <w:pStyle w:val="Compact"/>
-            </w:pPr>
-            <w:r>
               <w:t xml:space="preserve">ACO-04</w:t>
             </w:r>
           </w:p>
@@ -6747,900 +8281,6 @@
               <w:pStyle w:val="Compact"/>
             </w:pPr>
             <w:r>
-              <w:t xml:space="preserve">ACO-05</w:t>
-            </w:r>
-          </w:p>
-        </w:tc>
-        <w:tc>
-          <w:tcPr/>
-          <w:p>
-            <w:pPr>
-              <w:pStyle w:val="Compact"/>
-            </w:pPr>
-            <w:r>
-              <w:t xml:space="preserve">El endpoint de salud de payment-service responde</w:t>
-            </w:r>
-            <w:r>
-              <w:t xml:space="preserve"> </w:t>
-            </w:r>
-            <w:r>
-              <w:rPr>
-                <w:i/>
-                <w:iCs/>
-              </w:rPr>
-              <w:t xml:space="preserve">UP</w:t>
-            </w:r>
-            <w:r>
-              <w:t xml:space="preserve"> </w:t>
-            </w:r>
-            <w:r>
-              <w:t xml:space="preserve">con la base caída y el servicio no tiene filtro de</w:t>
-            </w:r>
-            <w:r>
-              <w:t xml:space="preserve"> </w:t>
-            </w:r>
-            <w:r>
-              <w:rPr>
-                <w:i/>
-                <w:iCs/>
-              </w:rPr>
-              <w:t xml:space="preserve">X-Correlation-Id</w:t>
-            </w:r>
-            <w:r>
-              <w:t xml:space="preserve">.</w:t>
-            </w:r>
-          </w:p>
-        </w:tc>
-        <w:tc>
-          <w:tcPr/>
-          <w:p>
-            <w:pPr>
-              <w:pStyle w:val="Compact"/>
-            </w:pPr>
-            <w:r>
-              <w:t xml:space="preserve">P2</w:t>
-            </w:r>
-          </w:p>
-        </w:tc>
-        <w:tc>
-          <w:tcPr/>
-          <w:p>
-            <w:pPr>
-              <w:pStyle w:val="Compact"/>
-            </w:pPr>
-            <w:r>
-              <w:t xml:space="preserve">El endpoint devuelve un valor fijo.</w:t>
-            </w:r>
-          </w:p>
-        </w:tc>
-        <w:tc>
-          <w:tcPr/>
-          <w:p>
-            <w:pPr>
-              <w:pStyle w:val="Compact"/>
-            </w:pPr>
-            <w:r>
-              <w:t xml:space="preserve">Chequeo de salud de EF Core contra SQL Server y filtro de correlación.</w:t>
-            </w:r>
-          </w:p>
-        </w:tc>
-        <w:tc>
-          <w:tcPr/>
-          <w:p>
-            <w:pPr>
-              <w:pStyle w:val="Compact"/>
-            </w:pPr>
-            <w:r>
-              <w:t xml:space="preserve">Líder de backend</w:t>
-            </w:r>
-          </w:p>
-        </w:tc>
-        <w:tc>
-          <w:tcPr/>
-          <w:p>
-            <w:pPr>
-              <w:pStyle w:val="Compact"/>
-            </w:pPr>
-            <w:r>
-              <w:t xml:space="preserve">Media</w:t>
-            </w:r>
-          </w:p>
-        </w:tc>
-        <w:tc>
-          <w:tcPr/>
-          <w:p>
-            <w:pPr>
-              <w:pStyle w:val="Compact"/>
-            </w:pPr>
-            <w:r>
-              <w:rPr>
-                <w:i/>
-                <w:iCs/>
-              </w:rPr>
-              <w:t xml:space="preserve">/actuator/health</w:t>
-            </w:r>
-            <w:r>
-              <w:t xml:space="preserve"> </w:t>
-            </w:r>
-            <w:r>
-              <w:t xml:space="preserve">responde</w:t>
-            </w:r>
-            <w:r>
-              <w:t xml:space="preserve"> </w:t>
-            </w:r>
-            <w:r>
-              <w:rPr>
-                <w:i/>
-                <w:iCs/>
-              </w:rPr>
-              <w:t xml:space="preserve">DOWN</w:t>
-            </w:r>
-            <w:r>
-              <w:t xml:space="preserve"> </w:t>
-            </w:r>
-            <w:r>
-              <w:t xml:space="preserve">sin base de datos. (TD-017)</w:t>
-            </w:r>
-          </w:p>
-        </w:tc>
-      </w:tr>
-      <w:tr>
-        <w:tc>
-          <w:tcPr/>
-          <w:p>
-            <w:pPr>
-              <w:pStyle w:val="Compact"/>
-            </w:pPr>
-            <w:r>
-              <w:t xml:space="preserve">ACO-06</w:t>
-            </w:r>
-          </w:p>
-        </w:tc>
-        <w:tc>
-          <w:tcPr/>
-          <w:p>
-            <w:pPr>
-              <w:pStyle w:val="Compact"/>
-            </w:pPr>
-            <w:r>
-              <w:t xml:space="preserve">Los textos de reembolso (</w:t>
-            </w:r>
-            <w:r>
-              <w:rPr>
-                <w:i/>
-                <w:iCs/>
-              </w:rPr>
-              <w:t xml:space="preserve">Reembolsar</w:t>
-            </w:r>
-            <w:r>
-              <w:t xml:space="preserve">, confirmación y resultado) están fijos en español y no cambian con el idioma.</w:t>
-            </w:r>
-          </w:p>
-        </w:tc>
-        <w:tc>
-          <w:tcPr/>
-          <w:p>
-            <w:pPr>
-              <w:pStyle w:val="Compact"/>
-            </w:pPr>
-            <w:r>
-              <w:t xml:space="preserve">P3</w:t>
-            </w:r>
-          </w:p>
-        </w:tc>
-        <w:tc>
-          <w:tcPr/>
-          <w:p>
-            <w:pPr>
-              <w:pStyle w:val="Compact"/>
-            </w:pPr>
-            <w:r>
-              <w:t xml:space="preserve">Se dejaron en</w:t>
-            </w:r>
-            <w:r>
-              <w:t xml:space="preserve"> </w:t>
-            </w:r>
-            <w:r>
-              <w:rPr>
-                <w:i/>
-                <w:iCs/>
-              </w:rPr>
-              <w:t xml:space="preserve">core/constants/payment-texts.ts</w:t>
-            </w:r>
-            <w:r>
-              <w:t xml:space="preserve"> </w:t>
-            </w:r>
-            <w:r>
-              <w:t xml:space="preserve">de forma temporal para no editar los archivos de idioma.</w:t>
-            </w:r>
-          </w:p>
-        </w:tc>
-        <w:tc>
-          <w:tcPr/>
-          <w:p>
-            <w:pPr>
-              <w:pStyle w:val="Compact"/>
-            </w:pPr>
-            <w:r>
-              <w:t xml:space="preserve">Pasar los textos a</w:t>
-            </w:r>
-            <w:r>
-              <w:t xml:space="preserve"> </w:t>
-            </w:r>
-            <w:r>
-              <w:rPr>
-                <w:i/>
-                <w:iCs/>
-              </w:rPr>
-              <w:t xml:space="preserve">ADMIN_PAYMENTS</w:t>
-            </w:r>
-            <w:r>
-              <w:t xml:space="preserve"> </w:t>
-            </w:r>
-            <w:r>
-              <w:t xml:space="preserve">y</w:t>
-            </w:r>
-            <w:r>
-              <w:t xml:space="preserve"> </w:t>
-            </w:r>
-            <w:r>
-              <w:rPr>
-                <w:i/>
-                <w:iCs/>
-              </w:rPr>
-              <w:t xml:space="preserve">PAYMENT_REVIEW_MODAL</w:t>
-            </w:r>
-            <w:r>
-              <w:t xml:space="preserve"> </w:t>
-            </w:r>
-            <w:r>
-              <w:t xml:space="preserve">en los cuatro idiomas y borrar el archivo temporal.</w:t>
-            </w:r>
-          </w:p>
-        </w:tc>
-        <w:tc>
-          <w:tcPr/>
-          <w:p>
-            <w:pPr>
-              <w:pStyle w:val="Compact"/>
-            </w:pPr>
-            <w:r>
-              <w:t xml:space="preserve">Líder de frontend</w:t>
-            </w:r>
-          </w:p>
-        </w:tc>
-        <w:tc>
-          <w:tcPr/>
-          <w:p>
-            <w:pPr>
-              <w:pStyle w:val="Compact"/>
-            </w:pPr>
-            <w:r>
-              <w:t xml:space="preserve">Media</w:t>
-            </w:r>
-          </w:p>
-        </w:tc>
-        <w:tc>
-          <w:tcPr/>
-          <w:p>
-            <w:pPr>
-              <w:pStyle w:val="Compact"/>
-            </w:pPr>
-            <w:r>
-              <w:t xml:space="preserve">Textos traducidos en inglés, francés y portugués.</w:t>
-            </w:r>
-          </w:p>
-        </w:tc>
-      </w:tr>
-      <w:tr>
-        <w:tc>
-          <w:tcPr/>
-          <w:p>
-            <w:pPr>
-              <w:pStyle w:val="Compact"/>
-            </w:pPr>
-            <w:r>
-              <w:t xml:space="preserve">ACO-07</w:t>
-            </w:r>
-          </w:p>
-        </w:tc>
-        <w:tc>
-          <w:tcPr/>
-          <w:p>
-            <w:pPr>
-              <w:pStyle w:val="Compact"/>
-            </w:pPr>
-            <w:r>
-              <w:t xml:space="preserve">El botón "Reportar avance" del operario muestra "El cliente recibirá la actualización", pero no envía nada.</w:t>
-            </w:r>
-          </w:p>
-        </w:tc>
-        <w:tc>
-          <w:tcPr/>
-          <w:p>
-            <w:pPr>
-              <w:pStyle w:val="Compact"/>
-            </w:pPr>
-            <w:r>
-              <w:t xml:space="preserve">P3</w:t>
-            </w:r>
-          </w:p>
-        </w:tc>
-        <w:tc>
-          <w:tcPr/>
-          <w:p>
-            <w:pPr>
-              <w:pStyle w:val="Compact"/>
-            </w:pPr>
-            <w:r>
-              <w:t xml:space="preserve">La función quedó solo con la confirmación visual.</w:t>
-            </w:r>
-          </w:p>
-        </w:tc>
-        <w:tc>
-          <w:tcPr/>
-          <w:p>
-            <w:pPr>
-              <w:pStyle w:val="Compact"/>
-            </w:pPr>
-            <w:r>
-              <w:t xml:space="preserve">Enviar una notificación real al cliente o retirar el botón y el mensaje.</w:t>
-            </w:r>
-          </w:p>
-        </w:tc>
-        <w:tc>
-          <w:tcPr/>
-          <w:p>
-            <w:pPr>
-              <w:pStyle w:val="Compact"/>
-            </w:pPr>
-            <w:r>
-              <w:t xml:space="preserve">Líder de frontend</w:t>
-            </w:r>
-          </w:p>
-        </w:tc>
-        <w:tc>
-          <w:tcPr/>
-          <w:p>
-            <w:pPr>
-              <w:pStyle w:val="Compact"/>
-            </w:pPr>
-            <w:r>
-              <w:t xml:space="preserve">Media</w:t>
-            </w:r>
-          </w:p>
-        </w:tc>
-        <w:tc>
-          <w:tcPr/>
-          <w:p>
-            <w:pPr>
-              <w:pStyle w:val="Compact"/>
-            </w:pPr>
-            <w:r>
-              <w:t xml:space="preserve">Notificación recibida o botón eliminado.</w:t>
-            </w:r>
-          </w:p>
-        </w:tc>
-      </w:tr>
-      <w:tr>
-        <w:tc>
-          <w:tcPr/>
-          <w:p>
-            <w:pPr>
-              <w:pStyle w:val="Compact"/>
-            </w:pPr>
-            <w:r>
-              <w:t xml:space="preserve">ACO-08</w:t>
-            </w:r>
-          </w:p>
-        </w:tc>
-        <w:tc>
-          <w:tcPr/>
-          <w:p>
-            <w:pPr>
-              <w:pStyle w:val="Compact"/>
-            </w:pPr>
-            <w:r>
-              <w:t xml:space="preserve">La página de bienvenida anuncia un servicio de lavado "donde estés" y el historial del operario muestra medios de pago (tarjeta, PSE) que el sistema no admite.</w:t>
-            </w:r>
-          </w:p>
-        </w:tc>
-        <w:tc>
-          <w:tcPr/>
-          <w:p>
-            <w:pPr>
-              <w:pStyle w:val="Compact"/>
-            </w:pPr>
-            <w:r>
-              <w:t xml:space="preserve">P3</w:t>
-            </w:r>
-          </w:p>
-        </w:tc>
-        <w:tc>
-          <w:tcPr/>
-          <w:p>
-            <w:pPr>
-              <w:pStyle w:val="Compact"/>
-            </w:pPr>
-            <w:r>
-              <w:t xml:space="preserve">Textos de maqueta que no se ajustaron al alcance real.</w:t>
-            </w:r>
-          </w:p>
-        </w:tc>
-        <w:tc>
-          <w:tcPr/>
-          <w:p>
-            <w:pPr>
-              <w:pStyle w:val="Compact"/>
-            </w:pPr>
-            <w:r>
-              <w:t xml:space="preserve">Ajustar los textos al servicio en el local y a los medios de pago reales.</w:t>
-            </w:r>
-          </w:p>
-        </w:tc>
-        <w:tc>
-          <w:tcPr/>
-          <w:p>
-            <w:pPr>
-              <w:pStyle w:val="Compact"/>
-            </w:pPr>
-            <w:r>
-              <w:t xml:space="preserve">Líder de frontend</w:t>
-            </w:r>
-          </w:p>
-        </w:tc>
-        <w:tc>
-          <w:tcPr/>
-          <w:p>
-            <w:pPr>
-              <w:pStyle w:val="Compact"/>
-            </w:pPr>
-            <w:r>
-              <w:t xml:space="preserve">Baja</w:t>
-            </w:r>
-          </w:p>
-        </w:tc>
-        <w:tc>
-          <w:tcPr/>
-          <w:p>
-            <w:pPr>
-              <w:pStyle w:val="Compact"/>
-            </w:pPr>
-            <w:r>
-              <w:t xml:space="preserve">Textos revisados en los cuatro idiomas.</w:t>
-            </w:r>
-          </w:p>
-        </w:tc>
-      </w:tr>
-      <w:tr>
-        <w:tc>
-          <w:tcPr/>
-          <w:p>
-            <w:pPr>
-              <w:pStyle w:val="Compact"/>
-            </w:pPr>
-            <w:r>
-              <w:t xml:space="preserve">ACO-09</w:t>
-            </w:r>
-          </w:p>
-        </w:tc>
-        <w:tc>
-          <w:tcPr/>
-          <w:p>
-            <w:pPr>
-              <w:pStyle w:val="Compact"/>
-            </w:pPr>
-            <w:r>
-              <w:t xml:space="preserve">No existe ruta comodín: una dirección desconocida muestra una página vacía.</w:t>
-            </w:r>
-          </w:p>
-        </w:tc>
-        <w:tc>
-          <w:tcPr/>
-          <w:p>
-            <w:pPr>
-              <w:pStyle w:val="Compact"/>
-            </w:pPr>
-            <w:r>
-              <w:t xml:space="preserve">P3</w:t>
-            </w:r>
-          </w:p>
-        </w:tc>
-        <w:tc>
-          <w:tcPr/>
-          <w:p>
-            <w:pPr>
-              <w:pStyle w:val="Compact"/>
-            </w:pPr>
-            <w:r>
-              <w:t xml:space="preserve">Falta la ruta</w:t>
-            </w:r>
-            <w:r>
-              <w:t xml:space="preserve"> </w:t>
-            </w:r>
-            <w:r>
-              <w:rPr>
-                <w:i/>
-                <w:iCs/>
-              </w:rPr>
-              <w:t xml:space="preserve">**</w:t>
-            </w:r>
-            <w:r>
-              <w:t xml:space="preserve"> </w:t>
-            </w:r>
-            <w:r>
-              <w:t xml:space="preserve">en</w:t>
-            </w:r>
-            <w:r>
-              <w:t xml:space="preserve"> </w:t>
-            </w:r>
-            <w:r>
-              <w:rPr>
-                <w:i/>
-                <w:iCs/>
-              </w:rPr>
-              <w:t xml:space="preserve">app.routes.ts</w:t>
-            </w:r>
-            <w:r>
-              <w:t xml:space="preserve">.</w:t>
-            </w:r>
-          </w:p>
-        </w:tc>
-        <w:tc>
-          <w:tcPr/>
-          <w:p>
-            <w:pPr>
-              <w:pStyle w:val="Compact"/>
-            </w:pPr>
-            <w:r>
-              <w:t xml:space="preserve">Página 404 con enlace al inicio de cada rol.</w:t>
-            </w:r>
-          </w:p>
-        </w:tc>
-        <w:tc>
-          <w:tcPr/>
-          <w:p>
-            <w:pPr>
-              <w:pStyle w:val="Compact"/>
-            </w:pPr>
-            <w:r>
-              <w:t xml:space="preserve">Líder de frontend</w:t>
-            </w:r>
-          </w:p>
-        </w:tc>
-        <w:tc>
-          <w:tcPr/>
-          <w:p>
-            <w:pPr>
-              <w:pStyle w:val="Compact"/>
-            </w:pPr>
-            <w:r>
-              <w:t xml:space="preserve">Baja</w:t>
-            </w:r>
-          </w:p>
-        </w:tc>
-        <w:tc>
-          <w:tcPr/>
-          <w:p>
-            <w:pPr>
-              <w:pStyle w:val="Compact"/>
-            </w:pPr>
-            <w:r>
-              <w:t xml:space="preserve">Una dirección inexistente muestra la página 404. (TD-009)</w:t>
-            </w:r>
-          </w:p>
-        </w:tc>
-      </w:tr>
-      <w:tr>
-        <w:tc>
-          <w:tcPr/>
-          <w:p>
-            <w:pPr>
-              <w:pStyle w:val="Compact"/>
-            </w:pPr>
-            <w:r>
-              <w:t xml:space="preserve">ACO-10</w:t>
-            </w:r>
-          </w:p>
-        </w:tc>
-        <w:tc>
-          <w:tcPr/>
-          <w:p>
-            <w:pPr>
-              <w:pStyle w:val="Compact"/>
-            </w:pPr>
-            <w:r>
-              <w:t xml:space="preserve">El informe de inspección y sus fotos se guardan solo en el navegador; el enlace público no abre en otro equipo.</w:t>
-            </w:r>
-          </w:p>
-        </w:tc>
-        <w:tc>
-          <w:tcPr/>
-          <w:p>
-            <w:pPr>
-              <w:pStyle w:val="Compact"/>
-            </w:pPr>
-            <w:r>
-              <w:t xml:space="preserve">P2</w:t>
-            </w:r>
-          </w:p>
-        </w:tc>
-        <w:tc>
-          <w:tcPr/>
-          <w:p>
-            <w:pPr>
-              <w:pStyle w:val="Compact"/>
-            </w:pPr>
-            <w:r>
-              <w:t xml:space="preserve">RF-027 no tiene todavía un agregado en el backend.</w:t>
-            </w:r>
-          </w:p>
-        </w:tc>
-        <w:tc>
-          <w:tcPr/>
-          <w:p>
-            <w:pPr>
-              <w:pStyle w:val="Compact"/>
-            </w:pPr>
-            <w:r>
-              <w:t xml:space="preserve">Persistir el informe en un servicio (o en booking-service) con almacenamiento de imágenes.</w:t>
-            </w:r>
-          </w:p>
-        </w:tc>
-        <w:tc>
-          <w:tcPr/>
-          <w:p>
-            <w:pPr>
-              <w:pStyle w:val="Compact"/>
-            </w:pPr>
-            <w:r>
-              <w:t xml:space="preserve">Líder de backend</w:t>
-            </w:r>
-          </w:p>
-        </w:tc>
-        <w:tc>
-          <w:tcPr/>
-          <w:p>
-            <w:pPr>
-              <w:pStyle w:val="Compact"/>
-            </w:pPr>
-            <w:r>
-              <w:t xml:space="preserve">Media</w:t>
-            </w:r>
-          </w:p>
-        </w:tc>
-        <w:tc>
-          <w:tcPr/>
-          <w:p>
-            <w:pPr>
-              <w:pStyle w:val="Compact"/>
-            </w:pPr>
-            <w:r>
-              <w:t xml:space="preserve">El cliente abre el enlace desde su teléfono.</w:t>
-            </w:r>
-          </w:p>
-        </w:tc>
-      </w:tr>
-      <w:tr>
-        <w:tc>
-          <w:tcPr/>
-          <w:p>
-            <w:pPr>
-              <w:pStyle w:val="Compact"/>
-            </w:pPr>
-            <w:r>
-              <w:t xml:space="preserve">ACO-11</w:t>
-            </w:r>
-          </w:p>
-        </w:tc>
-        <w:tc>
-          <w:tcPr/>
-          <w:p>
-            <w:pPr>
-              <w:pStyle w:val="Compact"/>
-            </w:pPr>
-            <w:r>
-              <w:t xml:space="preserve">Los datos del negocio de Configuración se guardan solo en el navegador del administrador.</w:t>
-            </w:r>
-          </w:p>
-        </w:tc>
-        <w:tc>
-          <w:tcPr/>
-          <w:p>
-            <w:pPr>
-              <w:pStyle w:val="Compact"/>
-            </w:pPr>
-            <w:r>
-              <w:t xml:space="preserve">P3</w:t>
-            </w:r>
-          </w:p>
-        </w:tc>
-        <w:tc>
-          <w:tcPr/>
-          <w:p>
-            <w:pPr>
-              <w:pStyle w:val="Compact"/>
-            </w:pPr>
-            <w:r>
-              <w:t xml:space="preserve">La extensión de</w:t>
-            </w:r>
-            <w:r>
-              <w:t xml:space="preserve"> </w:t>
-            </w:r>
-            <w:r>
-              <w:rPr>
-                <w:i/>
-                <w:iCs/>
-              </w:rPr>
-              <w:t xml:space="preserve">booking.establishment</w:t>
-            </w:r>
-            <w:r>
-              <w:t xml:space="preserve"> </w:t>
-            </w:r>
-            <w:r>
-              <w:t xml:space="preserve">espera la definición de sus campos (TD-013).</w:t>
-            </w:r>
-          </w:p>
-        </w:tc>
-        <w:tc>
-          <w:tcPr/>
-          <w:p>
-            <w:pPr>
-              <w:pStyle w:val="Compact"/>
-            </w:pPr>
-            <w:r>
-              <w:t xml:space="preserve">API de establecimiento para los datos de facturación y ayuda.</w:t>
-            </w:r>
-          </w:p>
-        </w:tc>
-        <w:tc>
-          <w:tcPr/>
-          <w:p>
-            <w:pPr>
-              <w:pStyle w:val="Compact"/>
-            </w:pPr>
-            <w:r>
-              <w:t xml:space="preserve">Líder de backend</w:t>
-            </w:r>
-          </w:p>
-        </w:tc>
-        <w:tc>
-          <w:tcPr/>
-          <w:p>
-            <w:pPr>
-              <w:pStyle w:val="Compact"/>
-            </w:pPr>
-            <w:r>
-              <w:t xml:space="preserve">Baja</w:t>
-            </w:r>
-          </w:p>
-        </w:tc>
-        <w:tc>
-          <w:tcPr/>
-          <w:p>
-            <w:pPr>
-              <w:pStyle w:val="Compact"/>
-            </w:pPr>
-            <w:r>
-              <w:t xml:space="preserve">Los cambios se ven desde otra cuenta.</w:t>
-            </w:r>
-          </w:p>
-        </w:tc>
-      </w:tr>
-      <w:tr>
-        <w:tc>
-          <w:tcPr/>
-          <w:p>
-            <w:pPr>
-              <w:pStyle w:val="Compact"/>
-            </w:pPr>
-            <w:r>
-              <w:t xml:space="preserve">ACO-12</w:t>
-            </w:r>
-          </w:p>
-        </w:tc>
-        <w:tc>
-          <w:tcPr/>
-          <w:p>
-            <w:pPr>
-              <w:pStyle w:val="Compact"/>
-            </w:pPr>
-            <w:r>
-              <w:t xml:space="preserve">El README de</w:t>
-            </w:r>
-            <w:r>
-              <w:t xml:space="preserve"> </w:t>
-            </w:r>
-            <w:r>
-              <w:rPr>
-                <w:i/>
-                <w:iCs/>
-              </w:rPr>
-              <w:t xml:space="preserve">lavarapido-infra</w:t>
-            </w:r>
-            <w:r>
-              <w:t xml:space="preserve"> </w:t>
-            </w:r>
-            <w:r>
-              <w:t xml:space="preserve">y la sección 6 de la guía del equipo describen como pendientes servicios y pantallas que ya existen.</w:t>
-            </w:r>
-          </w:p>
-        </w:tc>
-        <w:tc>
-          <w:tcPr/>
-          <w:p>
-            <w:pPr>
-              <w:pStyle w:val="Compact"/>
-            </w:pPr>
-            <w:r>
-              <w:t xml:space="preserve">P3</w:t>
-            </w:r>
-          </w:p>
-        </w:tc>
-        <w:tc>
-          <w:tcPr/>
-          <w:p>
-            <w:pPr>
-              <w:pStyle w:val="Compact"/>
-            </w:pPr>
-            <w:r>
-              <w:t xml:space="preserve">Documentos no actualizados al integrar operations-service y payment-service.</w:t>
-            </w:r>
-          </w:p>
-        </w:tc>
-        <w:tc>
-          <w:tcPr/>
-          <w:p>
-            <w:pPr>
-              <w:pStyle w:val="Compact"/>
-            </w:pPr>
-            <w:r>
-              <w:t xml:space="preserve">Actualizar ambos documentos.</w:t>
-            </w:r>
-          </w:p>
-        </w:tc>
-        <w:tc>
-          <w:tcPr/>
-          <w:p>
-            <w:pPr>
-              <w:pStyle w:val="Compact"/>
-            </w:pPr>
-            <w:r>
-              <w:t xml:space="preserve">Líder de proyecto</w:t>
-            </w:r>
-          </w:p>
-        </w:tc>
-        <w:tc>
-          <w:tcPr/>
-          <w:p>
-            <w:pPr>
-              <w:pStyle w:val="Compact"/>
-            </w:pPr>
-            <w:r>
-              <w:t xml:space="preserve">Baja</w:t>
-            </w:r>
-          </w:p>
-        </w:tc>
-        <w:tc>
-          <w:tcPr/>
-          <w:p>
-            <w:pPr>
-              <w:pStyle w:val="Compact"/>
-            </w:pPr>
-            <w:r>
-              <w:t xml:space="preserve">Documentos coherentes con el código.</w:t>
-            </w:r>
-          </w:p>
-        </w:tc>
-      </w:tr>
-      <w:tr>
-        <w:tc>
-          <w:tcPr/>
-          <w:p>
-            <w:pPr>
-              <w:pStyle w:val="Compact"/>
-            </w:pPr>
-            <w:r>
               <w:t xml:space="preserve">ACO-13</w:t>
             </w:r>
           </w:p>
@@ -7784,7 +8424,7 @@
         <w:t xml:space="preserve"> </w:t>
       </w:r>
       <w:r>
-        <w:t xml:space="preserve">Elaborado por los autores a partir del backlog técnico, del anexo B del Manual Técnico y de la verificación del código al 9 de octubre de 2026.</w:t>
+        <w:t xml:space="preserve">Elaborado por los autores a partir del backlog técnico, del anexo B del Manual Técnico y de la verificación del código al 16 de octubre de 2026. Las acciones ACO-01 a ACO-03 y ACO-05 a ACO-12 se cerraron y pasaron a la Tabla 6 (AC-24 a AC-34).</w:t>
       </w:r>
     </w:p>
     <w:bookmarkEnd w:id="40"/>
@@ -8628,7 +9268,7 @@
               <w:pStyle w:val="Compact"/>
             </w:pPr>
             <w:r>
-              <w:t xml:space="preserve">Abierta</w:t>
+              <w:t xml:space="preserve">En ejecución (la suite de punta a punta cubre parte del riesgo)</w:t>
             </w:r>
           </w:p>
         </w:tc>
@@ -8818,7 +9458,7 @@
               <w:pStyle w:val="Compact"/>
             </w:pPr>
             <w:r>
-              <w:t xml:space="preserve">Abierta</w:t>
+              <w:t xml:space="preserve">En ejecución (booking, operations y payment ya reenvían el encabezado)</w:t>
             </w:r>
           </w:p>
         </w:tc>
@@ -8953,7 +9593,7 @@
               <w:pStyle w:val="Compact"/>
             </w:pPr>
             <w:r>
-              <w:t xml:space="preserve">Límite de solicitudes en el gateway, además de ACO-02.</w:t>
+              <w:t xml:space="preserve">Límite de solicitudes en el gateway o en Caddy (TD-022); el bloqueo de cuentas ya está activo (AC-25).</w:t>
             </w:r>
           </w:p>
         </w:tc>
@@ -9523,7 +10163,46 @@
               <w:pStyle w:val="Compact"/>
             </w:pPr>
             <w:r>
-              <w:t xml:space="preserve">Abierta</w:t>
+              <w:t xml:space="preserve">Cerrada (2026-10-16):</w:t>
+            </w:r>
+            <w:r>
+              <w:t xml:space="preserve"> </w:t>
+            </w:r>
+            <w:r>
+              <w:rPr>
+                <w:i/>
+                <w:iCs/>
+              </w:rPr>
+              <w:t xml:space="preserve">BookingConfirmedListener</w:t>
+            </w:r>
+            <w:r>
+              <w:t xml:space="preserve"> </w:t>
+            </w:r>
+            <w:r>
+              <w:t xml:space="preserve">y</w:t>
+            </w:r>
+            <w:r>
+              <w:t xml:space="preserve"> </w:t>
+            </w:r>
+            <w:r>
+              <w:rPr>
+                <w:i/>
+                <w:iCs/>
+              </w:rPr>
+              <w:t xml:space="preserve">AutoAssignmentPolicy</w:t>
+            </w:r>
+            <w:r>
+              <w:t xml:space="preserve">, con la elección opcional del cliente; prueba</w:t>
+            </w:r>
+            <w:r>
+              <w:t xml:space="preserve"> </w:t>
+            </w:r>
+            <w:r>
+              <w:rPr>
+                <w:i/>
+                <w:iCs/>
+              </w:rPr>
+              <w:t xml:space="preserve">booking-flow.test.js</w:t>
             </w:r>
           </w:p>
         </w:tc>
@@ -9789,7 +10468,23 @@
               <w:pStyle w:val="Compact"/>
             </w:pPr>
             <w:r>
-              <w:t xml:space="preserve">En ejecución</w:t>
+              <w:t xml:space="preserve">Cerrada (2026-10-16): APK compilado con EAS y publicado en</w:t>
+            </w:r>
+            <w:r>
+              <w:t xml:space="preserve"> </w:t>
+            </w:r>
+            <w:r>
+              <w:rPr>
+                <w:i/>
+                <w:iCs/>
+              </w:rPr>
+              <w:t xml:space="preserve">/app/</w:t>
+            </w:r>
+            <w:r>
+              <w:t xml:space="preserve"> </w:t>
+            </w:r>
+            <w:r>
+              <w:t xml:space="preserve">del servidor, con avisos push de versión nueva</w:t>
             </w:r>
           </w:p>
         </w:tc>
@@ -10131,6 +10826,85 @@
               <w:pStyle w:val="Compact"/>
             </w:pPr>
             <w:r>
+              <w:t xml:space="preserve">Cerrada (2026-10-16): contenedor web con nginx detrás de Caddy y HTTPS en el servidor público (Documento de Despliegue)</w:t>
+            </w:r>
+          </w:p>
+        </w:tc>
+        <w:tc>
+          <w:tcPr/>
+          <w:p>
+            <w:pPr>
+              <w:pStyle w:val="Compact"/>
+            </w:pPr>
+            <w:r>
+              <w:t xml:space="preserve">Procedimiento de Implementación, R-I08</w:t>
+            </w:r>
+          </w:p>
+        </w:tc>
+      </w:tr>
+      <w:tr>
+        <w:tc>
+          <w:tcPr/>
+          <w:p>
+            <w:pPr>
+              <w:pStyle w:val="Compact"/>
+            </w:pPr>
+            <w:r>
+              <w:t xml:space="preserve">AM-09</w:t>
+            </w:r>
+          </w:p>
+        </w:tc>
+        <w:tc>
+          <w:tcPr/>
+          <w:p>
+            <w:pPr>
+              <w:pStyle w:val="Compact"/>
+            </w:pPr>
+            <w:r>
+              <w:t xml:space="preserve">Herramientas de cobertura (JaCoCo) y análisis estático (SonarQube).</w:t>
+            </w:r>
+          </w:p>
+        </w:tc>
+        <w:tc>
+          <w:tcPr/>
+          <w:p>
+            <w:pPr>
+              <w:pStyle w:val="Compact"/>
+            </w:pPr>
+            <w:r>
+              <w:t xml:space="preserve">Métricas objetivas de calidad del código.</w:t>
+            </w:r>
+          </w:p>
+        </w:tc>
+        <w:tc>
+          <w:tcPr/>
+          <w:p>
+            <w:pPr>
+              <w:pStyle w:val="Compact"/>
+            </w:pPr>
+            <w:r>
+              <w:t xml:space="preserve">Líder de proyecto</w:t>
+            </w:r>
+          </w:p>
+        </w:tc>
+        <w:tc>
+          <w:tcPr/>
+          <w:p>
+            <w:pPr>
+              <w:pStyle w:val="Compact"/>
+            </w:pPr>
+            <w:r>
+              <w:t xml:space="preserve">Baja</w:t>
+            </w:r>
+          </w:p>
+        </w:tc>
+        <w:tc>
+          <w:tcPr/>
+          <w:p>
+            <w:pPr>
+              <w:pStyle w:val="Compact"/>
+            </w:pPr>
+            <w:r>
               <w:t xml:space="preserve">Abierta</w:t>
             </w:r>
           </w:p>
@@ -10142,85 +10916,6 @@
               <w:pStyle w:val="Compact"/>
             </w:pPr>
             <w:r>
-              <w:t xml:space="preserve">Procedimiento de Implementación, R-I08</w:t>
-            </w:r>
-          </w:p>
-        </w:tc>
-      </w:tr>
-      <w:tr>
-        <w:tc>
-          <w:tcPr/>
-          <w:p>
-            <w:pPr>
-              <w:pStyle w:val="Compact"/>
-            </w:pPr>
-            <w:r>
-              <w:t xml:space="preserve">AM-09</w:t>
-            </w:r>
-          </w:p>
-        </w:tc>
-        <w:tc>
-          <w:tcPr/>
-          <w:p>
-            <w:pPr>
-              <w:pStyle w:val="Compact"/>
-            </w:pPr>
-            <w:r>
-              <w:t xml:space="preserve">Herramientas de cobertura (JaCoCo) y análisis estático (SonarQube).</w:t>
-            </w:r>
-          </w:p>
-        </w:tc>
-        <w:tc>
-          <w:tcPr/>
-          <w:p>
-            <w:pPr>
-              <w:pStyle w:val="Compact"/>
-            </w:pPr>
-            <w:r>
-              <w:t xml:space="preserve">Métricas objetivas de calidad del código.</w:t>
-            </w:r>
-          </w:p>
-        </w:tc>
-        <w:tc>
-          <w:tcPr/>
-          <w:p>
-            <w:pPr>
-              <w:pStyle w:val="Compact"/>
-            </w:pPr>
-            <w:r>
-              <w:t xml:space="preserve">Líder de proyecto</w:t>
-            </w:r>
-          </w:p>
-        </w:tc>
-        <w:tc>
-          <w:tcPr/>
-          <w:p>
-            <w:pPr>
-              <w:pStyle w:val="Compact"/>
-            </w:pPr>
-            <w:r>
-              <w:t xml:space="preserve">Baja</w:t>
-            </w:r>
-          </w:p>
-        </w:tc>
-        <w:tc>
-          <w:tcPr/>
-          <w:p>
-            <w:pPr>
-              <w:pStyle w:val="Compact"/>
-            </w:pPr>
-            <w:r>
-              <w:t xml:space="preserve">Abierta</w:t>
-            </w:r>
-          </w:p>
-        </w:tc>
-        <w:tc>
-          <w:tcPr/>
-          <w:p>
-            <w:pPr>
-              <w:pStyle w:val="Compact"/>
-            </w:pPr>
-            <w:r>
               <w:t xml:space="preserve">Estrategia de pruebas</w:t>
             </w:r>
           </w:p>
@@ -10289,7 +10984,20 @@
               <w:pStyle w:val="Compact"/>
             </w:pPr>
             <w:r>
-              <w:t xml:space="preserve">Abierta</w:t>
+              <w:t xml:space="preserve">Cerrada (2026-10-16):</w:t>
+            </w:r>
+            <w:r>
+              <w:t xml:space="preserve"> </w:t>
+            </w:r>
+            <w:r>
+              <w:rPr>
+                <w:i/>
+                <w:iCs/>
+              </w:rPr>
+              <w:t xml:space="preserve">lavarapido-infra/e2e</w:t>
+            </w:r>
+            <w:r>
+              <w:t xml:space="preserve">, 19 pruebas aprobadas contra los contenedores</w:t>
             </w:r>
           </w:p>
         </w:tc>
@@ -10368,7 +11076,7 @@
               <w:pStyle w:val="Compact"/>
             </w:pPr>
             <w:r>
-              <w:t xml:space="preserve">Abierta</w:t>
+              <w:t xml:space="preserve">Cerrada (2026-10-16): manuales 4.0 con capturas reales del sistema</w:t>
             </w:r>
           </w:p>
         </w:tc>
@@ -10693,7 +11401,7 @@
               <w:pStyle w:val="Compact"/>
             </w:pPr>
             <w:r>
-              <w:t xml:space="preserve">Valor al 2026-10-09</w:t>
+              <w:t xml:space="preserve">Valor al 2026-10-16</w:t>
             </w:r>
           </w:p>
         </w:tc>
@@ -10739,7 +11447,7 @@
               <w:pStyle w:val="Compact"/>
             </w:pPr>
             <w:r>
-              <w:t xml:space="preserve">23 / 36 = 64 %</w:t>
+              <w:t xml:space="preserve">39 / 41 = 95 %</w:t>
             </w:r>
           </w:p>
         </w:tc>
@@ -10785,7 +11493,7 @@
               <w:pStyle w:val="Compact"/>
             </w:pPr>
             <w:r>
-              <w:t xml:space="preserve">2 (ACO-02 y ACO-03)</w:t>
+              <w:t xml:space="preserve">0</w:t>
             </w:r>
           </w:p>
         </w:tc>
@@ -10947,56 +11655,7 @@
               <w:pStyle w:val="Compact"/>
             </w:pPr>
             <w:r>
-              <w:t xml:space="preserve">Métodos de prueba del backend (</w:t>
-            </w:r>
-            <w:r>
-              <w:rPr>
-                <w:i/>
-                <w:iCs/>
-              </w:rPr>
-              <w:t xml:space="preserve">@Test</w:t>
-            </w:r>
-            <w:r>
-              <w:t xml:space="preserve">,</w:t>
-            </w:r>
-            <w:r>
-              <w:t xml:space="preserve"> </w:t>
-            </w:r>
-            <w:r>
-              <w:rPr>
-                <w:i/>
-                <w:iCs/>
-              </w:rPr>
-              <w:t xml:space="preserve">@ParameterizedTest</w:t>
-            </w:r>
-            <w:r>
-              <w:t xml:space="preserve">,</w:t>
-            </w:r>
-            <w:r>
-              <w:t xml:space="preserve"> </w:t>
-            </w:r>
-            <w:r>
-              <w:rPr>
-                <w:i/>
-                <w:iCs/>
-              </w:rPr>
-              <w:t xml:space="preserve">[Fact]</w:t>
-            </w:r>
-            <w:r>
-              <w:t xml:space="preserve">,</w:t>
-            </w:r>
-            <w:r>
-              <w:t xml:space="preserve"> </w:t>
-            </w:r>
-            <w:r>
-              <w:rPr>
-                <w:i/>
-                <w:iCs/>
-              </w:rPr>
-              <w:t xml:space="preserve">[Theory]</w:t>
-            </w:r>
-            <w:r>
-              <w:t xml:space="preserve">)</w:t>
+              <w:t xml:space="preserve">Pruebas ejecutadas y aprobadas en todos los repositorios</w:t>
             </w:r>
           </w:p>
         </w:tc>
@@ -11018,7 +11677,7 @@
               <w:pStyle w:val="Compact"/>
             </w:pPr>
             <w:r>
-              <w:t xml:space="preserve">Aproximadamente 400 (301 en Java y 98 en .NET)</w:t>
+              <w:t xml:space="preserve">639 unitarias y de integración (web 43, gateway 34, servicios Java 421 y payment-service 141) y 19 de punta a punta</w:t>
             </w:r>
           </w:p>
         </w:tc>
@@ -11039,7 +11698,7 @@
         <w:t xml:space="preserve"> </w:t>
       </w:r>
       <w:r>
-        <w:t xml:space="preserve">Elaborado por los autores. El conteo de pruebas corresponde a las anotaciones encontradas en los repositorios el 9 de octubre de 2026; las pruebas parametrizadas pueden ejecutar más casos.</w:t>
+        <w:t xml:space="preserve">Elaborado por los autores. El conteo de pruebas corresponde a la ejecución del 16 de octubre de 2026; en la versión 1.0 se contaban anotaciones (unas 400).</w:t>
       </w:r>
     </w:p>
     <w:p>
@@ -11047,23 +11706,7 @@
         <w:pStyle w:val="BodyText"/>
       </w:pPr>
       <w:r>
-        <w:t xml:space="preserve">El líder de proyecto revisa los indicadores en cada retrospectiva y antes de cada implementación. Dos correctivas P1 abiertas (ACO-02 y ACO-03)</w:t>
-      </w:r>
-      <w:r>
-        <w:t xml:space="preserve"> </w:t>
-      </w:r>
-      <w:r>
-        <w:rPr>
-          <w:b/>
-          <w:bCs/>
-        </w:rPr>
-        <w:t xml:space="preserve">impiden cumplir el criterio de entrada E6</w:t>
-      </w:r>
-      <w:r>
-        <w:t xml:space="preserve"> </w:t>
-      </w:r>
-      <w:r>
-        <w:t xml:space="preserve">del Procedimiento de Implementación para un entorno con personas usuarias reales; para una implementación de evaluación académica, el líder de proyecto puede aceptarlas como riesgo documentado.</w:t>
+        <w:t xml:space="preserve">El líder de proyecto revisa los indicadores en cada retrospectiva y antes de cada implementación. Con AC-25 y AC-26 cerradas ya no quedan correctivas P0 ni P1 abiertas, por lo que se cumple el criterio de entrada E6 del Procedimiento de Implementación. Las dos correctivas abiertas (ACO-04 y ACO-13) son P2 y P3 y tienen acción registrada.</w:t>
       </w:r>
     </w:p>
     <w:bookmarkEnd w:id="43"/>
@@ -11499,6 +12142,76 @@
           </w:p>
         </w:tc>
       </w:tr>
+      <w:tr>
+        <w:tc>
+          <w:tcPr/>
+          <w:p>
+            <w:pPr>
+              <w:pStyle w:val="Compact"/>
+            </w:pPr>
+            <w:r>
+              <w:t xml:space="preserve">L-11</w:t>
+            </w:r>
+          </w:p>
+        </w:tc>
+        <w:tc>
+          <w:tcPr/>
+          <w:p>
+            <w:pPr>
+              <w:pStyle w:val="Compact"/>
+            </w:pPr>
+            <w:r>
+              <w:t xml:space="preserve">Una operación de "crear si no existe" debe manejar la carrera entre dos solicitudes simultáneas.</w:t>
+            </w:r>
+          </w:p>
+        </w:tc>
+        <w:tc>
+          <w:tcPr/>
+          <w:p>
+            <w:pPr>
+              <w:pStyle w:val="Compact"/>
+            </w:pPr>
+            <w:r>
+              <w:t xml:space="preserve">AC-35</w:t>
+            </w:r>
+          </w:p>
+        </w:tc>
+      </w:tr>
+      <w:tr>
+        <w:tc>
+          <w:tcPr/>
+          <w:p>
+            <w:pPr>
+              <w:pStyle w:val="Compact"/>
+            </w:pPr>
+            <w:r>
+              <w:t xml:space="preserve">L-12</w:t>
+            </w:r>
+          </w:p>
+        </w:tc>
+        <w:tc>
+          <w:tcPr/>
+          <w:p>
+            <w:pPr>
+              <w:pStyle w:val="Compact"/>
+            </w:pPr>
+            <w:r>
+              <w:t xml:space="preserve">Cada opción de la interfaz debe decir exactamente qué hace con los datos de la persona: desactivar no es eliminar.</w:t>
+            </w:r>
+          </w:p>
+        </w:tc>
+        <w:tc>
+          <w:tcPr/>
+          <w:p>
+            <w:pPr>
+              <w:pStyle w:val="Compact"/>
+            </w:pPr>
+            <w:r>
+              <w:t xml:space="preserve">AC-37</w:t>
+            </w:r>
+          </w:p>
+        </w:tc>
+      </w:tr>
     </w:tbl>
     <w:p>
       <w:pPr>
@@ -12825,7 +13538,7 @@
               <w:pStyle w:val="Compact"/>
             </w:pPr>
             <w:r>
-              <w:t xml:space="preserve">R-002 payment-service parcial</w:t>
+              <w:t xml:space="preserve">R-002 payment-service parcial (cerrado como C-005)</w:t>
             </w:r>
           </w:p>
         </w:tc>
@@ -12847,7 +13560,7 @@
               <w:pStyle w:val="Compact"/>
             </w:pPr>
             <w:r>
-              <w:t xml:space="preserve">AC-04 a AC-10, ACO-05</w:t>
+              <w:t xml:space="preserve">AC-04 a AC-10, AC-27</w:t>
             </w:r>
           </w:p>
         </w:tc>
@@ -12882,7 +13595,7 @@
               <w:pStyle w:val="Compact"/>
             </w:pPr>
             <w:r>
-              <w:t xml:space="preserve">ACO-01, AP-01, AP-07, AM-10</w:t>
+              <w:t xml:space="preserve">AC-24, AP-01, AP-07, AM-10</w:t>
             </w:r>
           </w:p>
         </w:tc>
@@ -12965,7 +13678,7 @@
               <w:pStyle w:val="Compact"/>
             </w:pPr>
             <w:r>
-              <w:t xml:space="preserve">R-007 Brechas de requisitos conocidas</w:t>
+              <w:t xml:space="preserve">R-007 Brechas de requisitos conocidas (cerrado como C-006)</w:t>
             </w:r>
           </w:p>
         </w:tc>
@@ -12987,7 +13700,7 @@
               <w:pStyle w:val="Compact"/>
             </w:pPr>
             <w:r>
-              <w:t xml:space="preserve">AC-16, AC-17, ACO-02, ACO-09</w:t>
+              <w:t xml:space="preserve">AC-16, AC-17, AC-25, AC-31</w:t>
             </w:r>
           </w:p>
         </w:tc>
@@ -13057,20 +13770,90 @@
               <w:pStyle w:val="Compact"/>
             </w:pPr>
             <w:r>
-              <w:t xml:space="preserve">AC-23, ACO-12, AP-05</w:t>
-            </w:r>
-          </w:p>
-        </w:tc>
-      </w:tr>
-      <w:tr>
-        <w:tc>
-          <w:tcPr/>
-          <w:p>
-            <w:pPr>
-              <w:pStyle w:val="Compact"/>
-            </w:pPr>
-            <w:r>
-              <w:t xml:space="preserve">R-001 Integración de operations-service</w:t>
+              <w:t xml:space="preserve">AC-23, AC-34, AC-38, AP-05</w:t>
+            </w:r>
+          </w:p>
+        </w:tc>
+      </w:tr>
+      <w:tr>
+        <w:tc>
+          <w:tcPr/>
+          <w:p>
+            <w:pPr>
+              <w:pStyle w:val="Compact"/>
+            </w:pPr>
+            <w:r>
+              <w:t xml:space="preserve">R-011 Servidor público apagado</w:t>
+            </w:r>
+          </w:p>
+        </w:tc>
+        <w:tc>
+          <w:tcPr/>
+          <w:p>
+            <w:pPr>
+              <w:pStyle w:val="Compact"/>
+            </w:pPr>
+            <w:r>
+              <w:t xml:space="preserve">—</w:t>
+            </w:r>
+          </w:p>
+        </w:tc>
+        <w:tc>
+          <w:tcPr/>
+          <w:p>
+            <w:pPr>
+              <w:pStyle w:val="Compact"/>
+            </w:pPr>
+            <w:r>
+              <w:t xml:space="preserve">Procedimiento de Implementación, R-I04</w:t>
+            </w:r>
+          </w:p>
+        </w:tc>
+      </w:tr>
+      <w:tr>
+        <w:tc>
+          <w:tcPr/>
+          <w:p>
+            <w:pPr>
+              <w:pStyle w:val="Compact"/>
+            </w:pPr>
+            <w:r>
+              <w:t xml:space="preserve">Abuso de la API</w:t>
+            </w:r>
+          </w:p>
+        </w:tc>
+        <w:tc>
+          <w:tcPr/>
+          <w:p>
+            <w:pPr>
+              <w:pStyle w:val="Compact"/>
+            </w:pPr>
+            <w:r>
+              <w:t xml:space="preserve">TD-022</w:t>
+            </w:r>
+          </w:p>
+        </w:tc>
+        <w:tc>
+          <w:tcPr/>
+          <w:p>
+            <w:pPr>
+              <w:pStyle w:val="Compact"/>
+            </w:pPr>
+            <w:r>
+              <w:t xml:space="preserve">AP-11</w:t>
+            </w:r>
+          </w:p>
+        </w:tc>
+      </w:tr>
+      <w:tr>
+        <w:tc>
+          <w:tcPr/>
+          <w:p>
+            <w:pPr>
+              <w:pStyle w:val="Compact"/>
+            </w:pPr>
+            <w:r>
+              <w:t xml:space="preserve">R-001 Integración de operations-service (cerrado como C-004)</w:t>
             </w:r>
           </w:p>
         </w:tc>
@@ -13127,7 +13910,7 @@
               <w:pStyle w:val="Compact"/>
             </w:pPr>
             <w:r>
-              <w:t xml:space="preserve">ACO-03</w:t>
+              <w:t xml:space="preserve">AC-26, AC-37</w:t>
             </w:r>
           </w:p>
         </w:tc>
@@ -14066,7 +14849,7 @@
       <w:color w:themeColor="accent1" w:themeShade="BF" w:val="365F91"/>
     </w:rPr>
   </w:style>
-  <w:style w:type="paragraph" w:customStyle="1" w:styleId="SourceCode">
+  <w:style w:customStyle="1" w:styleId="SourceCode" w:type="paragraph">
     <w:name w:val="Source Code"/>
     <w:basedOn w:val="Normal"/>
     <w:link w:val="VerbatimChar"/>
@@ -14074,7 +14857,7 @@
       <w:wordWrap w:val="off"/>
     </w:pPr>
   </w:style>
-  <w:style w:type="character" w:customStyle="1" w:styleId="KeywordTok">
+  <w:style w:customStyle="1" w:styleId="KeywordTok" w:type="character">
     <w:name w:val="KeywordTok"/>
     <w:basedOn w:val="VerbatimChar"/>
     <w:rPr>
@@ -14082,77 +14865,77 @@
       <w:color w:val="007020"/>
     </w:rPr>
   </w:style>
-  <w:style w:type="character" w:customStyle="1" w:styleId="DataTypeTok">
+  <w:style w:customStyle="1" w:styleId="DataTypeTok" w:type="character">
     <w:name w:val="DataTypeTok"/>
     <w:basedOn w:val="VerbatimChar"/>
     <w:rPr>
       <w:color w:val="902000"/>
     </w:rPr>
   </w:style>
-  <w:style w:type="character" w:customStyle="1" w:styleId="DecValTok">
+  <w:style w:customStyle="1" w:styleId="DecValTok" w:type="character">
     <w:name w:val="DecValTok"/>
     <w:basedOn w:val="VerbatimChar"/>
     <w:rPr>
       <w:color w:val="40a070"/>
     </w:rPr>
   </w:style>
-  <w:style w:type="character" w:customStyle="1" w:styleId="BaseNTok">
+  <w:style w:customStyle="1" w:styleId="BaseNTok" w:type="character">
     <w:name w:val="BaseNTok"/>
     <w:basedOn w:val="VerbatimChar"/>
     <w:rPr>
       <w:color w:val="40a070"/>
     </w:rPr>
   </w:style>
-  <w:style w:type="character" w:customStyle="1" w:styleId="FloatTok">
+  <w:style w:customStyle="1" w:styleId="FloatTok" w:type="character">
     <w:name w:val="FloatTok"/>
     <w:basedOn w:val="VerbatimChar"/>
     <w:rPr>
       <w:color w:val="40a070"/>
     </w:rPr>
   </w:style>
-  <w:style w:type="character" w:customStyle="1" w:styleId="ConstantTok">
+  <w:style w:customStyle="1" w:styleId="ConstantTok" w:type="character">
     <w:name w:val="ConstantTok"/>
     <w:basedOn w:val="VerbatimChar"/>
     <w:rPr>
       <w:color w:val="880000"/>
     </w:rPr>
   </w:style>
-  <w:style w:type="character" w:customStyle="1" w:styleId="CharTok">
+  <w:style w:customStyle="1" w:styleId="CharTok" w:type="character">
     <w:name w:val="CharTok"/>
     <w:basedOn w:val="VerbatimChar"/>
     <w:rPr>
       <w:color w:val="4070a0"/>
     </w:rPr>
   </w:style>
-  <w:style w:type="character" w:customStyle="1" w:styleId="SpecialCharTok">
+  <w:style w:customStyle="1" w:styleId="SpecialCharTok" w:type="character">
     <w:name w:val="SpecialCharTok"/>
     <w:basedOn w:val="VerbatimChar"/>
     <w:rPr>
       <w:color w:val="4070a0"/>
     </w:rPr>
   </w:style>
-  <w:style w:type="character" w:customStyle="1" w:styleId="StringTok">
+  <w:style w:customStyle="1" w:styleId="StringTok" w:type="character">
     <w:name w:val="StringTok"/>
     <w:basedOn w:val="VerbatimChar"/>
     <w:rPr>
       <w:color w:val="4070a0"/>
     </w:rPr>
   </w:style>
-  <w:style w:type="character" w:customStyle="1" w:styleId="VerbatimStringTok">
+  <w:style w:customStyle="1" w:styleId="VerbatimStringTok" w:type="character">
     <w:name w:val="VerbatimStringTok"/>
     <w:basedOn w:val="VerbatimChar"/>
     <w:rPr>
       <w:color w:val="4070a0"/>
     </w:rPr>
   </w:style>
-  <w:style w:type="character" w:customStyle="1" w:styleId="SpecialStringTok">
+  <w:style w:customStyle="1" w:styleId="SpecialStringTok" w:type="character">
     <w:name w:val="SpecialStringTok"/>
     <w:basedOn w:val="VerbatimChar"/>
     <w:rPr>
       <w:color w:val="bb6688"/>
     </w:rPr>
   </w:style>
-  <w:style w:type="character" w:customStyle="1" w:styleId="ImportTok">
+  <w:style w:customStyle="1" w:styleId="ImportTok" w:type="character">
     <w:name w:val="ImportTok"/>
     <w:basedOn w:val="VerbatimChar"/>
     <w:rPr>
@@ -14160,7 +14943,7 @@
       <w:color w:val="008000"/>
     </w:rPr>
   </w:style>
-  <w:style w:type="character" w:customStyle="1" w:styleId="CommentTok">
+  <w:style w:customStyle="1" w:styleId="CommentTok" w:type="character">
     <w:name w:val="CommentTok"/>
     <w:basedOn w:val="VerbatimChar"/>
     <w:rPr>
@@ -14168,7 +14951,7 @@
       <w:color w:val="60a0b0"/>
     </w:rPr>
   </w:style>
-  <w:style w:type="character" w:customStyle="1" w:styleId="DocumentationTok">
+  <w:style w:customStyle="1" w:styleId="DocumentationTok" w:type="character">
     <w:name w:val="DocumentationTok"/>
     <w:basedOn w:val="VerbatimChar"/>
     <w:rPr>
@@ -14176,7 +14959,7 @@
       <w:color w:val="ba2121"/>
     </w:rPr>
   </w:style>
-  <w:style w:type="character" w:customStyle="1" w:styleId="AnnotationTok">
+  <w:style w:customStyle="1" w:styleId="AnnotationTok" w:type="character">
     <w:name w:val="AnnotationTok"/>
     <w:basedOn w:val="VerbatimChar"/>
     <w:rPr>
@@ -14185,7 +14968,7 @@
       <w:color w:val="60a0b0"/>
     </w:rPr>
   </w:style>
-  <w:style w:type="character" w:customStyle="1" w:styleId="CommentVarTok">
+  <w:style w:customStyle="1" w:styleId="CommentVarTok" w:type="character">
     <w:name w:val="CommentVarTok"/>
     <w:basedOn w:val="VerbatimChar"/>
     <w:rPr>
@@ -14194,28 +14977,28 @@
       <w:color w:val="60a0b0"/>
     </w:rPr>
   </w:style>
-  <w:style w:type="character" w:customStyle="1" w:styleId="OtherTok">
+  <w:style w:customStyle="1" w:styleId="OtherTok" w:type="character">
     <w:name w:val="OtherTok"/>
     <w:basedOn w:val="VerbatimChar"/>
     <w:rPr>
       <w:color w:val="007020"/>
     </w:rPr>
   </w:style>
-  <w:style w:type="character" w:customStyle="1" w:styleId="FunctionTok">
+  <w:style w:customStyle="1" w:styleId="FunctionTok" w:type="character">
     <w:name w:val="FunctionTok"/>
     <w:basedOn w:val="VerbatimChar"/>
     <w:rPr>
       <w:color w:val="06287e"/>
     </w:rPr>
   </w:style>
-  <w:style w:type="character" w:customStyle="1" w:styleId="VariableTok">
+  <w:style w:customStyle="1" w:styleId="VariableTok" w:type="character">
     <w:name w:val="VariableTok"/>
     <w:basedOn w:val="VerbatimChar"/>
     <w:rPr>
       <w:color w:val="19177c"/>
     </w:rPr>
   </w:style>
-  <w:style w:type="character" w:customStyle="1" w:styleId="ControlFlowTok">
+  <w:style w:customStyle="1" w:styleId="ControlFlowTok" w:type="character">
     <w:name w:val="ControlFlowTok"/>
     <w:basedOn w:val="VerbatimChar"/>
     <w:rPr>
@@ -14223,45 +15006,45 @@
       <w:color w:val="007020"/>
     </w:rPr>
   </w:style>
-  <w:style w:type="character" w:customStyle="1" w:styleId="OperatorTok">
+  <w:style w:customStyle="1" w:styleId="OperatorTok" w:type="character">
     <w:name w:val="OperatorTok"/>
     <w:basedOn w:val="VerbatimChar"/>
     <w:rPr>
       <w:color w:val="666666"/>
     </w:rPr>
   </w:style>
-  <w:style w:type="character" w:customStyle="1" w:styleId="BuiltInTok">
+  <w:style w:customStyle="1" w:styleId="BuiltInTok" w:type="character">
     <w:name w:val="BuiltInTok"/>
     <w:basedOn w:val="VerbatimChar"/>
     <w:rPr>
       <w:color w:val="008000"/>
     </w:rPr>
   </w:style>
-  <w:style w:type="character" w:customStyle="1" w:styleId="ExtensionTok">
+  <w:style w:customStyle="1" w:styleId="ExtensionTok" w:type="character">
     <w:name w:val="ExtensionTok"/>
     <w:basedOn w:val="VerbatimChar"/>
     <w:rPr/>
   </w:style>
-  <w:style w:type="character" w:customStyle="1" w:styleId="PreprocessorTok">
+  <w:style w:customStyle="1" w:styleId="PreprocessorTok" w:type="character">
     <w:name w:val="PreprocessorTok"/>
     <w:basedOn w:val="VerbatimChar"/>
     <w:rPr>
       <w:color w:val="bc7a00"/>
     </w:rPr>
   </w:style>
-  <w:style w:type="character" w:customStyle="1" w:styleId="AttributeTok">
+  <w:style w:customStyle="1" w:styleId="AttributeTok" w:type="character">
     <w:name w:val="AttributeTok"/>
     <w:basedOn w:val="VerbatimChar"/>
     <w:rPr>
       <w:color w:val="7d9029"/>
     </w:rPr>
   </w:style>
-  <w:style w:type="character" w:customStyle="1" w:styleId="RegionMarkerTok">
+  <w:style w:customStyle="1" w:styleId="RegionMarkerTok" w:type="character">
     <w:name w:val="RegionMarkerTok"/>
     <w:basedOn w:val="VerbatimChar"/>
     <w:rPr/>
   </w:style>
-  <w:style w:type="character" w:customStyle="1" w:styleId="InformationTok">
+  <w:style w:customStyle="1" w:styleId="InformationTok" w:type="character">
     <w:name w:val="InformationTok"/>
     <w:basedOn w:val="VerbatimChar"/>
     <w:rPr>
@@ -14270,7 +15053,7 @@
       <w:color w:val="60a0b0"/>
     </w:rPr>
   </w:style>
-  <w:style w:type="character" w:customStyle="1" w:styleId="WarningTok">
+  <w:style w:customStyle="1" w:styleId="WarningTok" w:type="character">
     <w:name w:val="WarningTok"/>
     <w:basedOn w:val="VerbatimChar"/>
     <w:rPr>
@@ -14279,7 +15062,7 @@
       <w:color w:val="60a0b0"/>
     </w:rPr>
   </w:style>
-  <w:style w:type="character" w:customStyle="1" w:styleId="AlertTok">
+  <w:style w:customStyle="1" w:styleId="AlertTok" w:type="character">
     <w:name w:val="AlertTok"/>
     <w:basedOn w:val="VerbatimChar"/>
     <w:rPr>
@@ -14287,7 +15070,7 @@
       <w:color w:val="ff0000"/>
     </w:rPr>
   </w:style>
-  <w:style w:type="character" w:customStyle="1" w:styleId="ErrorTok">
+  <w:style w:customStyle="1" w:styleId="ErrorTok" w:type="character">
     <w:name w:val="ErrorTok"/>
     <w:basedOn w:val="VerbatimChar"/>
     <w:rPr>
@@ -14295,7 +15078,7 @@
       <w:color w:val="ff0000"/>
     </w:rPr>
   </w:style>
-  <w:style w:type="character" w:customStyle="1" w:styleId="NormalTok">
+  <w:style w:customStyle="1" w:styleId="NormalTok" w:type="character">
     <w:name w:val="NormalTok"/>
     <w:basedOn w:val="VerbatimChar"/>
     <w:rPr/>

--- a/08_ACCIONES_CORRECTIVAS_PREVENTIVAS_Y_DE_MEJORA/ES/WORD/08_Acciones_Correctivas_Preventivas_Y_De_Mejora.docx
+++ b/08_ACCIONES_CORRECTIVAS_PREVENTIVAS_Y_DE_MEJORA/ES/WORD/08_Acciones_Correctivas_Preventivas_Y_De_Mejora.docx
@@ -64,7 +64,7 @@
         <w:pStyle w:val="BodyText"/>
       </w:pPr>
       <w:r>
-        <w:t xml:space="preserve">16 de octubre de 2026</w:t>
+        <w:t xml:space="preserve">17 de octubre de 2026</w:t>
       </w:r>
     </w:p>
     <w:p>
@@ -72,7 +72,7 @@
         <w:pStyle w:val="BodyText"/>
       </w:pPr>
       <w:r>
-        <w:t xml:space="preserve">Tipo de documento: Registro de acciones correctivas, preventivas y de mejoramiento (equipo de desarrollo e instructora) · Versión 2.0</w:t>
+        <w:t xml:space="preserve">Tipo de documento: Registro de acciones correctivas, preventivas y de mejoramiento (equipo de desarrollo e instructora) · Versión 2.1</w:t>
       </w:r>
     </w:p>
     <w:bookmarkStart w:id="20" w:name="control-de-versiones"/>
@@ -285,6 +285,52 @@
           </w:p>
         </w:tc>
       </w:tr>
+      <w:tr>
+        <w:tc>
+          <w:tcPr/>
+          <w:p>
+            <w:pPr>
+              <w:pStyle w:val="Compact"/>
+            </w:pPr>
+            <w:r>
+              <w:t xml:space="preserve">2.1</w:t>
+            </w:r>
+          </w:p>
+        </w:tc>
+        <w:tc>
+          <w:tcPr/>
+          <w:p>
+            <w:pPr>
+              <w:pStyle w:val="Compact"/>
+            </w:pPr>
+            <w:r>
+              <w:t xml:space="preserve">2026-10-17</w:t>
+            </w:r>
+          </w:p>
+        </w:tc>
+        <w:tc>
+          <w:tcPr/>
+          <w:p>
+            <w:pPr>
+              <w:pStyle w:val="Compact"/>
+            </w:pPr>
+            <w:r>
+              <w:t xml:space="preserve">Revisión contra el código del 17 de octubre de 2026. Se cerraron las correctivas AC-40 a AC-43 (aviso de sesión expirada al cerrar sesión, pantallas que se salían en el celular, campos de filtro aplastados en la app y avance del servicio antes de empezar), se agregó la preventiva AP-15 (revisión de diseño adaptable antes de fusionar) y se cerraron las mejoras AM-07 (informe de inspección en la app móvil) y AM-08 (preguntas frecuentes en la página de inicio).</w:t>
+            </w:r>
+          </w:p>
+        </w:tc>
+        <w:tc>
+          <w:tcPr/>
+          <w:p>
+            <w:pPr>
+              <w:pStyle w:val="Compact"/>
+            </w:pPr>
+            <w:r>
+              <w:t xml:space="preserve">Equipo de desarrollo</w:t>
+            </w:r>
+          </w:p>
+        </w:tc>
+      </w:tr>
     </w:tbl>
     <w:p>
       <w:pPr>
@@ -1023,7 +1069,7 @@
         <w:t xml:space="preserve"> </w:t>
       </w:r>
       <w:r>
-        <w:t xml:space="preserve">al 16 de octubre de 2026) y su historial de Git, y contra el registro de riesgos, el backlog técnico, la gestión de incidentes, la estrategia de pruebas y los registros de decisiones de arquitectura (ADR) del proyecto (Equipo de Desarrollo Vehicle Washing, 2026a). También se incluyen los hallazgos de la revisión de los manuales del 7, del 9 y del 16 de octubre de 2026 y de la revisión completa del sistema del 16 de octubre (anexo B del Manual Técnico y anexos de los demás manuales).</w:t>
+        <w:t xml:space="preserve">al 17 de octubre de 2026) y su historial de Git, y contra el registro de riesgos, el backlog técnico, la gestión de incidentes, la estrategia de pruebas y los registros de decisiones de arquitectura (ADR) del proyecto (Equipo de Desarrollo Vehicle Washing, 2026a). También se incluyen los hallazgos de la revisión de los manuales del 7, del 9 y del 16 de octubre de 2026 y de la revisión completa del sistema del 16 de octubre (anexo B del Manual Técnico y anexos de los demás manuales).</w:t>
       </w:r>
     </w:p>
     <w:bookmarkEnd w:id="23"/>
@@ -7992,6 +8038,418 @@
           </w:p>
         </w:tc>
       </w:tr>
+      <w:tr>
+        <w:tc>
+          <w:tcPr/>
+          <w:p>
+            <w:pPr>
+              <w:pStyle w:val="Compact"/>
+            </w:pPr>
+            <w:r>
+              <w:t xml:space="preserve">AC-40</w:t>
+            </w:r>
+          </w:p>
+        </w:tc>
+        <w:tc>
+          <w:tcPr/>
+          <w:p>
+            <w:pPr>
+              <w:pStyle w:val="Compact"/>
+            </w:pPr>
+            <w:r>
+              <w:t xml:space="preserve">Al cerrar sesión, la web y la app mostraban "Tu sesión expiró".</w:t>
+            </w:r>
+          </w:p>
+        </w:tc>
+        <w:tc>
+          <w:tcPr/>
+          <w:p>
+            <w:pPr>
+              <w:pStyle w:val="Compact"/>
+            </w:pPr>
+            <w:r>
+              <w:t xml:space="preserve">P2</w:t>
+            </w:r>
+          </w:p>
+        </w:tc>
+        <w:tc>
+          <w:tcPr/>
+          <w:p>
+            <w:pPr>
+              <w:pStyle w:val="Compact"/>
+            </w:pPr>
+            <w:r>
+              <w:t xml:space="preserve">Una respuesta 401 que llegaba después de borrar el token se tomaba como sesión vencida.</w:t>
+            </w:r>
+          </w:p>
+        </w:tc>
+        <w:tc>
+          <w:tcPr/>
+          <w:p>
+            <w:pPr>
+              <w:pStyle w:val="Compact"/>
+            </w:pPr>
+            <w:r>
+              <w:t xml:space="preserve">El 401 solo cierra la sesión con aviso si todavía hay una sesión abierta (</w:t>
+            </w:r>
+            <w:r>
+              <w:rPr>
+                <w:i/>
+                <w:iCs/>
+              </w:rPr>
+              <w:t xml:space="preserve">auth-interceptor</w:t>
+            </w:r>
+            <w:r>
+              <w:t xml:space="preserve"> </w:t>
+            </w:r>
+            <w:r>
+              <w:t xml:space="preserve">en la web y</w:t>
+            </w:r>
+            <w:r>
+              <w:t xml:space="preserve"> </w:t>
+            </w:r>
+            <w:r>
+              <w:rPr>
+                <w:i/>
+                <w:iCs/>
+              </w:rPr>
+              <w:t xml:space="preserve">AuthServiceContext</w:t>
+            </w:r>
+            <w:r>
+              <w:t xml:space="preserve"> </w:t>
+            </w:r>
+            <w:r>
+              <w:t xml:space="preserve">en la app).</w:t>
+            </w:r>
+          </w:p>
+        </w:tc>
+        <w:tc>
+          <w:tcPr/>
+          <w:p>
+            <w:pPr>
+              <w:pStyle w:val="Compact"/>
+            </w:pPr>
+            <w:r>
+              <w:t xml:space="preserve">Al cerrar sesión ya no aparece el aviso; cuando el token vence de verdad, sí.</w:t>
+            </w:r>
+          </w:p>
+        </w:tc>
+        <w:tc>
+          <w:tcPr/>
+          <w:p>
+            <w:pPr>
+              <w:pStyle w:val="Compact"/>
+            </w:pPr>
+            <w:r>
+              <w:t xml:space="preserve">Reporte de uso</w:t>
+            </w:r>
+          </w:p>
+        </w:tc>
+        <w:tc>
+          <w:tcPr/>
+          <w:p>
+            <w:pPr>
+              <w:pStyle w:val="Compact"/>
+            </w:pPr>
+            <w:r>
+              <w:t xml:space="preserve">2026-10-16</w:t>
+            </w:r>
+          </w:p>
+        </w:tc>
+      </w:tr>
+      <w:tr>
+        <w:tc>
+          <w:tcPr/>
+          <w:p>
+            <w:pPr>
+              <w:pStyle w:val="Compact"/>
+            </w:pPr>
+            <w:r>
+              <w:t xml:space="preserve">AC-41</w:t>
+            </w:r>
+          </w:p>
+        </w:tc>
+        <w:tc>
+          <w:tcPr/>
+          <w:p>
+            <w:pPr>
+              <w:pStyle w:val="Compact"/>
+            </w:pPr>
+            <w:r>
+              <w:t xml:space="preserve">En el celular (360 px) había botones fuera de la pantalla, títulos encimados, el botón ☰ sobre los títulos y filtros fuera de su tarjeta.</w:t>
+            </w:r>
+          </w:p>
+        </w:tc>
+        <w:tc>
+          <w:tcPr/>
+          <w:p>
+            <w:pPr>
+              <w:pStyle w:val="Compact"/>
+            </w:pPr>
+            <w:r>
+              <w:t xml:space="preserve">P2</w:t>
+            </w:r>
+          </w:p>
+        </w:tc>
+        <w:tc>
+          <w:tcPr/>
+          <w:p>
+            <w:pPr>
+              <w:pStyle w:val="Compact"/>
+            </w:pPr>
+            <w:r>
+              <w:t xml:space="preserve">Estilos pensados para escritorio, sin reglas para celular, e interlineado fijo de 20 px heredado del tema de Material.</w:t>
+            </w:r>
+          </w:p>
+        </w:tc>
+        <w:tc>
+          <w:tcPr/>
+          <w:p>
+            <w:pPr>
+              <w:pStyle w:val="Compact"/>
+            </w:pPr>
+            <w:r>
+              <w:t xml:space="preserve">Reglas de celular en la landing, autenticación, panel del cliente, servicios asignados, gestión y configuración; espacio global para el botón ☰ e interlineado relativo en los títulos.</w:t>
+            </w:r>
+          </w:p>
+        </w:tc>
+        <w:tc>
+          <w:tcPr/>
+          <w:p>
+            <w:pPr>
+              <w:pStyle w:val="Compact"/>
+            </w:pPr>
+            <w:r>
+              <w:t xml:space="preserve">60 pantallas web (360 y 768 px) y 26 de la app sin desbordes (pruebas, Tabla 5b).</w:t>
+            </w:r>
+          </w:p>
+        </w:tc>
+        <w:tc>
+          <w:tcPr/>
+          <w:p>
+            <w:pPr>
+              <w:pStyle w:val="Compact"/>
+            </w:pPr>
+            <w:r>
+              <w:t xml:space="preserve">Revisión de diseño adaptable</w:t>
+            </w:r>
+          </w:p>
+        </w:tc>
+        <w:tc>
+          <w:tcPr/>
+          <w:p>
+            <w:pPr>
+              <w:pStyle w:val="Compact"/>
+            </w:pPr>
+            <w:r>
+              <w:t xml:space="preserve">2026-10-17</w:t>
+            </w:r>
+          </w:p>
+        </w:tc>
+      </w:tr>
+      <w:tr>
+        <w:tc>
+          <w:tcPr/>
+          <w:p>
+            <w:pPr>
+              <w:pStyle w:val="Compact"/>
+            </w:pPr>
+            <w:r>
+              <w:t xml:space="preserve">AC-42</w:t>
+            </w:r>
+          </w:p>
+        </w:tc>
+        <w:tc>
+          <w:tcPr/>
+          <w:p>
+            <w:pPr>
+              <w:pStyle w:val="Compact"/>
+            </w:pPr>
+            <w:r>
+              <w:t xml:space="preserve">En la app, los campos de fecha y búsqueda se aplastaban cuando iban en columna.</w:t>
+            </w:r>
+          </w:p>
+        </w:tc>
+        <w:tc>
+          <w:tcPr/>
+          <w:p>
+            <w:pPr>
+              <w:pStyle w:val="Compact"/>
+            </w:pPr>
+            <w:r>
+              <w:t xml:space="preserve">P3</w:t>
+            </w:r>
+          </w:p>
+        </w:tc>
+        <w:tc>
+          <w:tcPr/>
+          <w:p>
+            <w:pPr>
+              <w:pStyle w:val="Compact"/>
+            </w:pPr>
+            <w:r>
+              <w:t xml:space="preserve">La caja usaba</w:t>
+            </w:r>
+            <w:r>
+              <w:t xml:space="preserve"> </w:t>
+            </w:r>
+            <w:r>
+              <w:rPr>
+                <w:i/>
+                <w:iCs/>
+              </w:rPr>
+              <w:t xml:space="preserve">flex: 1</w:t>
+            </w:r>
+            <w:r>
+              <w:t xml:space="preserve">, que parte de alto 0 en una columna.</w:t>
+            </w:r>
+          </w:p>
+        </w:tc>
+        <w:tc>
+          <w:tcPr/>
+          <w:p>
+            <w:pPr>
+              <w:pStyle w:val="Compact"/>
+            </w:pPr>
+            <w:r>
+              <w:t xml:space="preserve">Crece solo a lo ancho y conserva un alto mínimo de 46 px (</w:t>
+            </w:r>
+            <w:r>
+              <w:rPr>
+                <w:i/>
+                <w:iCs/>
+              </w:rPr>
+              <w:t xml:space="preserve">FilterInputs.tsx</w:t>
+            </w:r>
+            <w:r>
+              <w:t xml:space="preserve">).</w:t>
+            </w:r>
+          </w:p>
+        </w:tc>
+        <w:tc>
+          <w:tcPr/>
+          <w:p>
+            <w:pPr>
+              <w:pStyle w:val="Compact"/>
+            </w:pPr>
+            <w:r>
+              <w:t xml:space="preserve">Historial y Calificaciones muestran los campos completos.</w:t>
+            </w:r>
+          </w:p>
+        </w:tc>
+        <w:tc>
+          <w:tcPr/>
+          <w:p>
+            <w:pPr>
+              <w:pStyle w:val="Compact"/>
+            </w:pPr>
+            <w:r>
+              <w:t xml:space="preserve">Revisión de diseño adaptable</w:t>
+            </w:r>
+          </w:p>
+        </w:tc>
+        <w:tc>
+          <w:tcPr/>
+          <w:p>
+            <w:pPr>
+              <w:pStyle w:val="Compact"/>
+            </w:pPr>
+            <w:r>
+              <w:t xml:space="preserve">2026-10-17</w:t>
+            </w:r>
+          </w:p>
+        </w:tc>
+      </w:tr>
+      <w:tr>
+        <w:tc>
+          <w:tcPr/>
+          <w:p>
+            <w:pPr>
+              <w:pStyle w:val="Compact"/>
+            </w:pPr>
+            <w:r>
+              <w:t xml:space="preserve">AC-43</w:t>
+            </w:r>
+          </w:p>
+        </w:tc>
+        <w:tc>
+          <w:tcPr/>
+          <w:p>
+            <w:pPr>
+              <w:pStyle w:val="Compact"/>
+            </w:pPr>
+            <w:r>
+              <w:t xml:space="preserve">El avance del próximo servicio mostraba 10 % o 25 % sin que el lavado hubiera empezado.</w:t>
+            </w:r>
+          </w:p>
+        </w:tc>
+        <w:tc>
+          <w:tcPr/>
+          <w:p>
+            <w:pPr>
+              <w:pStyle w:val="Compact"/>
+            </w:pPr>
+            <w:r>
+              <w:t xml:space="preserve">P3</w:t>
+            </w:r>
+          </w:p>
+        </w:tc>
+        <w:tc>
+          <w:tcPr/>
+          <w:p>
+            <w:pPr>
+              <w:pStyle w:val="Compact"/>
+            </w:pPr>
+            <w:r>
+              <w:t xml:space="preserve">La tabla de avance daba un porcentaje a los estados Programada y Confirmada.</w:t>
+            </w:r>
+          </w:p>
+        </w:tc>
+        <w:tc>
+          <w:tcPr/>
+          <w:p>
+            <w:pPr>
+              <w:pStyle w:val="Compact"/>
+            </w:pPr>
+            <w:r>
+              <w:t xml:space="preserve">Programada y Confirmada quedan en 0 % en la web y en la app.</w:t>
+            </w:r>
+          </w:p>
+        </w:tc>
+        <w:tc>
+          <w:tcPr/>
+          <w:p>
+            <w:pPr>
+              <w:pStyle w:val="Compact"/>
+            </w:pPr>
+            <w:r>
+              <w:t xml:space="preserve">El panel muestra 0 % hasta que el operario inicia el servicio.</w:t>
+            </w:r>
+          </w:p>
+        </w:tc>
+        <w:tc>
+          <w:tcPr/>
+          <w:p>
+            <w:pPr>
+              <w:pStyle w:val="Compact"/>
+            </w:pPr>
+            <w:r>
+              <w:t xml:space="preserve">Reporte de uso</w:t>
+            </w:r>
+          </w:p>
+        </w:tc>
+        <w:tc>
+          <w:tcPr/>
+          <w:p>
+            <w:pPr>
+              <w:pStyle w:val="Compact"/>
+            </w:pPr>
+            <w:r>
+              <w:t xml:space="preserve">2026-10-16</w:t>
+            </w:r>
+          </w:p>
+        </w:tc>
+      </w:tr>
     </w:tbl>
     <w:p>
       <w:pPr>
@@ -9937,6 +10395,98 @@
           </w:p>
         </w:tc>
       </w:tr>
+      <w:tr>
+        <w:tc>
+          <w:tcPr/>
+          <w:p>
+            <w:pPr>
+              <w:pStyle w:val="Compact"/>
+            </w:pPr>
+            <w:r>
+              <w:t xml:space="preserve">AP-15</w:t>
+            </w:r>
+          </w:p>
+        </w:tc>
+        <w:tc>
+          <w:tcPr/>
+          <w:p>
+            <w:pPr>
+              <w:pStyle w:val="Compact"/>
+            </w:pPr>
+            <w:r>
+              <w:t xml:space="preserve">Cambios de interfaz que rompen el diseño en el celular sin que nadie lo note (causa de AC-41).</w:t>
+            </w:r>
+          </w:p>
+        </w:tc>
+        <w:tc>
+          <w:tcPr/>
+          <w:p>
+            <w:pPr>
+              <w:pStyle w:val="Compact"/>
+            </w:pPr>
+            <w:r>
+              <w:t xml:space="preserve">Medir las pantallas a 360 y 768 px con Playwright antes de fusionar cambios de interfaz, a partir del script</w:t>
+            </w:r>
+            <w:r>
+              <w:t xml:space="preserve"> </w:t>
+            </w:r>
+            <w:r>
+              <w:rPr>
+                <w:i/>
+                <w:iCs/>
+              </w:rPr>
+              <w:t xml:space="preserve">e2e/width-360.js</w:t>
+            </w:r>
+            <w:r>
+              <w:t xml:space="preserve">, y revisar las capturas.</w:t>
+            </w:r>
+          </w:p>
+        </w:tc>
+        <w:tc>
+          <w:tcPr/>
+          <w:p>
+            <w:pPr>
+              <w:pStyle w:val="Compact"/>
+            </w:pPr>
+            <w:r>
+              <w:t xml:space="preserve">Líderes de frontend y backend</w:t>
+            </w:r>
+          </w:p>
+        </w:tc>
+        <w:tc>
+          <w:tcPr/>
+          <w:p>
+            <w:pPr>
+              <w:pStyle w:val="Compact"/>
+            </w:pPr>
+            <w:r>
+              <w:t xml:space="preserve">Media</w:t>
+            </w:r>
+          </w:p>
+        </w:tc>
+        <w:tc>
+          <w:tcPr/>
+          <w:p>
+            <w:pPr>
+              <w:pStyle w:val="Compact"/>
+            </w:pPr>
+            <w:r>
+              <w:t xml:space="preserve">En ejecución (permanente)</w:t>
+            </w:r>
+          </w:p>
+        </w:tc>
+        <w:tc>
+          <w:tcPr/>
+          <w:p>
+            <w:pPr>
+              <w:pStyle w:val="Compact"/>
+            </w:pPr>
+            <w:r>
+              <w:t xml:space="preserve">Lección de AC-41</w:t>
+            </w:r>
+          </w:p>
+        </w:tc>
+      </w:tr>
     </w:tbl>
     <w:p>
       <w:pPr>
@@ -10687,6 +11237,180 @@
               <w:pStyle w:val="Compact"/>
             </w:pPr>
             <w:r>
+              <w:t xml:space="preserve">Gestionar el informe de inspección desde la aplicación móvil.</w:t>
+            </w:r>
+          </w:p>
+        </w:tc>
+        <w:tc>
+          <w:tcPr/>
+          <w:p>
+            <w:pPr>
+              <w:pStyle w:val="Compact"/>
+            </w:pPr>
+            <w:r>
+              <w:t xml:space="preserve">El administrador registra el estado del vehículo junto al vehículo, con fotos de la cámara que se reducen en el celular.</w:t>
+            </w:r>
+          </w:p>
+        </w:tc>
+        <w:tc>
+          <w:tcPr/>
+          <w:p>
+            <w:pPr>
+              <w:pStyle w:val="Compact"/>
+            </w:pPr>
+            <w:r>
+              <w:t xml:space="preserve">Líder de backend</w:t>
+            </w:r>
+          </w:p>
+        </w:tc>
+        <w:tc>
+          <w:tcPr/>
+          <w:p>
+            <w:pPr>
+              <w:pStyle w:val="Compact"/>
+            </w:pPr>
+            <w:r>
+              <w:t xml:space="preserve">Media</w:t>
+            </w:r>
+          </w:p>
+        </w:tc>
+        <w:tc>
+          <w:tcPr/>
+          <w:p>
+            <w:pPr>
+              <w:pStyle w:val="Compact"/>
+            </w:pPr>
+            <w:r>
+              <w:t xml:space="preserve">Cerrada (2026-10-17): pantalla</w:t>
+            </w:r>
+            <w:r>
+              <w:t xml:space="preserve"> </w:t>
+            </w:r>
+            <w:r>
+              <w:rPr>
+                <w:i/>
+                <w:iCs/>
+              </w:rPr>
+              <w:t xml:space="preserve">AdminInspection</w:t>
+            </w:r>
+            <w:r>
+              <w:t xml:space="preserve"> </w:t>
+            </w:r>
+            <w:r>
+              <w:t xml:space="preserve">en la app</w:t>
+            </w:r>
+          </w:p>
+        </w:tc>
+        <w:tc>
+          <w:tcPr/>
+          <w:p>
+            <w:pPr>
+              <w:pStyle w:val="Compact"/>
+            </w:pPr>
+            <w:r>
+              <w:t xml:space="preserve">Solicitud del equipo</w:t>
+            </w:r>
+          </w:p>
+        </w:tc>
+      </w:tr>
+      <w:tr>
+        <w:tc>
+          <w:tcPr/>
+          <w:p>
+            <w:pPr>
+              <w:pStyle w:val="Compact"/>
+            </w:pPr>
+            <w:r>
+              <w:t xml:space="preserve">AM-08</w:t>
+            </w:r>
+          </w:p>
+        </w:tc>
+        <w:tc>
+          <w:tcPr/>
+          <w:p>
+            <w:pPr>
+              <w:pStyle w:val="Compact"/>
+            </w:pPr>
+            <w:r>
+              <w:t xml:space="preserve">Preguntas frecuentes en la página de inicio.</w:t>
+            </w:r>
+          </w:p>
+        </w:tc>
+        <w:tc>
+          <w:tcPr/>
+          <w:p>
+            <w:pPr>
+              <w:pStyle w:val="Compact"/>
+            </w:pPr>
+            <w:r>
+              <w:t xml:space="preserve">El visitante resuelve las dudas más comunes (reserva, pago, cancelación, puntos) sin escribir al lavadero.</w:t>
+            </w:r>
+          </w:p>
+        </w:tc>
+        <w:tc>
+          <w:tcPr/>
+          <w:p>
+            <w:pPr>
+              <w:pStyle w:val="Compact"/>
+            </w:pPr>
+            <w:r>
+              <w:t xml:space="preserve">Líder de backend</w:t>
+            </w:r>
+          </w:p>
+        </w:tc>
+        <w:tc>
+          <w:tcPr/>
+          <w:p>
+            <w:pPr>
+              <w:pStyle w:val="Compact"/>
+            </w:pPr>
+            <w:r>
+              <w:t xml:space="preserve">Baja</w:t>
+            </w:r>
+          </w:p>
+        </w:tc>
+        <w:tc>
+          <w:tcPr/>
+          <w:p>
+            <w:pPr>
+              <w:pStyle w:val="Compact"/>
+            </w:pPr>
+            <w:r>
+              <w:t xml:space="preserve">Cerrada (2026-10-17)</w:t>
+            </w:r>
+          </w:p>
+        </w:tc>
+        <w:tc>
+          <w:tcPr/>
+          <w:p>
+            <w:pPr>
+              <w:pStyle w:val="Compact"/>
+            </w:pPr>
+            <w:r>
+              <w:t xml:space="preserve">Revisión de la landing</w:t>
+            </w:r>
+          </w:p>
+        </w:tc>
+      </w:tr>
+      <w:tr>
+        <w:tc>
+          <w:tcPr/>
+          <w:p>
+            <w:pPr>
+              <w:pStyle w:val="Compact"/>
+            </w:pPr>
+            <w:r>
+              <w:t xml:space="preserve">AM-07</w:t>
+            </w:r>
+          </w:p>
+        </w:tc>
+        <w:tc>
+          <w:tcPr/>
+          <w:p>
+            <w:pPr>
+              <w:pStyle w:val="Compact"/>
+            </w:pPr>
+            <w:r>
               <w:t xml:space="preserve">Separar en</w:t>
             </w:r>
             <w:r>
@@ -11401,7 +12125,7 @@
               <w:pStyle w:val="Compact"/>
             </w:pPr>
             <w:r>
-              <w:t xml:space="preserve">Valor al 2026-10-16</w:t>
+              <w:t xml:space="preserve">Valor al 2026-10-17</w:t>
             </w:r>
           </w:p>
         </w:tc>
@@ -11447,7 +12171,7 @@
               <w:pStyle w:val="Compact"/>
             </w:pPr>
             <w:r>
-              <w:t xml:space="preserve">39 / 41 = 95 %</w:t>
+              <w:t xml:space="preserve">43 / 45 = 96 %</w:t>
             </w:r>
           </w:p>
         </w:tc>
@@ -14849,7 +15573,7 @@
       <w:color w:themeColor="accent1" w:themeShade="BF" w:val="365F91"/>
     </w:rPr>
   </w:style>
-  <w:style w:customStyle="1" w:styleId="SourceCode" w:type="paragraph">
+  <w:style w:type="paragraph" w:customStyle="1" w:styleId="SourceCode">
     <w:name w:val="Source Code"/>
     <w:basedOn w:val="Normal"/>
     <w:link w:val="VerbatimChar"/>
@@ -14857,7 +15581,7 @@
       <w:wordWrap w:val="off"/>
     </w:pPr>
   </w:style>
-  <w:style w:customStyle="1" w:styleId="KeywordTok" w:type="character">
+  <w:style w:type="character" w:customStyle="1" w:styleId="KeywordTok">
     <w:name w:val="KeywordTok"/>
     <w:basedOn w:val="VerbatimChar"/>
     <w:rPr>
@@ -14865,77 +15589,77 @@
       <w:color w:val="007020"/>
     </w:rPr>
   </w:style>
-  <w:style w:customStyle="1" w:styleId="DataTypeTok" w:type="character">
+  <w:style w:type="character" w:customStyle="1" w:styleId="DataTypeTok">
     <w:name w:val="DataTypeTok"/>
     <w:basedOn w:val="VerbatimChar"/>
     <w:rPr>
       <w:color w:val="902000"/>
     </w:rPr>
   </w:style>
-  <w:style w:customStyle="1" w:styleId="DecValTok" w:type="character">
+  <w:style w:type="character" w:customStyle="1" w:styleId="DecValTok">
     <w:name w:val="DecValTok"/>
     <w:basedOn w:val="VerbatimChar"/>
     <w:rPr>
       <w:color w:val="40a070"/>
     </w:rPr>
   </w:style>
-  <w:style w:customStyle="1" w:styleId="BaseNTok" w:type="character">
+  <w:style w:type="character" w:customStyle="1" w:styleId="BaseNTok">
     <w:name w:val="BaseNTok"/>
     <w:basedOn w:val="VerbatimChar"/>
     <w:rPr>
       <w:color w:val="40a070"/>
     </w:rPr>
   </w:style>
-  <w:style w:customStyle="1" w:styleId="FloatTok" w:type="character">
+  <w:style w:type="character" w:customStyle="1" w:styleId="FloatTok">
     <w:name w:val="FloatTok"/>
     <w:basedOn w:val="VerbatimChar"/>
     <w:rPr>
       <w:color w:val="40a070"/>
     </w:rPr>
   </w:style>
-  <w:style w:customStyle="1" w:styleId="ConstantTok" w:type="character">
+  <w:style w:type="character" w:customStyle="1" w:styleId="ConstantTok">
     <w:name w:val="ConstantTok"/>
     <w:basedOn w:val="VerbatimChar"/>
     <w:rPr>
       <w:color w:val="880000"/>
     </w:rPr>
   </w:style>
-  <w:style w:customStyle="1" w:styleId="CharTok" w:type="character">
+  <w:style w:type="character" w:customStyle="1" w:styleId="CharTok">
     <w:name w:val="CharTok"/>
     <w:basedOn w:val="VerbatimChar"/>
     <w:rPr>
       <w:color w:val="4070a0"/>
     </w:rPr>
   </w:style>
-  <w:style w:customStyle="1" w:styleId="SpecialCharTok" w:type="character">
+  <w:style w:type="character" w:customStyle="1" w:styleId="SpecialCharTok">
     <w:name w:val="SpecialCharTok"/>
     <w:basedOn w:val="VerbatimChar"/>
     <w:rPr>
       <w:color w:val="4070a0"/>
     </w:rPr>
   </w:style>
-  <w:style w:customStyle="1" w:styleId="StringTok" w:type="character">
+  <w:style w:type="character" w:customStyle="1" w:styleId="StringTok">
     <w:name w:val="StringTok"/>
     <w:basedOn w:val="VerbatimChar"/>
     <w:rPr>
       <w:color w:val="4070a0"/>
     </w:rPr>
   </w:style>
-  <w:style w:customStyle="1" w:styleId="VerbatimStringTok" w:type="character">
+  <w:style w:type="character" w:customStyle="1" w:styleId="VerbatimStringTok">
     <w:name w:val="VerbatimStringTok"/>
     <w:basedOn w:val="VerbatimChar"/>
     <w:rPr>
       <w:color w:val="4070a0"/>
     </w:rPr>
   </w:style>
-  <w:style w:customStyle="1" w:styleId="SpecialStringTok" w:type="character">
+  <w:style w:type="character" w:customStyle="1" w:styleId="SpecialStringTok">
     <w:name w:val="SpecialStringTok"/>
     <w:basedOn w:val="VerbatimChar"/>
     <w:rPr>
       <w:color w:val="bb6688"/>
     </w:rPr>
   </w:style>
-  <w:style w:customStyle="1" w:styleId="ImportTok" w:type="character">
+  <w:style w:type="character" w:customStyle="1" w:styleId="ImportTok">
     <w:name w:val="ImportTok"/>
     <w:basedOn w:val="VerbatimChar"/>
     <w:rPr>
@@ -14943,7 +15667,7 @@
       <w:color w:val="008000"/>
     </w:rPr>
   </w:style>
-  <w:style w:customStyle="1" w:styleId="CommentTok" w:type="character">
+  <w:style w:type="character" w:customStyle="1" w:styleId="CommentTok">
     <w:name w:val="CommentTok"/>
     <w:basedOn w:val="VerbatimChar"/>
     <w:rPr>
@@ -14951,7 +15675,7 @@
       <w:color w:val="60a0b0"/>
     </w:rPr>
   </w:style>
-  <w:style w:customStyle="1" w:styleId="DocumentationTok" w:type="character">
+  <w:style w:type="character" w:customStyle="1" w:styleId="DocumentationTok">
     <w:name w:val="DocumentationTok"/>
     <w:basedOn w:val="VerbatimChar"/>
     <w:rPr>
@@ -14959,7 +15683,7 @@
       <w:color w:val="ba2121"/>
     </w:rPr>
   </w:style>
-  <w:style w:customStyle="1" w:styleId="AnnotationTok" w:type="character">
+  <w:style w:type="character" w:customStyle="1" w:styleId="AnnotationTok">
     <w:name w:val="AnnotationTok"/>
     <w:basedOn w:val="VerbatimChar"/>
     <w:rPr>
@@ -14968,7 +15692,7 @@
       <w:color w:val="60a0b0"/>
     </w:rPr>
   </w:style>
-  <w:style w:customStyle="1" w:styleId="CommentVarTok" w:type="character">
+  <w:style w:type="character" w:customStyle="1" w:styleId="CommentVarTok">
     <w:name w:val="CommentVarTok"/>
     <w:basedOn w:val="VerbatimChar"/>
     <w:rPr>
@@ -14977,28 +15701,28 @@
       <w:color w:val="60a0b0"/>
     </w:rPr>
   </w:style>
-  <w:style w:customStyle="1" w:styleId="OtherTok" w:type="character">
+  <w:style w:type="character" w:customStyle="1" w:styleId="OtherTok">
     <w:name w:val="OtherTok"/>
     <w:basedOn w:val="VerbatimChar"/>
     <w:rPr>
       <w:color w:val="007020"/>
     </w:rPr>
   </w:style>
-  <w:style w:customStyle="1" w:styleId="FunctionTok" w:type="character">
+  <w:style w:type="character" w:customStyle="1" w:styleId="FunctionTok">
     <w:name w:val="FunctionTok"/>
     <w:basedOn w:val="VerbatimChar"/>
     <w:rPr>
       <w:color w:val="06287e"/>
     </w:rPr>
   </w:style>
-  <w:style w:customStyle="1" w:styleId="VariableTok" w:type="character">
+  <w:style w:type="character" w:customStyle="1" w:styleId="VariableTok">
     <w:name w:val="VariableTok"/>
     <w:basedOn w:val="VerbatimChar"/>
     <w:rPr>
       <w:color w:val="19177c"/>
     </w:rPr>
   </w:style>
-  <w:style w:customStyle="1" w:styleId="ControlFlowTok" w:type="character">
+  <w:style w:type="character" w:customStyle="1" w:styleId="ControlFlowTok">
     <w:name w:val="ControlFlowTok"/>
     <w:basedOn w:val="VerbatimChar"/>
     <w:rPr>
@@ -15006,45 +15730,45 @@
       <w:color w:val="007020"/>
     </w:rPr>
   </w:style>
-  <w:style w:customStyle="1" w:styleId="OperatorTok" w:type="character">
+  <w:style w:type="character" w:customStyle="1" w:styleId="OperatorTok">
     <w:name w:val="OperatorTok"/>
     <w:basedOn w:val="VerbatimChar"/>
     <w:rPr>
       <w:color w:val="666666"/>
     </w:rPr>
   </w:style>
-  <w:style w:customStyle="1" w:styleId="BuiltInTok" w:type="character">
+  <w:style w:type="character" w:customStyle="1" w:styleId="BuiltInTok">
     <w:name w:val="BuiltInTok"/>
     <w:basedOn w:val="VerbatimChar"/>
     <w:rPr>
       <w:color w:val="008000"/>
     </w:rPr>
   </w:style>
-  <w:style w:customStyle="1" w:styleId="ExtensionTok" w:type="character">
+  <w:style w:type="character" w:customStyle="1" w:styleId="ExtensionTok">
     <w:name w:val="ExtensionTok"/>
     <w:basedOn w:val="VerbatimChar"/>
     <w:rPr/>
   </w:style>
-  <w:style w:customStyle="1" w:styleId="PreprocessorTok" w:type="character">
+  <w:style w:type="character" w:customStyle="1" w:styleId="PreprocessorTok">
     <w:name w:val="PreprocessorTok"/>
     <w:basedOn w:val="VerbatimChar"/>
     <w:rPr>
       <w:color w:val="bc7a00"/>
     </w:rPr>
   </w:style>
-  <w:style w:customStyle="1" w:styleId="AttributeTok" w:type="character">
+  <w:style w:type="character" w:customStyle="1" w:styleId="AttributeTok">
     <w:name w:val="AttributeTok"/>
     <w:basedOn w:val="VerbatimChar"/>
     <w:rPr>
       <w:color w:val="7d9029"/>
     </w:rPr>
   </w:style>
-  <w:style w:customStyle="1" w:styleId="RegionMarkerTok" w:type="character">
+  <w:style w:type="character" w:customStyle="1" w:styleId="RegionMarkerTok">
     <w:name w:val="RegionMarkerTok"/>
     <w:basedOn w:val="VerbatimChar"/>
     <w:rPr/>
   </w:style>
-  <w:style w:customStyle="1" w:styleId="InformationTok" w:type="character">
+  <w:style w:type="character" w:customStyle="1" w:styleId="InformationTok">
     <w:name w:val="InformationTok"/>
     <w:basedOn w:val="VerbatimChar"/>
     <w:rPr>
@@ -15053,7 +15777,7 @@
       <w:color w:val="60a0b0"/>
     </w:rPr>
   </w:style>
-  <w:style w:customStyle="1" w:styleId="WarningTok" w:type="character">
+  <w:style w:type="character" w:customStyle="1" w:styleId="WarningTok">
     <w:name w:val="WarningTok"/>
     <w:basedOn w:val="VerbatimChar"/>
     <w:rPr>
@@ -15062,7 +15786,7 @@
       <w:color w:val="60a0b0"/>
     </w:rPr>
   </w:style>
-  <w:style w:customStyle="1" w:styleId="AlertTok" w:type="character">
+  <w:style w:type="character" w:customStyle="1" w:styleId="AlertTok">
     <w:name w:val="AlertTok"/>
     <w:basedOn w:val="VerbatimChar"/>
     <w:rPr>
@@ -15070,7 +15794,7 @@
       <w:color w:val="ff0000"/>
     </w:rPr>
   </w:style>
-  <w:style w:customStyle="1" w:styleId="ErrorTok" w:type="character">
+  <w:style w:type="character" w:customStyle="1" w:styleId="ErrorTok">
     <w:name w:val="ErrorTok"/>
     <w:basedOn w:val="VerbatimChar"/>
     <w:rPr>
@@ -15078,7 +15802,7 @@
       <w:color w:val="ff0000"/>
     </w:rPr>
   </w:style>
-  <w:style w:customStyle="1" w:styleId="NormalTok" w:type="character">
+  <w:style w:type="character" w:customStyle="1" w:styleId="NormalTok">
     <w:name w:val="NormalTok"/>
     <w:basedOn w:val="VerbatimChar"/>
     <w:rPr/>

--- a/08_ACCIONES_CORRECTIVAS_PREVENTIVAS_Y_DE_MEJORA/ES/WORD/08_Acciones_Correctivas_Preventivas_Y_De_Mejora.docx
+++ b/08_ACCIONES_CORRECTIVAS_PREVENTIVAS_Y_DE_MEJORA/ES/WORD/08_Acciones_Correctivas_Preventivas_Y_De_Mejora.docx
@@ -316,6 +316,52 @@
             </w:pPr>
             <w:r>
               <w:t xml:space="preserve">Revisión contra el código del 17 de octubre de 2026. Se cerraron las correctivas AC-40 a AC-43 (aviso de sesión expirada al cerrar sesión, pantallas que se salían en el celular, campos de filtro aplastados en la app y avance del servicio antes de empezar), se agregó la preventiva AP-15 (revisión de diseño adaptable antes de fusionar) y se cerraron las mejoras AM-07 (informe de inspección en la app móvil) y AM-08 (preguntas frecuentes en la página de inicio).</w:t>
+            </w:r>
+          </w:p>
+        </w:tc>
+        <w:tc>
+          <w:tcPr/>
+          <w:p>
+            <w:pPr>
+              <w:pStyle w:val="Compact"/>
+            </w:pPr>
+            <w:r>
+              <w:t xml:space="preserve">Equipo de desarrollo</w:t>
+            </w:r>
+          </w:p>
+        </w:tc>
+      </w:tr>
+      <w:tr>
+        <w:tc>
+          <w:tcPr/>
+          <w:p>
+            <w:pPr>
+              <w:pStyle w:val="Compact"/>
+            </w:pPr>
+            <w:r>
+              <w:t xml:space="preserve">2.2</w:t>
+            </w:r>
+          </w:p>
+        </w:tc>
+        <w:tc>
+          <w:tcPr/>
+          <w:p>
+            <w:pPr>
+              <w:pStyle w:val="Compact"/>
+            </w:pPr>
+            <w:r>
+              <w:t xml:space="preserve">2026-10-19</w:t>
+            </w:r>
+          </w:p>
+        </w:tc>
+        <w:tc>
+          <w:tcPr/>
+          <w:p>
+            <w:pPr>
+              <w:pStyle w:val="Compact"/>
+            </w:pPr>
+            <w:r>
+              <w:t xml:space="preserve">Se cerró la acción preventiva AP-01 con la integración continua en GitHub Actions de los 10 repositorios.</w:t>
             </w:r>
           </w:p>
         </w:tc>
@@ -9070,14 +9116,14 @@
               <w:pStyle w:val="Compact"/>
             </w:pPr>
             <w:r>
-              <w:t xml:space="preserve">Pipeline de Jenkins por repositorio (</w:t>
+              <w:t xml:space="preserve">Integración continua por repositorio (</w:t>
             </w:r>
             <w:r>
               <w:rPr>
                 <w:i/>
                 <w:iCs/>
               </w:rPr>
-              <w:t xml:space="preserve">./mvnw -B verify</w:t>
+              <w:t xml:space="preserve">./mvnw verify</w:t>
             </w:r>
             <w:r>
               <w:t xml:space="preserve">,</w:t>
@@ -9106,10 +9152,7 @@
               <w:t xml:space="preserve">ng build</w:t>
             </w:r>
             <w:r>
-              <w:t xml:space="preserve"> </w:t>
-            </w:r>
-            <w:r>
-              <w:t xml:space="preserve">y</w:t>
+              <w:t xml:space="preserve">,</w:t>
             </w:r>
             <w:r>
               <w:t xml:space="preserve"> </w:t>
@@ -9122,7 +9165,23 @@
               <w:t xml:space="preserve">ng test</w:t>
             </w:r>
             <w:r>
-              <w:t xml:space="preserve">) y regla de integrar solo con el pipeline en verde.</w:t>
+              <w:t xml:space="preserve"> </w:t>
+            </w:r>
+            <w:r>
+              <w:t xml:space="preserve">y</w:t>
+            </w:r>
+            <w:r>
+              <w:t xml:space="preserve"> </w:t>
+            </w:r>
+            <w:r>
+              <w:rPr>
+                <w:i/>
+                <w:iCs/>
+              </w:rPr>
+              <w:t xml:space="preserve">tsc</w:t>
+            </w:r>
+            <w:r>
+              <w:t xml:space="preserve">) y regla de integrar solo con el resultado en verde.</w:t>
             </w:r>
           </w:p>
         </w:tc>
@@ -9155,7 +9214,33 @@
               <w:pStyle w:val="Compact"/>
             </w:pPr>
             <w:r>
-              <w:t xml:space="preserve">Abierta</w:t>
+              <w:t xml:space="preserve">Cerrada (2026-10-19): GitHub Actions en los 10 repositorios, en cada push o pull request a</w:t>
+            </w:r>
+            <w:r>
+              <w:t xml:space="preserve"> </w:t>
+            </w:r>
+            <w:r>
+              <w:rPr>
+                <w:i/>
+                <w:iCs/>
+              </w:rPr>
+              <w:t xml:space="preserve">develop</w:t>
+            </w:r>
+            <w:r>
+              <w:t xml:space="preserve"> </w:t>
+            </w:r>
+            <w:r>
+              <w:t xml:space="preserve">y</w:t>
+            </w:r>
+            <w:r>
+              <w:t xml:space="preserve"> </w:t>
+            </w:r>
+            <w:r>
+              <w:rPr>
+                <w:i/>
+                <w:iCs/>
+              </w:rPr>
+              <w:t xml:space="preserve">main</w:t>
             </w:r>
           </w:p>
         </w:tc>
@@ -15573,7 +15658,7 @@
       <w:color w:themeColor="accent1" w:themeShade="BF" w:val="365F91"/>
     </w:rPr>
   </w:style>
-  <w:style w:type="paragraph" w:customStyle="1" w:styleId="SourceCode">
+  <w:style w:customStyle="1" w:styleId="SourceCode" w:type="paragraph">
     <w:name w:val="Source Code"/>
     <w:basedOn w:val="Normal"/>
     <w:link w:val="VerbatimChar"/>
@@ -15581,7 +15666,7 @@
       <w:wordWrap w:val="off"/>
     </w:pPr>
   </w:style>
-  <w:style w:type="character" w:customStyle="1" w:styleId="KeywordTok">
+  <w:style w:customStyle="1" w:styleId="KeywordTok" w:type="character">
     <w:name w:val="KeywordTok"/>
     <w:basedOn w:val="VerbatimChar"/>
     <w:rPr>
@@ -15589,77 +15674,77 @@
       <w:color w:val="007020"/>
     </w:rPr>
   </w:style>
-  <w:style w:type="character" w:customStyle="1" w:styleId="DataTypeTok">
+  <w:style w:customStyle="1" w:styleId="DataTypeTok" w:type="character">
     <w:name w:val="DataTypeTok"/>
     <w:basedOn w:val="VerbatimChar"/>
     <w:rPr>
       <w:color w:val="902000"/>
     </w:rPr>
   </w:style>
-  <w:style w:type="character" w:customStyle="1" w:styleId="DecValTok">
+  <w:style w:customStyle="1" w:styleId="DecValTok" w:type="character">
     <w:name w:val="DecValTok"/>
     <w:basedOn w:val="VerbatimChar"/>
     <w:rPr>
       <w:color w:val="40a070"/>
     </w:rPr>
   </w:style>
-  <w:style w:type="character" w:customStyle="1" w:styleId="BaseNTok">
+  <w:style w:customStyle="1" w:styleId="BaseNTok" w:type="character">
     <w:name w:val="BaseNTok"/>
     <w:basedOn w:val="VerbatimChar"/>
     <w:rPr>
       <w:color w:val="40a070"/>
     </w:rPr>
   </w:style>
-  <w:style w:type="character" w:customStyle="1" w:styleId="FloatTok">
+  <w:style w:customStyle="1" w:styleId="FloatTok" w:type="character">
     <w:name w:val="FloatTok"/>
     <w:basedOn w:val="VerbatimChar"/>
     <w:rPr>
       <w:color w:val="40a070"/>
     </w:rPr>
   </w:style>
-  <w:style w:type="character" w:customStyle="1" w:styleId="ConstantTok">
+  <w:style w:customStyle="1" w:styleId="ConstantTok" w:type="character">
     <w:name w:val="ConstantTok"/>
     <w:basedOn w:val="VerbatimChar"/>
     <w:rPr>
       <w:color w:val="880000"/>
     </w:rPr>
   </w:style>
-  <w:style w:type="character" w:customStyle="1" w:styleId="CharTok">
+  <w:style w:customStyle="1" w:styleId="CharTok" w:type="character">
     <w:name w:val="CharTok"/>
     <w:basedOn w:val="VerbatimChar"/>
     <w:rPr>
       <w:color w:val="4070a0"/>
     </w:rPr>
   </w:style>
-  <w:style w:type="character" w:customStyle="1" w:styleId="SpecialCharTok">
+  <w:style w:customStyle="1" w:styleId="SpecialCharTok" w:type="character">
     <w:name w:val="SpecialCharTok"/>
     <w:basedOn w:val="VerbatimChar"/>
     <w:rPr>
       <w:color w:val="4070a0"/>
     </w:rPr>
   </w:style>
-  <w:style w:type="character" w:customStyle="1" w:styleId="StringTok">
+  <w:style w:customStyle="1" w:styleId="StringTok" w:type="character">
     <w:name w:val="StringTok"/>
     <w:basedOn w:val="VerbatimChar"/>
     <w:rPr>
       <w:color w:val="4070a0"/>
     </w:rPr>
   </w:style>
-  <w:style w:type="character" w:customStyle="1" w:styleId="VerbatimStringTok">
+  <w:style w:customStyle="1" w:styleId="VerbatimStringTok" w:type="character">
     <w:name w:val="VerbatimStringTok"/>
     <w:basedOn w:val="VerbatimChar"/>
     <w:rPr>
       <w:color w:val="4070a0"/>
     </w:rPr>
   </w:style>
-  <w:style w:type="character" w:customStyle="1" w:styleId="SpecialStringTok">
+  <w:style w:customStyle="1" w:styleId="SpecialStringTok" w:type="character">
     <w:name w:val="SpecialStringTok"/>
     <w:basedOn w:val="VerbatimChar"/>
     <w:rPr>
       <w:color w:val="bb6688"/>
     </w:rPr>
   </w:style>
-  <w:style w:type="character" w:customStyle="1" w:styleId="ImportTok">
+  <w:style w:customStyle="1" w:styleId="ImportTok" w:type="character">
     <w:name w:val="ImportTok"/>
     <w:basedOn w:val="VerbatimChar"/>
     <w:rPr>
@@ -15667,7 +15752,7 @@
       <w:color w:val="008000"/>
     </w:rPr>
   </w:style>
-  <w:style w:type="character" w:customStyle="1" w:styleId="CommentTok">
+  <w:style w:customStyle="1" w:styleId="CommentTok" w:type="character">
     <w:name w:val="CommentTok"/>
     <w:basedOn w:val="VerbatimChar"/>
     <w:rPr>
@@ -15675,7 +15760,7 @@
       <w:color w:val="60a0b0"/>
     </w:rPr>
   </w:style>
-  <w:style w:type="character" w:customStyle="1" w:styleId="DocumentationTok">
+  <w:style w:customStyle="1" w:styleId="DocumentationTok" w:type="character">
     <w:name w:val="DocumentationTok"/>
     <w:basedOn w:val="VerbatimChar"/>
     <w:rPr>
@@ -15683,7 +15768,7 @@
       <w:color w:val="ba2121"/>
     </w:rPr>
   </w:style>
-  <w:style w:type="character" w:customStyle="1" w:styleId="AnnotationTok">
+  <w:style w:customStyle="1" w:styleId="AnnotationTok" w:type="character">
     <w:name w:val="AnnotationTok"/>
     <w:basedOn w:val="VerbatimChar"/>
     <w:rPr>
@@ -15692,7 +15777,7 @@
       <w:color w:val="60a0b0"/>
     </w:rPr>
   </w:style>
-  <w:style w:type="character" w:customStyle="1" w:styleId="CommentVarTok">
+  <w:style w:customStyle="1" w:styleId="CommentVarTok" w:type="character">
     <w:name w:val="CommentVarTok"/>
     <w:basedOn w:val="VerbatimChar"/>
     <w:rPr>
@@ -15701,28 +15786,28 @@
       <w:color w:val="60a0b0"/>
     </w:rPr>
   </w:style>
-  <w:style w:type="character" w:customStyle="1" w:styleId="OtherTok">
+  <w:style w:customStyle="1" w:styleId="OtherTok" w:type="character">
     <w:name w:val="OtherTok"/>
     <w:basedOn w:val="VerbatimChar"/>
     <w:rPr>
       <w:color w:val="007020"/>
     </w:rPr>
   </w:style>
-  <w:style w:type="character" w:customStyle="1" w:styleId="FunctionTok">
+  <w:style w:customStyle="1" w:styleId="FunctionTok" w:type="character">
     <w:name w:val="FunctionTok"/>
     <w:basedOn w:val="VerbatimChar"/>
     <w:rPr>
       <w:color w:val="06287e"/>
     </w:rPr>
   </w:style>
-  <w:style w:type="character" w:customStyle="1" w:styleId="VariableTok">
+  <w:style w:customStyle="1" w:styleId="VariableTok" w:type="character">
     <w:name w:val="VariableTok"/>
     <w:basedOn w:val="VerbatimChar"/>
     <w:rPr>
       <w:color w:val="19177c"/>
     </w:rPr>
   </w:style>
-  <w:style w:type="character" w:customStyle="1" w:styleId="ControlFlowTok">
+  <w:style w:customStyle="1" w:styleId="ControlFlowTok" w:type="character">
     <w:name w:val="ControlFlowTok"/>
     <w:basedOn w:val="VerbatimChar"/>
     <w:rPr>
@@ -15730,45 +15815,45 @@
       <w:color w:val="007020"/>
     </w:rPr>
   </w:style>
-  <w:style w:type="character" w:customStyle="1" w:styleId="OperatorTok">
+  <w:style w:customStyle="1" w:styleId="OperatorTok" w:type="character">
     <w:name w:val="OperatorTok"/>
     <w:basedOn w:val="VerbatimChar"/>
     <w:rPr>
       <w:color w:val="666666"/>
     </w:rPr>
   </w:style>
-  <w:style w:type="character" w:customStyle="1" w:styleId="BuiltInTok">
+  <w:style w:customStyle="1" w:styleId="BuiltInTok" w:type="character">
     <w:name w:val="BuiltInTok"/>
     <w:basedOn w:val="VerbatimChar"/>
     <w:rPr>
       <w:color w:val="008000"/>
     </w:rPr>
   </w:style>
-  <w:style w:type="character" w:customStyle="1" w:styleId="ExtensionTok">
+  <w:style w:customStyle="1" w:styleId="ExtensionTok" w:type="character">
     <w:name w:val="ExtensionTok"/>
     <w:basedOn w:val="VerbatimChar"/>
     <w:rPr/>
   </w:style>
-  <w:style w:type="character" w:customStyle="1" w:styleId="PreprocessorTok">
+  <w:style w:customStyle="1" w:styleId="PreprocessorTok" w:type="character">
     <w:name w:val="PreprocessorTok"/>
     <w:basedOn w:val="VerbatimChar"/>
     <w:rPr>
       <w:color w:val="bc7a00"/>
     </w:rPr>
   </w:style>
-  <w:style w:type="character" w:customStyle="1" w:styleId="AttributeTok">
+  <w:style w:customStyle="1" w:styleId="AttributeTok" w:type="character">
     <w:name w:val="AttributeTok"/>
     <w:basedOn w:val="VerbatimChar"/>
     <w:rPr>
       <w:color w:val="7d9029"/>
     </w:rPr>
   </w:style>
-  <w:style w:type="character" w:customStyle="1" w:styleId="RegionMarkerTok">
+  <w:style w:customStyle="1" w:styleId="RegionMarkerTok" w:type="character">
     <w:name w:val="RegionMarkerTok"/>
     <w:basedOn w:val="VerbatimChar"/>
     <w:rPr/>
   </w:style>
-  <w:style w:type="character" w:customStyle="1" w:styleId="InformationTok">
+  <w:style w:customStyle="1" w:styleId="InformationTok" w:type="character">
     <w:name w:val="InformationTok"/>
     <w:basedOn w:val="VerbatimChar"/>
     <w:rPr>
@@ -15777,7 +15862,7 @@
       <w:color w:val="60a0b0"/>
     </w:rPr>
   </w:style>
-  <w:style w:type="character" w:customStyle="1" w:styleId="WarningTok">
+  <w:style w:customStyle="1" w:styleId="WarningTok" w:type="character">
     <w:name w:val="WarningTok"/>
     <w:basedOn w:val="VerbatimChar"/>
     <w:rPr>
@@ -15786,7 +15871,7 @@
       <w:color w:val="60a0b0"/>
     </w:rPr>
   </w:style>
-  <w:style w:type="character" w:customStyle="1" w:styleId="AlertTok">
+  <w:style w:customStyle="1" w:styleId="AlertTok" w:type="character">
     <w:name w:val="AlertTok"/>
     <w:basedOn w:val="VerbatimChar"/>
     <w:rPr>
@@ -15794,7 +15879,7 @@
       <w:color w:val="ff0000"/>
     </w:rPr>
   </w:style>
-  <w:style w:type="character" w:customStyle="1" w:styleId="ErrorTok">
+  <w:style w:customStyle="1" w:styleId="ErrorTok" w:type="character">
     <w:name w:val="ErrorTok"/>
     <w:basedOn w:val="VerbatimChar"/>
     <w:rPr>
@@ -15802,7 +15887,7 @@
       <w:color w:val="ff0000"/>
     </w:rPr>
   </w:style>
-  <w:style w:type="character" w:customStyle="1" w:styleId="NormalTok">
+  <w:style w:customStyle="1" w:styleId="NormalTok" w:type="character">
     <w:name w:val="NormalTok"/>
     <w:basedOn w:val="VerbatimChar"/>
     <w:rPr/>

--- a/08_ACCIONES_CORRECTIVAS_PREVENTIVAS_Y_DE_MEJORA/ES/WORD/08_Acciones_Correctivas_Preventivas_Y_De_Mejora.docx
+++ b/08_ACCIONES_CORRECTIVAS_PREVENTIVAS_Y_DE_MEJORA/ES/WORD/08_Acciones_Correctivas_Preventivas_Y_De_Mejora.docx
@@ -362,6 +362,52 @@
             </w:pPr>
             <w:r>
               <w:t xml:space="preserve">Se cerró la acción preventiva AP-01 con la integración continua en GitHub Actions de los 10 repositorios.</w:t>
+            </w:r>
+          </w:p>
+        </w:tc>
+        <w:tc>
+          <w:tcPr/>
+          <w:p>
+            <w:pPr>
+              <w:pStyle w:val="Compact"/>
+            </w:pPr>
+            <w:r>
+              <w:t xml:space="preserve">Equipo de desarrollo</w:t>
+            </w:r>
+          </w:p>
+        </w:tc>
+      </w:tr>
+      <w:tr>
+        <w:tc>
+          <w:tcPr/>
+          <w:p>
+            <w:pPr>
+              <w:pStyle w:val="Compact"/>
+            </w:pPr>
+            <w:r>
+              <w:t xml:space="preserve">2.3</w:t>
+            </w:r>
+          </w:p>
+        </w:tc>
+        <w:tc>
+          <w:tcPr/>
+          <w:p>
+            <w:pPr>
+              <w:pStyle w:val="Compact"/>
+            </w:pPr>
+            <w:r>
+              <w:t xml:space="preserve">2026-10-19</w:t>
+            </w:r>
+          </w:p>
+        </w:tc>
+        <w:tc>
+          <w:tcPr/>
+          <w:p>
+            <w:pPr>
+              <w:pStyle w:val="Compact"/>
+            </w:pPr>
+            <w:r>
+              <w:t xml:space="preserve">Indicador de pruebas con la ejecución del 19 de octubre (655 automatizadas, 19 de punta a punta y 42 casos funcionales).</w:t>
             </w:r>
           </w:p>
         </w:tc>
@@ -12486,7 +12532,7 @@
               <w:pStyle w:val="Compact"/>
             </w:pPr>
             <w:r>
-              <w:t xml:space="preserve">639 unitarias y de integración (web 43, gateway 34, servicios Java 421 y payment-service 141) y 19 de punta a punta</w:t>
+              <w:t xml:space="preserve">655 unitarias y de integración (web 43, gateway 34, servicios Java 430 y payment-service 148) al 19 de octubre de 2026, 19 de punta a punta y 42 casos funcionales</w:t>
             </w:r>
           </w:p>
         </w:tc>

--- a/08_ACCIONES_CORRECTIVAS_PREVENTIVAS_Y_DE_MEJORA/ES/WORD/08_Acciones_Correctivas_Preventivas_Y_De_Mejora.docx
+++ b/08_ACCIONES_CORRECTIVAS_PREVENTIVAS_Y_DE_MEJORA/ES/WORD/08_Acciones_Correctivas_Preventivas_Y_De_Mejora.docx
@@ -32,7 +32,7 @@
         <w:pStyle w:val="BodyText"/>
       </w:pPr>
       <w:r>
-        <w:t xml:space="preserve">Brayan Estiven Patiño Cabrera (líder de proyecto), Juan Camilo Guilombo Osorio (líder de frontend) y Merari Urbano (líder de backend)</w:t>
+        <w:t xml:space="preserve">Brayan Estiven Patiño Cabrera (líder de proyecto), Juan Camilo Guilombo Osorio (líder de frontend) y Merari Urbano Quintero (líder de backend)</w:t>
       </w:r>
     </w:p>
     <w:p>
@@ -64,7 +64,7 @@
         <w:pStyle w:val="BodyText"/>
       </w:pPr>
       <w:r>
-        <w:t xml:space="preserve">17 de octubre de 2026</w:t>
+        <w:t xml:space="preserve">20 de octubre de 2026</w:t>
       </w:r>
     </w:p>
     <w:p>
@@ -72,7 +72,7 @@
         <w:pStyle w:val="BodyText"/>
       </w:pPr>
       <w:r>
-        <w:t xml:space="preserve">Tipo de documento: Registro de acciones correctivas, preventivas y de mejoramiento (equipo de desarrollo e instructora) · Versión 2.1</w:t>
+        <w:t xml:space="preserve">Tipo de documento: Registro de acciones correctivas, preventivas y de mejoramiento (equipo de desarrollo e instructora) · Versión 2.4</w:t>
       </w:r>
     </w:p>
     <w:bookmarkStart w:id="20" w:name="control-de-versiones"/>
@@ -408,6 +408,52 @@
             </w:pPr>
             <w:r>
               <w:t xml:space="preserve">Indicador de pruebas con la ejecución del 19 de octubre (655 automatizadas, 19 de punta a punta y 42 casos funcionales).</w:t>
+            </w:r>
+          </w:p>
+        </w:tc>
+        <w:tc>
+          <w:tcPr/>
+          <w:p>
+            <w:pPr>
+              <w:pStyle w:val="Compact"/>
+            </w:pPr>
+            <w:r>
+              <w:t xml:space="preserve">Equipo de desarrollo</w:t>
+            </w:r>
+          </w:p>
+        </w:tc>
+      </w:tr>
+      <w:tr>
+        <w:tc>
+          <w:tcPr/>
+          <w:p>
+            <w:pPr>
+              <w:pStyle w:val="Compact"/>
+            </w:pPr>
+            <w:r>
+              <w:t xml:space="preserve">2.4</w:t>
+            </w:r>
+          </w:p>
+        </w:tc>
+        <w:tc>
+          <w:tcPr/>
+          <w:p>
+            <w:pPr>
+              <w:pStyle w:val="Compact"/>
+            </w:pPr>
+            <w:r>
+              <w:t xml:space="preserve">2026-10-20</w:t>
+            </w:r>
+          </w:p>
+        </w:tc>
+        <w:tc>
+          <w:tcPr/>
+          <w:p>
+            <w:pPr>
+              <w:pStyle w:val="Compact"/>
+            </w:pPr>
+            <w:r>
+              <w:t xml:space="preserve">Revisión contra el código del 20 de octubre de 2026: el registro sigue vigente (AM-03, la reprogramación desde la web y la app, y AM-12, los estados de pausa y novedad, siguen abiertas); se completó el nombre de la líder de backend.</w:t>
             </w:r>
           </w:p>
         </w:tc>
@@ -3151,7 +3197,7 @@
               <w:pStyle w:val="Compact"/>
             </w:pPr>
             <w:r>
-              <w:t xml:space="preserve">Merari Urbano</w:t>
+              <w:t xml:space="preserve">Merari Urbano Quintero</w:t>
             </w:r>
           </w:p>
         </w:tc>

--- a/08_ACCIONES_CORRECTIVAS_PREVENTIVAS_Y_DE_MEJORA/ES/WORD/08_Acciones_Correctivas_Preventivas_Y_De_Mejora.docx
+++ b/08_ACCIONES_CORRECTIVAS_PREVENTIVAS_Y_DE_MEJORA/ES/WORD/08_Acciones_Correctivas_Preventivas_Y_De_Mejora.docx
@@ -64,7 +64,7 @@
         <w:pStyle w:val="BodyText"/>
       </w:pPr>
       <w:r>
-        <w:t xml:space="preserve">20 de octubre de 2026</w:t>
+        <w:t xml:space="preserve">21 de octubre de 2026</w:t>
       </w:r>
     </w:p>
     <w:p>
@@ -72,7 +72,7 @@
         <w:pStyle w:val="BodyText"/>
       </w:pPr>
       <w:r>
-        <w:t xml:space="preserve">Tipo de documento: Registro de acciones correctivas, preventivas y de mejoramiento (equipo de desarrollo e instructora) · Versión 2.4</w:t>
+        <w:t xml:space="preserve">Tipo de documento: Registro de acciones correctivas, preventivas y de mejoramiento (equipo de desarrollo e instructora) · Versión 2.6</w:t>
       </w:r>
     </w:p>
     <w:bookmarkStart w:id="20" w:name="control-de-versiones"/>
@@ -454,6 +454,145 @@
             </w:pPr>
             <w:r>
               <w:t xml:space="preserve">Revisión contra el código del 20 de octubre de 2026: el registro sigue vigente (AM-03, la reprogramación desde la web y la app, y AM-12, los estados de pausa y novedad, siguen abiertas); se completó el nombre de la líder de backend.</w:t>
+            </w:r>
+          </w:p>
+        </w:tc>
+        <w:tc>
+          <w:tcPr/>
+          <w:p>
+            <w:pPr>
+              <w:pStyle w:val="Compact"/>
+            </w:pPr>
+            <w:r>
+              <w:t xml:space="preserve">Equipo de desarrollo</w:t>
+            </w:r>
+          </w:p>
+        </w:tc>
+      </w:tr>
+      <w:tr>
+        <w:tc>
+          <w:tcPr/>
+          <w:p>
+            <w:pPr>
+              <w:pStyle w:val="Compact"/>
+            </w:pPr>
+            <w:r>
+              <w:t xml:space="preserve">2.5</w:t>
+            </w:r>
+          </w:p>
+        </w:tc>
+        <w:tc>
+          <w:tcPr/>
+          <w:p>
+            <w:pPr>
+              <w:pStyle w:val="Compact"/>
+            </w:pPr>
+            <w:r>
+              <w:t xml:space="preserve">2026-10-21</w:t>
+            </w:r>
+          </w:p>
+        </w:tc>
+        <w:tc>
+          <w:tcPr/>
+          <w:p>
+            <w:pPr>
+              <w:pStyle w:val="Compact"/>
+            </w:pPr>
+            <w:r>
+              <w:t xml:space="preserve">Revisión contra el código del 21 de octubre de 2026. Se registraron y cerraron las correctivas AC-44 a AC-52 (token que seguía sirviendo después de cerrar sesión, reservas que nadie cerraba, asignación doble de un operario, comprobantes sin límite de tamaño, efectivo visible aunque estuviera desactivado, reportes que contaban reservas no terminadas, texto engañoso de la pantalla de roles, pestañas con la sesión desfasada y registro de transacciones de la base sin límite); se cerró la preventiva AP-04 (respaldos diarios verificados), se abrió la correctiva ACO-14 (variables nuevas fuera de</w:t>
+            </w:r>
+            <w:r>
+              <w:t xml:space="preserve"> </w:t>
+            </w:r>
+            <w:r>
+              <w:rPr>
+                <w:i/>
+                <w:iCs/>
+              </w:rPr>
+              <w:t xml:space="preserve">.env.example</w:t>
+            </w:r>
+            <w:r>
+              <w:t xml:space="preserve"> </w:t>
+            </w:r>
+            <w:r>
+              <w:t xml:space="preserve">y del compose) y se agregaron y cerraron AP-16 a AP-18 (registros de contenedores, encabezados de seguridad y chequeos de salud) y la mejora AM-16 (actualización obligatoria del APK); las mejoras del 17 de octubre que repetían los identificadores AM-07 y AM-08 pasan a ser AM-14 (informe de inspección en la app) y AM-15 (preguntas frecuentes); indicadores con las pruebas del 21 de octubre.</w:t>
+            </w:r>
+          </w:p>
+        </w:tc>
+        <w:tc>
+          <w:tcPr/>
+          <w:p>
+            <w:pPr>
+              <w:pStyle w:val="Compact"/>
+            </w:pPr>
+            <w:r>
+              <w:t xml:space="preserve">Equipo de desarrollo</w:t>
+            </w:r>
+          </w:p>
+        </w:tc>
+      </w:tr>
+      <w:tr>
+        <w:tc>
+          <w:tcPr/>
+          <w:p>
+            <w:pPr>
+              <w:pStyle w:val="Compact"/>
+            </w:pPr>
+            <w:r>
+              <w:t xml:space="preserve">2.6</w:t>
+            </w:r>
+          </w:p>
+        </w:tc>
+        <w:tc>
+          <w:tcPr/>
+          <w:p>
+            <w:pPr>
+              <w:pStyle w:val="Compact"/>
+            </w:pPr>
+            <w:r>
+              <w:t xml:space="preserve">2026-10-21</w:t>
+            </w:r>
+          </w:p>
+        </w:tc>
+        <w:tc>
+          <w:tcPr/>
+          <w:p>
+            <w:pPr>
+              <w:pStyle w:val="Compact"/>
+            </w:pPr>
+            <w:r>
+              <w:t xml:space="preserve">Revisión contra el código de la noche del 21 de octubre de 2026. Se ajustó AC-45 y se registraron y cerraron las correctivas AC-53 (la primera versión del cierre automático podía registrar como "No asistió" un servicio que sí se hizo) y AC-54 (un campo</w:t>
+            </w:r>
+            <w:r>
+              <w:t xml:space="preserve"> </w:t>
+            </w:r>
+            <w:r>
+              <w:rPr>
+                <w:rStyle w:val="VerbatimChar"/>
+              </w:rPr>
+              <w:t xml:space="preserve">null</w:t>
+            </w:r>
+            <w:r>
+              <w:t xml:space="preserve"> </w:t>
+            </w:r>
+            <w:r>
+              <w:t xml:space="preserve">en un evento mandaba el mensaje a la cola de errores de notification-service); se agregaron la preventiva AP-19 y la lección L-16; ACO-14 incluye las variables</w:t>
+            </w:r>
+            <w:r>
+              <w:t xml:space="preserve"> </w:t>
+            </w:r>
+            <w:r>
+              <w:rPr>
+                <w:i/>
+                <w:iCs/>
+              </w:rPr>
+              <w:t xml:space="preserve">FOLLOW_UP_*</w:t>
+            </w:r>
+            <w:r>
+              <w:t xml:space="preserve"> </w:t>
+            </w:r>
+            <w:r>
+              <w:t xml:space="preserve">de operations-service; indicadores con la ejecución final del 21 de octubre (707 pruebas).</w:t>
             </w:r>
           </w:p>
         </w:tc>
@@ -1207,7 +1346,7 @@
         <w:t xml:space="preserve"> </w:t>
       </w:r>
       <w:r>
-        <w:t xml:space="preserve">al 17 de octubre de 2026) y su historial de Git, y contra el registro de riesgos, el backlog técnico, la gestión de incidentes, la estrategia de pruebas y los registros de decisiones de arquitectura (ADR) del proyecto (Equipo de Desarrollo Vehicle Washing, 2026a). También se incluyen los hallazgos de la revisión de los manuales del 7, del 9 y del 16 de octubre de 2026 y de la revisión completa del sistema del 16 de octubre (anexo B del Manual Técnico y anexos de los demás manuales).</w:t>
+        <w:t xml:space="preserve">al 21 de octubre de 2026) y su historial de Git, y contra el registro de riesgos, el backlog técnico, la gestión de incidentes, la estrategia de pruebas y los registros de decisiones de arquitectura (ADR) del proyecto (Equipo de Desarrollo Vehicle Washing, 2026a). También se incluyen los hallazgos de la revisión de los manuales del 7, del 9 y del 16 de octubre de 2026 y de la revisión completa del sistema del 16 de octubre (anexo B del Manual Técnico y anexos de los demás manuales).</w:t>
       </w:r>
     </w:p>
     <w:bookmarkEnd w:id="23"/>
@@ -8588,6 +8727,1399 @@
           </w:p>
         </w:tc>
       </w:tr>
+      <w:tr>
+        <w:tc>
+          <w:tcPr/>
+          <w:p>
+            <w:pPr>
+              <w:pStyle w:val="Compact"/>
+            </w:pPr>
+            <w:r>
+              <w:t xml:space="preserve">AC-44</w:t>
+            </w:r>
+          </w:p>
+        </w:tc>
+        <w:tc>
+          <w:tcPr/>
+          <w:p>
+            <w:pPr>
+              <w:pStyle w:val="Compact"/>
+            </w:pPr>
+            <w:r>
+              <w:t xml:space="preserve">Un token seguía sirviendo hasta una hora después de cerrar sesión o de que el administrador inhabilitara la cuenta.</w:t>
+            </w:r>
+          </w:p>
+        </w:tc>
+        <w:tc>
+          <w:tcPr/>
+          <w:p>
+            <w:pPr>
+              <w:pStyle w:val="Compact"/>
+            </w:pPr>
+            <w:r>
+              <w:t xml:space="preserve">P2</w:t>
+            </w:r>
+          </w:p>
+        </w:tc>
+        <w:tc>
+          <w:tcPr/>
+          <w:p>
+            <w:pPr>
+              <w:pStyle w:val="Compact"/>
+            </w:pPr>
+            <w:r>
+              <w:t xml:space="preserve">Cada servicio solo verificaba la firma y la vigencia del JWT (ADR-006); nadie preguntaba si la sesión seguía abierta.</w:t>
+            </w:r>
+          </w:p>
+        </w:tc>
+        <w:tc>
+          <w:tcPr/>
+          <w:p>
+            <w:pPr>
+              <w:pStyle w:val="Compact"/>
+            </w:pPr>
+            <w:r>
+              <w:t xml:space="preserve">security-service rechaza el token de una sesión cerrada (claim</w:t>
+            </w:r>
+            <w:r>
+              <w:t xml:space="preserve"> </w:t>
+            </w:r>
+            <w:r>
+              <w:rPr>
+                <w:i/>
+                <w:iCs/>
+              </w:rPr>
+              <w:t xml:space="preserve">sid</w:t>
+            </w:r>
+            <w:r>
+              <w:t xml:space="preserve">,</w:t>
+            </w:r>
+            <w:r>
+              <w:t xml:space="preserve"> </w:t>
+            </w:r>
+            <w:r>
+              <w:rPr>
+                <w:i/>
+                <w:iCs/>
+              </w:rPr>
+              <w:t xml:space="preserve">ActiveSessionValidator</w:t>
+            </w:r>
+            <w:r>
+              <w:t xml:space="preserve">) y el gateway lo confirma con</w:t>
+            </w:r>
+            <w:r>
+              <w:t xml:space="preserve"> </w:t>
+            </w:r>
+            <w:r>
+              <w:rPr>
+                <w:i/>
+                <w:iCs/>
+              </w:rPr>
+              <w:t xml:space="preserve">GET /api/v1/auth/session</w:t>
+            </w:r>
+            <w:r>
+              <w:t xml:space="preserve"> </w:t>
+            </w:r>
+            <w:r>
+              <w:t xml:space="preserve">antes de pasar a los demás servicios, con la respuesta guardada 30 segundos por token.</w:t>
+            </w:r>
+          </w:p>
+        </w:tc>
+        <w:tc>
+          <w:tcPr/>
+          <w:p>
+            <w:pPr>
+              <w:pStyle w:val="Compact"/>
+            </w:pPr>
+            <w:r>
+              <w:rPr>
+                <w:i/>
+                <w:iCs/>
+              </w:rPr>
+              <w:t xml:space="preserve">SessionCheckFilterTest</w:t>
+            </w:r>
+            <w:r>
+              <w:t xml:space="preserve">,</w:t>
+            </w:r>
+            <w:r>
+              <w:t xml:space="preserve"> </w:t>
+            </w:r>
+            <w:r>
+              <w:rPr>
+                <w:i/>
+                <w:iCs/>
+              </w:rPr>
+              <w:t xml:space="preserve">ApiSecurityWebTest</w:t>
+            </w:r>
+            <w:r>
+              <w:t xml:space="preserve"> </w:t>
+            </w:r>
+            <w:r>
+              <w:t xml:space="preserve">(401 con el token de una sesión cerrada); 19 pruebas de punta a punta con el chequeo activo.</w:t>
+            </w:r>
+          </w:p>
+        </w:tc>
+        <w:tc>
+          <w:tcPr/>
+          <w:p>
+            <w:pPr>
+              <w:pStyle w:val="Compact"/>
+            </w:pPr>
+            <w:r>
+              <w:t xml:space="preserve">TD-024</w:t>
+            </w:r>
+          </w:p>
+        </w:tc>
+        <w:tc>
+          <w:tcPr/>
+          <w:p>
+            <w:pPr>
+              <w:pStyle w:val="Compact"/>
+            </w:pPr>
+            <w:r>
+              <w:t xml:space="preserve">2026-10-21</w:t>
+            </w:r>
+          </w:p>
+        </w:tc>
+      </w:tr>
+      <w:tr>
+        <w:tc>
+          <w:tcPr/>
+          <w:p>
+            <w:pPr>
+              <w:pStyle w:val="Compact"/>
+            </w:pPr>
+            <w:r>
+              <w:t xml:space="preserve">AC-45</w:t>
+            </w:r>
+          </w:p>
+        </w:tc>
+        <w:tc>
+          <w:tcPr/>
+          <w:p>
+            <w:pPr>
+              <w:pStyle w:val="Compact"/>
+            </w:pPr>
+            <w:r>
+              <w:t xml:space="preserve">Las reservas que nadie iniciaba quedaban Programadas o Confirmadas para siempre, y cada pantalla del administrador contaba "sin operario" a su manera.</w:t>
+            </w:r>
+          </w:p>
+        </w:tc>
+        <w:tc>
+          <w:tcPr/>
+          <w:p>
+            <w:pPr>
+              <w:pStyle w:val="Compact"/>
+            </w:pPr>
+            <w:r>
+              <w:t xml:space="preserve">P2</w:t>
+            </w:r>
+          </w:p>
+        </w:tc>
+        <w:tc>
+          <w:tcPr/>
+          <w:p>
+            <w:pPr>
+              <w:pStyle w:val="Compact"/>
+            </w:pPr>
+            <w:r>
+              <w:t xml:space="preserve">No había un cierre para las reservas vencidas y la regla de "sin operario" estaba repetida en las pantallas.</w:t>
+            </w:r>
+          </w:p>
+        </w:tc>
+        <w:tc>
+          <w:tcPr/>
+          <w:p>
+            <w:pPr>
+              <w:pStyle w:val="Compact"/>
+            </w:pPr>
+            <w:r>
+              <w:rPr>
+                <w:i/>
+                <w:iCs/>
+              </w:rPr>
+              <w:t xml:space="preserve">ExpiredBookingsJob</w:t>
+            </w:r>
+            <w:r>
+              <w:t xml:space="preserve"> </w:t>
+            </w:r>
+            <w:r>
+              <w:t xml:space="preserve">cancela cada 5 minutos, con el motivo</w:t>
+            </w:r>
+            <w:r>
+              <w:t xml:space="preserve"> </w:t>
+            </w:r>
+            <w:r>
+              <w:rPr>
+                <w:i/>
+                <w:iCs/>
+              </w:rPr>
+              <w:t xml:space="preserve">EXPIRED</w:t>
+            </w:r>
+            <w:r>
+              <w:t xml:space="preserve">, la reserva Programada que pasó una hora de su fin sin confirmarse; las Confirmadas se tratan como indica AC-53.</w:t>
+            </w:r>
+            <w:r>
+              <w:t xml:space="preserve"> </w:t>
+            </w:r>
+            <w:r>
+              <w:rPr>
+                <w:i/>
+                <w:iCs/>
+              </w:rPr>
+              <w:t xml:space="preserve">GET /api/v1/admin/assignments/unassigned</w:t>
+            </w:r>
+            <w:r>
+              <w:t xml:space="preserve"> </w:t>
+            </w:r>
+            <w:r>
+              <w:t xml:space="preserve">es el único conteo de reservas sin operario, en la web y en la app móvil.</w:t>
+            </w:r>
+          </w:p>
+        </w:tc>
+        <w:tc>
+          <w:tcPr/>
+          <w:p>
+            <w:pPr>
+              <w:pStyle w:val="Compact"/>
+            </w:pPr>
+            <w:r>
+              <w:rPr>
+                <w:i/>
+                <w:iCs/>
+              </w:rPr>
+              <w:t xml:space="preserve">BookingTest</w:t>
+            </w:r>
+            <w:r>
+              <w:t xml:space="preserve">,</w:t>
+            </w:r>
+            <w:r>
+              <w:t xml:space="preserve"> </w:t>
+            </w:r>
+            <w:r>
+              <w:rPr>
+                <w:i/>
+                <w:iCs/>
+              </w:rPr>
+              <w:t xml:space="preserve">BookingServiceTest</w:t>
+            </w:r>
+            <w:r>
+              <w:t xml:space="preserve">,</w:t>
+            </w:r>
+            <w:r>
+              <w:t xml:space="preserve"> </w:t>
+            </w:r>
+            <w:r>
+              <w:rPr>
+                <w:i/>
+                <w:iCs/>
+              </w:rPr>
+              <w:t xml:space="preserve">OperationsServiceTest</w:t>
+            </w:r>
+            <w:r>
+              <w:t xml:space="preserve">,</w:t>
+            </w:r>
+            <w:r>
+              <w:t xml:space="preserve"> </w:t>
+            </w:r>
+            <w:r>
+              <w:rPr>
+                <w:i/>
+                <w:iCs/>
+              </w:rPr>
+              <w:t xml:space="preserve">reservations-store.spec.ts</w:t>
+            </w:r>
+            <w:r>
+              <w:t xml:space="preserve">.</w:t>
+            </w:r>
+          </w:p>
+        </w:tc>
+        <w:tc>
+          <w:tcPr/>
+          <w:p>
+            <w:pPr>
+              <w:pStyle w:val="Compact"/>
+            </w:pPr>
+            <w:r>
+              <w:t xml:space="preserve">TD-025</w:t>
+            </w:r>
+          </w:p>
+        </w:tc>
+        <w:tc>
+          <w:tcPr/>
+          <w:p>
+            <w:pPr>
+              <w:pStyle w:val="Compact"/>
+            </w:pPr>
+            <w:r>
+              <w:t xml:space="preserve">2026-10-21</w:t>
+            </w:r>
+          </w:p>
+        </w:tc>
+      </w:tr>
+      <w:tr>
+        <w:tc>
+          <w:tcPr/>
+          <w:p>
+            <w:pPr>
+              <w:pStyle w:val="Compact"/>
+            </w:pPr>
+            <w:r>
+              <w:t xml:space="preserve">AC-46</w:t>
+            </w:r>
+          </w:p>
+        </w:tc>
+        <w:tc>
+          <w:tcPr/>
+          <w:p>
+            <w:pPr>
+              <w:pStyle w:val="Compact"/>
+            </w:pPr>
+            <w:r>
+              <w:t xml:space="preserve">Una asignación manual y una automática al mismo tiempo podían darle a un operario dos servicios a la misma hora.</w:t>
+            </w:r>
+          </w:p>
+        </w:tc>
+        <w:tc>
+          <w:tcPr/>
+          <w:p>
+            <w:pPr>
+              <w:pStyle w:val="Compact"/>
+            </w:pPr>
+            <w:r>
+              <w:t xml:space="preserve">P2</w:t>
+            </w:r>
+          </w:p>
+        </w:tc>
+        <w:tc>
+          <w:tcPr/>
+          <w:p>
+            <w:pPr>
+              <w:pStyle w:val="Compact"/>
+            </w:pPr>
+            <w:r>
+              <w:t xml:space="preserve">Las dos asignaciones leían la agenda del operario y guardaban sin coordinarse.</w:t>
+            </w:r>
+          </w:p>
+        </w:tc>
+        <w:tc>
+          <w:tcPr/>
+          <w:p>
+            <w:pPr>
+              <w:pStyle w:val="Compact"/>
+            </w:pPr>
+            <w:r>
+              <w:t xml:space="preserve">Las dos toman el mismo candado de SQL Server (</w:t>
+            </w:r>
+            <w:r>
+              <w:rPr>
+                <w:i/>
+                <w:iCs/>
+              </w:rPr>
+              <w:t xml:space="preserve">sp_getapplock</w:t>
+            </w:r>
+            <w:r>
+              <w:t xml:space="preserve"> </w:t>
+            </w:r>
+            <w:r>
+              <w:t xml:space="preserve">sobre</w:t>
+            </w:r>
+            <w:r>
+              <w:t xml:space="preserve"> </w:t>
+            </w:r>
+            <w:r>
+              <w:rPr>
+                <w:i/>
+                <w:iCs/>
+              </w:rPr>
+              <w:t xml:space="preserve">operations-assignment</w:t>
+            </w:r>
+            <w:r>
+              <w:t xml:space="preserve">) antes de leer y guardar.</w:t>
+            </w:r>
+          </w:p>
+        </w:tc>
+        <w:tc>
+          <w:tcPr/>
+          <w:p>
+            <w:pPr>
+              <w:pStyle w:val="Compact"/>
+            </w:pPr>
+            <w:r>
+              <w:rPr>
+                <w:i/>
+                <w:iCs/>
+              </w:rPr>
+              <w:t xml:space="preserve">OperationsServiceTest</w:t>
+            </w:r>
+            <w:r>
+              <w:t xml:space="preserve"> </w:t>
+            </w:r>
+            <w:r>
+              <w:t xml:space="preserve">comprueba que el candado se toma antes de guardar.</w:t>
+            </w:r>
+          </w:p>
+        </w:tc>
+        <w:tc>
+          <w:tcPr/>
+          <w:p>
+            <w:pPr>
+              <w:pStyle w:val="Compact"/>
+            </w:pPr>
+            <w:r>
+              <w:t xml:space="preserve">TD-026</w:t>
+            </w:r>
+          </w:p>
+        </w:tc>
+        <w:tc>
+          <w:tcPr/>
+          <w:p>
+            <w:pPr>
+              <w:pStyle w:val="Compact"/>
+            </w:pPr>
+            <w:r>
+              <w:t xml:space="preserve">2026-10-21</w:t>
+            </w:r>
+          </w:p>
+        </w:tc>
+      </w:tr>
+      <w:tr>
+        <w:tc>
+          <w:tcPr/>
+          <w:p>
+            <w:pPr>
+              <w:pStyle w:val="Compact"/>
+            </w:pPr>
+            <w:r>
+              <w:t xml:space="preserve">AC-47</w:t>
+            </w:r>
+          </w:p>
+        </w:tc>
+        <w:tc>
+          <w:tcPr/>
+          <w:p>
+            <w:pPr>
+              <w:pStyle w:val="Compact"/>
+            </w:pPr>
+            <w:r>
+              <w:t xml:space="preserve">El servidor aceptaba comprobantes de pago de cualquier tamaño, y una foto del celular de varios MB se guardaba tal cual en la base.</w:t>
+            </w:r>
+          </w:p>
+        </w:tc>
+        <w:tc>
+          <w:tcPr/>
+          <w:p>
+            <w:pPr>
+              <w:pStyle w:val="Compact"/>
+            </w:pPr>
+            <w:r>
+              <w:t xml:space="preserve">P3</w:t>
+            </w:r>
+          </w:p>
+        </w:tc>
+        <w:tc>
+          <w:tcPr/>
+          <w:p>
+            <w:pPr>
+              <w:pStyle w:val="Compact"/>
+            </w:pPr>
+            <w:r>
+              <w:t xml:space="preserve">El límite de tamaño no estaba en el dominio de pagos.</w:t>
+            </w:r>
+          </w:p>
+        </w:tc>
+        <w:tc>
+          <w:tcPr/>
+          <w:p>
+            <w:pPr>
+              <w:pStyle w:val="Compact"/>
+            </w:pPr>
+            <w:r>
+              <w:t xml:space="preserve">payment-service rechaza un comprobante de más de 2 MB (</w:t>
+            </w:r>
+            <w:r>
+              <w:rPr>
+                <w:i/>
+                <w:iCs/>
+              </w:rPr>
+              <w:t xml:space="preserve">RECEIPT_TOO_LARGE</w:t>
+            </w:r>
+            <w:r>
+              <w:t xml:space="preserve">) y la web y la app lo comprimen antes de enviarlo.</w:t>
+            </w:r>
+          </w:p>
+        </w:tc>
+        <w:tc>
+          <w:tcPr/>
+          <w:p>
+            <w:pPr>
+              <w:pStyle w:val="Compact"/>
+            </w:pPr>
+            <w:r>
+              <w:rPr>
+                <w:i/>
+                <w:iCs/>
+              </w:rPr>
+              <w:t xml:space="preserve">PaymentTests</w:t>
+            </w:r>
+            <w:r>
+              <w:t xml:space="preserve"> </w:t>
+            </w:r>
+            <w:r>
+              <w:t xml:space="preserve">(más de 2 MB y 2 MB exactos).</w:t>
+            </w:r>
+          </w:p>
+        </w:tc>
+        <w:tc>
+          <w:tcPr/>
+          <w:p>
+            <w:pPr>
+              <w:pStyle w:val="Compact"/>
+            </w:pPr>
+            <w:r>
+              <w:t xml:space="preserve">Revisión del 2026-10-21</w:t>
+            </w:r>
+          </w:p>
+        </w:tc>
+        <w:tc>
+          <w:tcPr/>
+          <w:p>
+            <w:pPr>
+              <w:pStyle w:val="Compact"/>
+            </w:pPr>
+            <w:r>
+              <w:t xml:space="preserve">2026-10-21</w:t>
+            </w:r>
+          </w:p>
+        </w:tc>
+      </w:tr>
+      <w:tr>
+        <w:tc>
+          <w:tcPr/>
+          <w:p>
+            <w:pPr>
+              <w:pStyle w:val="Compact"/>
+            </w:pPr>
+            <w:r>
+              <w:t xml:space="preserve">AC-48</w:t>
+            </w:r>
+          </w:p>
+        </w:tc>
+        <w:tc>
+          <w:tcPr/>
+          <w:p>
+            <w:pPr>
+              <w:pStyle w:val="Compact"/>
+            </w:pPr>
+            <w:r>
+              <w:t xml:space="preserve">El cliente veía la opción Efectivo aunque el administrador hubiera desactivado esa cuenta.</w:t>
+            </w:r>
+          </w:p>
+        </w:tc>
+        <w:tc>
+          <w:tcPr/>
+          <w:p>
+            <w:pPr>
+              <w:pStyle w:val="Compact"/>
+            </w:pPr>
+            <w:r>
+              <w:t xml:space="preserve">P3</w:t>
+            </w:r>
+          </w:p>
+        </w:tc>
+        <w:tc>
+          <w:tcPr/>
+          <w:p>
+            <w:pPr>
+              <w:pStyle w:val="Compact"/>
+            </w:pPr>
+            <w:r>
+              <w:rPr>
+                <w:i/>
+                <w:iCs/>
+              </w:rPr>
+              <w:t xml:space="preserve">GET /api/v1/payment-accounts</w:t>
+            </w:r>
+            <w:r>
+              <w:t xml:space="preserve"> </w:t>
+            </w:r>
+            <w:r>
+              <w:t xml:space="preserve">no devolvía la cuenta de efectivo y la web y la app la agregaban siempre por su cuenta.</w:t>
+            </w:r>
+          </w:p>
+        </w:tc>
+        <w:tc>
+          <w:tcPr/>
+          <w:p>
+            <w:pPr>
+              <w:pStyle w:val="Compact"/>
+            </w:pPr>
+            <w:r>
+              <w:t xml:space="preserve">La API devuelve la cuenta de efectivo mientras está activa y los clientes muestran Efectivo solo si viene en la lista.</w:t>
+            </w:r>
+          </w:p>
+        </w:tc>
+        <w:tc>
+          <w:tcPr/>
+          <w:p>
+            <w:pPr>
+              <w:pStyle w:val="Compact"/>
+            </w:pPr>
+            <w:r>
+              <w:t xml:space="preserve">Pantalla de pagos con la cuenta de efectivo activa y desactivada.</w:t>
+            </w:r>
+          </w:p>
+        </w:tc>
+        <w:tc>
+          <w:tcPr/>
+          <w:p>
+            <w:pPr>
+              <w:pStyle w:val="Compact"/>
+            </w:pPr>
+            <w:r>
+              <w:t xml:space="preserve">Diseño del Software, hallazgo 8</w:t>
+            </w:r>
+          </w:p>
+        </w:tc>
+        <w:tc>
+          <w:tcPr/>
+          <w:p>
+            <w:pPr>
+              <w:pStyle w:val="Compact"/>
+            </w:pPr>
+            <w:r>
+              <w:t xml:space="preserve">2026-10-21</w:t>
+            </w:r>
+          </w:p>
+        </w:tc>
+      </w:tr>
+      <w:tr>
+        <w:tc>
+          <w:tcPr/>
+          <w:p>
+            <w:pPr>
+              <w:pStyle w:val="Compact"/>
+            </w:pPr>
+            <w:r>
+              <w:t xml:space="preserve">AC-49</w:t>
+            </w:r>
+          </w:p>
+        </w:tc>
+        <w:tc>
+          <w:tcPr/>
+          <w:p>
+            <w:pPr>
+              <w:pStyle w:val="Compact"/>
+            </w:pPr>
+            <w:r>
+              <w:t xml:space="preserve">Las tarjetas y gráficas de Reportes contaban como servicios realizados reservas que no se habían terminado.</w:t>
+            </w:r>
+          </w:p>
+        </w:tc>
+        <w:tc>
+          <w:tcPr/>
+          <w:p>
+            <w:pPr>
+              <w:pStyle w:val="Compact"/>
+            </w:pPr>
+            <w:r>
+              <w:t xml:space="preserve">P3</w:t>
+            </w:r>
+          </w:p>
+        </w:tc>
+        <w:tc>
+          <w:tcPr/>
+          <w:p>
+            <w:pPr>
+              <w:pStyle w:val="Compact"/>
+            </w:pPr>
+            <w:r>
+              <w:t xml:space="preserve">El conteo tomaba las reservas por fecha sin mirar su estado.</w:t>
+            </w:r>
+          </w:p>
+        </w:tc>
+        <w:tc>
+          <w:tcPr/>
+          <w:p>
+            <w:pPr>
+              <w:pStyle w:val="Compact"/>
+            </w:pPr>
+            <w:r>
+              <w:t xml:space="preserve">Solo cuentan las reservas completadas.</w:t>
+            </w:r>
+          </w:p>
+        </w:tc>
+        <w:tc>
+          <w:tcPr/>
+          <w:p>
+            <w:pPr>
+              <w:pStyle w:val="Compact"/>
+            </w:pPr>
+            <w:r>
+              <w:rPr>
+                <w:i/>
+                <w:iCs/>
+              </w:rPr>
+              <w:t xml:space="preserve">reports.spec.ts</w:t>
+            </w:r>
+            <w:r>
+              <w:t xml:space="preserve">.</w:t>
+            </w:r>
+          </w:p>
+        </w:tc>
+        <w:tc>
+          <w:tcPr/>
+          <w:p>
+            <w:pPr>
+              <w:pStyle w:val="Compact"/>
+            </w:pPr>
+            <w:r>
+              <w:t xml:space="preserve">Revisión del 2026-10-21</w:t>
+            </w:r>
+          </w:p>
+        </w:tc>
+        <w:tc>
+          <w:tcPr/>
+          <w:p>
+            <w:pPr>
+              <w:pStyle w:val="Compact"/>
+            </w:pPr>
+            <w:r>
+              <w:t xml:space="preserve">2026-10-21</w:t>
+            </w:r>
+          </w:p>
+        </w:tc>
+      </w:tr>
+      <w:tr>
+        <w:tc>
+          <w:tcPr/>
+          <w:p>
+            <w:pPr>
+              <w:pStyle w:val="Compact"/>
+            </w:pPr>
+            <w:r>
+              <w:t xml:space="preserve">AC-50</w:t>
+            </w:r>
+          </w:p>
+        </w:tc>
+        <w:tc>
+          <w:tcPr/>
+          <w:p>
+            <w:pPr>
+              <w:pStyle w:val="Compact"/>
+            </w:pPr>
+            <w:r>
+              <w:t xml:space="preserve">La pestaña de roles prometía que los permisos definen lo que cada usuario puede hacer.</w:t>
+            </w:r>
+          </w:p>
+        </w:tc>
+        <w:tc>
+          <w:tcPr/>
+          <w:p>
+            <w:pPr>
+              <w:pStyle w:val="Compact"/>
+            </w:pPr>
+            <w:r>
+              <w:t xml:space="preserve">P3</w:t>
+            </w:r>
+          </w:p>
+        </w:tc>
+        <w:tc>
+          <w:tcPr/>
+          <w:p>
+            <w:pPr>
+              <w:pStyle w:val="Compact"/>
+            </w:pPr>
+            <w:r>
+              <w:t xml:space="preserve">La autorización real usa el rol del token y la matriz de permisos es de referencia (ADR-015), pero el texto no lo decía.</w:t>
+            </w:r>
+          </w:p>
+        </w:tc>
+        <w:tc>
+          <w:tcPr/>
+          <w:p>
+            <w:pPr>
+              <w:pStyle w:val="Compact"/>
+            </w:pPr>
+            <w:r>
+              <w:t xml:space="preserve">La pestaña y el diálogo explican que los roles son fijos y que el acceso lo decide el rol.</w:t>
+            </w:r>
+          </w:p>
+        </w:tc>
+        <w:tc>
+          <w:tcPr/>
+          <w:p>
+            <w:pPr>
+              <w:pStyle w:val="Compact"/>
+            </w:pPr>
+            <w:r>
+              <w:rPr>
+                <w:i/>
+                <w:iCs/>
+              </w:rPr>
+              <w:t xml:space="preserve">management.spec.ts</w:t>
+            </w:r>
+            <w:r>
+              <w:t xml:space="preserve"> </w:t>
+            </w:r>
+            <w:r>
+              <w:t xml:space="preserve">(roles fijos).</w:t>
+            </w:r>
+          </w:p>
+        </w:tc>
+        <w:tc>
+          <w:tcPr/>
+          <w:p>
+            <w:pPr>
+              <w:pStyle w:val="Compact"/>
+            </w:pPr>
+            <w:r>
+              <w:t xml:space="preserve">ADR-015</w:t>
+            </w:r>
+          </w:p>
+        </w:tc>
+        <w:tc>
+          <w:tcPr/>
+          <w:p>
+            <w:pPr>
+              <w:pStyle w:val="Compact"/>
+            </w:pPr>
+            <w:r>
+              <w:t xml:space="preserve">2026-10-21</w:t>
+            </w:r>
+          </w:p>
+        </w:tc>
+      </w:tr>
+      <w:tr>
+        <w:tc>
+          <w:tcPr/>
+          <w:p>
+            <w:pPr>
+              <w:pStyle w:val="Compact"/>
+            </w:pPr>
+            <w:r>
+              <w:t xml:space="preserve">AC-51</w:t>
+            </w:r>
+          </w:p>
+        </w:tc>
+        <w:tc>
+          <w:tcPr/>
+          <w:p>
+            <w:pPr>
+              <w:pStyle w:val="Compact"/>
+            </w:pPr>
+            <w:r>
+              <w:t xml:space="preserve">Al cerrar sesión o entrar con otra cuenta en una pestaña, las otras pestañas del navegador seguían mostrando la sesión anterior.</w:t>
+            </w:r>
+          </w:p>
+        </w:tc>
+        <w:tc>
+          <w:tcPr/>
+          <w:p>
+            <w:pPr>
+              <w:pStyle w:val="Compact"/>
+            </w:pPr>
+            <w:r>
+              <w:t xml:space="preserve">P3</w:t>
+            </w:r>
+          </w:p>
+        </w:tc>
+        <w:tc>
+          <w:tcPr/>
+          <w:p>
+            <w:pPr>
+              <w:pStyle w:val="Compact"/>
+            </w:pPr>
+            <w:r>
+              <w:t xml:space="preserve">Cada pestaña leía la sesión solo al abrirse.</w:t>
+            </w:r>
+          </w:p>
+        </w:tc>
+        <w:tc>
+          <w:tcPr/>
+          <w:p>
+            <w:pPr>
+              <w:pStyle w:val="Compact"/>
+            </w:pPr>
+            <w:r>
+              <w:t xml:space="preserve">Las pestañas escuchan el evento</w:t>
+            </w:r>
+            <w:r>
+              <w:t xml:space="preserve"> </w:t>
+            </w:r>
+            <w:r>
+              <w:rPr>
+                <w:i/>
+                <w:iCs/>
+              </w:rPr>
+              <w:t xml:space="preserve">storage</w:t>
+            </w:r>
+            <w:r>
+              <w:t xml:space="preserve">: si otra cierra sesión vuelven al inicio de sesión y si entra otra cuenta se recargan.</w:t>
+            </w:r>
+          </w:p>
+        </w:tc>
+        <w:tc>
+          <w:tcPr/>
+          <w:p>
+            <w:pPr>
+              <w:pStyle w:val="Compact"/>
+            </w:pPr>
+            <w:r>
+              <w:rPr>
+                <w:i/>
+                <w:iCs/>
+              </w:rPr>
+              <w:t xml:space="preserve">auth.spec.ts</w:t>
+            </w:r>
+            <w:r>
+              <w:t xml:space="preserve"> </w:t>
+            </w:r>
+            <w:r>
+              <w:t xml:space="preserve">(pestañas).</w:t>
+            </w:r>
+          </w:p>
+        </w:tc>
+        <w:tc>
+          <w:tcPr/>
+          <w:p>
+            <w:pPr>
+              <w:pStyle w:val="Compact"/>
+            </w:pPr>
+            <w:r>
+              <w:t xml:space="preserve">Revisión del 2026-10-21</w:t>
+            </w:r>
+          </w:p>
+        </w:tc>
+        <w:tc>
+          <w:tcPr/>
+          <w:p>
+            <w:pPr>
+              <w:pStyle w:val="Compact"/>
+            </w:pPr>
+            <w:r>
+              <w:t xml:space="preserve">2026-10-21</w:t>
+            </w:r>
+          </w:p>
+        </w:tc>
+      </w:tr>
+      <w:tr>
+        <w:tc>
+          <w:tcPr/>
+          <w:p>
+            <w:pPr>
+              <w:pStyle w:val="Compact"/>
+            </w:pPr>
+            <w:r>
+              <w:t xml:space="preserve">AC-52</w:t>
+            </w:r>
+          </w:p>
+        </w:tc>
+        <w:tc>
+          <w:tcPr/>
+          <w:p>
+            <w:pPr>
+              <w:pStyle w:val="Compact"/>
+            </w:pPr>
+            <w:r>
+              <w:t xml:space="preserve">El registro de transacciones de la base del servidor crecía sin límite.</w:t>
+            </w:r>
+          </w:p>
+        </w:tc>
+        <w:tc>
+          <w:tcPr/>
+          <w:p>
+            <w:pPr>
+              <w:pStyle w:val="Compact"/>
+            </w:pPr>
+            <w:r>
+              <w:t xml:space="preserve">P2</w:t>
+            </w:r>
+          </w:p>
+        </w:tc>
+        <w:tc>
+          <w:tcPr/>
+          <w:p>
+            <w:pPr>
+              <w:pStyle w:val="Compact"/>
+            </w:pPr>
+            <w:r>
+              <w:t xml:space="preserve">La base estaba en modelo de recuperación completo sin respaldos del registro de transacciones.</w:t>
+            </w:r>
+          </w:p>
+        </w:tc>
+        <w:tc>
+          <w:tcPr/>
+          <w:p>
+            <w:pPr>
+              <w:pStyle w:val="Compact"/>
+            </w:pPr>
+            <w:r>
+              <w:t xml:space="preserve">La base pasa al modelo de recuperación simple y se respalda completa todos los días (AP-04).</w:t>
+            </w:r>
+          </w:p>
+        </w:tc>
+        <w:tc>
+          <w:tcPr/>
+          <w:p>
+            <w:pPr>
+              <w:pStyle w:val="Compact"/>
+            </w:pPr>
+            <w:r>
+              <w:rPr>
+                <w:i/>
+                <w:iCs/>
+              </w:rPr>
+              <w:t xml:space="preserve">RECOVERY SIMPLE</w:t>
+            </w:r>
+            <w:r>
+              <w:t xml:space="preserve"> </w:t>
+            </w:r>
+            <w:r>
+              <w:t xml:space="preserve">en el servidor;</w:t>
+            </w:r>
+            <w:r>
+              <w:t xml:space="preserve"> </w:t>
+            </w:r>
+            <w:r>
+              <w:rPr>
+                <w:i/>
+                <w:iCs/>
+              </w:rPr>
+              <w:t xml:space="preserve">lavarapido-infra</w:t>
+            </w:r>
+            <w:r>
+              <w:t xml:space="preserve">, commit del 2026-10-21.</w:t>
+            </w:r>
+          </w:p>
+        </w:tc>
+        <w:tc>
+          <w:tcPr/>
+          <w:p>
+            <w:pPr>
+              <w:pStyle w:val="Compact"/>
+            </w:pPr>
+            <w:r>
+              <w:t xml:space="preserve">R-008</w:t>
+            </w:r>
+          </w:p>
+        </w:tc>
+        <w:tc>
+          <w:tcPr/>
+          <w:p>
+            <w:pPr>
+              <w:pStyle w:val="Compact"/>
+            </w:pPr>
+            <w:r>
+              <w:t xml:space="preserve">2026-10-21</w:t>
+            </w:r>
+          </w:p>
+        </w:tc>
+      </w:tr>
+      <w:tr>
+        <w:tc>
+          <w:tcPr/>
+          <w:p>
+            <w:pPr>
+              <w:pStyle w:val="Compact"/>
+            </w:pPr>
+            <w:r>
+              <w:t xml:space="preserve">AC-53</w:t>
+            </w:r>
+          </w:p>
+        </w:tc>
+        <w:tc>
+          <w:tcPr/>
+          <w:p>
+            <w:pPr>
+              <w:pStyle w:val="Compact"/>
+            </w:pPr>
+            <w:r>
+              <w:t xml:space="preserve">La primera versión de AC-45 dejaba en No asistió toda reserva Confirmada que nadie inició una hora después de su fin. Si el operario lavó el carro y olvidó darle "Iniciar", el historial, los reportes y las métricas registraban que el cliente no vino, y No asistió es definitivo.</w:t>
+            </w:r>
+          </w:p>
+        </w:tc>
+        <w:tc>
+          <w:tcPr/>
+          <w:p>
+            <w:pPr>
+              <w:pStyle w:val="Compact"/>
+            </w:pPr>
+            <w:r>
+              <w:t xml:space="preserve">P1</w:t>
+            </w:r>
+          </w:p>
+        </w:tc>
+        <w:tc>
+          <w:tcPr/>
+          <w:p>
+            <w:pPr>
+              <w:pStyle w:val="Compact"/>
+            </w:pPr>
+            <w:r>
+              <w:t xml:space="preserve">La regla decidía sola un estado definitivo sin saber si el servicio se hizo: el sistema no puede distinguir una inasistencia de un registro olvidado cuando la reserva tiene operario.</w:t>
+            </w:r>
+          </w:p>
+        </w:tc>
+        <w:tc>
+          <w:tcPr/>
+          <w:p>
+            <w:pPr>
+              <w:pStyle w:val="Compact"/>
+            </w:pPr>
+            <w:r>
+              <w:t xml:space="preserve">El sistema solo decide cuando está seguro: la Confirmada que nunca tuvo operario pasa a No asistió (operations-service la pide a booking por</w:t>
+            </w:r>
+            <w:r>
+              <w:t xml:space="preserve"> </w:t>
+            </w:r>
+            <w:r>
+              <w:rPr>
+                <w:i/>
+                <w:iCs/>
+              </w:rPr>
+              <w:t xml:space="preserve">POST /internal/v1/bookings/{id}/no-show</w:t>
+            </w:r>
+            <w:r>
+              <w:t xml:space="preserve">, que vuelve a comprobar que venció); la que tiene operario y nadie inició o finalizó pasa a la lista "Por cerrar" del administrador, en la web y en la app móvil, que la cierra como "Se atendió" (sin inventar horas y sin avisar al cliente que recoja el vehículo) o como "No asistió"; el operario y los administradores reciben un solo aviso (migraciones 040 y 041).</w:t>
+            </w:r>
+          </w:p>
+        </w:tc>
+        <w:tc>
+          <w:tcPr/>
+          <w:p>
+            <w:pPr>
+              <w:pStyle w:val="Compact"/>
+            </w:pPr>
+            <w:r>
+              <w:rPr>
+                <w:i/>
+                <w:iCs/>
+              </w:rPr>
+              <w:t xml:space="preserve">FollowUpPolicyTest</w:t>
+            </w:r>
+            <w:r>
+              <w:t xml:space="preserve">,</w:t>
+            </w:r>
+            <w:r>
+              <w:t xml:space="preserve"> </w:t>
+            </w:r>
+            <w:r>
+              <w:rPr>
+                <w:i/>
+                <w:iCs/>
+              </w:rPr>
+              <w:t xml:space="preserve">FollowUpServiceTest</w:t>
+            </w:r>
+            <w:r>
+              <w:t xml:space="preserve">,</w:t>
+            </w:r>
+            <w:r>
+              <w:t xml:space="preserve"> </w:t>
+            </w:r>
+            <w:r>
+              <w:rPr>
+                <w:i/>
+                <w:iCs/>
+              </w:rPr>
+              <w:t xml:space="preserve">BookingServiceTest</w:t>
+            </w:r>
+            <w:r>
+              <w:t xml:space="preserve">,</w:t>
+            </w:r>
+            <w:r>
+              <w:t xml:space="preserve"> </w:t>
+            </w:r>
+            <w:r>
+              <w:rPr>
+                <w:i/>
+                <w:iCs/>
+              </w:rPr>
+              <w:t xml:space="preserve">BookingApiWebTest</w:t>
+            </w:r>
+            <w:r>
+              <w:t xml:space="preserve">,</w:t>
+            </w:r>
+            <w:r>
+              <w:t xml:space="preserve"> </w:t>
+            </w:r>
+            <w:r>
+              <w:rPr>
+                <w:i/>
+                <w:iCs/>
+              </w:rPr>
+              <w:t xml:space="preserve">reservations-store.spec.ts</w:t>
+            </w:r>
+            <w:r>
+              <w:t xml:space="preserve">; prueba en vivo del 21 de octubre en la web y en la app móvil.</w:t>
+            </w:r>
+          </w:p>
+        </w:tc>
+        <w:tc>
+          <w:tcPr/>
+          <w:p>
+            <w:pPr>
+              <w:pStyle w:val="Compact"/>
+            </w:pPr>
+            <w:r>
+              <w:t xml:space="preserve">Revisión del equipo del 2026-10-21</w:t>
+            </w:r>
+          </w:p>
+        </w:tc>
+        <w:tc>
+          <w:tcPr/>
+          <w:p>
+            <w:pPr>
+              <w:pStyle w:val="Compact"/>
+            </w:pPr>
+            <w:r>
+              <w:t xml:space="preserve">2026-10-21</w:t>
+            </w:r>
+          </w:p>
+        </w:tc>
+      </w:tr>
+      <w:tr>
+        <w:tc>
+          <w:tcPr/>
+          <w:p>
+            <w:pPr>
+              <w:pStyle w:val="Compact"/>
+            </w:pPr>
+            <w:r>
+              <w:t xml:space="preserve">AC-54</w:t>
+            </w:r>
+          </w:p>
+        </w:tc>
+        <w:tc>
+          <w:tcPr/>
+          <w:p>
+            <w:pPr>
+              <w:pStyle w:val="Compact"/>
+            </w:pPr>
+            <w:r>
+              <w:t xml:space="preserve">Un campo</w:t>
+            </w:r>
+            <w:r>
+              <w:t xml:space="preserve"> </w:t>
+            </w:r>
+            <w:r>
+              <w:rPr>
+                <w:rStyle w:val="VerbatimChar"/>
+              </w:rPr>
+              <w:t xml:space="preserve">null</w:t>
+            </w:r>
+            <w:r>
+              <w:t xml:space="preserve"> </w:t>
+            </w:r>
+            <w:r>
+              <w:t xml:space="preserve">en el payload de un evento mandaba el mensaje completo a la cola de errores (DLQ) de notification-service, y el aviso no se creaba.</w:t>
+            </w:r>
+          </w:p>
+        </w:tc>
+        <w:tc>
+          <w:tcPr/>
+          <w:p>
+            <w:pPr>
+              <w:pStyle w:val="Compact"/>
+            </w:pPr>
+            <w:r>
+              <w:t xml:space="preserve">P2</w:t>
+            </w:r>
+          </w:p>
+        </w:tc>
+        <w:tc>
+          <w:tcPr/>
+          <w:p>
+            <w:pPr>
+              <w:pStyle w:val="Compact"/>
+            </w:pPr>
+            <w:r>
+              <w:t xml:space="preserve">La lectura del sobre del evento fallaba con un valor</w:t>
+            </w:r>
+            <w:r>
+              <w:t xml:space="preserve"> </w:t>
+            </w:r>
+            <w:r>
+              <w:rPr>
+                <w:rStyle w:val="VerbatimChar"/>
+              </w:rPr>
+              <w:t xml:space="preserve">null</w:t>
+            </w:r>
+            <w:r>
+              <w:t xml:space="preserve"> </w:t>
+            </w:r>
+            <w:r>
+              <w:t xml:space="preserve">en lugar de ignorarlo.</w:t>
+            </w:r>
+          </w:p>
+        </w:tc>
+        <w:tc>
+          <w:tcPr/>
+          <w:p>
+            <w:pPr>
+              <w:pStyle w:val="Compact"/>
+            </w:pPr>
+            <w:r>
+              <w:t xml:space="preserve">El campo</w:t>
+            </w:r>
+            <w:r>
+              <w:t xml:space="preserve"> </w:t>
+            </w:r>
+            <w:r>
+              <w:rPr>
+                <w:rStyle w:val="VerbatimChar"/>
+              </w:rPr>
+              <w:t xml:space="preserve">null</w:t>
+            </w:r>
+            <w:r>
+              <w:t xml:space="preserve"> </w:t>
+            </w:r>
+            <w:r>
+              <w:t xml:space="preserve">se ignora y el resto del mensaje se procesa.</w:t>
+            </w:r>
+          </w:p>
+        </w:tc>
+        <w:tc>
+          <w:tcPr/>
+          <w:p>
+            <w:pPr>
+              <w:pStyle w:val="Compact"/>
+            </w:pPr>
+            <w:r>
+              <w:rPr>
+                <w:i/>
+                <w:iCs/>
+              </w:rPr>
+              <w:t xml:space="preserve">DomainEventEnvelopeTest</w:t>
+            </w:r>
+            <w:r>
+              <w:t xml:space="preserve">.</w:t>
+            </w:r>
+          </w:p>
+        </w:tc>
+        <w:tc>
+          <w:tcPr/>
+          <w:p>
+            <w:pPr>
+              <w:pStyle w:val="Compact"/>
+            </w:pPr>
+            <w:r>
+              <w:t xml:space="preserve">R-005</w:t>
+            </w:r>
+          </w:p>
+        </w:tc>
+        <w:tc>
+          <w:tcPr/>
+          <w:p>
+            <w:pPr>
+              <w:pStyle w:val="Compact"/>
+            </w:pPr>
+            <w:r>
+              <w:t xml:space="preserve">2026-10-21</w:t>
+            </w:r>
+          </w:p>
+        </w:tc>
+      </w:tr>
     </w:tbl>
     <w:p>
       <w:pPr>
@@ -9004,6 +10536,305 @@
           </w:p>
         </w:tc>
       </w:tr>
+      <w:tr>
+        <w:tc>
+          <w:tcPr/>
+          <w:p>
+            <w:pPr>
+              <w:pStyle w:val="Compact"/>
+            </w:pPr>
+            <w:r>
+              <w:t xml:space="preserve">ACO-14</w:t>
+            </w:r>
+          </w:p>
+        </w:tc>
+        <w:tc>
+          <w:tcPr/>
+          <w:p>
+            <w:pPr>
+              <w:pStyle w:val="Compact"/>
+            </w:pPr>
+            <w:r>
+              <w:t xml:space="preserve">Las variables del 21 de octubre de 2026 (</w:t>
+            </w:r>
+            <w:r>
+              <w:rPr>
+                <w:i/>
+                <w:iCs/>
+              </w:rPr>
+              <w:t xml:space="preserve">SESSION_CHECK_*</w:t>
+            </w:r>
+            <w:r>
+              <w:t xml:space="preserve"> </w:t>
+            </w:r>
+            <w:r>
+              <w:t xml:space="preserve">del gateway,</w:t>
+            </w:r>
+            <w:r>
+              <w:t xml:space="preserve"> </w:t>
+            </w:r>
+            <w:r>
+              <w:rPr>
+                <w:i/>
+                <w:iCs/>
+              </w:rPr>
+              <w:t xml:space="preserve">BOOKING_EXPIRY_*</w:t>
+            </w:r>
+            <w:r>
+              <w:t xml:space="preserve"> </w:t>
+            </w:r>
+            <w:r>
+              <w:t xml:space="preserve">de booking-service y operations-service, y</w:t>
+            </w:r>
+            <w:r>
+              <w:t xml:space="preserve"> </w:t>
+            </w:r>
+            <w:r>
+              <w:rPr>
+                <w:i/>
+                <w:iCs/>
+              </w:rPr>
+              <w:t xml:space="preserve">FOLLOW_UP_*</w:t>
+            </w:r>
+            <w:r>
+              <w:t xml:space="preserve"> </w:t>
+            </w:r>
+            <w:r>
+              <w:t xml:space="preserve">de operations-service) no están en</w:t>
+            </w:r>
+            <w:r>
+              <w:t xml:space="preserve"> </w:t>
+            </w:r>
+            <w:r>
+              <w:rPr>
+                <w:i/>
+                <w:iCs/>
+              </w:rPr>
+              <w:t xml:space="preserve">.env.example</w:t>
+            </w:r>
+            <w:r>
+              <w:t xml:space="preserve"> </w:t>
+            </w:r>
+            <w:r>
+              <w:t xml:space="preserve">ni en el bloque</w:t>
+            </w:r>
+            <w:r>
+              <w:t xml:space="preserve"> </w:t>
+            </w:r>
+            <w:r>
+              <w:rPr>
+                <w:i/>
+                <w:iCs/>
+              </w:rPr>
+              <w:t xml:space="preserve">environment</w:t>
+            </w:r>
+            <w:r>
+              <w:t xml:space="preserve"> </w:t>
+            </w:r>
+            <w:r>
+              <w:t xml:space="preserve">de</w:t>
+            </w:r>
+            <w:r>
+              <w:t xml:space="preserve"> </w:t>
+            </w:r>
+            <w:r>
+              <w:rPr>
+                <w:i/>
+                <w:iCs/>
+              </w:rPr>
+              <w:t xml:space="preserve">docker-compose.yml</w:t>
+            </w:r>
+            <w:r>
+              <w:t xml:space="preserve">, como pide el Procedimiento de Implementación (sección 13); en Docker solo se pueden usar sus valores por defecto.</w:t>
+            </w:r>
+          </w:p>
+        </w:tc>
+        <w:tc>
+          <w:tcPr/>
+          <w:p>
+            <w:pPr>
+              <w:pStyle w:val="Compact"/>
+            </w:pPr>
+            <w:r>
+              <w:t xml:space="preserve">P3</w:t>
+            </w:r>
+          </w:p>
+        </w:tc>
+        <w:tc>
+          <w:tcPr/>
+          <w:p>
+            <w:pPr>
+              <w:pStyle w:val="Compact"/>
+            </w:pPr>
+            <w:r>
+              <w:t xml:space="preserve">Se agregaron con valor por defecto en el</w:t>
+            </w:r>
+            <w:r>
+              <w:t xml:space="preserve"> </w:t>
+            </w:r>
+            <w:r>
+              <w:rPr>
+                <w:i/>
+                <w:iCs/>
+              </w:rPr>
+              <w:t xml:space="preserve">application.yml</w:t>
+            </w:r>
+            <w:r>
+              <w:t xml:space="preserve"> </w:t>
+            </w:r>
+            <w:r>
+              <w:t xml:space="preserve">de cada servicio sin actualizar los archivos de</w:t>
+            </w:r>
+            <w:r>
+              <w:t xml:space="preserve"> </w:t>
+            </w:r>
+            <w:r>
+              <w:rPr>
+                <w:i/>
+                <w:iCs/>
+              </w:rPr>
+              <w:t xml:space="preserve">lavarapido-infra</w:t>
+            </w:r>
+            <w:r>
+              <w:t xml:space="preserve">.</w:t>
+            </w:r>
+          </w:p>
+        </w:tc>
+        <w:tc>
+          <w:tcPr/>
+          <w:p>
+            <w:pPr>
+              <w:pStyle w:val="Compact"/>
+            </w:pPr>
+            <w:r>
+              <w:t xml:space="preserve">Agregarlas comentadas a</w:t>
+            </w:r>
+            <w:r>
+              <w:t xml:space="preserve"> </w:t>
+            </w:r>
+            <w:r>
+              <w:rPr>
+                <w:i/>
+                <w:iCs/>
+              </w:rPr>
+              <w:t xml:space="preserve">.env.example</w:t>
+            </w:r>
+            <w:r>
+              <w:t xml:space="preserve"> </w:t>
+            </w:r>
+            <w:r>
+              <w:t xml:space="preserve">y al</w:t>
+            </w:r>
+            <w:r>
+              <w:t xml:space="preserve"> </w:t>
+            </w:r>
+            <w:r>
+              <w:rPr>
+                <w:i/>
+                <w:iCs/>
+              </w:rPr>
+              <w:t xml:space="preserve">environment</w:t>
+            </w:r>
+            <w:r>
+              <w:t xml:space="preserve"> </w:t>
+            </w:r>
+            <w:r>
+              <w:t xml:space="preserve">de</w:t>
+            </w:r>
+            <w:r>
+              <w:t xml:space="preserve"> </w:t>
+            </w:r>
+            <w:r>
+              <w:rPr>
+                <w:i/>
+                <w:iCs/>
+              </w:rPr>
+              <w:t xml:space="preserve">api-gateway</w:t>
+            </w:r>
+            <w:r>
+              <w:t xml:space="preserve">,</w:t>
+            </w:r>
+            <w:r>
+              <w:t xml:space="preserve"> </w:t>
+            </w:r>
+            <w:r>
+              <w:rPr>
+                <w:i/>
+                <w:iCs/>
+              </w:rPr>
+              <w:t xml:space="preserve">booking-service</w:t>
+            </w:r>
+            <w:r>
+              <w:t xml:space="preserve"> </w:t>
+            </w:r>
+            <w:r>
+              <w:t xml:space="preserve">y</w:t>
+            </w:r>
+            <w:r>
+              <w:t xml:space="preserve"> </w:t>
+            </w:r>
+            <w:r>
+              <w:rPr>
+                <w:i/>
+                <w:iCs/>
+              </w:rPr>
+              <w:t xml:space="preserve">operations-service</w:t>
+            </w:r>
+            <w:r>
+              <w:t xml:space="preserve">.</w:t>
+            </w:r>
+          </w:p>
+        </w:tc>
+        <w:tc>
+          <w:tcPr/>
+          <w:p>
+            <w:pPr>
+              <w:pStyle w:val="Compact"/>
+            </w:pPr>
+            <w:r>
+              <w:t xml:space="preserve">Líder de proyecto</w:t>
+            </w:r>
+          </w:p>
+        </w:tc>
+        <w:tc>
+          <w:tcPr/>
+          <w:p>
+            <w:pPr>
+              <w:pStyle w:val="Compact"/>
+            </w:pPr>
+            <w:r>
+              <w:t xml:space="preserve">Baja</w:t>
+            </w:r>
+          </w:p>
+        </w:tc>
+        <w:tc>
+          <w:tcPr/>
+          <w:p>
+            <w:pPr>
+              <w:pStyle w:val="Compact"/>
+            </w:pPr>
+            <w:r>
+              <w:t xml:space="preserve">Las ocho variables aparecen en los dos archivos y</w:t>
+            </w:r>
+            <w:r>
+              <w:t xml:space="preserve"> </w:t>
+            </w:r>
+            <w:r>
+              <w:rPr>
+                <w:i/>
+                <w:iCs/>
+              </w:rPr>
+              <w:t xml:space="preserve">docker compose config</w:t>
+            </w:r>
+            <w:r>
+              <w:t xml:space="preserve"> </w:t>
+            </w:r>
+            <w:r>
+              <w:t xml:space="preserve">las muestra.</w:t>
+            </w:r>
+          </w:p>
+        </w:tc>
+      </w:tr>
     </w:tbl>
     <w:p>
       <w:pPr>
@@ -9591,7 +11422,7 @@
               <w:pStyle w:val="Compact"/>
             </w:pPr>
             <w:r>
-              <w:t xml:space="preserve">Respaldo diario automatizado con verificación y prueba mensual de restauración (Manual de Administrador, sección 14).</w:t>
+              <w:t xml:space="preserve">Respaldo diario automatizado con verificación y prueba de restauración (Manual de Administrador, sección 14).</w:t>
             </w:r>
           </w:p>
         </w:tc>
@@ -9624,6 +11455,412 @@
               <w:pStyle w:val="Compact"/>
             </w:pPr>
             <w:r>
+              <w:t xml:space="preserve">Cerrada (2026-10-21):</w:t>
+            </w:r>
+            <w:r>
+              <w:t xml:space="preserve"> </w:t>
+            </w:r>
+            <w:r>
+              <w:rPr>
+                <w:i/>
+                <w:iCs/>
+              </w:rPr>
+              <w:t xml:space="preserve">backup-db.sh</w:t>
+            </w:r>
+            <w:r>
+              <w:t xml:space="preserve"> </w:t>
+            </w:r>
+            <w:r>
+              <w:t xml:space="preserve">respalda la base todos los días y antes de cada actualización,</w:t>
+            </w:r>
+            <w:r>
+              <w:t xml:space="preserve"> </w:t>
+            </w:r>
+            <w:r>
+              <w:rPr>
+                <w:i/>
+                <w:iCs/>
+              </w:rPr>
+              <w:t xml:space="preserve">verify-backup.sh</w:t>
+            </w:r>
+            <w:r>
+              <w:t xml:space="preserve"> </w:t>
+            </w:r>
+            <w:r>
+              <w:t xml:space="preserve">restaura cada respaldo con otro nombre para comprobarlo y se guardan los últimos 14 (Documento de Despliegue)</w:t>
+            </w:r>
+          </w:p>
+        </w:tc>
+        <w:tc>
+          <w:tcPr/>
+          <w:p>
+            <w:pPr>
+              <w:pStyle w:val="Compact"/>
+            </w:pPr>
+            <w:r>
+              <w:t xml:space="preserve">R-008</w:t>
+            </w:r>
+          </w:p>
+        </w:tc>
+      </w:tr>
+      <w:tr>
+        <w:tc>
+          <w:tcPr/>
+          <w:p>
+            <w:pPr>
+              <w:pStyle w:val="Compact"/>
+            </w:pPr>
+            <w:r>
+              <w:t xml:space="preserve">AP-05</w:t>
+            </w:r>
+          </w:p>
+        </w:tc>
+        <w:tc>
+          <w:tcPr/>
+          <w:p>
+            <w:pPr>
+              <w:pStyle w:val="Compact"/>
+            </w:pPr>
+            <w:r>
+              <w:t xml:space="preserve">La documentación vuelve a separarse del código.</w:t>
+            </w:r>
+          </w:p>
+        </w:tc>
+        <w:tc>
+          <w:tcPr/>
+          <w:p>
+            <w:pPr>
+              <w:pStyle w:val="Compact"/>
+            </w:pPr>
+            <w:r>
+              <w:t xml:space="preserve">Lista de revisión de pull requests que exige actualizar modelos, contratos OpenAPI, ADR y manuales afectados; revisión de los manuales antes de cada implementación.</w:t>
+            </w:r>
+          </w:p>
+        </w:tc>
+        <w:tc>
+          <w:tcPr/>
+          <w:p>
+            <w:pPr>
+              <w:pStyle w:val="Compact"/>
+            </w:pPr>
+            <w:r>
+              <w:t xml:space="preserve">Autor de cada pull request</w:t>
+            </w:r>
+          </w:p>
+        </w:tc>
+        <w:tc>
+          <w:tcPr/>
+          <w:p>
+            <w:pPr>
+              <w:pStyle w:val="Compact"/>
+            </w:pPr>
+            <w:r>
+              <w:t xml:space="preserve">Media</w:t>
+            </w:r>
+          </w:p>
+        </w:tc>
+        <w:tc>
+          <w:tcPr/>
+          <w:p>
+            <w:pPr>
+              <w:pStyle w:val="Compact"/>
+            </w:pPr>
+            <w:r>
+              <w:t xml:space="preserve">En ejecución (permanente)</w:t>
+            </w:r>
+          </w:p>
+        </w:tc>
+        <w:tc>
+          <w:tcPr/>
+          <w:p>
+            <w:pPr>
+              <w:pStyle w:val="Compact"/>
+            </w:pPr>
+            <w:r>
+              <w:t xml:space="preserve">R-010</w:t>
+            </w:r>
+          </w:p>
+        </w:tc>
+      </w:tr>
+      <w:tr>
+        <w:tc>
+          <w:tcPr/>
+          <w:p>
+            <w:pPr>
+              <w:pStyle w:val="Compact"/>
+            </w:pPr>
+            <w:r>
+              <w:t xml:space="preserve">AP-06</w:t>
+            </w:r>
+          </w:p>
+        </w:tc>
+        <w:tc>
+          <w:tcPr/>
+          <w:p>
+            <w:pPr>
+              <w:pStyle w:val="Compact"/>
+            </w:pPr>
+            <w:r>
+              <w:t xml:space="preserve">Implementar con</w:t>
+            </w:r>
+            <w:r>
+              <w:t xml:space="preserve"> </w:t>
+            </w:r>
+            <w:r>
+              <w:rPr>
+                <w:i/>
+                <w:iCs/>
+              </w:rPr>
+              <w:t xml:space="preserve">MESSAGING_ENABLED=false</w:t>
+            </w:r>
+            <w:r>
+              <w:t xml:space="preserve">, sin</w:t>
+            </w:r>
+            <w:r>
+              <w:t xml:space="preserve"> </w:t>
+            </w:r>
+            <w:r>
+              <w:rPr>
+                <w:i/>
+                <w:iCs/>
+              </w:rPr>
+              <w:t xml:space="preserve">INTERNAL_API_KEY</w:t>
+            </w:r>
+            <w:r>
+              <w:t xml:space="preserve"> </w:t>
+            </w:r>
+            <w:r>
+              <w:t xml:space="preserve">o con el perfil</w:t>
+            </w:r>
+            <w:r>
+              <w:t xml:space="preserve"> </w:t>
+            </w:r>
+            <w:r>
+              <w:rPr>
+                <w:i/>
+                <w:iCs/>
+              </w:rPr>
+              <w:t xml:space="preserve">dev</w:t>
+            </w:r>
+            <w:r>
+              <w:t xml:space="preserve">.</w:t>
+            </w:r>
+          </w:p>
+        </w:tc>
+        <w:tc>
+          <w:tcPr/>
+          <w:p>
+            <w:pPr>
+              <w:pStyle w:val="Compact"/>
+            </w:pPr>
+            <w:r>
+              <w:t xml:space="preserve">Lista de verificación del Anexo A del Procedimiento de Implementación.</w:t>
+            </w:r>
+          </w:p>
+        </w:tc>
+        <w:tc>
+          <w:tcPr/>
+          <w:p>
+            <w:pPr>
+              <w:pStyle w:val="Compact"/>
+            </w:pPr>
+            <w:r>
+              <w:t xml:space="preserve">Administrador de TI</w:t>
+            </w:r>
+          </w:p>
+        </w:tc>
+        <w:tc>
+          <w:tcPr/>
+          <w:p>
+            <w:pPr>
+              <w:pStyle w:val="Compact"/>
+            </w:pPr>
+            <w:r>
+              <w:t xml:space="preserve">Media</w:t>
+            </w:r>
+          </w:p>
+        </w:tc>
+        <w:tc>
+          <w:tcPr/>
+          <w:p>
+            <w:pPr>
+              <w:pStyle w:val="Compact"/>
+            </w:pPr>
+            <w:r>
+              <w:t xml:space="preserve">Cerrada (incluida en el procedimiento)</w:t>
+            </w:r>
+          </w:p>
+        </w:tc>
+        <w:tc>
+          <w:tcPr/>
+          <w:p>
+            <w:pPr>
+              <w:pStyle w:val="Compact"/>
+            </w:pPr>
+            <w:r>
+              <w:t xml:space="preserve">R-I02, R-I03</w:t>
+            </w:r>
+          </w:p>
+        </w:tc>
+      </w:tr>
+      <w:tr>
+        <w:tc>
+          <w:tcPr/>
+          <w:p>
+            <w:pPr>
+              <w:pStyle w:val="Compact"/>
+            </w:pPr>
+            <w:r>
+              <w:t xml:space="preserve">AP-07</w:t>
+            </w:r>
+          </w:p>
+        </w:tc>
+        <w:tc>
+          <w:tcPr/>
+          <w:p>
+            <w:pPr>
+              <w:pStyle w:val="Compact"/>
+            </w:pPr>
+            <w:r>
+              <w:t xml:space="preserve">Defectos de persistencia (bloqueos y disparadores) que solo se ven a mano.</w:t>
+            </w:r>
+          </w:p>
+        </w:tc>
+        <w:tc>
+          <w:tcPr/>
+          <w:p>
+            <w:pPr>
+              <w:pStyle w:val="Compact"/>
+            </w:pPr>
+            <w:r>
+              <w:t xml:space="preserve">Pruebas de persistencia con Testcontainers y SQL Server real en booking-service.</w:t>
+            </w:r>
+          </w:p>
+        </w:tc>
+        <w:tc>
+          <w:tcPr/>
+          <w:p>
+            <w:pPr>
+              <w:pStyle w:val="Compact"/>
+            </w:pPr>
+            <w:r>
+              <w:t xml:space="preserve">Líder de backend</w:t>
+            </w:r>
+          </w:p>
+        </w:tc>
+        <w:tc>
+          <w:tcPr/>
+          <w:p>
+            <w:pPr>
+              <w:pStyle w:val="Compact"/>
+            </w:pPr>
+            <w:r>
+              <w:t xml:space="preserve">Baja</w:t>
+            </w:r>
+          </w:p>
+        </w:tc>
+        <w:tc>
+          <w:tcPr/>
+          <w:p>
+            <w:pPr>
+              <w:pStyle w:val="Compact"/>
+            </w:pPr>
+            <w:r>
+              <w:t xml:space="preserve">En ejecución (la suite de punta a punta cubre parte del riesgo)</w:t>
+            </w:r>
+          </w:p>
+        </w:tc>
+        <w:tc>
+          <w:tcPr/>
+          <w:p>
+            <w:pPr>
+              <w:pStyle w:val="Compact"/>
+            </w:pPr>
+            <w:r>
+              <w:t xml:space="preserve">TD-010</w:t>
+            </w:r>
+          </w:p>
+        </w:tc>
+      </w:tr>
+      <w:tr>
+        <w:tc>
+          <w:tcPr/>
+          <w:p>
+            <w:pPr>
+              <w:pStyle w:val="Compact"/>
+            </w:pPr>
+            <w:r>
+              <w:t xml:space="preserve">AP-08</w:t>
+            </w:r>
+          </w:p>
+        </w:tc>
+        <w:tc>
+          <w:tcPr/>
+          <w:p>
+            <w:pPr>
+              <w:pStyle w:val="Compact"/>
+            </w:pPr>
+            <w:r>
+              <w:t xml:space="preserve">Uso de la cuenta</w:t>
+            </w:r>
+            <w:r>
+              <w:t xml:space="preserve"> </w:t>
+            </w:r>
+            <w:r>
+              <w:rPr>
+                <w:i/>
+                <w:iCs/>
+              </w:rPr>
+              <w:t xml:space="preserve">sa</w:t>
+            </w:r>
+            <w:r>
+              <w:t xml:space="preserve"> </w:t>
+            </w:r>
+            <w:r>
+              <w:t xml:space="preserve">por todos los servicios.</w:t>
+            </w:r>
+          </w:p>
+        </w:tc>
+        <w:tc>
+          <w:tcPr/>
+          <w:p>
+            <w:pPr>
+              <w:pStyle w:val="Compact"/>
+            </w:pPr>
+            <w:r>
+              <w:t xml:space="preserve">Un inicio de sesión por servicio con permisos solo sobre sus esquemas y una cuenta separada para las migraciones.</w:t>
+            </w:r>
+          </w:p>
+        </w:tc>
+        <w:tc>
+          <w:tcPr/>
+          <w:p>
+            <w:pPr>
+              <w:pStyle w:val="Compact"/>
+            </w:pPr>
+            <w:r>
+              <w:t xml:space="preserve">Líder de backend</w:t>
+            </w:r>
+          </w:p>
+        </w:tc>
+        <w:tc>
+          <w:tcPr/>
+          <w:p>
+            <w:pPr>
+              <w:pStyle w:val="Compact"/>
+            </w:pPr>
+            <w:r>
+              <w:t xml:space="preserve">Media</w:t>
+            </w:r>
+          </w:p>
+        </w:tc>
+        <w:tc>
+          <w:tcPr/>
+          <w:p>
+            <w:pPr>
+              <w:pStyle w:val="Compact"/>
+            </w:pPr>
+            <w:r>
               <w:t xml:space="preserve">Abierta</w:t>
             </w:r>
           </w:p>
@@ -9635,53 +11872,237 @@
               <w:pStyle w:val="Compact"/>
             </w:pPr>
             <w:r>
-              <w:t xml:space="preserve">R-008</w:t>
-            </w:r>
-          </w:p>
-        </w:tc>
-      </w:tr>
-      <w:tr>
-        <w:tc>
-          <w:tcPr/>
-          <w:p>
-            <w:pPr>
-              <w:pStyle w:val="Compact"/>
-            </w:pPr>
-            <w:r>
-              <w:t xml:space="preserve">AP-05</w:t>
-            </w:r>
-          </w:p>
-        </w:tc>
-        <w:tc>
-          <w:tcPr/>
-          <w:p>
-            <w:pPr>
-              <w:pStyle w:val="Compact"/>
-            </w:pPr>
-            <w:r>
-              <w:t xml:space="preserve">La documentación vuelve a separarse del código.</w:t>
-            </w:r>
-          </w:p>
-        </w:tc>
-        <w:tc>
-          <w:tcPr/>
-          <w:p>
-            <w:pPr>
-              <w:pStyle w:val="Compact"/>
-            </w:pPr>
-            <w:r>
-              <w:t xml:space="preserve">Lista de revisión de pull requests que exige actualizar modelos, contratos OpenAPI, ADR y manuales afectados; revisión de los manuales antes de cada implementación.</w:t>
-            </w:r>
-          </w:p>
-        </w:tc>
-        <w:tc>
-          <w:tcPr/>
-          <w:p>
-            <w:pPr>
-              <w:pStyle w:val="Compact"/>
-            </w:pPr>
-            <w:r>
-              <w:t xml:space="preserve">Autor de cada pull request</w:t>
+              <w:t xml:space="preserve">Política de seguridad</w:t>
+            </w:r>
+          </w:p>
+        </w:tc>
+      </w:tr>
+      <w:tr>
+        <w:tc>
+          <w:tcPr/>
+          <w:p>
+            <w:pPr>
+              <w:pStyle w:val="Compact"/>
+            </w:pPr>
+            <w:r>
+              <w:t xml:space="preserve">AP-09</w:t>
+            </w:r>
+          </w:p>
+        </w:tc>
+        <w:tc>
+          <w:tcPr/>
+          <w:p>
+            <w:pPr>
+              <w:pStyle w:val="Compact"/>
+            </w:pPr>
+            <w:r>
+              <w:t xml:space="preserve">Una acción de usuario no puede seguirse entre servicios.</w:t>
+            </w:r>
+          </w:p>
+        </w:tc>
+        <w:tc>
+          <w:tcPr/>
+          <w:p>
+            <w:pPr>
+              <w:pStyle w:val="Compact"/>
+            </w:pPr>
+            <w:r>
+              <w:t xml:space="preserve">Propagar</w:t>
+            </w:r>
+            <w:r>
+              <w:t xml:space="preserve"> </w:t>
+            </w:r>
+            <w:r>
+              <w:rPr>
+                <w:i/>
+                <w:iCs/>
+              </w:rPr>
+              <w:t xml:space="preserve">X-Correlation-Id</w:t>
+            </w:r>
+            <w:r>
+              <w:t xml:space="preserve"> </w:t>
+            </w:r>
+            <w:r>
+              <w:t xml:space="preserve">en todos los clientes REST y mensajes y generarlo en el gateway.</w:t>
+            </w:r>
+          </w:p>
+        </w:tc>
+        <w:tc>
+          <w:tcPr/>
+          <w:p>
+            <w:pPr>
+              <w:pStyle w:val="Compact"/>
+            </w:pPr>
+            <w:r>
+              <w:t xml:space="preserve">Líder de backend</w:t>
+            </w:r>
+          </w:p>
+        </w:tc>
+        <w:tc>
+          <w:tcPr/>
+          <w:p>
+            <w:pPr>
+              <w:pStyle w:val="Compact"/>
+            </w:pPr>
+            <w:r>
+              <w:t xml:space="preserve">Baja</w:t>
+            </w:r>
+          </w:p>
+        </w:tc>
+        <w:tc>
+          <w:tcPr/>
+          <w:p>
+            <w:pPr>
+              <w:pStyle w:val="Compact"/>
+            </w:pPr>
+            <w:r>
+              <w:t xml:space="preserve">En ejecución (booking, operations y payment ya reenvían el encabezado)</w:t>
+            </w:r>
+          </w:p>
+        </w:tc>
+        <w:tc>
+          <w:tcPr/>
+          <w:p>
+            <w:pPr>
+              <w:pStyle w:val="Compact"/>
+            </w:pPr>
+            <w:r>
+              <w:t xml:space="preserve">TD-007</w:t>
+            </w:r>
+          </w:p>
+        </w:tc>
+      </w:tr>
+      <w:tr>
+        <w:tc>
+          <w:tcPr/>
+          <w:p>
+            <w:pPr>
+              <w:pStyle w:val="Compact"/>
+            </w:pPr>
+            <w:r>
+              <w:t xml:space="preserve">AP-10</w:t>
+            </w:r>
+          </w:p>
+        </w:tc>
+        <w:tc>
+          <w:tcPr/>
+          <w:p>
+            <w:pPr>
+              <w:pStyle w:val="Compact"/>
+            </w:pPr>
+            <w:r>
+              <w:t xml:space="preserve">Falta de métricas para comprobar el tiempo de respuesta (RNF-001).</w:t>
+            </w:r>
+          </w:p>
+        </w:tc>
+        <w:tc>
+          <w:tcPr/>
+          <w:p>
+            <w:pPr>
+              <w:pStyle w:val="Compact"/>
+            </w:pPr>
+            <w:r>
+              <w:rPr>
+                <w:i/>
+                <w:iCs/>
+              </w:rPr>
+              <w:t xml:space="preserve">micrometer-registry-prometheus</w:t>
+            </w:r>
+            <w:r>
+              <w:t xml:space="preserve"> </w:t>
+            </w:r>
+            <w:r>
+              <w:t xml:space="preserve">en los servicios Java y métricas equivalentes en .NET.</w:t>
+            </w:r>
+          </w:p>
+        </w:tc>
+        <w:tc>
+          <w:tcPr/>
+          <w:p>
+            <w:pPr>
+              <w:pStyle w:val="Compact"/>
+            </w:pPr>
+            <w:r>
+              <w:t xml:space="preserve">Líder de backend</w:t>
+            </w:r>
+          </w:p>
+        </w:tc>
+        <w:tc>
+          <w:tcPr/>
+          <w:p>
+            <w:pPr>
+              <w:pStyle w:val="Compact"/>
+            </w:pPr>
+            <w:r>
+              <w:t xml:space="preserve">Baja</w:t>
+            </w:r>
+          </w:p>
+        </w:tc>
+        <w:tc>
+          <w:tcPr/>
+          <w:p>
+            <w:pPr>
+              <w:pStyle w:val="Compact"/>
+            </w:pPr>
+            <w:r>
+              <w:t xml:space="preserve">Abierta</w:t>
+            </w:r>
+          </w:p>
+        </w:tc>
+        <w:tc>
+          <w:tcPr/>
+          <w:p>
+            <w:pPr>
+              <w:pStyle w:val="Compact"/>
+            </w:pPr>
+            <w:r>
+              <w:t xml:space="preserve">TD-012</w:t>
+            </w:r>
+          </w:p>
+        </w:tc>
+      </w:tr>
+      <w:tr>
+        <w:tc>
+          <w:tcPr/>
+          <w:p>
+            <w:pPr>
+              <w:pStyle w:val="Compact"/>
+            </w:pPr>
+            <w:r>
+              <w:t xml:space="preserve">AP-11</w:t>
+            </w:r>
+          </w:p>
+        </w:tc>
+        <w:tc>
+          <w:tcPr/>
+          <w:p>
+            <w:pPr>
+              <w:pStyle w:val="Compact"/>
+            </w:pPr>
+            <w:r>
+              <w:t xml:space="preserve">Ataques de fuerza bruta o abuso de la API si el sistema se expone.</w:t>
+            </w:r>
+          </w:p>
+        </w:tc>
+        <w:tc>
+          <w:tcPr/>
+          <w:p>
+            <w:pPr>
+              <w:pStyle w:val="Compact"/>
+            </w:pPr>
+            <w:r>
+              <w:t xml:space="preserve">Límite de solicitudes en el gateway o en Caddy (TD-022); el bloqueo de cuentas ya está activo (AC-25).</w:t>
+            </w:r>
+          </w:p>
+        </w:tc>
+        <w:tc>
+          <w:tcPr/>
+          <w:p>
+            <w:pPr>
+              <w:pStyle w:val="Compact"/>
+            </w:pPr>
+            <w:r>
+              <w:t xml:space="preserve">Líder de backend</w:t>
             </w:r>
           </w:p>
         </w:tc>
@@ -9703,6 +12124,127 @@
               <w:pStyle w:val="Compact"/>
             </w:pPr>
             <w:r>
+              <w:t xml:space="preserve">Abierta</w:t>
+            </w:r>
+          </w:p>
+        </w:tc>
+        <w:tc>
+          <w:tcPr/>
+          <w:p>
+            <w:pPr>
+              <w:pStyle w:val="Compact"/>
+            </w:pPr>
+            <w:r>
+              <w:t xml:space="preserve">Política de seguridad</w:t>
+            </w:r>
+          </w:p>
+        </w:tc>
+      </w:tr>
+      <w:tr>
+        <w:tc>
+          <w:tcPr/>
+          <w:p>
+            <w:pPr>
+              <w:pStyle w:val="Compact"/>
+            </w:pPr>
+            <w:r>
+              <w:t xml:space="preserve">AP-12</w:t>
+            </w:r>
+          </w:p>
+        </w:tc>
+        <w:tc>
+          <w:tcPr/>
+          <w:p>
+            <w:pPr>
+              <w:pStyle w:val="Compact"/>
+            </w:pPr>
+            <w:r>
+              <w:t xml:space="preserve">Componentes con vulnerabilidades conocidas.</w:t>
+            </w:r>
+          </w:p>
+        </w:tc>
+        <w:tc>
+          <w:tcPr/>
+          <w:p>
+            <w:pPr>
+              <w:pStyle w:val="Compact"/>
+            </w:pPr>
+            <w:r>
+              <w:t xml:space="preserve">Revisión trimestral con</w:t>
+            </w:r>
+            <w:r>
+              <w:t xml:space="preserve"> </w:t>
+            </w:r>
+            <w:r>
+              <w:rPr>
+                <w:i/>
+                <w:iCs/>
+              </w:rPr>
+              <w:t xml:space="preserve">./mvnw versions:display-dependency-updates</w:t>
+            </w:r>
+            <w:r>
+              <w:t xml:space="preserve">,</w:t>
+            </w:r>
+            <w:r>
+              <w:t xml:space="preserve"> </w:t>
+            </w:r>
+            <w:r>
+              <w:rPr>
+                <w:i/>
+                <w:iCs/>
+              </w:rPr>
+              <w:t xml:space="preserve">dotnet list package --vulnerable</w:t>
+            </w:r>
+            <w:r>
+              <w:t xml:space="preserve"> </w:t>
+            </w:r>
+            <w:r>
+              <w:t xml:space="preserve">y</w:t>
+            </w:r>
+            <w:r>
+              <w:t xml:space="preserve"> </w:t>
+            </w:r>
+            <w:r>
+              <w:rPr>
+                <w:i/>
+                <w:iCs/>
+              </w:rPr>
+              <w:t xml:space="preserve">npm audit</w:t>
+            </w:r>
+            <w:r>
+              <w:t xml:space="preserve">.</w:t>
+            </w:r>
+          </w:p>
+        </w:tc>
+        <w:tc>
+          <w:tcPr/>
+          <w:p>
+            <w:pPr>
+              <w:pStyle w:val="Compact"/>
+            </w:pPr>
+            <w:r>
+              <w:t xml:space="preserve">Líderes de backend y frontend</w:t>
+            </w:r>
+          </w:p>
+        </w:tc>
+        <w:tc>
+          <w:tcPr/>
+          <w:p>
+            <w:pPr>
+              <w:pStyle w:val="Compact"/>
+            </w:pPr>
+            <w:r>
+              <w:t xml:space="preserve">Media</w:t>
+            </w:r>
+          </w:p>
+        </w:tc>
+        <w:tc>
+          <w:tcPr/>
+          <w:p>
+            <w:pPr>
+              <w:pStyle w:val="Compact"/>
+            </w:pPr>
+            <w:r>
               <w:t xml:space="preserve">En ejecución (permanente)</w:t>
             </w:r>
           </w:p>
@@ -9714,70 +12256,496 @@
               <w:pStyle w:val="Compact"/>
             </w:pPr>
             <w:r>
-              <w:t xml:space="preserve">R-010</w:t>
-            </w:r>
-          </w:p>
-        </w:tc>
-      </w:tr>
-      <w:tr>
-        <w:tc>
-          <w:tcPr/>
-          <w:p>
-            <w:pPr>
-              <w:pStyle w:val="Compact"/>
-            </w:pPr>
-            <w:r>
-              <w:t xml:space="preserve">AP-06</w:t>
-            </w:r>
-          </w:p>
-        </w:tc>
-        <w:tc>
-          <w:tcPr/>
-          <w:p>
-            <w:pPr>
-              <w:pStyle w:val="Compact"/>
-            </w:pPr>
-            <w:r>
-              <w:t xml:space="preserve">Implementar con</w:t>
-            </w:r>
-            <w:r>
-              <w:t xml:space="preserve"> </w:t>
-            </w:r>
-            <w:r>
-              <w:rPr>
-                <w:i/>
-                <w:iCs/>
-              </w:rPr>
-              <w:t xml:space="preserve">MESSAGING_ENABLED=false</w:t>
-            </w:r>
-            <w:r>
-              <w:t xml:space="preserve">, sin</w:t>
-            </w:r>
-            <w:r>
-              <w:t xml:space="preserve"> </w:t>
-            </w:r>
-            <w:r>
-              <w:rPr>
-                <w:i/>
-                <w:iCs/>
-              </w:rPr>
-              <w:t xml:space="preserve">INTERNAL_API_KEY</w:t>
-            </w:r>
-            <w:r>
-              <w:t xml:space="preserve"> </w:t>
-            </w:r>
-            <w:r>
-              <w:t xml:space="preserve">o con el perfil</w:t>
-            </w:r>
-            <w:r>
-              <w:t xml:space="preserve"> </w:t>
-            </w:r>
-            <w:r>
-              <w:rPr>
-                <w:i/>
-                <w:iCs/>
-              </w:rPr>
-              <w:t xml:space="preserve">dev</w:t>
+              <w:t xml:space="preserve">OWASP A06</w:t>
+            </w:r>
+          </w:p>
+        </w:tc>
+      </w:tr>
+      <w:tr>
+        <w:tc>
+          <w:tcPr/>
+          <w:p>
+            <w:pPr>
+              <w:pStyle w:val="Compact"/>
+            </w:pPr>
+            <w:r>
+              <w:t xml:space="preserve">AP-13</w:t>
+            </w:r>
+          </w:p>
+        </w:tc>
+        <w:tc>
+          <w:tcPr/>
+          <w:p>
+            <w:pPr>
+              <w:pStyle w:val="Compact"/>
+            </w:pPr>
+            <w:r>
+              <w:t xml:space="preserve">Confusión por la numeración propia de los changelogs de pagos, que repite los números globales.</w:t>
+            </w:r>
+          </w:p>
+        </w:tc>
+        <w:tc>
+          <w:tcPr/>
+          <w:p>
+            <w:pPr>
+              <w:pStyle w:val="Compact"/>
+            </w:pPr>
+            <w:r>
+              <w:t xml:space="preserve">Documentar la regla en la estrategia de migraciones y usar el prefijo</w:t>
+            </w:r>
+            <w:r>
+              <w:t xml:space="preserve"> </w:t>
+            </w:r>
+            <w:r>
+              <w:rPr>
+                <w:i/>
+                <w:iCs/>
+              </w:rPr>
+              <w:t xml:space="preserve">pay-</w:t>
+            </w:r>
+            <w:r>
+              <w:t xml:space="preserve"> </w:t>
+            </w:r>
+            <w:r>
+              <w:t xml:space="preserve">en los identificadores.</w:t>
+            </w:r>
+          </w:p>
+        </w:tc>
+        <w:tc>
+          <w:tcPr/>
+          <w:p>
+            <w:pPr>
+              <w:pStyle w:val="Compact"/>
+            </w:pPr>
+            <w:r>
+              <w:t xml:space="preserve">Líder de backend</w:t>
+            </w:r>
+          </w:p>
+        </w:tc>
+        <w:tc>
+          <w:tcPr/>
+          <w:p>
+            <w:pPr>
+              <w:pStyle w:val="Compact"/>
+            </w:pPr>
+            <w:r>
+              <w:t xml:space="preserve">Baja</w:t>
+            </w:r>
+          </w:p>
+        </w:tc>
+        <w:tc>
+          <w:tcPr/>
+          <w:p>
+            <w:pPr>
+              <w:pStyle w:val="Compact"/>
+            </w:pPr>
+            <w:r>
+              <w:t xml:space="preserve">Cerrada (documentada)</w:t>
+            </w:r>
+          </w:p>
+        </w:tc>
+        <w:tc>
+          <w:tcPr/>
+          <w:p>
+            <w:pPr>
+              <w:pStyle w:val="Compact"/>
+            </w:pPr>
+            <w:r>
+              <w:t xml:space="preserve">TD-019</w:t>
+            </w:r>
+          </w:p>
+        </w:tc>
+      </w:tr>
+      <w:tr>
+        <w:tc>
+          <w:tcPr/>
+          <w:p>
+            <w:pPr>
+              <w:pStyle w:val="Compact"/>
+            </w:pPr>
+            <w:r>
+              <w:t xml:space="preserve">AP-14</w:t>
+            </w:r>
+          </w:p>
+        </w:tc>
+        <w:tc>
+          <w:tcPr/>
+          <w:p>
+            <w:pPr>
+              <w:pStyle w:val="Compact"/>
+            </w:pPr>
+            <w:r>
+              <w:t xml:space="preserve">Funciones construidas que contradicen decisiones ya registradas (causa de AC-11 y AC-12).</w:t>
+            </w:r>
+          </w:p>
+        </w:tc>
+        <w:tc>
+          <w:tcPr/>
+          <w:p>
+            <w:pPr>
+              <w:pStyle w:val="Compact"/>
+            </w:pPr>
+            <w:r>
+              <w:t xml:space="preserve">Revisar los ADR vigentes y el mapa de navegación antes de iniciar una función, y consultar al equipo ante una contradicción.</w:t>
+            </w:r>
+          </w:p>
+        </w:tc>
+        <w:tc>
+          <w:tcPr/>
+          <w:p>
+            <w:pPr>
+              <w:pStyle w:val="Compact"/>
+            </w:pPr>
+            <w:r>
+              <w:t xml:space="preserve">Todo el equipo</w:t>
+            </w:r>
+          </w:p>
+        </w:tc>
+        <w:tc>
+          <w:tcPr/>
+          <w:p>
+            <w:pPr>
+              <w:pStyle w:val="Compact"/>
+            </w:pPr>
+            <w:r>
+              <w:t xml:space="preserve">Media</w:t>
+            </w:r>
+          </w:p>
+        </w:tc>
+        <w:tc>
+          <w:tcPr/>
+          <w:p>
+            <w:pPr>
+              <w:pStyle w:val="Compact"/>
+            </w:pPr>
+            <w:r>
+              <w:t xml:space="preserve">En ejecución (permanente)</w:t>
+            </w:r>
+          </w:p>
+        </w:tc>
+        <w:tc>
+          <w:tcPr/>
+          <w:p>
+            <w:pPr>
+              <w:pStyle w:val="Compact"/>
+            </w:pPr>
+            <w:r>
+              <w:t xml:space="preserve">Lección de ADR-015</w:t>
+            </w:r>
+          </w:p>
+        </w:tc>
+      </w:tr>
+      <w:tr>
+        <w:tc>
+          <w:tcPr/>
+          <w:p>
+            <w:pPr>
+              <w:pStyle w:val="Compact"/>
+            </w:pPr>
+            <w:r>
+              <w:t xml:space="preserve">AP-15</w:t>
+            </w:r>
+          </w:p>
+        </w:tc>
+        <w:tc>
+          <w:tcPr/>
+          <w:p>
+            <w:pPr>
+              <w:pStyle w:val="Compact"/>
+            </w:pPr>
+            <w:r>
+              <w:t xml:space="preserve">Cambios de interfaz que rompen el diseño en el celular sin que nadie lo note (causa de AC-41).</w:t>
+            </w:r>
+          </w:p>
+        </w:tc>
+        <w:tc>
+          <w:tcPr/>
+          <w:p>
+            <w:pPr>
+              <w:pStyle w:val="Compact"/>
+            </w:pPr>
+            <w:r>
+              <w:t xml:space="preserve">Medir las pantallas a 360 y 768 px con Playwright antes de fusionar cambios de interfaz, a partir del script</w:t>
+            </w:r>
+            <w:r>
+              <w:t xml:space="preserve"> </w:t>
+            </w:r>
+            <w:r>
+              <w:rPr>
+                <w:i/>
+                <w:iCs/>
+              </w:rPr>
+              <w:t xml:space="preserve">e2e/width-360.js</w:t>
+            </w:r>
+            <w:r>
+              <w:t xml:space="preserve">, y revisar las capturas.</w:t>
+            </w:r>
+          </w:p>
+        </w:tc>
+        <w:tc>
+          <w:tcPr/>
+          <w:p>
+            <w:pPr>
+              <w:pStyle w:val="Compact"/>
+            </w:pPr>
+            <w:r>
+              <w:t xml:space="preserve">Líderes de frontend y backend</w:t>
+            </w:r>
+          </w:p>
+        </w:tc>
+        <w:tc>
+          <w:tcPr/>
+          <w:p>
+            <w:pPr>
+              <w:pStyle w:val="Compact"/>
+            </w:pPr>
+            <w:r>
+              <w:t xml:space="preserve">Media</w:t>
+            </w:r>
+          </w:p>
+        </w:tc>
+        <w:tc>
+          <w:tcPr/>
+          <w:p>
+            <w:pPr>
+              <w:pStyle w:val="Compact"/>
+            </w:pPr>
+            <w:r>
+              <w:t xml:space="preserve">En ejecución (permanente)</w:t>
+            </w:r>
+          </w:p>
+        </w:tc>
+        <w:tc>
+          <w:tcPr/>
+          <w:p>
+            <w:pPr>
+              <w:pStyle w:val="Compact"/>
+            </w:pPr>
+            <w:r>
+              <w:t xml:space="preserve">Lección de AC-41</w:t>
+            </w:r>
+          </w:p>
+        </w:tc>
+      </w:tr>
+      <w:tr>
+        <w:tc>
+          <w:tcPr/>
+          <w:p>
+            <w:pPr>
+              <w:pStyle w:val="Compact"/>
+            </w:pPr>
+            <w:r>
+              <w:t xml:space="preserve">AP-16</w:t>
+            </w:r>
+          </w:p>
+        </w:tc>
+        <w:tc>
+          <w:tcPr/>
+          <w:p>
+            <w:pPr>
+              <w:pStyle w:val="Compact"/>
+            </w:pPr>
+            <w:r>
+              <w:t xml:space="preserve">Que los registros de los contenedores llenen el disco del servidor.</w:t>
+            </w:r>
+          </w:p>
+        </w:tc>
+        <w:tc>
+          <w:tcPr/>
+          <w:p>
+            <w:pPr>
+              <w:pStyle w:val="Compact"/>
+            </w:pPr>
+            <w:r>
+              <w:t xml:space="preserve">Limitar los registros de cada contenedor a 3 archivos de 10 MB.</w:t>
+            </w:r>
+          </w:p>
+        </w:tc>
+        <w:tc>
+          <w:tcPr/>
+          <w:p>
+            <w:pPr>
+              <w:pStyle w:val="Compact"/>
+            </w:pPr>
+            <w:r>
+              <w:t xml:space="preserve">Líder de proyecto</w:t>
+            </w:r>
+          </w:p>
+        </w:tc>
+        <w:tc>
+          <w:tcPr/>
+          <w:p>
+            <w:pPr>
+              <w:pStyle w:val="Compact"/>
+            </w:pPr>
+            <w:r>
+              <w:t xml:space="preserve">Media</w:t>
+            </w:r>
+          </w:p>
+        </w:tc>
+        <w:tc>
+          <w:tcPr/>
+          <w:p>
+            <w:pPr>
+              <w:pStyle w:val="Compact"/>
+            </w:pPr>
+            <w:r>
+              <w:t xml:space="preserve">Cerrada (2026-10-20):</w:t>
+            </w:r>
+            <w:r>
+              <w:t xml:space="preserve"> </w:t>
+            </w:r>
+            <w:r>
+              <w:rPr>
+                <w:i/>
+                <w:iCs/>
+              </w:rPr>
+              <w:t xml:space="preserve">docker-compose.prod.yml</w:t>
+            </w:r>
+          </w:p>
+        </w:tc>
+        <w:tc>
+          <w:tcPr/>
+          <w:p>
+            <w:pPr>
+              <w:pStyle w:val="Compact"/>
+            </w:pPr>
+            <w:r>
+              <w:t xml:space="preserve">Revisión del servidor</w:t>
+            </w:r>
+          </w:p>
+        </w:tc>
+      </w:tr>
+      <w:tr>
+        <w:tc>
+          <w:tcPr/>
+          <w:p>
+            <w:pPr>
+              <w:pStyle w:val="Compact"/>
+            </w:pPr>
+            <w:r>
+              <w:t xml:space="preserve">AP-17</w:t>
+            </w:r>
+          </w:p>
+        </w:tc>
+        <w:tc>
+          <w:tcPr/>
+          <w:p>
+            <w:pPr>
+              <w:pStyle w:val="Compact"/>
+            </w:pPr>
+            <w:r>
+              <w:t xml:space="preserve">Ataques desde el navegador contra el sitio público (incrustarlo en otra página, cargar scripts de otros orígenes).</w:t>
+            </w:r>
+          </w:p>
+        </w:tc>
+        <w:tc>
+          <w:tcPr/>
+          <w:p>
+            <w:pPr>
+              <w:pStyle w:val="Compact"/>
+            </w:pPr>
+            <w:r>
+              <w:t xml:space="preserve">Encabezados de seguridad y política de contenido (CSP) en Caddy.</w:t>
+            </w:r>
+          </w:p>
+        </w:tc>
+        <w:tc>
+          <w:tcPr/>
+          <w:p>
+            <w:pPr>
+              <w:pStyle w:val="Compact"/>
+            </w:pPr>
+            <w:r>
+              <w:t xml:space="preserve">Líder de proyecto</w:t>
+            </w:r>
+          </w:p>
+        </w:tc>
+        <w:tc>
+          <w:tcPr/>
+          <w:p>
+            <w:pPr>
+              <w:pStyle w:val="Compact"/>
+            </w:pPr>
+            <w:r>
+              <w:t xml:space="preserve">Media</w:t>
+            </w:r>
+          </w:p>
+        </w:tc>
+        <w:tc>
+          <w:tcPr/>
+          <w:p>
+            <w:pPr>
+              <w:pStyle w:val="Compact"/>
+            </w:pPr>
+            <w:r>
+              <w:t xml:space="preserve">Cerrada (2026-10-20):</w:t>
+            </w:r>
+            <w:r>
+              <w:t xml:space="preserve"> </w:t>
+            </w:r>
+            <w:r>
+              <w:rPr>
+                <w:i/>
+                <w:iCs/>
+              </w:rPr>
+              <w:t xml:space="preserve">deploy/Caddyfile</w:t>
+            </w:r>
+          </w:p>
+        </w:tc>
+        <w:tc>
+          <w:tcPr/>
+          <w:p>
+            <w:pPr>
+              <w:pStyle w:val="Compact"/>
+            </w:pPr>
+            <w:r>
+              <w:t xml:space="preserve">OWASP A05</w:t>
+            </w:r>
+          </w:p>
+        </w:tc>
+      </w:tr>
+      <w:tr>
+        <w:tc>
+          <w:tcPr/>
+          <w:p>
+            <w:pPr>
+              <w:pStyle w:val="Compact"/>
+            </w:pPr>
+            <w:r>
+              <w:t xml:space="preserve">AP-18</w:t>
+            </w:r>
+          </w:p>
+        </w:tc>
+        <w:tc>
+          <w:tcPr/>
+          <w:p>
+            <w:pPr>
+              <w:pStyle w:val="Compact"/>
+            </w:pPr>
+            <w:r>
+              <w:t xml:space="preserve">Que un contenedor quede colgado sin que nadie lo note.</w:t>
+            </w:r>
+          </w:p>
+        </w:tc>
+        <w:tc>
+          <w:tcPr/>
+          <w:p>
+            <w:pPr>
+              <w:pStyle w:val="Compact"/>
+            </w:pPr>
+            <w:r>
+              <w:t xml:space="preserve">Chequeo de salud cada 30 segundos en todos los contenedores, visible en</w:t>
+            </w:r>
+            <w:r>
+              <w:t xml:space="preserve"> </w:t>
+            </w:r>
+            <w:r>
+              <w:rPr>
+                <w:i/>
+                <w:iCs/>
+              </w:rPr>
+              <w:t xml:space="preserve">docker compose ps</w:t>
             </w:r>
             <w:r>
               <w:t xml:space="preserve">.</w:t>
@@ -9791,18 +12759,7 @@
               <w:pStyle w:val="Compact"/>
             </w:pPr>
             <w:r>
-              <w:t xml:space="preserve">Lista de verificación del Anexo A del Procedimiento de Implementación.</w:t>
-            </w:r>
-          </w:p>
-        </w:tc>
-        <w:tc>
-          <w:tcPr/>
-          <w:p>
-            <w:pPr>
-              <w:pStyle w:val="Compact"/>
-            </w:pPr>
-            <w:r>
-              <w:t xml:space="preserve">Administrador de TI</w:t>
+              <w:t xml:space="preserve">Líder de proyecto</w:t>
             </w:r>
           </w:p>
         </w:tc>
@@ -9824,554 +12781,85 @@
               <w:pStyle w:val="Compact"/>
             </w:pPr>
             <w:r>
-              <w:t xml:space="preserve">Cerrada (incluida en el procedimiento)</w:t>
-            </w:r>
-          </w:p>
-        </w:tc>
-        <w:tc>
-          <w:tcPr/>
-          <w:p>
-            <w:pPr>
-              <w:pStyle w:val="Compact"/>
-            </w:pPr>
-            <w:r>
-              <w:t xml:space="preserve">R-I02, R-I03</w:t>
-            </w:r>
-          </w:p>
-        </w:tc>
-      </w:tr>
-      <w:tr>
-        <w:tc>
-          <w:tcPr/>
-          <w:p>
-            <w:pPr>
-              <w:pStyle w:val="Compact"/>
-            </w:pPr>
-            <w:r>
-              <w:t xml:space="preserve">AP-07</w:t>
-            </w:r>
-          </w:p>
-        </w:tc>
-        <w:tc>
-          <w:tcPr/>
-          <w:p>
-            <w:pPr>
-              <w:pStyle w:val="Compact"/>
-            </w:pPr>
-            <w:r>
-              <w:t xml:space="preserve">Defectos de persistencia (bloqueos y disparadores) que solo se ven a mano.</w:t>
-            </w:r>
-          </w:p>
-        </w:tc>
-        <w:tc>
-          <w:tcPr/>
-          <w:p>
-            <w:pPr>
-              <w:pStyle w:val="Compact"/>
-            </w:pPr>
-            <w:r>
-              <w:t xml:space="preserve">Pruebas de persistencia con Testcontainers y SQL Server real en booking-service.</w:t>
-            </w:r>
-          </w:p>
-        </w:tc>
-        <w:tc>
-          <w:tcPr/>
-          <w:p>
-            <w:pPr>
-              <w:pStyle w:val="Compact"/>
-            </w:pPr>
-            <w:r>
-              <w:t xml:space="preserve">Líder de backend</w:t>
-            </w:r>
-          </w:p>
-        </w:tc>
-        <w:tc>
-          <w:tcPr/>
-          <w:p>
-            <w:pPr>
-              <w:pStyle w:val="Compact"/>
-            </w:pPr>
-            <w:r>
-              <w:t xml:space="preserve">Baja</w:t>
-            </w:r>
-          </w:p>
-        </w:tc>
-        <w:tc>
-          <w:tcPr/>
-          <w:p>
-            <w:pPr>
-              <w:pStyle w:val="Compact"/>
-            </w:pPr>
-            <w:r>
-              <w:t xml:space="preserve">En ejecución (la suite de punta a punta cubre parte del riesgo)</w:t>
-            </w:r>
-          </w:p>
-        </w:tc>
-        <w:tc>
-          <w:tcPr/>
-          <w:p>
-            <w:pPr>
-              <w:pStyle w:val="Compact"/>
-            </w:pPr>
-            <w:r>
-              <w:t xml:space="preserve">TD-010</w:t>
-            </w:r>
-          </w:p>
-        </w:tc>
-      </w:tr>
-      <w:tr>
-        <w:tc>
-          <w:tcPr/>
-          <w:p>
-            <w:pPr>
-              <w:pStyle w:val="Compact"/>
-            </w:pPr>
-            <w:r>
-              <w:t xml:space="preserve">AP-08</w:t>
-            </w:r>
-          </w:p>
-        </w:tc>
-        <w:tc>
-          <w:tcPr/>
-          <w:p>
-            <w:pPr>
-              <w:pStyle w:val="Compact"/>
-            </w:pPr>
-            <w:r>
-              <w:t xml:space="preserve">Uso de la cuenta</w:t>
-            </w:r>
-            <w:r>
-              <w:t xml:space="preserve"> </w:t>
-            </w:r>
-            <w:r>
-              <w:rPr>
-                <w:i/>
-                <w:iCs/>
-              </w:rPr>
-              <w:t xml:space="preserve">sa</w:t>
-            </w:r>
-            <w:r>
-              <w:t xml:space="preserve"> </w:t>
-            </w:r>
-            <w:r>
-              <w:t xml:space="preserve">por todos los servicios.</w:t>
-            </w:r>
-          </w:p>
-        </w:tc>
-        <w:tc>
-          <w:tcPr/>
-          <w:p>
-            <w:pPr>
-              <w:pStyle w:val="Compact"/>
-            </w:pPr>
-            <w:r>
-              <w:t xml:space="preserve">Un inicio de sesión por servicio con permisos solo sobre sus esquemas y una cuenta separada para las migraciones.</w:t>
-            </w:r>
-          </w:p>
-        </w:tc>
-        <w:tc>
-          <w:tcPr/>
-          <w:p>
-            <w:pPr>
-              <w:pStyle w:val="Compact"/>
-            </w:pPr>
-            <w:r>
-              <w:t xml:space="preserve">Líder de backend</w:t>
-            </w:r>
-          </w:p>
-        </w:tc>
-        <w:tc>
-          <w:tcPr/>
-          <w:p>
-            <w:pPr>
-              <w:pStyle w:val="Compact"/>
-            </w:pPr>
-            <w:r>
-              <w:t xml:space="preserve">Media</w:t>
-            </w:r>
-          </w:p>
-        </w:tc>
-        <w:tc>
-          <w:tcPr/>
-          <w:p>
-            <w:pPr>
-              <w:pStyle w:val="Compact"/>
-            </w:pPr>
-            <w:r>
-              <w:t xml:space="preserve">Abierta</w:t>
-            </w:r>
-          </w:p>
-        </w:tc>
-        <w:tc>
-          <w:tcPr/>
-          <w:p>
-            <w:pPr>
-              <w:pStyle w:val="Compact"/>
-            </w:pPr>
-            <w:r>
-              <w:t xml:space="preserve">Política de seguridad</w:t>
-            </w:r>
-          </w:p>
-        </w:tc>
-      </w:tr>
-      <w:tr>
-        <w:tc>
-          <w:tcPr/>
-          <w:p>
-            <w:pPr>
-              <w:pStyle w:val="Compact"/>
-            </w:pPr>
-            <w:r>
-              <w:t xml:space="preserve">AP-09</w:t>
-            </w:r>
-          </w:p>
-        </w:tc>
-        <w:tc>
-          <w:tcPr/>
-          <w:p>
-            <w:pPr>
-              <w:pStyle w:val="Compact"/>
-            </w:pPr>
-            <w:r>
-              <w:t xml:space="preserve">Una acción de usuario no puede seguirse entre servicios.</w:t>
-            </w:r>
-          </w:p>
-        </w:tc>
-        <w:tc>
-          <w:tcPr/>
-          <w:p>
-            <w:pPr>
-              <w:pStyle w:val="Compact"/>
-            </w:pPr>
-            <w:r>
-              <w:t xml:space="preserve">Propagar</w:t>
-            </w:r>
-            <w:r>
-              <w:t xml:space="preserve"> </w:t>
-            </w:r>
-            <w:r>
-              <w:rPr>
-                <w:i/>
-                <w:iCs/>
-              </w:rPr>
-              <w:t xml:space="preserve">X-Correlation-Id</w:t>
-            </w:r>
-            <w:r>
-              <w:t xml:space="preserve"> </w:t>
-            </w:r>
-            <w:r>
-              <w:t xml:space="preserve">en todos los clientes REST y mensajes y generarlo en el gateway.</w:t>
-            </w:r>
-          </w:p>
-        </w:tc>
-        <w:tc>
-          <w:tcPr/>
-          <w:p>
-            <w:pPr>
-              <w:pStyle w:val="Compact"/>
-            </w:pPr>
-            <w:r>
-              <w:t xml:space="preserve">Líder de backend</w:t>
-            </w:r>
-          </w:p>
-        </w:tc>
-        <w:tc>
-          <w:tcPr/>
-          <w:p>
-            <w:pPr>
-              <w:pStyle w:val="Compact"/>
-            </w:pPr>
-            <w:r>
-              <w:t xml:space="preserve">Baja</w:t>
-            </w:r>
-          </w:p>
-        </w:tc>
-        <w:tc>
-          <w:tcPr/>
-          <w:p>
-            <w:pPr>
-              <w:pStyle w:val="Compact"/>
-            </w:pPr>
-            <w:r>
-              <w:t xml:space="preserve">En ejecución (booking, operations y payment ya reenvían el encabezado)</w:t>
-            </w:r>
-          </w:p>
-        </w:tc>
-        <w:tc>
-          <w:tcPr/>
-          <w:p>
-            <w:pPr>
-              <w:pStyle w:val="Compact"/>
-            </w:pPr>
-            <w:r>
-              <w:t xml:space="preserve">TD-007</w:t>
-            </w:r>
-          </w:p>
-        </w:tc>
-      </w:tr>
-      <w:tr>
-        <w:tc>
-          <w:tcPr/>
-          <w:p>
-            <w:pPr>
-              <w:pStyle w:val="Compact"/>
-            </w:pPr>
-            <w:r>
-              <w:t xml:space="preserve">AP-10</w:t>
-            </w:r>
-          </w:p>
-        </w:tc>
-        <w:tc>
-          <w:tcPr/>
-          <w:p>
-            <w:pPr>
-              <w:pStyle w:val="Compact"/>
-            </w:pPr>
-            <w:r>
-              <w:t xml:space="preserve">Falta de métricas para comprobar el tiempo de respuesta (RNF-001).</w:t>
-            </w:r>
-          </w:p>
-        </w:tc>
-        <w:tc>
-          <w:tcPr/>
-          <w:p>
-            <w:pPr>
-              <w:pStyle w:val="Compact"/>
-            </w:pPr>
-            <w:r>
-              <w:rPr>
-                <w:i/>
-                <w:iCs/>
-              </w:rPr>
-              <w:t xml:space="preserve">micrometer-registry-prometheus</w:t>
-            </w:r>
-            <w:r>
-              <w:t xml:space="preserve"> </w:t>
-            </w:r>
-            <w:r>
-              <w:t xml:space="preserve">en los servicios Java y métricas equivalentes en .NET.</w:t>
-            </w:r>
-          </w:p>
-        </w:tc>
-        <w:tc>
-          <w:tcPr/>
-          <w:p>
-            <w:pPr>
-              <w:pStyle w:val="Compact"/>
-            </w:pPr>
-            <w:r>
-              <w:t xml:space="preserve">Líder de backend</w:t>
-            </w:r>
-          </w:p>
-        </w:tc>
-        <w:tc>
-          <w:tcPr/>
-          <w:p>
-            <w:pPr>
-              <w:pStyle w:val="Compact"/>
-            </w:pPr>
-            <w:r>
-              <w:t xml:space="preserve">Baja</w:t>
-            </w:r>
-          </w:p>
-        </w:tc>
-        <w:tc>
-          <w:tcPr/>
-          <w:p>
-            <w:pPr>
-              <w:pStyle w:val="Compact"/>
-            </w:pPr>
-            <w:r>
-              <w:t xml:space="preserve">Abierta</w:t>
-            </w:r>
-          </w:p>
-        </w:tc>
-        <w:tc>
-          <w:tcPr/>
-          <w:p>
-            <w:pPr>
-              <w:pStyle w:val="Compact"/>
-            </w:pPr>
-            <w:r>
-              <w:t xml:space="preserve">TD-012</w:t>
-            </w:r>
-          </w:p>
-        </w:tc>
-      </w:tr>
-      <w:tr>
-        <w:tc>
-          <w:tcPr/>
-          <w:p>
-            <w:pPr>
-              <w:pStyle w:val="Compact"/>
-            </w:pPr>
-            <w:r>
-              <w:t xml:space="preserve">AP-11</w:t>
-            </w:r>
-          </w:p>
-        </w:tc>
-        <w:tc>
-          <w:tcPr/>
-          <w:p>
-            <w:pPr>
-              <w:pStyle w:val="Compact"/>
-            </w:pPr>
-            <w:r>
-              <w:t xml:space="preserve">Ataques de fuerza bruta o abuso de la API si el sistema se expone.</w:t>
-            </w:r>
-          </w:p>
-        </w:tc>
-        <w:tc>
-          <w:tcPr/>
-          <w:p>
-            <w:pPr>
-              <w:pStyle w:val="Compact"/>
-            </w:pPr>
-            <w:r>
-              <w:t xml:space="preserve">Límite de solicitudes en el gateway o en Caddy (TD-022); el bloqueo de cuentas ya está activo (AC-25).</w:t>
-            </w:r>
-          </w:p>
-        </w:tc>
-        <w:tc>
-          <w:tcPr/>
-          <w:p>
-            <w:pPr>
-              <w:pStyle w:val="Compact"/>
-            </w:pPr>
-            <w:r>
-              <w:t xml:space="preserve">Líder de backend</w:t>
-            </w:r>
-          </w:p>
-        </w:tc>
-        <w:tc>
-          <w:tcPr/>
-          <w:p>
-            <w:pPr>
-              <w:pStyle w:val="Compact"/>
-            </w:pPr>
-            <w:r>
-              <w:t xml:space="preserve">Media</w:t>
-            </w:r>
-          </w:p>
-        </w:tc>
-        <w:tc>
-          <w:tcPr/>
-          <w:p>
-            <w:pPr>
-              <w:pStyle w:val="Compact"/>
-            </w:pPr>
-            <w:r>
-              <w:t xml:space="preserve">Abierta</w:t>
-            </w:r>
-          </w:p>
-        </w:tc>
-        <w:tc>
-          <w:tcPr/>
-          <w:p>
-            <w:pPr>
-              <w:pStyle w:val="Compact"/>
-            </w:pPr>
-            <w:r>
-              <w:t xml:space="preserve">Política de seguridad</w:t>
-            </w:r>
-          </w:p>
-        </w:tc>
-      </w:tr>
-      <w:tr>
-        <w:tc>
-          <w:tcPr/>
-          <w:p>
-            <w:pPr>
-              <w:pStyle w:val="Compact"/>
-            </w:pPr>
-            <w:r>
-              <w:t xml:space="preserve">AP-12</w:t>
-            </w:r>
-          </w:p>
-        </w:tc>
-        <w:tc>
-          <w:tcPr/>
-          <w:p>
-            <w:pPr>
-              <w:pStyle w:val="Compact"/>
-            </w:pPr>
-            <w:r>
-              <w:t xml:space="preserve">Componentes con vulnerabilidades conocidas.</w:t>
-            </w:r>
-          </w:p>
-        </w:tc>
-        <w:tc>
-          <w:tcPr/>
-          <w:p>
-            <w:pPr>
-              <w:pStyle w:val="Compact"/>
-            </w:pPr>
-            <w:r>
-              <w:t xml:space="preserve">Revisión trimestral con</w:t>
-            </w:r>
-            <w:r>
-              <w:t xml:space="preserve"> </w:t>
-            </w:r>
-            <w:r>
-              <w:rPr>
-                <w:i/>
-                <w:iCs/>
-              </w:rPr>
-              <w:t xml:space="preserve">./mvnw versions:display-dependency-updates</w:t>
-            </w:r>
-            <w:r>
-              <w:t xml:space="preserve">,</w:t>
-            </w:r>
-            <w:r>
-              <w:t xml:space="preserve"> </w:t>
-            </w:r>
-            <w:r>
-              <w:rPr>
-                <w:i/>
-                <w:iCs/>
-              </w:rPr>
-              <w:t xml:space="preserve">dotnet list package --vulnerable</w:t>
-            </w:r>
-            <w:r>
-              <w:t xml:space="preserve"> </w:t>
-            </w:r>
-            <w:r>
-              <w:t xml:space="preserve">y</w:t>
-            </w:r>
-            <w:r>
-              <w:t xml:space="preserve"> </w:t>
-            </w:r>
-            <w:r>
-              <w:rPr>
-                <w:i/>
-                <w:iCs/>
-              </w:rPr>
-              <w:t xml:space="preserve">npm audit</w:t>
-            </w:r>
-            <w:r>
-              <w:t xml:space="preserve">.</w:t>
-            </w:r>
-          </w:p>
-        </w:tc>
-        <w:tc>
-          <w:tcPr/>
-          <w:p>
-            <w:pPr>
-              <w:pStyle w:val="Compact"/>
-            </w:pPr>
-            <w:r>
-              <w:t xml:space="preserve">Líderes de backend y frontend</w:t>
-            </w:r>
-          </w:p>
-        </w:tc>
-        <w:tc>
-          <w:tcPr/>
-          <w:p>
-            <w:pPr>
-              <w:pStyle w:val="Compact"/>
-            </w:pPr>
-            <w:r>
-              <w:t xml:space="preserve">Media</w:t>
+              <w:t xml:space="preserve">Cerrada (2026-10-20):</w:t>
+            </w:r>
+            <w:r>
+              <w:t xml:space="preserve"> </w:t>
+            </w:r>
+            <w:r>
+              <w:rPr>
+                <w:i/>
+                <w:iCs/>
+              </w:rPr>
+              <w:t xml:space="preserve">docker-compose.prod.yml</w:t>
+            </w:r>
+          </w:p>
+        </w:tc>
+        <w:tc>
+          <w:tcPr/>
+          <w:p>
+            <w:pPr>
+              <w:pStyle w:val="Compact"/>
+            </w:pPr>
+            <w:r>
+              <w:t xml:space="preserve">Revisión del servidor</w:t>
+            </w:r>
+          </w:p>
+        </w:tc>
+      </w:tr>
+      <w:tr>
+        <w:tc>
+          <w:tcPr/>
+          <w:p>
+            <w:pPr>
+              <w:pStyle w:val="Compact"/>
+            </w:pPr>
+            <w:r>
+              <w:t xml:space="preserve">AP-19</w:t>
+            </w:r>
+          </w:p>
+        </w:tc>
+        <w:tc>
+          <w:tcPr/>
+          <w:p>
+            <w:pPr>
+              <w:pStyle w:val="Compact"/>
+            </w:pPr>
+            <w:r>
+              <w:t xml:space="preserve">Que una tarea automática registre un estado definitivo con datos incompletos (causa de AC-53).</w:t>
+            </w:r>
+          </w:p>
+        </w:tc>
+        <w:tc>
+          <w:tcPr/>
+          <w:p>
+            <w:pPr>
+              <w:pStyle w:val="Compact"/>
+            </w:pPr>
+            <w:r>
+              <w:t xml:space="preserve">Toda regla automática que cambie un estado definitivo solo actúa cuando no hay duda; lo dudoso pasa a una lista para que lo decida una persona, y la regla se revisa en equipo antes de fusionarla.</w:t>
+            </w:r>
+          </w:p>
+        </w:tc>
+        <w:tc>
+          <w:tcPr/>
+          <w:p>
+            <w:pPr>
+              <w:pStyle w:val="Compact"/>
+            </w:pPr>
+            <w:r>
+              <w:t xml:space="preserve">Todo el equipo</w:t>
+            </w:r>
+          </w:p>
+        </w:tc>
+        <w:tc>
+          <w:tcPr/>
+          <w:p>
+            <w:pPr>
+              <w:pStyle w:val="Compact"/>
+            </w:pPr>
+            <w:r>
+              <w:t xml:space="preserve">Alta</w:t>
             </w:r>
           </w:p>
         </w:tc>
@@ -10393,273 +12881,7 @@
               <w:pStyle w:val="Compact"/>
             </w:pPr>
             <w:r>
-              <w:t xml:space="preserve">OWASP A06</w:t>
-            </w:r>
-          </w:p>
-        </w:tc>
-      </w:tr>
-      <w:tr>
-        <w:tc>
-          <w:tcPr/>
-          <w:p>
-            <w:pPr>
-              <w:pStyle w:val="Compact"/>
-            </w:pPr>
-            <w:r>
-              <w:t xml:space="preserve">AP-13</w:t>
-            </w:r>
-          </w:p>
-        </w:tc>
-        <w:tc>
-          <w:tcPr/>
-          <w:p>
-            <w:pPr>
-              <w:pStyle w:val="Compact"/>
-            </w:pPr>
-            <w:r>
-              <w:t xml:space="preserve">Confusión por la numeración propia de los changelogs de pagos, que repite los números globales.</w:t>
-            </w:r>
-          </w:p>
-        </w:tc>
-        <w:tc>
-          <w:tcPr/>
-          <w:p>
-            <w:pPr>
-              <w:pStyle w:val="Compact"/>
-            </w:pPr>
-            <w:r>
-              <w:t xml:space="preserve">Documentar la regla en la estrategia de migraciones y usar el prefijo</w:t>
-            </w:r>
-            <w:r>
-              <w:t xml:space="preserve"> </w:t>
-            </w:r>
-            <w:r>
-              <w:rPr>
-                <w:i/>
-                <w:iCs/>
-              </w:rPr>
-              <w:t xml:space="preserve">pay-</w:t>
-            </w:r>
-            <w:r>
-              <w:t xml:space="preserve"> </w:t>
-            </w:r>
-            <w:r>
-              <w:t xml:space="preserve">en los identificadores.</w:t>
-            </w:r>
-          </w:p>
-        </w:tc>
-        <w:tc>
-          <w:tcPr/>
-          <w:p>
-            <w:pPr>
-              <w:pStyle w:val="Compact"/>
-            </w:pPr>
-            <w:r>
-              <w:t xml:space="preserve">Líder de backend</w:t>
-            </w:r>
-          </w:p>
-        </w:tc>
-        <w:tc>
-          <w:tcPr/>
-          <w:p>
-            <w:pPr>
-              <w:pStyle w:val="Compact"/>
-            </w:pPr>
-            <w:r>
-              <w:t xml:space="preserve">Baja</w:t>
-            </w:r>
-          </w:p>
-        </w:tc>
-        <w:tc>
-          <w:tcPr/>
-          <w:p>
-            <w:pPr>
-              <w:pStyle w:val="Compact"/>
-            </w:pPr>
-            <w:r>
-              <w:t xml:space="preserve">Cerrada (documentada)</w:t>
-            </w:r>
-          </w:p>
-        </w:tc>
-        <w:tc>
-          <w:tcPr/>
-          <w:p>
-            <w:pPr>
-              <w:pStyle w:val="Compact"/>
-            </w:pPr>
-            <w:r>
-              <w:t xml:space="preserve">TD-019</w:t>
-            </w:r>
-          </w:p>
-        </w:tc>
-      </w:tr>
-      <w:tr>
-        <w:tc>
-          <w:tcPr/>
-          <w:p>
-            <w:pPr>
-              <w:pStyle w:val="Compact"/>
-            </w:pPr>
-            <w:r>
-              <w:t xml:space="preserve">AP-14</w:t>
-            </w:r>
-          </w:p>
-        </w:tc>
-        <w:tc>
-          <w:tcPr/>
-          <w:p>
-            <w:pPr>
-              <w:pStyle w:val="Compact"/>
-            </w:pPr>
-            <w:r>
-              <w:t xml:space="preserve">Funciones construidas que contradicen decisiones ya registradas (causa de AC-11 y AC-12).</w:t>
-            </w:r>
-          </w:p>
-        </w:tc>
-        <w:tc>
-          <w:tcPr/>
-          <w:p>
-            <w:pPr>
-              <w:pStyle w:val="Compact"/>
-            </w:pPr>
-            <w:r>
-              <w:t xml:space="preserve">Revisar los ADR vigentes y el mapa de navegación antes de iniciar una función, y consultar al equipo ante una contradicción.</w:t>
-            </w:r>
-          </w:p>
-        </w:tc>
-        <w:tc>
-          <w:tcPr/>
-          <w:p>
-            <w:pPr>
-              <w:pStyle w:val="Compact"/>
-            </w:pPr>
-            <w:r>
-              <w:t xml:space="preserve">Todo el equipo</w:t>
-            </w:r>
-          </w:p>
-        </w:tc>
-        <w:tc>
-          <w:tcPr/>
-          <w:p>
-            <w:pPr>
-              <w:pStyle w:val="Compact"/>
-            </w:pPr>
-            <w:r>
-              <w:t xml:space="preserve">Media</w:t>
-            </w:r>
-          </w:p>
-        </w:tc>
-        <w:tc>
-          <w:tcPr/>
-          <w:p>
-            <w:pPr>
-              <w:pStyle w:val="Compact"/>
-            </w:pPr>
-            <w:r>
-              <w:t xml:space="preserve">En ejecución (permanente)</w:t>
-            </w:r>
-          </w:p>
-        </w:tc>
-        <w:tc>
-          <w:tcPr/>
-          <w:p>
-            <w:pPr>
-              <w:pStyle w:val="Compact"/>
-            </w:pPr>
-            <w:r>
-              <w:t xml:space="preserve">Lección de ADR-015</w:t>
-            </w:r>
-          </w:p>
-        </w:tc>
-      </w:tr>
-      <w:tr>
-        <w:tc>
-          <w:tcPr/>
-          <w:p>
-            <w:pPr>
-              <w:pStyle w:val="Compact"/>
-            </w:pPr>
-            <w:r>
-              <w:t xml:space="preserve">AP-15</w:t>
-            </w:r>
-          </w:p>
-        </w:tc>
-        <w:tc>
-          <w:tcPr/>
-          <w:p>
-            <w:pPr>
-              <w:pStyle w:val="Compact"/>
-            </w:pPr>
-            <w:r>
-              <w:t xml:space="preserve">Cambios de interfaz que rompen el diseño en el celular sin que nadie lo note (causa de AC-41).</w:t>
-            </w:r>
-          </w:p>
-        </w:tc>
-        <w:tc>
-          <w:tcPr/>
-          <w:p>
-            <w:pPr>
-              <w:pStyle w:val="Compact"/>
-            </w:pPr>
-            <w:r>
-              <w:t xml:space="preserve">Medir las pantallas a 360 y 768 px con Playwright antes de fusionar cambios de interfaz, a partir del script</w:t>
-            </w:r>
-            <w:r>
-              <w:t xml:space="preserve"> </w:t>
-            </w:r>
-            <w:r>
-              <w:rPr>
-                <w:i/>
-                <w:iCs/>
-              </w:rPr>
-              <w:t xml:space="preserve">e2e/width-360.js</w:t>
-            </w:r>
-            <w:r>
-              <w:t xml:space="preserve">, y revisar las capturas.</w:t>
-            </w:r>
-          </w:p>
-        </w:tc>
-        <w:tc>
-          <w:tcPr/>
-          <w:p>
-            <w:pPr>
-              <w:pStyle w:val="Compact"/>
-            </w:pPr>
-            <w:r>
-              <w:t xml:space="preserve">Líderes de frontend y backend</w:t>
-            </w:r>
-          </w:p>
-        </w:tc>
-        <w:tc>
-          <w:tcPr/>
-          <w:p>
-            <w:pPr>
-              <w:pStyle w:val="Compact"/>
-            </w:pPr>
-            <w:r>
-              <w:t xml:space="preserve">Media</w:t>
-            </w:r>
-          </w:p>
-        </w:tc>
-        <w:tc>
-          <w:tcPr/>
-          <w:p>
-            <w:pPr>
-              <w:pStyle w:val="Compact"/>
-            </w:pPr>
-            <w:r>
-              <w:t xml:space="preserve">En ejecución (permanente)</w:t>
-            </w:r>
-          </w:p>
-        </w:tc>
-        <w:tc>
-          <w:tcPr/>
-          <w:p>
-            <w:pPr>
-              <w:pStyle w:val="Compact"/>
-            </w:pPr>
-            <w:r>
-              <w:t xml:space="preserve">Lección de AC-41</w:t>
+              <w:t xml:space="preserve">Lección de AC-53</w:t>
             </w:r>
           </w:p>
         </w:tc>
@@ -11414,6 +13636,630 @@
               <w:pStyle w:val="Compact"/>
             </w:pPr>
             <w:r>
+              <w:t xml:space="preserve">Separar en</w:t>
+            </w:r>
+            <w:r>
+              <w:t xml:space="preserve"> </w:t>
+            </w:r>
+            <w:r>
+              <w:rPr>
+                <w:i/>
+                <w:iCs/>
+              </w:rPr>
+              <w:t xml:space="preserve">promotion.promotion</w:t>
+            </w:r>
+            <w:r>
+              <w:t xml:space="preserve"> </w:t>
+            </w:r>
+            <w:r>
+              <w:t xml:space="preserve">los campos de presentación y los de descuento real.</w:t>
+            </w:r>
+          </w:p>
+        </w:tc>
+        <w:tc>
+          <w:tcPr/>
+          <w:p>
+            <w:pPr>
+              <w:pStyle w:val="Compact"/>
+            </w:pPr>
+            <w:r>
+              <w:t xml:space="preserve">Evita que el paquete mostrado y el descuento aplicado se contradigan.</w:t>
+            </w:r>
+          </w:p>
+        </w:tc>
+        <w:tc>
+          <w:tcPr/>
+          <w:p>
+            <w:pPr>
+              <w:pStyle w:val="Compact"/>
+            </w:pPr>
+            <w:r>
+              <w:t xml:space="preserve">Líder de backend</w:t>
+            </w:r>
+          </w:p>
+        </w:tc>
+        <w:tc>
+          <w:tcPr/>
+          <w:p>
+            <w:pPr>
+              <w:pStyle w:val="Compact"/>
+            </w:pPr>
+            <w:r>
+              <w:t xml:space="preserve">Baja</w:t>
+            </w:r>
+          </w:p>
+        </w:tc>
+        <w:tc>
+          <w:tcPr/>
+          <w:p>
+            <w:pPr>
+              <w:pStyle w:val="Compact"/>
+            </w:pPr>
+            <w:r>
+              <w:t xml:space="preserve">Abierta</w:t>
+            </w:r>
+          </w:p>
+        </w:tc>
+        <w:tc>
+          <w:tcPr/>
+          <w:p>
+            <w:pPr>
+              <w:pStyle w:val="Compact"/>
+            </w:pPr>
+            <w:r>
+              <w:t xml:space="preserve">ADR-015</w:t>
+            </w:r>
+          </w:p>
+        </w:tc>
+      </w:tr>
+      <w:tr>
+        <w:tc>
+          <w:tcPr/>
+          <w:p>
+            <w:pPr>
+              <w:pStyle w:val="Compact"/>
+            </w:pPr>
+            <w:r>
+              <w:t xml:space="preserve">AM-08</w:t>
+            </w:r>
+          </w:p>
+        </w:tc>
+        <w:tc>
+          <w:tcPr/>
+          <w:p>
+            <w:pPr>
+              <w:pStyle w:val="Compact"/>
+            </w:pPr>
+            <w:r>
+              <w:t xml:space="preserve">Publicar la web compilada detrás del gateway con HTTPS.</w:t>
+            </w:r>
+          </w:p>
+        </w:tc>
+        <w:tc>
+          <w:tcPr/>
+          <w:p>
+            <w:pPr>
+              <w:pStyle w:val="Compact"/>
+            </w:pPr>
+            <w:r>
+              <w:t xml:space="preserve">Entorno apto para producción, sin servidor de desarrollo.</w:t>
+            </w:r>
+          </w:p>
+        </w:tc>
+        <w:tc>
+          <w:tcPr/>
+          <w:p>
+            <w:pPr>
+              <w:pStyle w:val="Compact"/>
+            </w:pPr>
+            <w:r>
+              <w:t xml:space="preserve">Líder de frontend</w:t>
+            </w:r>
+          </w:p>
+        </w:tc>
+        <w:tc>
+          <w:tcPr/>
+          <w:p>
+            <w:pPr>
+              <w:pStyle w:val="Compact"/>
+            </w:pPr>
+            <w:r>
+              <w:t xml:space="preserve">Media</w:t>
+            </w:r>
+          </w:p>
+        </w:tc>
+        <w:tc>
+          <w:tcPr/>
+          <w:p>
+            <w:pPr>
+              <w:pStyle w:val="Compact"/>
+            </w:pPr>
+            <w:r>
+              <w:t xml:space="preserve">Cerrada (2026-10-16): contenedor web con nginx detrás de Caddy y HTTPS en el servidor público (Documento de Despliegue)</w:t>
+            </w:r>
+          </w:p>
+        </w:tc>
+        <w:tc>
+          <w:tcPr/>
+          <w:p>
+            <w:pPr>
+              <w:pStyle w:val="Compact"/>
+            </w:pPr>
+            <w:r>
+              <w:t xml:space="preserve">Procedimiento de Implementación, R-I08</w:t>
+            </w:r>
+          </w:p>
+        </w:tc>
+      </w:tr>
+      <w:tr>
+        <w:tc>
+          <w:tcPr/>
+          <w:p>
+            <w:pPr>
+              <w:pStyle w:val="Compact"/>
+            </w:pPr>
+            <w:r>
+              <w:t xml:space="preserve">AM-09</w:t>
+            </w:r>
+          </w:p>
+        </w:tc>
+        <w:tc>
+          <w:tcPr/>
+          <w:p>
+            <w:pPr>
+              <w:pStyle w:val="Compact"/>
+            </w:pPr>
+            <w:r>
+              <w:t xml:space="preserve">Herramientas de cobertura (JaCoCo) y análisis estático (SonarQube).</w:t>
+            </w:r>
+          </w:p>
+        </w:tc>
+        <w:tc>
+          <w:tcPr/>
+          <w:p>
+            <w:pPr>
+              <w:pStyle w:val="Compact"/>
+            </w:pPr>
+            <w:r>
+              <w:t xml:space="preserve">Métricas objetivas de calidad del código.</w:t>
+            </w:r>
+          </w:p>
+        </w:tc>
+        <w:tc>
+          <w:tcPr/>
+          <w:p>
+            <w:pPr>
+              <w:pStyle w:val="Compact"/>
+            </w:pPr>
+            <w:r>
+              <w:t xml:space="preserve">Líder de proyecto</w:t>
+            </w:r>
+          </w:p>
+        </w:tc>
+        <w:tc>
+          <w:tcPr/>
+          <w:p>
+            <w:pPr>
+              <w:pStyle w:val="Compact"/>
+            </w:pPr>
+            <w:r>
+              <w:t xml:space="preserve">Baja</w:t>
+            </w:r>
+          </w:p>
+        </w:tc>
+        <w:tc>
+          <w:tcPr/>
+          <w:p>
+            <w:pPr>
+              <w:pStyle w:val="Compact"/>
+            </w:pPr>
+            <w:r>
+              <w:t xml:space="preserve">Abierta</w:t>
+            </w:r>
+          </w:p>
+        </w:tc>
+        <w:tc>
+          <w:tcPr/>
+          <w:p>
+            <w:pPr>
+              <w:pStyle w:val="Compact"/>
+            </w:pPr>
+            <w:r>
+              <w:t xml:space="preserve">Estrategia de pruebas</w:t>
+            </w:r>
+          </w:p>
+        </w:tc>
+      </w:tr>
+      <w:tr>
+        <w:tc>
+          <w:tcPr/>
+          <w:p>
+            <w:pPr>
+              <w:pStyle w:val="Compact"/>
+            </w:pPr>
+            <w:r>
+              <w:t xml:space="preserve">AM-10</w:t>
+            </w:r>
+          </w:p>
+        </w:tc>
+        <w:tc>
+          <w:tcPr/>
+          <w:p>
+            <w:pPr>
+              <w:pStyle w:val="Compact"/>
+            </w:pPr>
+            <w:r>
+              <w:t xml:space="preserve">Prueba automática de punta a punta entre servicios (registro → reserva → notificación → pago).</w:t>
+            </w:r>
+          </w:p>
+        </w:tc>
+        <w:tc>
+          <w:tcPr/>
+          <w:p>
+            <w:pPr>
+              <w:pStyle w:val="Compact"/>
+            </w:pPr>
+            <w:r>
+              <w:t xml:space="preserve">Detección temprana de fallas de integración.</w:t>
+            </w:r>
+          </w:p>
+        </w:tc>
+        <w:tc>
+          <w:tcPr/>
+          <w:p>
+            <w:pPr>
+              <w:pStyle w:val="Compact"/>
+            </w:pPr>
+            <w:r>
+              <w:t xml:space="preserve">Líder de backend</w:t>
+            </w:r>
+          </w:p>
+        </w:tc>
+        <w:tc>
+          <w:tcPr/>
+          <w:p>
+            <w:pPr>
+              <w:pStyle w:val="Compact"/>
+            </w:pPr>
+            <w:r>
+              <w:t xml:space="preserve">Media</w:t>
+            </w:r>
+          </w:p>
+        </w:tc>
+        <w:tc>
+          <w:tcPr/>
+          <w:p>
+            <w:pPr>
+              <w:pStyle w:val="Compact"/>
+            </w:pPr>
+            <w:r>
+              <w:t xml:space="preserve">Cerrada (2026-10-16):</w:t>
+            </w:r>
+            <w:r>
+              <w:t xml:space="preserve"> </w:t>
+            </w:r>
+            <w:r>
+              <w:rPr>
+                <w:i/>
+                <w:iCs/>
+              </w:rPr>
+              <w:t xml:space="preserve">lavarapido-infra/e2e</w:t>
+            </w:r>
+            <w:r>
+              <w:t xml:space="preserve">, 19 pruebas aprobadas contra los contenedores</w:t>
+            </w:r>
+          </w:p>
+        </w:tc>
+        <w:tc>
+          <w:tcPr/>
+          <w:p>
+            <w:pPr>
+              <w:pStyle w:val="Compact"/>
+            </w:pPr>
+            <w:r>
+              <w:t xml:space="preserve">Estrategia de pruebas</w:t>
+            </w:r>
+          </w:p>
+        </w:tc>
+      </w:tr>
+      <w:tr>
+        <w:tc>
+          <w:tcPr/>
+          <w:p>
+            <w:pPr>
+              <w:pStyle w:val="Compact"/>
+            </w:pPr>
+            <w:r>
+              <w:t xml:space="preserve">AM-11</w:t>
+            </w:r>
+          </w:p>
+        </w:tc>
+        <w:tc>
+          <w:tcPr/>
+          <w:p>
+            <w:pPr>
+              <w:pStyle w:val="Compact"/>
+            </w:pPr>
+            <w:r>
+              <w:t xml:space="preserve">Reemplazar los marcadores de figuras de los manuales por capturas reales de la versión final.</w:t>
+            </w:r>
+          </w:p>
+        </w:tc>
+        <w:tc>
+          <w:tcPr/>
+          <w:p>
+            <w:pPr>
+              <w:pStyle w:val="Compact"/>
+            </w:pPr>
+            <w:r>
+              <w:t xml:space="preserve">Manuales completos según la guía del SENA.</w:t>
+            </w:r>
+          </w:p>
+        </w:tc>
+        <w:tc>
+          <w:tcPr/>
+          <w:p>
+            <w:pPr>
+              <w:pStyle w:val="Compact"/>
+            </w:pPr>
+            <w:r>
+              <w:t xml:space="preserve">Líder de frontend</w:t>
+            </w:r>
+          </w:p>
+        </w:tc>
+        <w:tc>
+          <w:tcPr/>
+          <w:p>
+            <w:pPr>
+              <w:pStyle w:val="Compact"/>
+            </w:pPr>
+            <w:r>
+              <w:t xml:space="preserve">Alta</w:t>
+            </w:r>
+          </w:p>
+        </w:tc>
+        <w:tc>
+          <w:tcPr/>
+          <w:p>
+            <w:pPr>
+              <w:pStyle w:val="Compact"/>
+            </w:pPr>
+            <w:r>
+              <w:t xml:space="preserve">Cerrada (2026-10-16): manuales 4.0 con capturas reales del sistema</w:t>
+            </w:r>
+          </w:p>
+        </w:tc>
+        <w:tc>
+          <w:tcPr/>
+          <w:p>
+            <w:pPr>
+              <w:pStyle w:val="Compact"/>
+            </w:pPr>
+            <w:r>
+              <w:t xml:space="preserve">Anexo A de cada manual</w:t>
+            </w:r>
+          </w:p>
+        </w:tc>
+      </w:tr>
+      <w:tr>
+        <w:tc>
+          <w:tcPr/>
+          <w:p>
+            <w:pPr>
+              <w:pStyle w:val="Compact"/>
+            </w:pPr>
+            <w:r>
+              <w:t xml:space="preserve">AM-12</w:t>
+            </w:r>
+          </w:p>
+        </w:tc>
+        <w:tc>
+          <w:tcPr/>
+          <w:p>
+            <w:pPr>
+              <w:pStyle w:val="Compact"/>
+            </w:pPr>
+            <w:r>
+              <w:t xml:space="preserve">Usar los estados de ejecución</w:t>
+            </w:r>
+            <w:r>
+              <w:t xml:space="preserve"> </w:t>
+            </w:r>
+            <w:r>
+              <w:rPr>
+                <w:i/>
+                <w:iCs/>
+              </w:rPr>
+              <w:t xml:space="preserve">PAUSED</w:t>
+            </w:r>
+            <w:r>
+              <w:t xml:space="preserve"> </w:t>
+            </w:r>
+            <w:r>
+              <w:t xml:space="preserve">y</w:t>
+            </w:r>
+            <w:r>
+              <w:t xml:space="preserve"> </w:t>
+            </w:r>
+            <w:r>
+              <w:rPr>
+                <w:i/>
+                <w:iCs/>
+              </w:rPr>
+              <w:t xml:space="preserve">WITH_ISSUE</w:t>
+            </w:r>
+            <w:r>
+              <w:t xml:space="preserve"> </w:t>
+            </w:r>
+            <w:r>
+              <w:t xml:space="preserve">en la interfaz del operario.</w:t>
+            </w:r>
+          </w:p>
+        </w:tc>
+        <w:tc>
+          <w:tcPr/>
+          <w:p>
+            <w:pPr>
+              <w:pStyle w:val="Compact"/>
+            </w:pPr>
+            <w:r>
+              <w:t xml:space="preserve">Registrar pausas y novedades del servicio.</w:t>
+            </w:r>
+          </w:p>
+        </w:tc>
+        <w:tc>
+          <w:tcPr/>
+          <w:p>
+            <w:pPr>
+              <w:pStyle w:val="Compact"/>
+            </w:pPr>
+            <w:r>
+              <w:t xml:space="preserve">Líder de frontend</w:t>
+            </w:r>
+          </w:p>
+        </w:tc>
+        <w:tc>
+          <w:tcPr/>
+          <w:p>
+            <w:pPr>
+              <w:pStyle w:val="Compact"/>
+            </w:pPr>
+            <w:r>
+              <w:t xml:space="preserve">Baja</w:t>
+            </w:r>
+          </w:p>
+        </w:tc>
+        <w:tc>
+          <w:tcPr/>
+          <w:p>
+            <w:pPr>
+              <w:pStyle w:val="Compact"/>
+            </w:pPr>
+            <w:r>
+              <w:t xml:space="preserve">Abierta</w:t>
+            </w:r>
+          </w:p>
+        </w:tc>
+        <w:tc>
+          <w:tcPr/>
+          <w:p>
+            <w:pPr>
+              <w:pStyle w:val="Compact"/>
+            </w:pPr>
+            <w:r>
+              <w:t xml:space="preserve">Modelo de datos</w:t>
+            </w:r>
+          </w:p>
+        </w:tc>
+      </w:tr>
+      <w:tr>
+        <w:tc>
+          <w:tcPr/>
+          <w:p>
+            <w:pPr>
+              <w:pStyle w:val="Compact"/>
+            </w:pPr>
+            <w:r>
+              <w:t xml:space="preserve">AM-13</w:t>
+            </w:r>
+          </w:p>
+        </w:tc>
+        <w:tc>
+          <w:tcPr/>
+          <w:p>
+            <w:pPr>
+              <w:pStyle w:val="Compact"/>
+            </w:pPr>
+            <w:r>
+              <w:t xml:space="preserve">Exponer en el panel el envío de avisos generales (</w:t>
+            </w:r>
+            <w:r>
+              <w:rPr>
+                <w:i/>
+                <w:iCs/>
+              </w:rPr>
+              <w:t xml:space="preserve">SYSTEM_MESSAGE</w:t>
+            </w:r>
+            <w:r>
+              <w:t xml:space="preserve">) a grupos de usuarios.</w:t>
+            </w:r>
+          </w:p>
+        </w:tc>
+        <w:tc>
+          <w:tcPr/>
+          <w:p>
+            <w:pPr>
+              <w:pStyle w:val="Compact"/>
+            </w:pPr>
+            <w:r>
+              <w:t xml:space="preserve">Comunicación directa con clientes y operarios sin usar la API.</w:t>
+            </w:r>
+          </w:p>
+        </w:tc>
+        <w:tc>
+          <w:tcPr/>
+          <w:p>
+            <w:pPr>
+              <w:pStyle w:val="Compact"/>
+            </w:pPr>
+            <w:r>
+              <w:t xml:space="preserve">Líder de frontend</w:t>
+            </w:r>
+          </w:p>
+        </w:tc>
+        <w:tc>
+          <w:tcPr/>
+          <w:p>
+            <w:pPr>
+              <w:pStyle w:val="Compact"/>
+            </w:pPr>
+            <w:r>
+              <w:t xml:space="preserve">Baja</w:t>
+            </w:r>
+          </w:p>
+        </w:tc>
+        <w:tc>
+          <w:tcPr/>
+          <w:p>
+            <w:pPr>
+              <w:pStyle w:val="Compact"/>
+            </w:pPr>
+            <w:r>
+              <w:t xml:space="preserve">Abierta</w:t>
+            </w:r>
+          </w:p>
+        </w:tc>
+        <w:tc>
+          <w:tcPr/>
+          <w:p>
+            <w:pPr>
+              <w:pStyle w:val="Compact"/>
+            </w:pPr>
+            <w:r>
+              <w:t xml:space="preserve">Manual de Administrador</w:t>
+            </w:r>
+          </w:p>
+        </w:tc>
+      </w:tr>
+      <w:tr>
+        <w:tc>
+          <w:tcPr/>
+          <w:p>
+            <w:pPr>
+              <w:pStyle w:val="Compact"/>
+            </w:pPr>
+            <w:r>
+              <w:t xml:space="preserve">AM-14</w:t>
+            </w:r>
+          </w:p>
+        </w:tc>
+        <w:tc>
+          <w:tcPr/>
+          <w:p>
+            <w:pPr>
+              <w:pStyle w:val="Compact"/>
+            </w:pPr>
+            <w:r>
               <w:t xml:space="preserve">Gestionar el informe de inspección desde la aplicación móvil.</w:t>
             </w:r>
           </w:p>
@@ -11498,7 +14344,7 @@
               <w:pStyle w:val="Compact"/>
             </w:pPr>
             <w:r>
-              <w:t xml:space="preserve">AM-08</w:t>
+              <w:t xml:space="preserve">AM-15</w:t>
             </w:r>
           </w:p>
         </w:tc>
@@ -11577,45 +14423,29 @@
               <w:pStyle w:val="Compact"/>
             </w:pPr>
             <w:r>
-              <w:t xml:space="preserve">AM-07</w:t>
-            </w:r>
-          </w:p>
-        </w:tc>
-        <w:tc>
-          <w:tcPr/>
-          <w:p>
-            <w:pPr>
-              <w:pStyle w:val="Compact"/>
-            </w:pPr>
-            <w:r>
-              <w:t xml:space="preserve">Separar en</w:t>
-            </w:r>
-            <w:r>
-              <w:t xml:space="preserve"> </w:t>
-            </w:r>
-            <w:r>
-              <w:rPr>
-                <w:i/>
-                <w:iCs/>
-              </w:rPr>
-              <w:t xml:space="preserve">promotion.promotion</w:t>
-            </w:r>
-            <w:r>
-              <w:t xml:space="preserve"> </w:t>
-            </w:r>
-            <w:r>
-              <w:t xml:space="preserve">los campos de presentación y los de descuento real.</w:t>
-            </w:r>
-          </w:p>
-        </w:tc>
-        <w:tc>
-          <w:tcPr/>
-          <w:p>
-            <w:pPr>
-              <w:pStyle w:val="Compact"/>
-            </w:pPr>
-            <w:r>
-              <w:t xml:space="preserve">Evita que el paquete mostrado y el descuento aplicado se contradigan.</w:t>
+              <w:t xml:space="preserve">AM-16</w:t>
+            </w:r>
+          </w:p>
+        </w:tc>
+        <w:tc>
+          <w:tcPr/>
+          <w:p>
+            <w:pPr>
+              <w:pStyle w:val="Compact"/>
+            </w:pPr>
+            <w:r>
+              <w:t xml:space="preserve">Obligar a instalar el APK nuevo cuando hay cambios nativos que no llegan por internet.</w:t>
+            </w:r>
+          </w:p>
+        </w:tc>
+        <w:tc>
+          <w:tcPr/>
+          <w:p>
+            <w:pPr>
+              <w:pStyle w:val="Compact"/>
+            </w:pPr>
+            <w:r>
+              <w:t xml:space="preserve">Nadie sigue usando una versión de la app sin los arreglos que dependen del APK.</w:t>
             </w:r>
           </w:p>
         </w:tc>
@@ -11637,85 +14467,6 @@
               <w:pStyle w:val="Compact"/>
             </w:pPr>
             <w:r>
-              <w:t xml:space="preserve">Baja</w:t>
-            </w:r>
-          </w:p>
-        </w:tc>
-        <w:tc>
-          <w:tcPr/>
-          <w:p>
-            <w:pPr>
-              <w:pStyle w:val="Compact"/>
-            </w:pPr>
-            <w:r>
-              <w:t xml:space="preserve">Abierta</w:t>
-            </w:r>
-          </w:p>
-        </w:tc>
-        <w:tc>
-          <w:tcPr/>
-          <w:p>
-            <w:pPr>
-              <w:pStyle w:val="Compact"/>
-            </w:pPr>
-            <w:r>
-              <w:t xml:space="preserve">ADR-015</w:t>
-            </w:r>
-          </w:p>
-        </w:tc>
-      </w:tr>
-      <w:tr>
-        <w:tc>
-          <w:tcPr/>
-          <w:p>
-            <w:pPr>
-              <w:pStyle w:val="Compact"/>
-            </w:pPr>
-            <w:r>
-              <w:t xml:space="preserve">AM-08</w:t>
-            </w:r>
-          </w:p>
-        </w:tc>
-        <w:tc>
-          <w:tcPr/>
-          <w:p>
-            <w:pPr>
-              <w:pStyle w:val="Compact"/>
-            </w:pPr>
-            <w:r>
-              <w:t xml:space="preserve">Publicar la web compilada detrás del gateway con HTTPS.</w:t>
-            </w:r>
-          </w:p>
-        </w:tc>
-        <w:tc>
-          <w:tcPr/>
-          <w:p>
-            <w:pPr>
-              <w:pStyle w:val="Compact"/>
-            </w:pPr>
-            <w:r>
-              <w:t xml:space="preserve">Entorno apto para producción, sin servidor de desarrollo.</w:t>
-            </w:r>
-          </w:p>
-        </w:tc>
-        <w:tc>
-          <w:tcPr/>
-          <w:p>
-            <w:pPr>
-              <w:pStyle w:val="Compact"/>
-            </w:pPr>
-            <w:r>
-              <w:t xml:space="preserve">Líder de frontend</w:t>
-            </w:r>
-          </w:p>
-        </w:tc>
-        <w:tc>
-          <w:tcPr/>
-          <w:p>
-            <w:pPr>
-              <w:pStyle w:val="Compact"/>
-            </w:pPr>
-            <w:r>
               <w:t xml:space="preserve">Media</w:t>
             </w:r>
           </w:p>
@@ -11727,468 +14478,34 @@
               <w:pStyle w:val="Compact"/>
             </w:pPr>
             <w:r>
-              <w:t xml:space="preserve">Cerrada (2026-10-16): contenedor web con nginx detrás de Caddy y HTTPS en el servidor público (Documento de Despliegue)</w:t>
-            </w:r>
-          </w:p>
-        </w:tc>
-        <w:tc>
-          <w:tcPr/>
-          <w:p>
-            <w:pPr>
-              <w:pStyle w:val="Compact"/>
-            </w:pPr>
-            <w:r>
-              <w:t xml:space="preserve">Procedimiento de Implementación, R-I08</w:t>
-            </w:r>
-          </w:p>
-        </w:tc>
-      </w:tr>
-      <w:tr>
-        <w:tc>
-          <w:tcPr/>
-          <w:p>
-            <w:pPr>
-              <w:pStyle w:val="Compact"/>
-            </w:pPr>
-            <w:r>
-              <w:t xml:space="preserve">AM-09</w:t>
-            </w:r>
-          </w:p>
-        </w:tc>
-        <w:tc>
-          <w:tcPr/>
-          <w:p>
-            <w:pPr>
-              <w:pStyle w:val="Compact"/>
-            </w:pPr>
-            <w:r>
-              <w:t xml:space="preserve">Herramientas de cobertura (JaCoCo) y análisis estático (SonarQube).</w:t>
-            </w:r>
-          </w:p>
-        </w:tc>
-        <w:tc>
-          <w:tcPr/>
-          <w:p>
-            <w:pPr>
-              <w:pStyle w:val="Compact"/>
-            </w:pPr>
-            <w:r>
-              <w:t xml:space="preserve">Métricas objetivas de calidad del código.</w:t>
-            </w:r>
-          </w:p>
-        </w:tc>
-        <w:tc>
-          <w:tcPr/>
-          <w:p>
-            <w:pPr>
-              <w:pStyle w:val="Compact"/>
-            </w:pPr>
-            <w:r>
-              <w:t xml:space="preserve">Líder de proyecto</w:t>
-            </w:r>
-          </w:p>
-        </w:tc>
-        <w:tc>
-          <w:tcPr/>
-          <w:p>
-            <w:pPr>
-              <w:pStyle w:val="Compact"/>
-            </w:pPr>
-            <w:r>
-              <w:t xml:space="preserve">Baja</w:t>
-            </w:r>
-          </w:p>
-        </w:tc>
-        <w:tc>
-          <w:tcPr/>
-          <w:p>
-            <w:pPr>
-              <w:pStyle w:val="Compact"/>
-            </w:pPr>
-            <w:r>
-              <w:t xml:space="preserve">Abierta</w:t>
-            </w:r>
-          </w:p>
-        </w:tc>
-        <w:tc>
-          <w:tcPr/>
-          <w:p>
-            <w:pPr>
-              <w:pStyle w:val="Compact"/>
-            </w:pPr>
-            <w:r>
-              <w:t xml:space="preserve">Estrategia de pruebas</w:t>
-            </w:r>
-          </w:p>
-        </w:tc>
-      </w:tr>
-      <w:tr>
-        <w:tc>
-          <w:tcPr/>
-          <w:p>
-            <w:pPr>
-              <w:pStyle w:val="Compact"/>
-            </w:pPr>
-            <w:r>
-              <w:t xml:space="preserve">AM-10</w:t>
-            </w:r>
-          </w:p>
-        </w:tc>
-        <w:tc>
-          <w:tcPr/>
-          <w:p>
-            <w:pPr>
-              <w:pStyle w:val="Compact"/>
-            </w:pPr>
-            <w:r>
-              <w:t xml:space="preserve">Prueba automática de punta a punta entre servicios (registro → reserva → notificación → pago).</w:t>
-            </w:r>
-          </w:p>
-        </w:tc>
-        <w:tc>
-          <w:tcPr/>
-          <w:p>
-            <w:pPr>
-              <w:pStyle w:val="Compact"/>
-            </w:pPr>
-            <w:r>
-              <w:t xml:space="preserve">Detección temprana de fallas de integración.</w:t>
-            </w:r>
-          </w:p>
-        </w:tc>
-        <w:tc>
-          <w:tcPr/>
-          <w:p>
-            <w:pPr>
-              <w:pStyle w:val="Compact"/>
-            </w:pPr>
-            <w:r>
-              <w:t xml:space="preserve">Líder de backend</w:t>
-            </w:r>
-          </w:p>
-        </w:tc>
-        <w:tc>
-          <w:tcPr/>
-          <w:p>
-            <w:pPr>
-              <w:pStyle w:val="Compact"/>
-            </w:pPr>
-            <w:r>
-              <w:t xml:space="preserve">Media</w:t>
-            </w:r>
-          </w:p>
-        </w:tc>
-        <w:tc>
-          <w:tcPr/>
-          <w:p>
-            <w:pPr>
-              <w:pStyle w:val="Compact"/>
-            </w:pPr>
-            <w:r>
-              <w:t xml:space="preserve">Cerrada (2026-10-16):</w:t>
-            </w:r>
-            <w:r>
-              <w:t xml:space="preserve"> </w:t>
-            </w:r>
-            <w:r>
-              <w:rPr>
-                <w:i/>
-                <w:iCs/>
-              </w:rPr>
-              <w:t xml:space="preserve">lavarapido-infra/e2e</w:t>
-            </w:r>
-            <w:r>
-              <w:t xml:space="preserve">, 19 pruebas aprobadas contra los contenedores</w:t>
-            </w:r>
-          </w:p>
-        </w:tc>
-        <w:tc>
-          <w:tcPr/>
-          <w:p>
-            <w:pPr>
-              <w:pStyle w:val="Compact"/>
-            </w:pPr>
-            <w:r>
-              <w:t xml:space="preserve">Estrategia de pruebas</w:t>
-            </w:r>
-          </w:p>
-        </w:tc>
-      </w:tr>
-      <w:tr>
-        <w:tc>
-          <w:tcPr/>
-          <w:p>
-            <w:pPr>
-              <w:pStyle w:val="Compact"/>
-            </w:pPr>
-            <w:r>
-              <w:t xml:space="preserve">AM-11</w:t>
-            </w:r>
-          </w:p>
-        </w:tc>
-        <w:tc>
-          <w:tcPr/>
-          <w:p>
-            <w:pPr>
-              <w:pStyle w:val="Compact"/>
-            </w:pPr>
-            <w:r>
-              <w:t xml:space="preserve">Reemplazar los marcadores de figuras de los manuales por capturas reales de la versión final.</w:t>
-            </w:r>
-          </w:p>
-        </w:tc>
-        <w:tc>
-          <w:tcPr/>
-          <w:p>
-            <w:pPr>
-              <w:pStyle w:val="Compact"/>
-            </w:pPr>
-            <w:r>
-              <w:t xml:space="preserve">Manuales completos según la guía del SENA.</w:t>
-            </w:r>
-          </w:p>
-        </w:tc>
-        <w:tc>
-          <w:tcPr/>
-          <w:p>
-            <w:pPr>
-              <w:pStyle w:val="Compact"/>
-            </w:pPr>
-            <w:r>
-              <w:t xml:space="preserve">Líder de frontend</w:t>
-            </w:r>
-          </w:p>
-        </w:tc>
-        <w:tc>
-          <w:tcPr/>
-          <w:p>
-            <w:pPr>
-              <w:pStyle w:val="Compact"/>
-            </w:pPr>
-            <w:r>
-              <w:t xml:space="preserve">Alta</w:t>
-            </w:r>
-          </w:p>
-        </w:tc>
-        <w:tc>
-          <w:tcPr/>
-          <w:p>
-            <w:pPr>
-              <w:pStyle w:val="Compact"/>
-            </w:pPr>
-            <w:r>
-              <w:t xml:space="preserve">Cerrada (2026-10-16): manuales 4.0 con capturas reales del sistema</w:t>
-            </w:r>
-          </w:p>
-        </w:tc>
-        <w:tc>
-          <w:tcPr/>
-          <w:p>
-            <w:pPr>
-              <w:pStyle w:val="Compact"/>
-            </w:pPr>
-            <w:r>
-              <w:t xml:space="preserve">Anexo A de cada manual</w:t>
-            </w:r>
-          </w:p>
-        </w:tc>
-      </w:tr>
-      <w:tr>
-        <w:tc>
-          <w:tcPr/>
-          <w:p>
-            <w:pPr>
-              <w:pStyle w:val="Compact"/>
-            </w:pPr>
-            <w:r>
-              <w:t xml:space="preserve">AM-12</w:t>
-            </w:r>
-          </w:p>
-        </w:tc>
-        <w:tc>
-          <w:tcPr/>
-          <w:p>
-            <w:pPr>
-              <w:pStyle w:val="Compact"/>
-            </w:pPr>
-            <w:r>
-              <w:t xml:space="preserve">Usar los estados de ejecución</w:t>
-            </w:r>
-            <w:r>
-              <w:t xml:space="preserve"> </w:t>
-            </w:r>
-            <w:r>
-              <w:rPr>
-                <w:i/>
-                <w:iCs/>
-              </w:rPr>
-              <w:t xml:space="preserve">PAUSED</w:t>
-            </w:r>
-            <w:r>
-              <w:t xml:space="preserve"> </w:t>
-            </w:r>
-            <w:r>
-              <w:t xml:space="preserve">y</w:t>
-            </w:r>
-            <w:r>
-              <w:t xml:space="preserve"> </w:t>
-            </w:r>
-            <w:r>
-              <w:rPr>
-                <w:i/>
-                <w:iCs/>
-              </w:rPr>
-              <w:t xml:space="preserve">WITH_ISSUE</w:t>
-            </w:r>
-            <w:r>
-              <w:t xml:space="preserve"> </w:t>
-            </w:r>
-            <w:r>
-              <w:t xml:space="preserve">en la interfaz del operario.</w:t>
-            </w:r>
-          </w:p>
-        </w:tc>
-        <w:tc>
-          <w:tcPr/>
-          <w:p>
-            <w:pPr>
-              <w:pStyle w:val="Compact"/>
-            </w:pPr>
-            <w:r>
-              <w:t xml:space="preserve">Registrar pausas y novedades del servicio.</w:t>
-            </w:r>
-          </w:p>
-        </w:tc>
-        <w:tc>
-          <w:tcPr/>
-          <w:p>
-            <w:pPr>
-              <w:pStyle w:val="Compact"/>
-            </w:pPr>
-            <w:r>
-              <w:t xml:space="preserve">Líder de frontend</w:t>
-            </w:r>
-          </w:p>
-        </w:tc>
-        <w:tc>
-          <w:tcPr/>
-          <w:p>
-            <w:pPr>
-              <w:pStyle w:val="Compact"/>
-            </w:pPr>
-            <w:r>
-              <w:t xml:space="preserve">Baja</w:t>
-            </w:r>
-          </w:p>
-        </w:tc>
-        <w:tc>
-          <w:tcPr/>
-          <w:p>
-            <w:pPr>
-              <w:pStyle w:val="Compact"/>
-            </w:pPr>
-            <w:r>
-              <w:t xml:space="preserve">Abierta</w:t>
-            </w:r>
-          </w:p>
-        </w:tc>
-        <w:tc>
-          <w:tcPr/>
-          <w:p>
-            <w:pPr>
-              <w:pStyle w:val="Compact"/>
-            </w:pPr>
-            <w:r>
-              <w:t xml:space="preserve">Modelo de datos</w:t>
-            </w:r>
-          </w:p>
-        </w:tc>
-      </w:tr>
-      <w:tr>
-        <w:tc>
-          <w:tcPr/>
-          <w:p>
-            <w:pPr>
-              <w:pStyle w:val="Compact"/>
-            </w:pPr>
-            <w:r>
-              <w:t xml:space="preserve">AM-13</w:t>
-            </w:r>
-          </w:p>
-        </w:tc>
-        <w:tc>
-          <w:tcPr/>
-          <w:p>
-            <w:pPr>
-              <w:pStyle w:val="Compact"/>
-            </w:pPr>
-            <w:r>
-              <w:t xml:space="preserve">Exponer en el panel el envío de avisos generales (</w:t>
-            </w:r>
-            <w:r>
-              <w:rPr>
-                <w:i/>
-                <w:iCs/>
-              </w:rPr>
-              <w:t xml:space="preserve">SYSTEM_MESSAGE</w:t>
-            </w:r>
-            <w:r>
-              <w:t xml:space="preserve">) a grupos de usuarios.</w:t>
-            </w:r>
-          </w:p>
-        </w:tc>
-        <w:tc>
-          <w:tcPr/>
-          <w:p>
-            <w:pPr>
-              <w:pStyle w:val="Compact"/>
-            </w:pPr>
-            <w:r>
-              <w:t xml:space="preserve">Comunicación directa con clientes y operarios sin usar la API.</w:t>
-            </w:r>
-          </w:p>
-        </w:tc>
-        <w:tc>
-          <w:tcPr/>
-          <w:p>
-            <w:pPr>
-              <w:pStyle w:val="Compact"/>
-            </w:pPr>
-            <w:r>
-              <w:t xml:space="preserve">Líder de frontend</w:t>
-            </w:r>
-          </w:p>
-        </w:tc>
-        <w:tc>
-          <w:tcPr/>
-          <w:p>
-            <w:pPr>
-              <w:pStyle w:val="Compact"/>
-            </w:pPr>
-            <w:r>
-              <w:t xml:space="preserve">Baja</w:t>
-            </w:r>
-          </w:p>
-        </w:tc>
-        <w:tc>
-          <w:tcPr/>
-          <w:p>
-            <w:pPr>
-              <w:pStyle w:val="Compact"/>
-            </w:pPr>
-            <w:r>
-              <w:t xml:space="preserve">Abierta</w:t>
-            </w:r>
-          </w:p>
-        </w:tc>
-        <w:tc>
-          <w:tcPr/>
-          <w:p>
-            <w:pPr>
-              <w:pStyle w:val="Compact"/>
-            </w:pPr>
-            <w:r>
-              <w:t xml:space="preserve">Manual de Administrador</w:t>
+              <w:t xml:space="preserve">Cerrada (2026-10-21): pantalla que solo deja descargar el APK publicado si su</w:t>
+            </w:r>
+            <w:r>
+              <w:t xml:space="preserve"> </w:t>
+            </w:r>
+            <w:r>
+              <w:rPr>
+                <w:i/>
+                <w:iCs/>
+              </w:rPr>
+              <w:t xml:space="preserve">versionCode</w:t>
+            </w:r>
+            <w:r>
+              <w:t xml:space="preserve"> </w:t>
+            </w:r>
+            <w:r>
+              <w:t xml:space="preserve">es mayor; si el servidor no responde, la app sigue</w:t>
+            </w:r>
+          </w:p>
+        </w:tc>
+        <w:tc>
+          <w:tcPr/>
+          <w:p>
+            <w:pPr>
+              <w:pStyle w:val="Compact"/>
+            </w:pPr>
+            <w:r>
+              <w:t xml:space="preserve">Revisión del 2026-10-21</w:t>
             </w:r>
           </w:p>
         </w:tc>
@@ -12302,7 +14619,7 @@
               <w:pStyle w:val="Compact"/>
             </w:pPr>
             <w:r>
-              <w:t xml:space="preserve">Valor al 2026-10-17</w:t>
+              <w:t xml:space="preserve">Valor al 2026-10-21</w:t>
             </w:r>
           </w:p>
         </w:tc>
@@ -12348,7 +14665,7 @@
               <w:pStyle w:val="Compact"/>
             </w:pPr>
             <w:r>
-              <w:t xml:space="preserve">43 / 45 = 96 %</w:t>
+              <w:t xml:space="preserve">52 / 55 = 95 %</w:t>
             </w:r>
           </w:p>
         </w:tc>
@@ -12578,7 +14895,7 @@
               <w:pStyle w:val="Compact"/>
             </w:pPr>
             <w:r>
-              <w:t xml:space="preserve">655 unitarias y de integración (web 43, gateway 34, servicios Java 430 y payment-service 148) al 19 de octubre de 2026, 19 de punta a punta y 42 casos funcionales</w:t>
+              <w:t xml:space="preserve">707 unitarias y de integración (web 62, gateway 40, servicios Java 455 y payment-service 150) y 19 de punta a punta en la ejecución final del 21 de octubre de 2026, y 42 casos funcionales al 19 de octubre</w:t>
             </w:r>
           </w:p>
         </w:tc>
@@ -12599,7 +14916,7 @@
         <w:t xml:space="preserve"> </w:t>
       </w:r>
       <w:r>
-        <w:t xml:space="preserve">Elaborado por los autores. El conteo de pruebas corresponde a la ejecución del 16 de octubre de 2026; en la versión 1.0 se contaban anotaciones (unas 400).</w:t>
+        <w:t xml:space="preserve">Elaborado por los autores. El conteo de pruebas corresponde a la ejecución de la noche del 21 de octubre de 2026 (en la de la madrugada fueron 689); en la versión 1.0 se contaban anotaciones (unas 400).</w:t>
       </w:r>
     </w:p>
     <w:p>
@@ -12607,7 +14924,7 @@
         <w:pStyle w:val="BodyText"/>
       </w:pPr>
       <w:r>
-        <w:t xml:space="preserve">El líder de proyecto revisa los indicadores en cada retrospectiva y antes de cada implementación. Con AC-25 y AC-26 cerradas ya no quedan correctivas P0 ni P1 abiertas, por lo que se cumple el criterio de entrada E6 del Procedimiento de Implementación. Las dos correctivas abiertas (ACO-04 y ACO-13) son P2 y P3 y tienen acción registrada.</w:t>
+        <w:t xml:space="preserve">El líder de proyecto revisa los indicadores en cada retrospectiva y antes de cada implementación. Con AC-25 y AC-26 cerradas ya no quedan correctivas P0 ni P1 abiertas, por lo que se cumple el criterio de entrada E6 del Procedimiento de Implementación. Las tres correctivas abiertas (ACO-04, ACO-13 y ACO-14) son P2 y P3 y tienen acción registrada.</w:t>
       </w:r>
     </w:p>
     <w:bookmarkEnd w:id="43"/>
@@ -12863,7 +15180,7 @@
               <w:pStyle w:val="Compact"/>
             </w:pPr>
             <w:r>
-              <w:t xml:space="preserve">AC-15</w:t>
+              <w:t xml:space="preserve">AC-15, AC-45</w:t>
             </w:r>
           </w:p>
         </w:tc>
@@ -13109,6 +15426,146 @@
             </w:pPr>
             <w:r>
               <w:t xml:space="preserve">AC-37</w:t>
+            </w:r>
+          </w:p>
+        </w:tc>
+      </w:tr>
+      <w:tr>
+        <w:tc>
+          <w:tcPr/>
+          <w:p>
+            <w:pPr>
+              <w:pStyle w:val="Compact"/>
+            </w:pPr>
+            <w:r>
+              <w:t xml:space="preserve">L-13</w:t>
+            </w:r>
+          </w:p>
+        </w:tc>
+        <w:tc>
+          <w:tcPr/>
+          <w:p>
+            <w:pPr>
+              <w:pStyle w:val="Compact"/>
+            </w:pPr>
+            <w:r>
+              <w:t xml:space="preserve">Cerrar sesión tiene que dejar sin efecto el token en todos los servicios, no solo borrarlo del navegador.</w:t>
+            </w:r>
+          </w:p>
+        </w:tc>
+        <w:tc>
+          <w:tcPr/>
+          <w:p>
+            <w:pPr>
+              <w:pStyle w:val="Compact"/>
+            </w:pPr>
+            <w:r>
+              <w:t xml:space="preserve">AC-44</w:t>
+            </w:r>
+          </w:p>
+        </w:tc>
+      </w:tr>
+      <w:tr>
+        <w:tc>
+          <w:tcPr/>
+          <w:p>
+            <w:pPr>
+              <w:pStyle w:val="Compact"/>
+            </w:pPr>
+            <w:r>
+              <w:t xml:space="preserve">L-14</w:t>
+            </w:r>
+          </w:p>
+        </w:tc>
+        <w:tc>
+          <w:tcPr/>
+          <w:p>
+            <w:pPr>
+              <w:pStyle w:val="Compact"/>
+            </w:pPr>
+            <w:r>
+              <w:t xml:space="preserve">Lo que se hace a mano y lo que hace el sistema solo sobre el mismo recurso necesitan el mismo candado.</w:t>
+            </w:r>
+          </w:p>
+        </w:tc>
+        <w:tc>
+          <w:tcPr/>
+          <w:p>
+            <w:pPr>
+              <w:pStyle w:val="Compact"/>
+            </w:pPr>
+            <w:r>
+              <w:t xml:space="preserve">AC-46</w:t>
+            </w:r>
+          </w:p>
+        </w:tc>
+      </w:tr>
+      <w:tr>
+        <w:tc>
+          <w:tcPr/>
+          <w:p>
+            <w:pPr>
+              <w:pStyle w:val="Compact"/>
+            </w:pPr>
+            <w:r>
+              <w:t xml:space="preserve">L-15</w:t>
+            </w:r>
+          </w:p>
+        </w:tc>
+        <w:tc>
+          <w:tcPr/>
+          <w:p>
+            <w:pPr>
+              <w:pStyle w:val="Compact"/>
+            </w:pPr>
+            <w:r>
+              <w:t xml:space="preserve">Un respaldo solo cuenta si se comprobó que se puede restaurar.</w:t>
+            </w:r>
+          </w:p>
+        </w:tc>
+        <w:tc>
+          <w:tcPr/>
+          <w:p>
+            <w:pPr>
+              <w:pStyle w:val="Compact"/>
+            </w:pPr>
+            <w:r>
+              <w:t xml:space="preserve">AP-04, AC-52</w:t>
+            </w:r>
+          </w:p>
+        </w:tc>
+      </w:tr>
+      <w:tr>
+        <w:tc>
+          <w:tcPr/>
+          <w:p>
+            <w:pPr>
+              <w:pStyle w:val="Compact"/>
+            </w:pPr>
+            <w:r>
+              <w:t xml:space="preserve">L-16</w:t>
+            </w:r>
+          </w:p>
+        </w:tc>
+        <w:tc>
+          <w:tcPr/>
+          <w:p>
+            <w:pPr>
+              <w:pStyle w:val="Compact"/>
+            </w:pPr>
+            <w:r>
+              <w:t xml:space="preserve">El sistema no debe decidir solo algo definitivo con datos incompletos: si el operario pudo olvidar registrar el servicio, lo decide el administrador.</w:t>
+            </w:r>
+          </w:p>
+        </w:tc>
+        <w:tc>
+          <w:tcPr/>
+          <w:p>
+            <w:pPr>
+              <w:pStyle w:val="Compact"/>
+            </w:pPr>
+            <w:r>
+              <w:t xml:space="preserve">AC-53, AP-19</w:t>
             </w:r>
           </w:p>
         </w:tc>
@@ -14485,7 +16942,7 @@
               <w:pStyle w:val="Compact"/>
             </w:pPr>
             <w:r>
-              <w:t xml:space="preserve">TD-001, TD-006, TD-010</w:t>
+              <w:t xml:space="preserve">TD-001, TD-006, TD-010, TD-027</w:t>
             </w:r>
           </w:p>
         </w:tc>
@@ -14566,7 +17023,7 @@
               <w:pStyle w:val="Compact"/>
             </w:pPr>
             <w:r>
-              <w:t xml:space="preserve">AP-02</w:t>
+              <w:t xml:space="preserve">AP-02, AC-54</w:t>
             </w:r>
           </w:p>
         </w:tc>
@@ -14636,7 +17093,7 @@
               <w:pStyle w:val="Compact"/>
             </w:pPr>
             <w:r>
-              <w:t xml:space="preserve">AP-04</w:t>
+              <w:t xml:space="preserve">AP-04, AC-52</w:t>
             </w:r>
           </w:p>
         </w:tc>
@@ -14742,6 +17199,111 @@
             </w:pPr>
             <w:r>
               <w:t xml:space="preserve">AP-11</w:t>
+            </w:r>
+          </w:p>
+        </w:tc>
+      </w:tr>
+      <w:tr>
+        <w:tc>
+          <w:tcPr/>
+          <w:p>
+            <w:pPr>
+              <w:pStyle w:val="Compact"/>
+            </w:pPr>
+            <w:r>
+              <w:t xml:space="preserve">Sesiones cerradas que siguen activas</w:t>
+            </w:r>
+          </w:p>
+        </w:tc>
+        <w:tc>
+          <w:tcPr/>
+          <w:p>
+            <w:pPr>
+              <w:pStyle w:val="Compact"/>
+            </w:pPr>
+            <w:r>
+              <w:t xml:space="preserve">TD-024</w:t>
+            </w:r>
+          </w:p>
+        </w:tc>
+        <w:tc>
+          <w:tcPr/>
+          <w:p>
+            <w:pPr>
+              <w:pStyle w:val="Compact"/>
+            </w:pPr>
+            <w:r>
+              <w:t xml:space="preserve">AC-44</w:t>
+            </w:r>
+          </w:p>
+        </w:tc>
+      </w:tr>
+      <w:tr>
+        <w:tc>
+          <w:tcPr/>
+          <w:p>
+            <w:pPr>
+              <w:pStyle w:val="Compact"/>
+            </w:pPr>
+            <w:r>
+              <w:t xml:space="preserve">Agenda de reservas y operarios</w:t>
+            </w:r>
+          </w:p>
+        </w:tc>
+        <w:tc>
+          <w:tcPr/>
+          <w:p>
+            <w:pPr>
+              <w:pStyle w:val="Compact"/>
+            </w:pPr>
+            <w:r>
+              <w:t xml:space="preserve">TD-025, TD-026</w:t>
+            </w:r>
+          </w:p>
+        </w:tc>
+        <w:tc>
+          <w:tcPr/>
+          <w:p>
+            <w:pPr>
+              <w:pStyle w:val="Compact"/>
+            </w:pPr>
+            <w:r>
+              <w:t xml:space="preserve">AC-45, AC-46, AC-53, AP-19</w:t>
+            </w:r>
+          </w:p>
+        </w:tc>
+      </w:tr>
+      <w:tr>
+        <w:tc>
+          <w:tcPr/>
+          <w:p>
+            <w:pPr>
+              <w:pStyle w:val="Compact"/>
+            </w:pPr>
+            <w:r>
+              <w:t xml:space="preserve">Disponibilidad del servidor público</w:t>
+            </w:r>
+          </w:p>
+        </w:tc>
+        <w:tc>
+          <w:tcPr/>
+          <w:p>
+            <w:pPr>
+              <w:pStyle w:val="Compact"/>
+            </w:pPr>
+            <w:r>
+              <w:t xml:space="preserve">—</w:t>
+            </w:r>
+          </w:p>
+        </w:tc>
+        <w:tc>
+          <w:tcPr/>
+          <w:p>
+            <w:pPr>
+              <w:pStyle w:val="Compact"/>
+            </w:pPr>
+            <w:r>
+              <w:t xml:space="preserve">AP-16, AP-17, AP-18</w:t>
             </w:r>
           </w:p>
         </w:tc>

--- a/08_ACCIONES_CORRECTIVAS_PREVENTIVAS_Y_DE_MEJORA/ES/WORD/08_Acciones_Correctivas_Preventivas_Y_De_Mejora.docx
+++ b/08_ACCIONES_CORRECTIVAS_PREVENTIVAS_Y_DE_MEJORA/ES/WORD/08_Acciones_Correctivas_Preventivas_Y_De_Mejora.docx
@@ -2,7 +2,7 @@
 <file path=word/document.xml><?xml version="1.0" encoding="utf-8"?>
 <w:document xmlns:w="http://schemas.openxmlformats.org/wordprocessingml/2006/main" xmlns:m="http://schemas.openxmlformats.org/officeDocument/2006/math" xmlns:r="http://schemas.openxmlformats.org/officeDocument/2006/relationships" xmlns:o="urn:schemas-microsoft-com:office:office" xmlns:v="urn:schemas-microsoft-com:vml" xmlns:w10="urn:schemas-microsoft-com:office:word" xmlns:a="http://schemas.openxmlformats.org/drawingml/2006/main" xmlns:pic="http://schemas.openxmlformats.org/drawingml/2006/picture" xmlns:wp="http://schemas.openxmlformats.org/drawingml/2006/wordprocessingDrawing">
   <w:body>
-    <w:bookmarkStart w:id="46" w:name="Xc9fab65b7b5340d81e00c8ac230589404d85c61"/>
+    <w:bookmarkStart w:id="47" w:name="Xc9fab65b7b5340d81e00c8ac230589404d85c61"/>
     <w:p>
       <w:pPr>
         <w:pStyle w:val="Heading1"/>
@@ -64,7 +64,7 @@
         <w:pStyle w:val="BodyText"/>
       </w:pPr>
       <w:r>
-        <w:t xml:space="preserve">26 de octubre de 2026</w:t>
+        <w:t xml:space="preserve">27 de octubre de 2026</w:t>
       </w:r>
     </w:p>
     <w:p>
@@ -72,7 +72,7 @@
         <w:pStyle w:val="BodyText"/>
       </w:pPr>
       <w:r>
-        <w:t xml:space="preserve">Tipo de documento: Registro de acciones correctivas, preventivas y de mejoramiento (equipo de desarrollo e instructora) · Versión 3.2</w:t>
+        <w:t xml:space="preserve">Tipo de documento: Registro de acciones correctivas, preventivas y de mejoramiento (equipo de desarrollo e instructora) · Versión 3.3</w:t>
       </w:r>
     </w:p>
     <w:bookmarkStart w:id="9" w:name="control-de-versiones"/>
@@ -1023,6 +1023,96 @@
             </w:pPr>
             <w:r>
               <w:t xml:space="preserve">Conteo de pruebas del 27 de octubre de 2026 (booking 137, customer-service 83: 1 311) y pruebas de persistencia de payment en el CI (Tabla 10).</w:t>
+            </w:r>
+          </w:p>
+        </w:tc>
+        <w:tc>
+          <w:tcPr/>
+          <w:p>
+            <w:pPr>
+              <w:pStyle w:val="Compact"/>
+            </w:pPr>
+            <w:r>
+              <w:t xml:space="preserve">Equipo de desarrollo</w:t>
+            </w:r>
+          </w:p>
+        </w:tc>
+      </w:tr>
+      <w:tr>
+        <w:tc>
+          <w:tcPr/>
+          <w:p>
+            <w:pPr>
+              <w:pStyle w:val="Compact"/>
+            </w:pPr>
+            <w:r>
+              <w:t xml:space="preserve">3.3</w:t>
+            </w:r>
+          </w:p>
+        </w:tc>
+        <w:tc>
+          <w:tcPr/>
+          <w:p>
+            <w:pPr>
+              <w:pStyle w:val="Compact"/>
+            </w:pPr>
+            <w:r>
+              <w:t xml:space="preserve">2026-10-27</w:t>
+            </w:r>
+          </w:p>
+        </w:tc>
+        <w:tc>
+          <w:tcPr/>
+          <w:p>
+            <w:pPr>
+              <w:pStyle w:val="Compact"/>
+            </w:pPr>
+            <w:r>
+              <w:t xml:space="preserve">Versiones</w:t>
+            </w:r>
+            <w:r>
+              <w:t xml:space="preserve"> </w:t>
+            </w:r>
+            <w:r>
+              <w:rPr>
+                <w:i/>
+                <w:iCs/>
+              </w:rPr>
+              <w:t xml:space="preserve">v1.1.1</w:t>
+            </w:r>
+            <w:r>
+              <w:t xml:space="preserve"> </w:t>
+            </w:r>
+            <w:r>
+              <w:t xml:space="preserve">y</w:t>
+            </w:r>
+            <w:r>
+              <w:t xml:space="preserve"> </w:t>
+            </w:r>
+            <w:r>
+              <w:rPr>
+                <w:i/>
+                <w:iCs/>
+              </w:rPr>
+              <w:t xml:space="preserve">v1.1.2</w:t>
+            </w:r>
+            <w:r>
+              <w:t xml:space="preserve"> </w:t>
+            </w:r>
+            <w:r>
+              <w:t xml:space="preserve">del 27 de octubre. Se cerraron AC-91 (400 en lugar de 500 con una lista de servicios o una semana del horario inválidas), AC-92 (</w:t>
+            </w:r>
+            <w:r>
+              <w:rPr>
+                <w:rStyle w:val="VerbatimChar"/>
+              </w:rPr>
+              <w:t xml:space="preserve">bookedBy</w:t>
+            </w:r>
+            <w:r>
+              <w:t xml:space="preserve"> </w:t>
+            </w:r>
+            <w:r>
+              <w:t xml:space="preserve">visible para el cliente) y AC-93 (horas alternativas que el vehículo no podía tomar). Se abrieron ACO-42 (contacto legal de ejemplo), ACO-43 (reservas sin paginar) y ACO-44 (pantalla de historial de pagos, RF-015). Avance de ACO-24 y ACO-26; H-01 y H-02 pasan a Corregido, H-15 a Parcial (la máquina se sigue encendiendo bajo demanda y falta el monitor externo) y H-21 a Parcial (fondos en WebP). Se recalcularon la Tabla 10 (93 de 112, 1 337 pruebas), AM-18, L-19 y el Anexo C.</w:t>
             </w:r>
           </w:p>
         </w:tc>
@@ -17505,6 +17595,593 @@
           </w:p>
         </w:tc>
       </w:tr>
+      <w:tr>
+        <w:tc>
+          <w:tcPr/>
+          <w:p>
+            <w:pPr>
+              <w:pStyle w:val="Compact"/>
+            </w:pPr>
+            <w:r>
+              <w:t xml:space="preserve">AC-91</w:t>
+            </w:r>
+          </w:p>
+        </w:tc>
+        <w:tc>
+          <w:tcPr/>
+          <w:p>
+            <w:pPr>
+              <w:pStyle w:val="Compact"/>
+            </w:pPr>
+            <w:r>
+              <w:t xml:space="preserve">booking-service respondía 500 cuando la lista de servicios de una reserva traía un valor nulo o era muy larga (una lista sin tope rompía el</w:t>
+            </w:r>
+            <w:r>
+              <w:t xml:space="preserve"> </w:t>
+            </w:r>
+            <w:r>
+              <w:rPr>
+                <w:rStyle w:val="VerbatimChar"/>
+              </w:rPr>
+              <w:t xml:space="preserve">IN</w:t>
+            </w:r>
+            <w:r>
+              <w:t xml:space="preserve"> </w:t>
+            </w:r>
+            <w:r>
+              <w:t xml:space="preserve">de SQL Server), y también cuando un día de la semana del horario era inválido.</w:t>
+            </w:r>
+          </w:p>
+        </w:tc>
+        <w:tc>
+          <w:tcPr/>
+          <w:p>
+            <w:pPr>
+              <w:pStyle w:val="Compact"/>
+            </w:pPr>
+            <w:r>
+              <w:t xml:space="preserve">P3</w:t>
+            </w:r>
+          </w:p>
+        </w:tc>
+        <w:tc>
+          <w:tcPr/>
+          <w:p>
+            <w:pPr>
+              <w:pStyle w:val="Compact"/>
+            </w:pPr>
+            <w:r>
+              <w:t xml:space="preserve">La validación del cuerpo no revisaba cada elemento de la lista ni le ponía tope.</w:t>
+            </w:r>
+          </w:p>
+        </w:tc>
+        <w:tc>
+          <w:tcPr/>
+          <w:p>
+            <w:pPr>
+              <w:pStyle w:val="Compact"/>
+            </w:pPr>
+            <w:r>
+              <w:rPr>
+                <w:rStyle w:val="VerbatimChar"/>
+              </w:rPr>
+              <w:t xml:space="preserve">serviceIds</w:t>
+            </w:r>
+            <w:r>
+              <w:t xml:space="preserve"> </w:t>
+            </w:r>
+            <w:r>
+              <w:t xml:space="preserve">con</w:t>
+            </w:r>
+            <w:r>
+              <w:t xml:space="preserve"> </w:t>
+            </w:r>
+            <w:r>
+              <w:rPr>
+                <w:rStyle w:val="VerbatimChar"/>
+              </w:rPr>
+              <w:t xml:space="preserve">@NotEmpty</w:t>
+            </w:r>
+            <w:r>
+              <w:t xml:space="preserve">,</w:t>
+            </w:r>
+            <w:r>
+              <w:t xml:space="preserve"> </w:t>
+            </w:r>
+            <w:r>
+              <w:rPr>
+                <w:rStyle w:val="VerbatimChar"/>
+              </w:rPr>
+              <w:t xml:space="preserve">@Size(max = 10)</w:t>
+            </w:r>
+            <w:r>
+              <w:t xml:space="preserve"> </w:t>
+            </w:r>
+            <w:r>
+              <w:t xml:space="preserve">y elementos</w:t>
+            </w:r>
+            <w:r>
+              <w:t xml:space="preserve"> </w:t>
+            </w:r>
+            <w:r>
+              <w:rPr>
+                <w:rStyle w:val="VerbatimChar"/>
+              </w:rPr>
+              <w:t xml:space="preserve">@NotNull @Positive</w:t>
+            </w:r>
+            <w:r>
+              <w:t xml:space="preserve"> </w:t>
+            </w:r>
+            <w:r>
+              <w:t xml:space="preserve">al crear y al reprogramar (máximo 10 servicios por reserva), y validación de cada día de la semana del horario: responden 400</w:t>
+            </w:r>
+            <w:r>
+              <w:t xml:space="preserve"> </w:t>
+            </w:r>
+            <w:r>
+              <w:rPr>
+                <w:rStyle w:val="VerbatimChar"/>
+              </w:rPr>
+              <w:t xml:space="preserve">VALIDATION_ERROR</w:t>
+            </w:r>
+            <w:r>
+              <w:t xml:space="preserve">.</w:t>
+            </w:r>
+          </w:p>
+        </w:tc>
+        <w:tc>
+          <w:tcPr/>
+          <w:p>
+            <w:pPr>
+              <w:pStyle w:val="Compact"/>
+            </w:pPr>
+            <w:r>
+              <w:t xml:space="preserve">booking</w:t>
+            </w:r>
+            <w:r>
+              <w:t xml:space="preserve"> </w:t>
+            </w:r>
+            <w:r>
+              <w:rPr>
+                <w:i/>
+                <w:iCs/>
+              </w:rPr>
+              <w:t xml:space="preserve">87b25f5</w:t>
+            </w:r>
+            <w:r>
+              <w:t xml:space="preserve"> </w:t>
+            </w:r>
+            <w:r>
+              <w:t xml:space="preserve">y</w:t>
+            </w:r>
+            <w:r>
+              <w:t xml:space="preserve"> </w:t>
+            </w:r>
+            <w:r>
+              <w:rPr>
+                <w:i/>
+                <w:iCs/>
+              </w:rPr>
+              <w:t xml:space="preserve">54d4125</w:t>
+            </w:r>
+            <w:r>
+              <w:t xml:space="preserve"> </w:t>
+            </w:r>
+            <w:r>
+              <w:t xml:space="preserve">(merge</w:t>
+            </w:r>
+            <w:r>
+              <w:t xml:space="preserve"> </w:t>
+            </w:r>
+            <w:r>
+              <w:rPr>
+                <w:i/>
+                <w:iCs/>
+              </w:rPr>
+              <w:t xml:space="preserve">8032aef</w:t>
+            </w:r>
+            <w:r>
+              <w:t xml:space="preserve">);</w:t>
+            </w:r>
+            <w:r>
+              <w:t xml:space="preserve"> </w:t>
+            </w:r>
+            <w:r>
+              <w:rPr>
+                <w:rStyle w:val="VerbatimChar"/>
+              </w:rPr>
+              <w:t xml:space="preserve">BookingApiWebTest.nullOrTooManyServicesAreValidationErrors</w:t>
+            </w:r>
+            <w:r>
+              <w:t xml:space="preserve"> </w:t>
+            </w:r>
+            <w:r>
+              <w:t xml:space="preserve">y</w:t>
+            </w:r>
+            <w:r>
+              <w:t xml:space="preserve"> </w:t>
+            </w:r>
+            <w:r>
+              <w:rPr>
+                <w:rStyle w:val="VerbatimChar"/>
+              </w:rPr>
+              <w:t xml:space="preserve">anInvalidDayInTheWeekIsAValidationError</w:t>
+            </w:r>
+            <w:r>
+              <w:t xml:space="preserve">, en verde en el CI. Versión</w:t>
+            </w:r>
+            <w:r>
+              <w:t xml:space="preserve"> </w:t>
+            </w:r>
+            <w:r>
+              <w:rPr>
+                <w:i/>
+                <w:iCs/>
+              </w:rPr>
+              <w:t xml:space="preserve">v1.1.1</w:t>
+            </w:r>
+            <w:r>
+              <w:t xml:space="preserve">, desplegada el 27 de octubre.</w:t>
+            </w:r>
+          </w:p>
+        </w:tc>
+        <w:tc>
+          <w:tcPr/>
+          <w:p>
+            <w:pPr>
+              <w:pStyle w:val="Compact"/>
+            </w:pPr>
+            <w:r>
+              <w:t xml:space="preserve">Revisión del 2026-10-27</w:t>
+            </w:r>
+          </w:p>
+        </w:tc>
+        <w:tc>
+          <w:tcPr/>
+          <w:p>
+            <w:pPr>
+              <w:pStyle w:val="Compact"/>
+            </w:pPr>
+            <w:r>
+              <w:t xml:space="preserve">2026-10-27</w:t>
+            </w:r>
+          </w:p>
+        </w:tc>
+      </w:tr>
+      <w:tr>
+        <w:tc>
+          <w:tcPr/>
+          <w:p>
+            <w:pPr>
+              <w:pStyle w:val="Compact"/>
+            </w:pPr>
+            <w:r>
+              <w:t xml:space="preserve">AC-92</w:t>
+            </w:r>
+          </w:p>
+        </w:tc>
+        <w:tc>
+          <w:tcPr/>
+          <w:p>
+            <w:pPr>
+              <w:pStyle w:val="Compact"/>
+            </w:pPr>
+            <w:r>
+              <w:t xml:space="preserve">La respuesta de una reserva al cliente incluía</w:t>
+            </w:r>
+            <w:r>
+              <w:t xml:space="preserve"> </w:t>
+            </w:r>
+            <w:r>
+              <w:rPr>
+                <w:rStyle w:val="VerbatimChar"/>
+              </w:rPr>
+              <w:t xml:space="preserve">bookedBy</w:t>
+            </w:r>
+            <w:r>
+              <w:t xml:space="preserve">, el identificador de la cuenta que la creó, aunque solo lo necesita el personal.</w:t>
+            </w:r>
+          </w:p>
+        </w:tc>
+        <w:tc>
+          <w:tcPr/>
+          <w:p>
+            <w:pPr>
+              <w:pStyle w:val="Compact"/>
+            </w:pPr>
+            <w:r>
+              <w:t xml:space="preserve">P3</w:t>
+            </w:r>
+          </w:p>
+        </w:tc>
+        <w:tc>
+          <w:tcPr/>
+          <w:p>
+            <w:pPr>
+              <w:pStyle w:val="Compact"/>
+            </w:pPr>
+            <w:r>
+              <w:t xml:space="preserve">Las vistas del cliente y del personal usaban la misma conversión de la respuesta.</w:t>
+            </w:r>
+          </w:p>
+        </w:tc>
+        <w:tc>
+          <w:tcPr/>
+          <w:p>
+            <w:pPr>
+              <w:pStyle w:val="Compact"/>
+            </w:pPr>
+            <w:r>
+              <w:rPr>
+                <w:rStyle w:val="VerbatimChar"/>
+              </w:rPr>
+              <w:t xml:space="preserve">BookingResponse.from(view, includeOwner)</w:t>
+            </w:r>
+            <w:r>
+              <w:t xml:space="preserve">:</w:t>
+            </w:r>
+            <w:r>
+              <w:t xml:space="preserve"> </w:t>
+            </w:r>
+            <w:r>
+              <w:rPr>
+                <w:rStyle w:val="VerbatimChar"/>
+              </w:rPr>
+              <w:t xml:space="preserve">bookedBy</w:t>
+            </w:r>
+            <w:r>
+              <w:t xml:space="preserve"> </w:t>
+            </w:r>
+            <w:r>
+              <w:t xml:space="preserve">y el dueño del vehículo solo se llenan en las vistas del administrador y del operario.</w:t>
+            </w:r>
+          </w:p>
+        </w:tc>
+        <w:tc>
+          <w:tcPr/>
+          <w:p>
+            <w:pPr>
+              <w:pStyle w:val="Compact"/>
+            </w:pPr>
+            <w:r>
+              <w:t xml:space="preserve">booking</w:t>
+            </w:r>
+            <w:r>
+              <w:t xml:space="preserve"> </w:t>
+            </w:r>
+            <w:r>
+              <w:rPr>
+                <w:i/>
+                <w:iCs/>
+              </w:rPr>
+              <w:t xml:space="preserve">6cc2b86</w:t>
+            </w:r>
+            <w:r>
+              <w:t xml:space="preserve"> </w:t>
+            </w:r>
+            <w:r>
+              <w:t xml:space="preserve">(merge</w:t>
+            </w:r>
+            <w:r>
+              <w:t xml:space="preserve"> </w:t>
+            </w:r>
+            <w:r>
+              <w:rPr>
+                <w:i/>
+                <w:iCs/>
+              </w:rPr>
+              <w:t xml:space="preserve">04cdb94</w:t>
+            </w:r>
+            <w:r>
+              <w:t xml:space="preserve">). Versión</w:t>
+            </w:r>
+            <w:r>
+              <w:t xml:space="preserve"> </w:t>
+            </w:r>
+            <w:r>
+              <w:rPr>
+                <w:i/>
+                <w:iCs/>
+              </w:rPr>
+              <w:t xml:space="preserve">v1.1.1</w:t>
+            </w:r>
+            <w:r>
+              <w:t xml:space="preserve">, desplegada el 27 de octubre.</w:t>
+            </w:r>
+          </w:p>
+        </w:tc>
+        <w:tc>
+          <w:tcPr/>
+          <w:p>
+            <w:pPr>
+              <w:pStyle w:val="Compact"/>
+            </w:pPr>
+            <w:r>
+              <w:t xml:space="preserve">Revisión del 2026-10-27</w:t>
+            </w:r>
+          </w:p>
+        </w:tc>
+        <w:tc>
+          <w:tcPr/>
+          <w:p>
+            <w:pPr>
+              <w:pStyle w:val="Compact"/>
+            </w:pPr>
+            <w:r>
+              <w:t xml:space="preserve">2026-10-27</w:t>
+            </w:r>
+          </w:p>
+        </w:tc>
+      </w:tr>
+      <w:tr>
+        <w:tc>
+          <w:tcPr/>
+          <w:p>
+            <w:pPr>
+              <w:pStyle w:val="Compact"/>
+            </w:pPr>
+            <w:r>
+              <w:t xml:space="preserve">AC-93</w:t>
+            </w:r>
+          </w:p>
+        </w:tc>
+        <w:tc>
+          <w:tcPr/>
+          <w:p>
+            <w:pPr>
+              <w:pStyle w:val="Compact"/>
+            </w:pPr>
+            <w:r>
+              <w:t xml:space="preserve">Con la hora ocupada, booking ofrecía como alternativas horas que chocaban con otra reserva del mismo vehículo; al elegirlas, la reserva fallaba con 409</w:t>
+            </w:r>
+            <w:r>
+              <w:t xml:space="preserve"> </w:t>
+            </w:r>
+            <w:r>
+              <w:rPr>
+                <w:rStyle w:val="VerbatimChar"/>
+              </w:rPr>
+              <w:t xml:space="preserve">VEHICLE_ALREADY_BOOKED</w:t>
+            </w:r>
+            <w:r>
+              <w:t xml:space="preserve">.</w:t>
+            </w:r>
+          </w:p>
+        </w:tc>
+        <w:tc>
+          <w:tcPr/>
+          <w:p>
+            <w:pPr>
+              <w:pStyle w:val="Compact"/>
+            </w:pPr>
+            <w:r>
+              <w:t xml:space="preserve">P3</w:t>
+            </w:r>
+          </w:p>
+        </w:tc>
+        <w:tc>
+          <w:tcPr/>
+          <w:p>
+            <w:pPr>
+              <w:pStyle w:val="Compact"/>
+            </w:pPr>
+            <w:r>
+              <w:t xml:space="preserve">Las alternativas solo miraban las bahías libres, no las otras reservas del vehículo.</w:t>
+            </w:r>
+          </w:p>
+        </w:tc>
+        <w:tc>
+          <w:tcPr/>
+          <w:p>
+            <w:pPr>
+              <w:pStyle w:val="Compact"/>
+            </w:pPr>
+            <w:r>
+              <w:rPr>
+                <w:rStyle w:val="VerbatimChar"/>
+              </w:rPr>
+              <w:t xml:space="preserve">AvailabilityPolicy.withoutBusyTimes</w:t>
+            </w:r>
+            <w:r>
+              <w:t xml:space="preserve"> </w:t>
+            </w:r>
+            <w:r>
+              <w:t xml:space="preserve">quita de las alternativas las horas que se cruzan con otra reserva del mismo vehículo.</w:t>
+            </w:r>
+          </w:p>
+        </w:tc>
+        <w:tc>
+          <w:tcPr/>
+          <w:p>
+            <w:pPr>
+              <w:pStyle w:val="Compact"/>
+            </w:pPr>
+            <w:r>
+              <w:t xml:space="preserve">booking</w:t>
+            </w:r>
+            <w:r>
+              <w:t xml:space="preserve"> </w:t>
+            </w:r>
+            <w:r>
+              <w:rPr>
+                <w:i/>
+                <w:iCs/>
+              </w:rPr>
+              <w:t xml:space="preserve">578c5a1</w:t>
+            </w:r>
+            <w:r>
+              <w:t xml:space="preserve"> </w:t>
+            </w:r>
+            <w:r>
+              <w:t xml:space="preserve">y</w:t>
+            </w:r>
+            <w:r>
+              <w:t xml:space="preserve"> </w:t>
+            </w:r>
+            <w:r>
+              <w:rPr>
+                <w:i/>
+                <w:iCs/>
+              </w:rPr>
+              <w:t xml:space="preserve">da233d5</w:t>
+            </w:r>
+            <w:r>
+              <w:t xml:space="preserve"> </w:t>
+            </w:r>
+            <w:r>
+              <w:t xml:space="preserve">(merge</w:t>
+            </w:r>
+            <w:r>
+              <w:t xml:space="preserve"> </w:t>
+            </w:r>
+            <w:r>
+              <w:rPr>
+                <w:i/>
+                <w:iCs/>
+              </w:rPr>
+              <w:t xml:space="preserve">6d9c8e9</w:t>
+            </w:r>
+            <w:r>
+              <w:t xml:space="preserve">). Versión</w:t>
+            </w:r>
+            <w:r>
+              <w:t xml:space="preserve"> </w:t>
+            </w:r>
+            <w:r>
+              <w:rPr>
+                <w:i/>
+                <w:iCs/>
+              </w:rPr>
+              <w:t xml:space="preserve">v1.1.1</w:t>
+            </w:r>
+            <w:r>
+              <w:t xml:space="preserve">, desplegada el 27 de octubre.</w:t>
+            </w:r>
+          </w:p>
+        </w:tc>
+        <w:tc>
+          <w:tcPr/>
+          <w:p>
+            <w:pPr>
+              <w:pStyle w:val="Compact"/>
+            </w:pPr>
+            <w:r>
+              <w:t xml:space="preserve">Revisión del 2026-10-27</w:t>
+            </w:r>
+          </w:p>
+        </w:tc>
+        <w:tc>
+          <w:tcPr/>
+          <w:p>
+            <w:pPr>
+              <w:pStyle w:val="Compact"/>
+            </w:pPr>
+            <w:r>
+              <w:t xml:space="preserve">2026-10-27</w:t>
+            </w:r>
+          </w:p>
+        </w:tc>
+      </w:tr>
     </w:tbl>
     <w:p>
       <w:pPr>
@@ -17595,11 +18272,43 @@
         <w:t xml:space="preserve"> </w:t>
       </w:r>
       <w:r>
-        <w:t xml:space="preserve">y en producción desde el 26 de octubre de 2026 (booking-service, payment-service y la web); AC-88 es una acción preventiva y de mejora, pero se registra aquí con el número AC siguiente porque nació de un hallazgo concreto (la pregunta de la sustentación) y se cerró con evidencia.</w:t>
+        <w:t xml:space="preserve">y en producción desde el 26 de octubre de 2026 (booking-service, payment-service y la web); AC-88 es una acción preventiva y de mejora, pero se registra aquí con el número AC siguiente porque nació de un hallazgo concreto (la pregunta de la sustentación) y se cerró con evidencia. AC-91 a AC-93 están en</w:t>
+      </w:r>
+      <w:r>
+        <w:t xml:space="preserve"> </w:t>
+      </w:r>
+      <w:r>
+        <w:rPr>
+          <w:i/>
+          <w:iCs/>
+        </w:rPr>
+        <w:t xml:space="preserve">main</w:t>
+      </w:r>
+      <w:r>
+        <w:t xml:space="preserve"> </w:t>
+      </w:r>
+      <w:r>
+        <w:t xml:space="preserve">desde</w:t>
+      </w:r>
+      <w:r>
+        <w:t xml:space="preserve"> </w:t>
+      </w:r>
+      <w:r>
+        <w:rPr>
+          <w:i/>
+          <w:iCs/>
+        </w:rPr>
+        <w:t xml:space="preserve">v1.1.1</w:t>
+      </w:r>
+      <w:r>
+        <w:t xml:space="preserve"> </w:t>
+      </w:r>
+      <w:r>
+        <w:t xml:space="preserve">de booking-service (27 de octubre de 2026) y en producción desde el despliegue continuo de esa madrugada.</w:t>
       </w:r>
     </w:p>
     <w:bookmarkEnd w:id="28"/>
-    <w:bookmarkStart w:id="29" w:name="X40e7413461923ce6362a5f008ecb23d2bb6c968"/>
+    <w:bookmarkStart w:id="30" w:name="X40e7413461923ce6362a5f008ecb23d2bb6c968"/>
     <w:p>
       <w:pPr>
         <w:pStyle w:val="Heading2"/>
@@ -18024,7 +18733,7 @@
               <w:t xml:space="preserve"> </w:t>
             </w:r>
             <w:r>
-              <w:t xml:space="preserve">no está protegida en ningún repositorio (H-02). Avance al 26 de octubre de 2026: la app móvil ya tiene versión en</w:t>
+              <w:t xml:space="preserve">no está protegida en ningún repositorio (H-02). Avance al 27 de octubre de 2026: los 10 repositorios tienen su versión en</w:t>
             </w:r>
             <w:r>
               <w:t xml:space="preserve"> </w:t>
@@ -18050,7 +18759,7 @@
               <w:t xml:space="preserve">v1.1.0</w:t>
             </w:r>
             <w:r>
-              <w:t xml:space="preserve">, PR #1, y</w:t>
+              <w:t xml:space="preserve">,</w:t>
             </w:r>
             <w:r>
               <w:t xml:space="preserve"> </w:t>
@@ -18063,7 +18772,68 @@
               <w:t xml:space="preserve">v1.1.1</w:t>
             </w:r>
             <w:r>
-              <w:t xml:space="preserve">, PR #2), payment-service tiene</w:t>
+              <w:t xml:space="preserve"> </w:t>
+            </w:r>
+            <w:r>
+              <w:t xml:space="preserve">o</w:t>
+            </w:r>
+            <w:r>
+              <w:t xml:space="preserve"> </w:t>
+            </w:r>
+            <w:r>
+              <w:rPr>
+                <w:i/>
+                <w:iCs/>
+              </w:rPr>
+              <w:t xml:space="preserve">v1.1.2</w:t>
+            </w:r>
+            <w:r>
+              <w:t xml:space="preserve">),</w:t>
+            </w:r>
+            <w:r>
+              <w:t xml:space="preserve"> </w:t>
+            </w:r>
+            <w:r>
+              <w:rPr>
+                <w:i/>
+                <w:iCs/>
+              </w:rPr>
+              <w:t xml:space="preserve">main</w:t>
+            </w:r>
+            <w:r>
+              <w:t xml:space="preserve"> </w:t>
+            </w:r>
+            <w:r>
+              <w:t xml:space="preserve">está protegida en todos y el servidor público corre</w:t>
+            </w:r>
+            <w:r>
+              <w:t xml:space="preserve"> </w:t>
+            </w:r>
+            <w:r>
+              <w:rPr>
+                <w:i/>
+                <w:iCs/>
+              </w:rPr>
+              <w:t xml:space="preserve">main</w:t>
+            </w:r>
+            <w:r>
+              <w:t xml:space="preserve">; payment-service se despliega desde</w:t>
+            </w:r>
+            <w:r>
+              <w:t xml:space="preserve"> </w:t>
+            </w:r>
+            <w:r>
+              <w:rPr>
+                <w:i/>
+                <w:iCs/>
+              </w:rPr>
+              <w:t xml:space="preserve">main</w:t>
+            </w:r>
+            <w:r>
+              <w:t xml:space="preserve"> </w:t>
+            </w:r>
+            <w:r>
+              <w:t xml:space="preserve">desde</w:t>
             </w:r>
             <w:r>
               <w:t xml:space="preserve"> </w:t>
@@ -18079,36 +18849,7 @@
               <w:t xml:space="preserve"> </w:t>
             </w:r>
             <w:r>
-              <w:t xml:space="preserve">y ya se despliega desde</w:t>
-            </w:r>
-            <w:r>
-              <w:t xml:space="preserve"> </w:t>
-            </w:r>
-            <w:r>
-              <w:rPr>
-                <w:i/>
-                <w:iCs/>
-              </w:rPr>
-              <w:t xml:space="preserve">main</w:t>
-            </w:r>
-            <w:r>
-              <w:t xml:space="preserve"> </w:t>
-            </w:r>
-            <w:r>
-              <w:t xml:space="preserve">(se quitó de</w:t>
-            </w:r>
-            <w:r>
-              <w:t xml:space="preserve"> </w:t>
-            </w:r>
-            <w:r>
-              <w:rPr>
-                <w:i/>
-                <w:iCs/>
-              </w:rPr>
-              <w:t xml:space="preserve">DEVELOP_ONLY</w:t>
-            </w:r>
-            <w:r>
-              <w:t xml:space="preserve">).</w:t>
+              <w:t xml:space="preserve">de infra.</w:t>
             </w:r>
           </w:p>
         </w:tc>
@@ -18433,7 +19174,7 @@
               <w:t xml:space="preserve">e2e.yml</w:t>
             </w:r>
             <w:r>
-              <w:t xml:space="preserve">, 44 casos) existe pero solo se ha probado contra un simulador, y las 11 pruebas de integración de payment se omiten en el CI (F-01 a F-05, H-13).</w:t>
+              <w:t xml:space="preserve">, 44 casos) existe pero solo se ha probado contra un simulador, y las 19 de punta a punta locales no corren en el CI (F-01 a F-05, H-13). Avance al 27 de octubre de 2026: las 17 pruebas de integración de payment-service ya corren en el CI (job "Pruebas de integración", contra SQL Server 2022 con las migraciones de Liquibase) y las 19 de punta a punta pasaron 19 de 19 en local ese día.</w:t>
             </w:r>
           </w:p>
         </w:tc>
@@ -18455,7 +19196,7 @@
               <w:pStyle w:val="Compact"/>
             </w:pPr>
             <w:r>
-              <w:t xml:space="preserve">El CI no levanta SQL Server ni RabbitMQ y faltan las cuentas de prueba en producción.</w:t>
+              <w:t xml:space="preserve">El CI no levanta el sistema completo y faltan las cuentas de prueba en producción.</w:t>
             </w:r>
           </w:p>
         </w:tc>
@@ -18508,7 +19249,7 @@
               <w:t xml:space="preserve">allow_writes</w:t>
             </w:r>
             <w:r>
-              <w:t xml:space="preserve">) y un flujo con contenedores para las de integración.</w:t>
+              <w:t xml:space="preserve">), llevar al CI las pruebas de punta a punta y agregar pruebas de integración en los demás servicios.</w:t>
             </w:r>
           </w:p>
         </w:tc>
@@ -18551,7 +19292,7 @@
               <w:t xml:space="preserve"> </w:t>
             </w:r>
             <w:r>
-              <w:t xml:space="preserve">en verde contra Azure y las de integración ejecutadas.</w:t>
+              <w:t xml:space="preserve">en verde contra Azure, las de punta a punta en el CI y las de integración de los demás servicios ejecutadas (las de payment, cumplido).</w:t>
             </w:r>
           </w:p>
         </w:tc>
@@ -19962,6 +20703,398 @@
             </w:pPr>
             <w:r>
               <w:t xml:space="preserve">Regla implementada con su prueba y probada en vivo, o descartada con justificación.</w:t>
+            </w:r>
+          </w:p>
+        </w:tc>
+      </w:tr>
+      <w:tr>
+        <w:tc>
+          <w:tcPr/>
+          <w:p>
+            <w:pPr>
+              <w:pStyle w:val="Compact"/>
+            </w:pPr>
+            <w:r>
+              <w:t xml:space="preserve">ACO-42</w:t>
+            </w:r>
+          </w:p>
+        </w:tc>
+        <w:tc>
+          <w:tcPr/>
+          <w:p>
+            <w:pPr>
+              <w:pStyle w:val="Compact"/>
+            </w:pPr>
+            <w:r>
+              <w:t xml:space="preserve">Los Términos y Condiciones y la Política de Tratamiento de Datos de la web y de la app traen datos de contacto de ejemplo: correo</w:t>
+            </w:r>
+            <w:r>
+              <w:t xml:space="preserve"> </w:t>
+            </w:r>
+            <w:hyperlink r:id="rId29">
+              <w:r>
+                <w:rPr>
+                  <w:rStyle w:val="Hyperlink"/>
+                  <w:i/>
+                  <w:iCs/>
+                </w:rPr>
+                <w:t xml:space="preserve">datos@expresscarwash.co</w:t>
+              </w:r>
+            </w:hyperlink>
+            <w:r>
+              <w:t xml:space="preserve">, teléfono</w:t>
+            </w:r>
+            <w:r>
+              <w:t xml:space="preserve"> </w:t>
+            </w:r>
+            <w:r>
+              <w:rPr>
+                <w:i/>
+                <w:iCs/>
+              </w:rPr>
+              <w:t xml:space="preserve">+57 300 123 4567</w:t>
+            </w:r>
+            <w:r>
+              <w:t xml:space="preserve">, NIT y domicilio.</w:t>
+            </w:r>
+          </w:p>
+        </w:tc>
+        <w:tc>
+          <w:tcPr/>
+          <w:p>
+            <w:pPr>
+              <w:pStyle w:val="Compact"/>
+            </w:pPr>
+            <w:r>
+              <w:t xml:space="preserve">P2</w:t>
+            </w:r>
+          </w:p>
+        </w:tc>
+        <w:tc>
+          <w:tcPr/>
+          <w:p>
+            <w:pPr>
+              <w:pStyle w:val="Compact"/>
+            </w:pPr>
+            <w:r>
+              <w:t xml:space="preserve">Los textos legales se redactaron antes de tener los datos reales del responsable del tratamiento.</w:t>
+            </w:r>
+          </w:p>
+        </w:tc>
+        <w:tc>
+          <w:tcPr/>
+          <w:p>
+            <w:pPr>
+              <w:pStyle w:val="Compact"/>
+            </w:pPr>
+            <w:r>
+              <w:t xml:space="preserve">Reemplazar el correo, el teléfono, el NIT y el domicilio por los del lavadero en los 4 idiomas de la web y de la app.</w:t>
+            </w:r>
+          </w:p>
+        </w:tc>
+        <w:tc>
+          <w:tcPr/>
+          <w:p>
+            <w:pPr>
+              <w:pStyle w:val="Compact"/>
+            </w:pPr>
+            <w:r>
+              <w:t xml:space="preserve">Líder de proyecto</w:t>
+            </w:r>
+          </w:p>
+        </w:tc>
+        <w:tc>
+          <w:tcPr/>
+          <w:p>
+            <w:pPr>
+              <w:pStyle w:val="Compact"/>
+            </w:pPr>
+            <w:r>
+              <w:t xml:space="preserve">Alta</w:t>
+            </w:r>
+          </w:p>
+        </w:tc>
+        <w:tc>
+          <w:tcPr/>
+          <w:p>
+            <w:pPr>
+              <w:pStyle w:val="Compact"/>
+            </w:pPr>
+            <w:r>
+              <w:t xml:space="preserve">Los textos legales publicados muestran los datos reales del responsable (Ley 1581 de 2012).</w:t>
+            </w:r>
+          </w:p>
+        </w:tc>
+      </w:tr>
+      <w:tr>
+        <w:tc>
+          <w:tcPr/>
+          <w:p>
+            <w:pPr>
+              <w:pStyle w:val="Compact"/>
+            </w:pPr>
+            <w:r>
+              <w:t xml:space="preserve">ACO-43</w:t>
+            </w:r>
+          </w:p>
+        </w:tc>
+        <w:tc>
+          <w:tcPr/>
+          <w:p>
+            <w:pPr>
+              <w:pStyle w:val="Compact"/>
+            </w:pPr>
+            <w:r>
+              <w:t xml:space="preserve">Las listas de reservas no se piden por páginas:</w:t>
+            </w:r>
+            <w:r>
+              <w:t xml:space="preserve"> </w:t>
+            </w:r>
+            <w:r>
+              <w:rPr>
+                <w:i/>
+                <w:iCs/>
+              </w:rPr>
+              <w:t xml:space="preserve">GET /bookings/me</w:t>
+            </w:r>
+            <w:r>
+              <w:t xml:space="preserve"> </w:t>
+            </w:r>
+            <w:r>
+              <w:t xml:space="preserve">devuelve todas las del cliente y</w:t>
+            </w:r>
+            <w:r>
+              <w:t xml:space="preserve"> </w:t>
+            </w:r>
+            <w:r>
+              <w:rPr>
+                <w:i/>
+                <w:iCs/>
+              </w:rPr>
+              <w:t xml:space="preserve">GET /admin/bookings</w:t>
+            </w:r>
+            <w:r>
+              <w:t xml:space="preserve"> </w:t>
+            </w:r>
+            <w:r>
+              <w:t xml:space="preserve">todas las del rango, sin tope.</w:t>
+            </w:r>
+          </w:p>
+        </w:tc>
+        <w:tc>
+          <w:tcPr/>
+          <w:p>
+            <w:pPr>
+              <w:pStyle w:val="Compact"/>
+            </w:pPr>
+            <w:r>
+              <w:t xml:space="preserve">P3</w:t>
+            </w:r>
+          </w:p>
+        </w:tc>
+        <w:tc>
+          <w:tcPr/>
+          <w:p>
+            <w:pPr>
+              <w:pStyle w:val="Compact"/>
+            </w:pPr>
+            <w:r>
+              <w:t xml:space="preserve">Las pantallas se hicieron con pocos datos de prueba.</w:t>
+            </w:r>
+          </w:p>
+        </w:tc>
+        <w:tc>
+          <w:tcPr/>
+          <w:p>
+            <w:pPr>
+              <w:pStyle w:val="Compact"/>
+            </w:pPr>
+            <w:r>
+              <w:t xml:space="preserve">Agregar</w:t>
+            </w:r>
+            <w:r>
+              <w:t xml:space="preserve"> </w:t>
+            </w:r>
+            <w:r>
+              <w:rPr>
+                <w:i/>
+                <w:iCs/>
+              </w:rPr>
+              <w:t xml:space="preserve">page</w:t>
+            </w:r>
+            <w:r>
+              <w:t xml:space="preserve"> </w:t>
+            </w:r>
+            <w:r>
+              <w:t xml:space="preserve">y</w:t>
+            </w:r>
+            <w:r>
+              <w:t xml:space="preserve"> </w:t>
+            </w:r>
+            <w:r>
+              <w:rPr>
+                <w:i/>
+                <w:iCs/>
+              </w:rPr>
+              <w:t xml:space="preserve">size</w:t>
+            </w:r>
+            <w:r>
+              <w:t xml:space="preserve"> </w:t>
+            </w:r>
+            <w:r>
+              <w:t xml:space="preserve">a las dos rutas y pedirlas por páginas en la web y en la app.</w:t>
+            </w:r>
+          </w:p>
+        </w:tc>
+        <w:tc>
+          <w:tcPr/>
+          <w:p>
+            <w:pPr>
+              <w:pStyle w:val="Compact"/>
+            </w:pPr>
+            <w:r>
+              <w:t xml:space="preserve">Líder de frontend (booking-service)</w:t>
+            </w:r>
+          </w:p>
+        </w:tc>
+        <w:tc>
+          <w:tcPr/>
+          <w:p>
+            <w:pPr>
+              <w:pStyle w:val="Compact"/>
+            </w:pPr>
+            <w:r>
+              <w:t xml:space="preserve">Media</w:t>
+            </w:r>
+          </w:p>
+        </w:tc>
+        <w:tc>
+          <w:tcPr/>
+          <w:p>
+            <w:pPr>
+              <w:pStyle w:val="Compact"/>
+            </w:pPr>
+            <w:r>
+              <w:t xml:space="preserve">Las listas de reservas cargan por páginas con datos reales.</w:t>
+            </w:r>
+          </w:p>
+        </w:tc>
+      </w:tr>
+      <w:tr>
+        <w:tc>
+          <w:tcPr/>
+          <w:p>
+            <w:pPr>
+              <w:pStyle w:val="Compact"/>
+            </w:pPr>
+            <w:r>
+              <w:t xml:space="preserve">ACO-44</w:t>
+            </w:r>
+          </w:p>
+        </w:tc>
+        <w:tc>
+          <w:tcPr/>
+          <w:p>
+            <w:pPr>
+              <w:pStyle w:val="Compact"/>
+            </w:pPr>
+            <w:r>
+              <w:t xml:space="preserve">La web no tiene pantalla de historial de pagos (RF-015 parcial):</w:t>
+            </w:r>
+            <w:r>
+              <w:t xml:space="preserve"> </w:t>
+            </w:r>
+            <w:r>
+              <w:rPr>
+                <w:i/>
+                <w:iCs/>
+              </w:rPr>
+              <w:t xml:space="preserve">/client/history</w:t>
+            </w:r>
+            <w:r>
+              <w:t xml:space="preserve"> </w:t>
+            </w:r>
+            <w:r>
+              <w:t xml:space="preserve">es el historial de reservas y nadie usa los filtros de</w:t>
+            </w:r>
+            <w:r>
+              <w:t xml:space="preserve"> </w:t>
+            </w:r>
+            <w:r>
+              <w:rPr>
+                <w:i/>
+                <w:iCs/>
+              </w:rPr>
+              <w:t xml:space="preserve">GET /payments/me</w:t>
+            </w:r>
+            <w:r>
+              <w:t xml:space="preserve">.</w:t>
+            </w:r>
+          </w:p>
+        </w:tc>
+        <w:tc>
+          <w:tcPr/>
+          <w:p>
+            <w:pPr>
+              <w:pStyle w:val="Compact"/>
+            </w:pPr>
+            <w:r>
+              <w:t xml:space="preserve">P3</w:t>
+            </w:r>
+          </w:p>
+        </w:tc>
+        <w:tc>
+          <w:tcPr/>
+          <w:p>
+            <w:pPr>
+              <w:pStyle w:val="Compact"/>
+            </w:pPr>
+            <w:r>
+              <w:t xml:space="preserve">El historial de pagos se cubrió con el estado del pago en cada reserva.</w:t>
+            </w:r>
+          </w:p>
+        </w:tc>
+        <w:tc>
+          <w:tcPr/>
+          <w:p>
+            <w:pPr>
+              <w:pStyle w:val="Compact"/>
+            </w:pPr>
+            <w:r>
+              <w:t xml:space="preserve">Pantalla de historial de pagos del cliente con los filtros de fecha y servicio de la API.</w:t>
+            </w:r>
+          </w:p>
+        </w:tc>
+        <w:tc>
+          <w:tcPr/>
+          <w:p>
+            <w:pPr>
+              <w:pStyle w:val="Compact"/>
+            </w:pPr>
+            <w:r>
+              <w:t xml:space="preserve">Líder de frontend</w:t>
+            </w:r>
+          </w:p>
+        </w:tc>
+        <w:tc>
+          <w:tcPr/>
+          <w:p>
+            <w:pPr>
+              <w:pStyle w:val="Compact"/>
+            </w:pPr>
+            <w:r>
+              <w:t xml:space="preserve">Media</w:t>
+            </w:r>
+          </w:p>
+        </w:tc>
+        <w:tc>
+          <w:tcPr/>
+          <w:p>
+            <w:pPr>
+              <w:pStyle w:val="Compact"/>
+            </w:pPr>
+            <w:r>
+              <w:t xml:space="preserve">RF-015 implementado y con su caso de prueba en verde.</w:t>
             </w:r>
           </w:p>
         </w:tc>
@@ -19982,11 +21115,11 @@
         <w:t xml:space="preserve"> </w:t>
       </w:r>
       <w:r>
-        <w:t xml:space="preserve">Elaborado por los autores a partir del backlog técnico, del anexo B del Manual Técnico y de la verificación del código. ACO-01 a ACO-03 y ACO-05 a ACO-12 pasaron a la Tabla 6 como AC-24 a AC-34, y ACO-14 como AC-55 (23 de octubre de 2026). El 24 de octubre de 2026 se cerraron ACO-15 a ACO-18, ACO-20 a ACO-23, ACO-27, ACO-29, ACO-31 y ACO-32 (AC-73 a AC-84) y se abrieron ACO-33 a ACO-40 con los pendientes de la revisión cruzada final de ese día. El 26 de octubre de 2026 se abrió ACO-41, la mejora pendiente del pago al reservar, y esa noche se cerró ACO-19 como AC-90 (primera corrida del despliegue continuo).</w:t>
+        <w:t xml:space="preserve">Elaborado por los autores a partir del backlog técnico, del anexo B del Manual Técnico y de la verificación del código. ACO-01 a ACO-03 y ACO-05 a ACO-12 pasaron a la Tabla 6 como AC-24 a AC-34, y ACO-14 como AC-55 (23 de octubre de 2026). El 24 de octubre de 2026 se cerraron ACO-15 a ACO-18, ACO-20 a ACO-23, ACO-27, ACO-29, ACO-31 y ACO-32 (AC-73 a AC-84) y se abrieron ACO-33 a ACO-40 con los pendientes de la revisión cruzada final de ese día. El 26 de octubre de 2026 se abrió ACO-41, la mejora pendiente del pago al reservar, y esa noche se cerró ACO-19 como AC-90 (primera corrida del despliegue continuo). El 27 de octubre de 2026 se abrieron ACO-42 a ACO-44 con pendientes reales que no estaban registrados.</w:t>
       </w:r>
     </w:p>
-    <w:bookmarkEnd w:id="29"/>
-    <w:bookmarkStart w:id="30" w:name="X78db4e0559d79713e0c774182626f49a94d51c0"/>
+    <w:bookmarkEnd w:id="30"/>
+    <w:bookmarkStart w:id="31" w:name="X78db4e0559d79713e0c774182626f49a94d51c0"/>
     <w:p>
       <w:pPr>
         <w:pStyle w:val="Heading2"/>
@@ -22084,8 +23217,8 @@
         <w:t xml:space="preserve">Elaborado por los autores a partir del registro de riesgos, el backlog técnico y la política de seguridad del proyecto.</w:t>
       </w:r>
     </w:p>
-    <w:bookmarkEnd w:id="30"/>
-    <w:bookmarkStart w:id="31" w:name="Xcd8519f8b9c50d5640a6d9f752bbb7dec7967c7"/>
+    <w:bookmarkEnd w:id="31"/>
+    <w:bookmarkStart w:id="32" w:name="Xcd8519f8b9c50d5640a6d9f752bbb7dec7967c7"/>
     <w:p>
       <w:pPr>
         <w:pStyle w:val="Heading2"/>
@@ -23781,7 +24914,7 @@
               <w:pStyle w:val="Compact"/>
             </w:pPr>
             <w:r>
-              <w:t xml:space="preserve">En ejecución (2026-10-24): la web tiene 212 pruebas en 66 archivos, con cobertura en el CI (guard e interceptor reales, pago con cupón, refresco y traducciones de los 4 idiomas), y la app 73 pruebas en 25 suites (ACO-26)</w:t>
+              <w:t xml:space="preserve">En ejecución (2026-10-27): la web tiene 242 pruebas en 68 archivos, con cobertura en el CI (guard e interceptor reales, pago con cupón, refresco y traducciones de los 4 idiomas), y la app 106 pruebas (ACO-26)</w:t>
             </w:r>
           </w:p>
         </w:tc>
@@ -23911,8 +25044,8 @@
         <w:t xml:space="preserve">Elaborado por los autores a partir de la evolución recomendada del Manual Técnico, de los ADR y de las limitaciones documentadas en los manuales.</w:t>
       </w:r>
     </w:p>
-    <w:bookmarkEnd w:id="31"/>
-    <w:bookmarkStart w:id="32" w:name="X86e5ba012ab28e17029ae8638eb1449874db791"/>
+    <w:bookmarkEnd w:id="32"/>
+    <w:bookmarkStart w:id="33" w:name="X86e5ba012ab28e17029ae8638eb1449874db791"/>
     <w:p>
       <w:pPr>
         <w:pStyle w:val="Heading2"/>
@@ -24001,7 +25134,7 @@
               <w:pStyle w:val="Compact"/>
             </w:pPr>
             <w:r>
-              <w:t xml:space="preserve">Valor al 2026-10-26</w:t>
+              <w:t xml:space="preserve">Valor al 2026-10-27</w:t>
             </w:r>
           </w:p>
         </w:tc>
@@ -24047,7 +25180,7 @@
               <w:pStyle w:val="Compact"/>
             </w:pPr>
             <w:r>
-              <w:t xml:space="preserve">90 / 106 = 85 % (el 2026-10-26 por la tarde eran 89 / 106; al 2026-10-24, 87 / 103; al 2026-10-23, 72 / 92; al 2026-10-21, 54 / 57)</w:t>
+              <w:t xml:space="preserve">93 / 112 = 83 % (el 2026-10-26 eran 90 / 106 y por la tarde 89 / 106; al 2026-10-24, 87 / 103; al 2026-10-23, 72 / 92; al 2026-10-21, 54 / 57)</w:t>
             </w:r>
           </w:p>
         </w:tc>
@@ -24277,7 +25410,23 @@
               <w:pStyle w:val="Compact"/>
             </w:pPr>
             <w:r>
-              <w:t xml:space="preserve">Al 26 de octubre de 2026 cambiaron booking (133), payment-service (247, sin las de integración), la web (239) y la app móvil (100); con los demás artefactos del último CI del 24 de octubre, 1 306 sin el proyecto de infraestructura de payment (el 24 de octubre eran 1 187 con el mismo criterio y 1 192 con él); el 27 de octubre de 2026 booking subió a 137 y customer-service a 83, para 1 311 con el mismo criterio, y las 11 pruebas de persistencia de payment empezaron a correr en el CI contra SQL Server. Además, la prueba en vivo del pago al reservar del 26 de octubre (11 pruebas, 2 de ellas fallas simuladas), 19 de punta a punta el 21 de octubre y 42 casos funcionales el 19 de octubre</w:t>
+              <w:t xml:space="preserve">1 337 en el CI de</w:t>
+            </w:r>
+            <w:r>
+              <w:t xml:space="preserve"> </w:t>
+            </w:r>
+            <w:r>
+              <w:rPr>
+                <w:i/>
+                <w:iCs/>
+              </w:rPr>
+              <w:t xml:space="preserve">main</w:t>
+            </w:r>
+            <w:r>
+              <w:t xml:space="preserve"> </w:t>
+            </w:r>
+            <w:r>
+              <w:t xml:space="preserve">del 27 de octubre de 2026, todas aprobadas: gateway 62, security-service 200, customer-service 83, booking-service 137, operations-service 110, notification-service 133, payment-service 264 (con las 17 de integración, que corren contra SQL Server), web 242 y app móvil 106; las 19 de punta a punta pasaron en local ese día. Antes: al 26 de octubre de 2026 cambiaron booking (133), payment-service (247, sin las de integración), la web (239) y la app móvil (100); con los demás artefactos del último CI del 24 de octubre, 1 306 sin el proyecto de infraestructura de payment (el 24 de octubre eran 1 187 con el mismo criterio y 1 192 con él); el 27 de octubre de 2026 booking subió a 137 y customer-service a 83, para 1 311 con el mismo criterio, y las pruebas de persistencia de payment empezaron a correr en el CI contra SQL Server. Además, la prueba en vivo del pago al reservar del 26 de octubre (11 pruebas, 2 de ellas fallas simuladas) y 42 casos funcionales el 19 de octubre</w:t>
             </w:r>
           </w:p>
         </w:tc>
@@ -24327,7 +25476,23 @@
         <w:t xml:space="preserve">v1.0.0</w:t>
       </w:r>
       <w:r>
-        <w:t xml:space="preserve">, 757; el 21 de octubre, 707); en la versión 1.0 se contaban anotaciones (unas 400). El 26 de octubre de 2026 se agregaron los conteos de booking, payment, la web y la app móvil (documento de Pruebas, Tabla 5f). Las correctivas registradas cuentan AC-01 a AC-90 (AC-88 es preventiva y de mejora, pero tiene número AC) y las 16 ACO abiertas.</w:t>
+        <w:t xml:space="preserve">, 757; el 21 de octubre, 707); en la versión 1.0 se contaban anotaciones (unas 400). El 26 de octubre de 2026 se agregaron los conteos de booking, payment, la web y la app móvil (documento de Pruebas, Tabla 5f). El 27 de octubre de 2026 se tomó el conteo del CI de</w:t>
+      </w:r>
+      <w:r>
+        <w:t xml:space="preserve"> </w:t>
+      </w:r>
+      <w:r>
+        <w:rPr>
+          <w:i/>
+          <w:iCs/>
+        </w:rPr>
+        <w:t xml:space="preserve">main</w:t>
+      </w:r>
+      <w:r>
+        <w:t xml:space="preserve"> </w:t>
+      </w:r>
+      <w:r>
+        <w:t xml:space="preserve">(Tabla 5f del documento de Pruebas). Las correctivas registradas cuentan AC-01 a AC-93 (AC-88 es preventiva y de mejora, pero tiene número AC) y las 19 ACO abiertas.</w:t>
       </w:r>
     </w:p>
     <w:p>
@@ -24335,7 +25500,7 @@
         <w:pStyle w:val="BodyText"/>
       </w:pPr>
       <w:r>
-        <w:t xml:space="preserve">El líder de proyecto revisa los indicadores en cada retrospectiva y antes de cada implementación. Al 26 de octubre de 2026 hay 16 correctivas abiertas (ACO-04, ACO-13, ACO-24 a ACO-26, ACO-28, ACO-30 y ACO-33 a ACO-41), todas P2 o P3 y con acción registrada. Como no queda ninguna P0 ni P1,</w:t>
+        <w:t xml:space="preserve">El líder de proyecto revisa los indicadores en cada retrospectiva y antes de cada implementación. Al 27 de octubre de 2026 hay 19 correctivas abiertas (ACO-04, ACO-13, ACO-24 a ACO-26, ACO-28, ACO-30 y ACO-33 a ACO-44), todas P2 o P3 y con acción registrada. Como no queda ninguna P0 ni P1,</w:t>
       </w:r>
       <w:r>
         <w:t xml:space="preserve"> </w:t>
@@ -24354,8 +25519,8 @@
         <w:t xml:space="preserve">del Procedimiento de Implementación. La de mayor prioridad es ACO-33 (la cola de pagos de la web sin paginar), que conviene cerrar antes de cargar datos reales.</w:t>
       </w:r>
     </w:p>
-    <w:bookmarkEnd w:id="32"/>
-    <w:bookmarkStart w:id="33" w:name="X173bd5d09978259708c7f06c143033a05267301"/>
+    <w:bookmarkEnd w:id="33"/>
+    <w:bookmarkStart w:id="34" w:name="X173bd5d09978259708c7f06c143033a05267301"/>
     <w:p>
       <w:pPr>
         <w:pStyle w:val="Heading2"/>
@@ -25086,7 +26251,7 @@
               <w:pStyle w:val="Compact"/>
             </w:pPr>
             <w:r>
-              <w:t xml:space="preserve">Una migración no está probada hasta que el servicio lee y escribe la tabla en SQL Server real: las pruebas unitarias, que corren sin base, no ven los choques de tipos entre la base, el controlador y Hibernate. La prueba en vivo después de desplegar encontró el de la 047; por eso siguen pendientes las pruebas de integración contra SQL Server en el CI (RNF-003, ACO-26 y AP-07), y se mantiene la prueba en vivo después de cada despliegue.</w:t>
+              <w:t xml:space="preserve">Una migración no está probada hasta que el servicio lee y escribe la tabla en SQL Server real: las pruebas unitarias, que corren sin base, no ven los choques de tipos entre la base, el controlador y Hibernate. La prueba en vivo después de desplegar encontró el de la 047; desde el 27 de octubre de 2026 las pruebas de integración de payment-service corren en el CI contra SQL Server 2022 con las migraciones de Liquibase, y siguen pendientes las de los demás servicios (RNF-003, ACO-26 y AP-07); se mantiene la prueba en vivo después de cada despliegue.</w:t>
             </w:r>
           </w:p>
         </w:tc>
@@ -25156,8 +26321,8 @@
         <w:t xml:space="preserve">Elaborado por los autores a partir del registro de riesgos cerrados y de las acciones de este documento.</w:t>
       </w:r>
     </w:p>
-    <w:bookmarkEnd w:id="33"/>
-    <w:bookmarkStart w:id="34" w:name="X3a75c7a5baabb45e35c6e20772041d4521aa901"/>
+    <w:bookmarkEnd w:id="34"/>
+    <w:bookmarkStart w:id="35" w:name="X3a75c7a5baabb45e35c6e20772041d4521aa901"/>
     <w:p>
       <w:pPr>
         <w:pStyle w:val="Heading2"/>
@@ -25534,8 +26699,8 @@
         <w:t xml:space="preserve">Elaborado por los autores a partir de ISO (2015), ISO et al. (2022) y la documentación del proyecto.</w:t>
       </w:r>
     </w:p>
-    <w:bookmarkEnd w:id="34"/>
-    <w:bookmarkStart w:id="40" w:name="referencias"/>
+    <w:bookmarkEnd w:id="35"/>
+    <w:bookmarkStart w:id="41" w:name="referencias"/>
     <w:p>
       <w:pPr>
         <w:pStyle w:val="Heading2"/>
@@ -25567,7 +26732,7 @@
       <w:r>
         <w:t xml:space="preserve"> </w:t>
       </w:r>
-      <w:hyperlink r:id="rId35">
+      <w:hyperlink r:id="rId36">
         <w:r>
           <w:rPr>
             <w:rStyle w:val="Hyperlink"/>
@@ -25602,7 +26767,7 @@
       <w:r>
         <w:t xml:space="preserve"> </w:t>
       </w:r>
-      <w:hyperlink r:id="rId36">
+      <w:hyperlink r:id="rId37">
         <w:r>
           <w:rPr>
             <w:rStyle w:val="Hyperlink"/>
@@ -25637,7 +26802,7 @@
       <w:r>
         <w:t xml:space="preserve"> </w:t>
       </w:r>
-      <w:hyperlink r:id="rId37">
+      <w:hyperlink r:id="rId38">
         <w:r>
           <w:rPr>
             <w:rStyle w:val="Hyperlink"/>
@@ -25672,7 +26837,7 @@
       <w:r>
         <w:t xml:space="preserve"> </w:t>
       </w:r>
-      <w:hyperlink r:id="rId38">
+      <w:hyperlink r:id="rId39">
         <w:r>
           <w:rPr>
             <w:rStyle w:val="Hyperlink"/>
@@ -25707,7 +26872,7 @@
       <w:r>
         <w:t xml:space="preserve"> </w:t>
       </w:r>
-      <w:hyperlink r:id="rId39">
+      <w:hyperlink r:id="rId40">
         <w:r>
           <w:rPr>
             <w:rStyle w:val="Hyperlink"/>
@@ -25740,8 +26905,8 @@
         <w:t xml:space="preserve">[Material de formación no publicado]. Programa Tecnólogo en Análisis y Desarrollo de Software.</w:t>
       </w:r>
     </w:p>
-    <w:bookmarkEnd w:id="40"/>
-    <w:bookmarkStart w:id="45" w:name="X80374023b9d947eb20399d56be3213a42593cc0"/>
+    <w:bookmarkEnd w:id="41"/>
+    <w:bookmarkStart w:id="46" w:name="X80374023b9d947eb20399d56be3213a42593cc0"/>
     <w:p>
       <w:pPr>
         <w:pStyle w:val="Heading2"/>
@@ -25750,7 +26915,7 @@
         <w:t xml:space="preserve">16. Anexos</w:t>
       </w:r>
     </w:p>
-    <w:bookmarkStart w:id="41" w:name="X83e9da9037f47fcb82a612c05124ac27f0e01cf"/>
+    <w:bookmarkStart w:id="42" w:name="X83e9da9037f47fcb82a612c05124ac27f0e01cf"/>
     <w:p>
       <w:pPr>
         <w:pStyle w:val="Heading3"/>
@@ -26121,8 +27286,8 @@
         </w:tc>
       </w:tr>
     </w:tbl>
-    <w:bookmarkEnd w:id="41"/>
-    <w:bookmarkStart w:id="42" w:name="X112f2429ad1faee61fdf2304ee7b0818a0af9da"/>
+    <w:bookmarkEnd w:id="42"/>
+    <w:bookmarkStart w:id="43" w:name="X112f2429ad1faee61fdf2304ee7b0818a0af9da"/>
     <w:p>
       <w:pPr>
         <w:pStyle w:val="Heading3"/>
@@ -26372,8 +27537,8 @@
         <w:t xml:space="preserve">Elaborado por los autores a partir del riesgo cerrado C-001 del proyecto.</w:t>
       </w:r>
     </w:p>
-    <w:bookmarkEnd w:id="42"/>
-    <w:bookmarkStart w:id="43" w:name="X2c1eb3f1767303462186d11ebea0962790b8f8a"/>
+    <w:bookmarkEnd w:id="43"/>
+    <w:bookmarkStart w:id="44" w:name="X2c1eb3f1767303462186d11ebea0962790b8f8a"/>
     <w:p>
       <w:pPr>
         <w:pStyle w:val="Heading3"/>
@@ -26870,7 +28035,7 @@
               <w:pStyle w:val="Compact"/>
             </w:pPr>
             <w:r>
-              <w:t xml:space="preserve">AC-45, AC-46, AC-53, AP-19</w:t>
+              <w:t xml:space="preserve">AC-45, AC-46, AC-53, AC-91, AC-93, AP-19, ACO-43</w:t>
             </w:r>
           </w:p>
         </w:tc>
@@ -26975,7 +28140,7 @@
               <w:pStyle w:val="Compact"/>
             </w:pPr>
             <w:r>
-              <w:t xml:space="preserve">AC-26, AC-37</w:t>
+              <w:t xml:space="preserve">AC-26, AC-37, AC-92, ACO-42</w:t>
             </w:r>
           </w:p>
         </w:tc>
@@ -26999,8 +28164,8 @@
         <w:t xml:space="preserve">Elaborado por los autores a partir del registro de riesgos y del backlog técnico del proyecto.</w:t>
       </w:r>
     </w:p>
-    <w:bookmarkEnd w:id="43"/>
-    <w:bookmarkStart w:id="44" w:name="anexo-d-evaluación-del-instructor"/>
+    <w:bookmarkEnd w:id="44"/>
+    <w:bookmarkStart w:id="45" w:name="anexo-d-evaluación-del-instructor"/>
     <w:p>
       <w:pPr>
         <w:pStyle w:val="Heading3"/>
@@ -27027,7 +28192,7 @@
         <w:t xml:space="preserve">85/100, juicio A</w:t>
       </w:r>
       <w:r>
-        <w:t xml:space="preserve">. Los cinco flujos principales (sesión, reserva, pago, ejecución del operario y avisos) quedaron completos. Las dimensiones más bajas fueron Documentación y trazabilidad (59,0), Proceso y colaboración (68,4), API y contratos (76,7) y Pruebas (78,8); el repositorio de documentación no estaba entre los que revisó. La Tabla 16 registra sus 25 hallazgos y su estado al 24 de octubre de 2026, con</w:t>
+        <w:t xml:space="preserve">. Los cinco flujos principales (sesión, reserva, pago, ejecución del operario y avisos) quedaron completos. Las dimensiones más bajas fueron Documentación y trazabilidad (59,0), Proceso y colaboración (68,4), API y contratos (76,7) y Pruebas (78,8); el repositorio de documentación no estaba entre los que revisó. La Tabla 16 registra sus 25 hallazgos y su estado al 27 de octubre de 2026, con</w:t>
       </w:r>
       <w:r>
         <w:t xml:space="preserve"> </w:t>
@@ -27037,13 +28202,13 @@
           <w:i/>
           <w:iCs/>
         </w:rPr>
-        <w:t xml:space="preserve">develop</w:t>
+        <w:t xml:space="preserve">main</w:t>
       </w:r>
       <w:r>
         <w:t xml:space="preserve"> </w:t>
       </w:r>
       <w:r>
-        <w:t xml:space="preserve">desplegado en producción ese día: 9 corregidos, 8 parciales, 6 abiertos, 1 aceptado como riesgo y 1 que no se puede corregir (el 23 de octubre eran 5, 7, 12, 0 y 1).</w:t>
+        <w:t xml:space="preserve">en producción: 11 corregidos, 7 parciales, 5 abiertos, 1 aceptado como riesgo y 1 que no se puede corregir (el 24 de octubre eran 9, 8, 6, 1 y 1; el 23 de octubre, 5, 7, 12, 0 y 1).</w:t>
       </w:r>
     </w:p>
     <w:p>
@@ -27127,7 +28292,7 @@
               <w:pStyle w:val="Compact"/>
             </w:pPr>
             <w:r>
-              <w:t xml:space="preserve">Estado al 2026-10-24</w:t>
+              <w:t xml:space="preserve">Estado al 2026-10-27</w:t>
             </w:r>
           </w:p>
         </w:tc>
@@ -27194,28 +28359,18 @@
               <w:pStyle w:val="Compact"/>
             </w:pPr>
             <w:r>
-              <w:t xml:space="preserve">Parcial</w:t>
-            </w:r>
-          </w:p>
-        </w:tc>
-        <w:tc>
-          <w:tcPr/>
-          <w:p>
-            <w:pPr>
-              <w:pStyle w:val="Compact"/>
-            </w:pPr>
-            <w:r>
-              <w:rPr>
-                <w:i/>
-                <w:iCs/>
-              </w:rPr>
-              <w:t xml:space="preserve">v1.0.0</w:t>
-            </w:r>
-            <w:r>
-              <w:t xml:space="preserve"> </w:t>
-            </w:r>
-            <w:r>
-              <w:t xml:space="preserve">en 9 repositorios: 8 desde el 23 de octubre y payment-service desde el 24 (PR #2 fusionado,</w:t>
+              <w:t xml:space="preserve">Corregido</w:t>
+            </w:r>
+          </w:p>
+        </w:tc>
+        <w:tc>
+          <w:tcPr/>
+          <w:p>
+            <w:pPr>
+              <w:pStyle w:val="Compact"/>
+            </w:pPr>
+            <w:r>
+              <w:t xml:space="preserve">Los 10 repositorios tienen su versión en</w:t>
             </w:r>
             <w:r>
               <w:t xml:space="preserve"> </w:t>
@@ -27228,39 +28383,7 @@
               <w:t xml:space="preserve">main</w:t>
             </w:r>
             <w:r>
-              <w:t xml:space="preserve"> </w:t>
-            </w:r>
-            <w:r>
-              <w:t xml:space="preserve">igual a</w:t>
-            </w:r>
-            <w:r>
-              <w:t xml:space="preserve"> </w:t>
-            </w:r>
-            <w:r>
-              <w:rPr>
-                <w:i/>
-                <w:iCs/>
-              </w:rPr>
-              <w:t xml:space="preserve">develop</w:t>
-            </w:r>
-            <w:r>
-              <w:t xml:space="preserve">); en los otros 8,</w:t>
-            </w:r>
-            <w:r>
-              <w:t xml:space="preserve"> </w:t>
-            </w:r>
-            <w:r>
-              <w:rPr>
-                <w:i/>
-                <w:iCs/>
-              </w:rPr>
-              <w:t xml:space="preserve">develop</w:t>
-            </w:r>
-            <w:r>
-              <w:t xml:space="preserve"> </w:t>
-            </w:r>
-            <w:r>
-              <w:t xml:space="preserve">va adelante con las 128 ramas del 24 de octubre a la espera de</w:t>
+              <w:t xml:space="preserve">:</w:t>
             </w:r>
             <w:r>
               <w:t xml:space="preserve"> </w:t>
@@ -27273,7 +28396,58 @@
               <w:t xml:space="preserve">v1.1.0</w:t>
             </w:r>
             <w:r>
-              <w:t xml:space="preserve">; falta la app (PR #1 abierto, ACO-24).</w:t>
+              <w:t xml:space="preserve"> </w:t>
+            </w:r>
+            <w:r>
+              <w:t xml:space="preserve">(26 de octubre) en el gateway, security, operations y notification;</w:t>
+            </w:r>
+            <w:r>
+              <w:t xml:space="preserve"> </w:t>
+            </w:r>
+            <w:r>
+              <w:rPr>
+                <w:i/>
+                <w:iCs/>
+              </w:rPr>
+              <w:t xml:space="preserve">v1.1.1</w:t>
+            </w:r>
+            <w:r>
+              <w:t xml:space="preserve"> </w:t>
+            </w:r>
+            <w:r>
+              <w:t xml:space="preserve">(27 de octubre) en customer y booking, y</w:t>
+            </w:r>
+            <w:r>
+              <w:t xml:space="preserve"> </w:t>
+            </w:r>
+            <w:r>
+              <w:rPr>
+                <w:i/>
+                <w:iCs/>
+              </w:rPr>
+              <w:t xml:space="preserve">v1.1.2</w:t>
+            </w:r>
+            <w:r>
+              <w:t xml:space="preserve"> </w:t>
+            </w:r>
+            <w:r>
+              <w:t xml:space="preserve">(27 de octubre) en la web, la app móvil, payment e infra. Producción corre</w:t>
+            </w:r>
+            <w:r>
+              <w:t xml:space="preserve"> </w:t>
+            </w:r>
+            <w:r>
+              <w:rPr>
+                <w:i/>
+                <w:iCs/>
+              </w:rPr>
+              <w:t xml:space="preserve">main</w:t>
+            </w:r>
+            <w:r>
+              <w:t xml:space="preserve"> </w:t>
+            </w:r>
+            <w:r>
+              <w:t xml:space="preserve">por despliegue continuo (AC-90).</w:t>
             </w:r>
           </w:p>
         </w:tc>
@@ -27319,7 +28493,7 @@
               <w:pStyle w:val="Compact"/>
             </w:pPr>
             <w:r>
-              <w:t xml:space="preserve">Parcial</w:t>
+              <w:t xml:space="preserve">Corregido</w:t>
             </w:r>
           </w:p>
         </w:tc>
@@ -27340,7 +28514,7 @@
               <w:t xml:space="preserve"> </w:t>
             </w:r>
             <w:r>
-              <w:t xml:space="preserve">protegida (CI y revisión) en 8 repositorios; el PR #2 de payment se revisó y se fusionó el 24 de octubre, con el CI y SonarCloud en verde, y la app tiene abierto el PR #1;</w:t>
+              <w:t xml:space="preserve">protegida en los 10 repositorios: solo recibe cambios por PR con la aprobación de otro integrante y el CI en verde; cada versión entra por un PR «Release» aprobado (las del 27 de octubre de customer, booking, payment e infra las aprobó Brayan Patiño). Queda proteger</w:t>
             </w:r>
             <w:r>
               <w:t xml:space="preserve"> </w:t>
@@ -27356,7 +28530,7 @@
               <w:t xml:space="preserve"> </w:t>
             </w:r>
             <w:r>
-              <w:t xml:space="preserve">no está protegida (ACO-24).</w:t>
+              <w:t xml:space="preserve">(ACO-24).</w:t>
             </w:r>
           </w:p>
         </w:tc>
@@ -27413,7 +28587,7 @@
               <w:pStyle w:val="Compact"/>
             </w:pPr>
             <w:r>
-              <w:t xml:space="preserve">212 pruebas en 66 archivos, con el guard y el interceptor reales, el pago con cupón, el refresco y las traducciones, y cobertura en el CI (web</w:t>
+              <w:t xml:space="preserve">242 pruebas en 68 archivos al 27 de octubre, con el guard y el interceptor reales, el pago con cupón, el refresco y las traducciones, y cobertura en el CI (web</w:t>
             </w:r>
             <w:r>
               <w:t xml:space="preserve"> </w:t>
@@ -27496,7 +28670,7 @@
               <w:pStyle w:val="Compact"/>
             </w:pPr>
             <w:r>
-              <w:t xml:space="preserve">73 pruebas en 25 suites con</w:t>
+              <w:t xml:space="preserve">106 pruebas con</w:t>
             </w:r>
             <w:r>
               <w:t xml:space="preserve"> </w:t>
@@ -27512,7 +28686,23 @@
               <w:t xml:space="preserve"> </w:t>
             </w:r>
             <w:r>
-              <w:t xml:space="preserve">en el CI, entre ellas el pago (</w:t>
+              <w:t xml:space="preserve">en el CI de</w:t>
+            </w:r>
+            <w:r>
+              <w:t xml:space="preserve"> </w:t>
+            </w:r>
+            <w:r>
+              <w:rPr>
+                <w:i/>
+                <w:iCs/>
+              </w:rPr>
+              <w:t xml:space="preserve">main</w:t>
+            </w:r>
+            <w:r>
+              <w:t xml:space="preserve"> </w:t>
+            </w:r>
+            <w:r>
+              <w:t xml:space="preserve">al 27 de octubre, entre ellas el pago (</w:t>
             </w:r>
             <w:r>
               <w:rPr>
@@ -28236,7 +29426,7 @@
               <w:t xml:space="preserve">573d10b</w:t>
             </w:r>
             <w:r>
-              <w:t xml:space="preserve">); falta correrla contra Azure con las cuentas de prueba (ACO-26).</w:t>
+              <w:t xml:space="preserve">); las 17 de integración de payment corren en el CI desde el 27 de octubre y las 19 de punta a punta pasaron 19 de 19 en local ese día, pero todavía no corren solas en el CI ni se ha corrido la batería contra Azure con las cuentas de prueba (ACO-26).</w:t>
             </w:r>
           </w:p>
         </w:tc>
@@ -28391,7 +29581,7 @@
               <w:pStyle w:val="Compact"/>
             </w:pPr>
             <w:r>
-              <w:t xml:space="preserve">Corregido</w:t>
+              <w:t xml:space="preserve">Parcial</w:t>
             </w:r>
           </w:p>
         </w:tc>
@@ -28434,7 +29624,7 @@
               <w:t xml:space="preserve"> </w:t>
             </w:r>
             <w:r>
-              <w:t xml:space="preserve">y comprueba la web y la API (AM-17, AC-90).</w:t>
+              <w:t xml:space="preserve">y comprueba la web y la API (AM-17, AC-90). Falta lo de la disponibilidad: la máquina se sigue encendiendo bajo demanda y no hay un monitor externo que avise si el sitio se cae (UptimeRobot, pendiente; R-011, AP-16 a AP-18).</w:t>
             </w:r>
           </w:p>
         </w:tc>
@@ -28824,18 +30014,44 @@
               <w:pStyle w:val="Compact"/>
             </w:pPr>
             <w:r>
-              <w:t xml:space="preserve">Abierto</w:t>
-            </w:r>
-          </w:p>
-        </w:tc>
-        <w:tc>
-          <w:tcPr/>
-          <w:p>
-            <w:pPr>
-              <w:pStyle w:val="Compact"/>
-            </w:pPr>
-            <w:r>
-              <w:t xml:space="preserve">Deuda técnica.</w:t>
+              <w:t xml:space="preserve">Parcial</w:t>
+            </w:r>
+          </w:p>
+        </w:tc>
+        <w:tc>
+          <w:tcPr/>
+          <w:p>
+            <w:pPr>
+              <w:pStyle w:val="Compact"/>
+            </w:pPr>
+            <w:r>
+              <w:t xml:space="preserve">Los fondos de la portada y del ingreso se sirven en WebP y se quitó una imagen sin uso (web</w:t>
+            </w:r>
+            <w:r>
+              <w:t xml:space="preserve"> </w:t>
+            </w:r>
+            <w:r>
+              <w:rPr>
+                <w:i/>
+                <w:iCs/>
+              </w:rPr>
+              <w:t xml:space="preserve">a117d7f</w:t>
+            </w:r>
+            <w:r>
+              <w:t xml:space="preserve">,</w:t>
+            </w:r>
+            <w:r>
+              <w:t xml:space="preserve"> </w:t>
+            </w:r>
+            <w:r>
+              <w:rPr>
+                <w:i/>
+                <w:iCs/>
+              </w:rPr>
+              <w:t xml:space="preserve">v1.1.2</w:t>
+            </w:r>
+            <w:r>
+              <w:t xml:space="preserve">); quedan imágenes por optimizar (deuda técnica).</w:t>
             </w:r>
           </w:p>
         </w:tc>
@@ -29161,9 +30377,9 @@
         <w:t xml:space="preserve">Elaborado por los autores a partir de la evaluación extremo a extremo del instructor (corte del 20 de octubre de 2026), de la revisión del sistema del 23 de octubre y de la auditoría de cierre del 24 de octubre de 2026.</w:t>
       </w:r>
     </w:p>
-    <w:bookmarkEnd w:id="44"/>
     <w:bookmarkEnd w:id="45"/>
     <w:bookmarkEnd w:id="46"/>
+    <w:bookmarkEnd w:id="47"/>
     <w:sectPr>
       <w:footnotePr>
         <w:numRestart w:val="eachSect"/>

--- a/08_ACCIONES_CORRECTIVAS_PREVENTIVAS_Y_DE_MEJORA/ES/WORD/08_Acciones_Correctivas_Preventivas_Y_De_Mejora.docx
+++ b/08_ACCIONES_CORRECTIVAS_PREVENTIVAS_Y_DE_MEJORA/ES/WORD/08_Acciones_Correctivas_Preventivas_Y_De_Mejora.docx
@@ -72,7 +72,7 @@
         <w:pStyle w:val="BodyText"/>
       </w:pPr>
       <w:r>
-        <w:t xml:space="preserve">Tipo de documento: Registro de acciones correctivas, preventivas y de mejoramiento (equipo de desarrollo e instructora) · Versión 3.3</w:t>
+        <w:t xml:space="preserve">Tipo de documento: Registro de acciones correctivas, preventivas y de mejoramiento (equipo de desarrollo e instructora) · Versión 3.4</w:t>
       </w:r>
     </w:p>
     <w:bookmarkStart w:id="9" w:name="control-de-versiones"/>
@@ -1113,6 +1113,52 @@
             </w:r>
             <w:r>
               <w:t xml:space="preserve">visible para el cliente) y AC-93 (horas alternativas que el vehículo no podía tomar). Se abrieron ACO-42 (contacto legal de ejemplo), ACO-43 (reservas sin paginar) y ACO-44 (pantalla de historial de pagos, RF-015). Avance de ACO-24 y ACO-26; H-01 y H-02 pasan a Corregido, H-15 a Parcial (la máquina se sigue encendiendo bajo demanda y falta el monitor externo) y H-21 a Parcial (fondos en WebP). Se recalcularon la Tabla 10 (93 de 112, 1 337 pruebas), AM-18, L-19 y el Anexo C.</w:t>
+            </w:r>
+          </w:p>
+        </w:tc>
+        <w:tc>
+          <w:tcPr/>
+          <w:p>
+            <w:pPr>
+              <w:pStyle w:val="Compact"/>
+            </w:pPr>
+            <w:r>
+              <w:t xml:space="preserve">Equipo de desarrollo</w:t>
+            </w:r>
+          </w:p>
+        </w:tc>
+      </w:tr>
+      <w:tr>
+        <w:tc>
+          <w:tcPr/>
+          <w:p>
+            <w:pPr>
+              <w:pStyle w:val="Compact"/>
+            </w:pPr>
+            <w:r>
+              <w:t xml:space="preserve">3.4</w:t>
+            </w:r>
+          </w:p>
+        </w:tc>
+        <w:tc>
+          <w:tcPr/>
+          <w:p>
+            <w:pPr>
+              <w:pStyle w:val="Compact"/>
+            </w:pPr>
+            <w:r>
+              <w:t xml:space="preserve">2026-10-27</w:t>
+            </w:r>
+          </w:p>
+        </w:tc>
+        <w:tc>
+          <w:tcPr/>
+          <w:p>
+            <w:pPr>
+              <w:pStyle w:val="Compact"/>
+            </w:pPr>
+            <w:r>
+              <w:t xml:space="preserve">ACO-25: avance del 27 de octubre en payment-service (contraseñas fuera del código, sin credenciales por defecto y revisión del historial). Sigue abierta hasta rotar las contraseñas.</w:t>
             </w:r>
           </w:p>
         </w:tc>
@@ -19074,7 +19120,78 @@
               <w:t xml:space="preserve">b63f85a</w:t>
             </w:r>
             <w:r>
-              <w:t xml:space="preserve">).</w:t>
+              <w:t xml:space="preserve">). El 27 de octubre (payment-service PR #15, sale en</w:t>
+            </w:r>
+            <w:r>
+              <w:t xml:space="preserve"> </w:t>
+            </w:r>
+            <w:r>
+              <w:rPr>
+                <w:i/>
+                <w:iCs/>
+              </w:rPr>
+              <w:t xml:space="preserve">v1.1.3</w:t>
+            </w:r>
+            <w:r>
+              <w:t xml:space="preserve">) salieron del código las contraseñas de las cuentas demo del script de punta a punta, el servicio dejó de usar credenciales por defecto (</w:t>
+            </w:r>
+            <w:r>
+              <w:rPr>
+                <w:i/>
+                <w:iCs/>
+              </w:rPr>
+              <w:t xml:space="preserve">DB_PASSWORD</w:t>
+            </w:r>
+            <w:r>
+              <w:t xml:space="preserve"> </w:t>
+            </w:r>
+            <w:r>
+              <w:t xml:space="preserve">y RabbitMQ) y</w:t>
+            </w:r>
+            <w:r>
+              <w:t xml:space="preserve"> </w:t>
+            </w:r>
+            <w:r>
+              <w:rPr>
+                <w:i/>
+                <w:iCs/>
+              </w:rPr>
+              <w:t xml:space="preserve">.gitignore</w:t>
+            </w:r>
+            <w:r>
+              <w:t xml:space="preserve"> </w:t>
+            </w:r>
+            <w:r>
+              <w:t xml:space="preserve">cubre cualquier</w:t>
+            </w:r>
+            <w:r>
+              <w:t xml:space="preserve"> </w:t>
+            </w:r>
+            <w:r>
+              <w:rPr>
+                <w:i/>
+                <w:iCs/>
+              </w:rPr>
+              <w:t xml:space="preserve">.env.*</w:t>
+            </w:r>
+            <w:r>
+              <w:t xml:space="preserve">; la revisión de los 99 commits encontró en el historial dos contraseñas antiguas de SQL Server y las de las cuentas demo, ninguna igual a las del</w:t>
+            </w:r>
+            <w:r>
+              <w:t xml:space="preserve"> </w:t>
+            </w:r>
+            <w:r>
+              <w:rPr>
+                <w:i/>
+                <w:iCs/>
+              </w:rPr>
+              <w:t xml:space="preserve">.env</w:t>
+            </w:r>
+            <w:r>
+              <w:t xml:space="preserve"> </w:t>
+            </w:r>
+            <w:r>
+              <w:t xml:space="preserve">local.</w:t>
             </w:r>
           </w:p>
         </w:tc>
